--- a/llm-count-study/ISR_online_appendix.docx
+++ b/llm-count-study/ISR_online_appendix.docx
@@ -25658,28 +25658,7 @@
         <w:pStyle w:val="FirstParagraph"/>
       </w:pPr>
       <w:r>
-        <w:t xml:space="preserve">All code, the pilot grid runner, the demographic-ceiling script, the analysis scripts, and the tables and figures used here are in the project repository (</w:t>
-      </w:r>
-      <w:r>
-        <w:rPr>
-          <w:rStyle w:val="VerbatimChar"/>
-        </w:rPr>
-        <w:t xml:space="preserve">ooklee-sudo/fluffy-meme</w:t>
-      </w:r>
-      <w:r>
-        <w:t xml:space="preserve">, folder</w:t>
-      </w:r>
-      <w:r>
-        <w:t xml:space="preserve"> </w:t>
-      </w:r>
-      <w:r>
-        <w:rPr>
-          <w:rStyle w:val="VerbatimChar"/>
-        </w:rPr>
-        <w:t xml:space="preserve">llm-count-study</w:t>
-      </w:r>
-      <w:r>
-        <w:t xml:space="preserve">). Raw model responses are saved with each run. Household-level Complete Journey data are not redistributed; the code reads them from the public package files.</w:t>
+        <w:t xml:space="preserve">All code, the pilot grid runner, the demographic-ceiling script, the analysis scripts, and the tables and figures used here are in an anonymized project repository (the link will be provided after the review process to preserve double-blind review). Raw model responses are saved with each run. Household-level Complete Journey data are not redistributed; the code reads them from the public package files.</w:t>
       </w:r>
     </w:p>
     <w:bookmarkEnd w:id="22"/>
@@ -28067,13 +28046,32 @@
       </m:oMath>
     </w:p>
     <w:bookmarkEnd w:id="23"/>
-    <w:sectPr/>
+    <w:sectPr>
+      <w:footerReference w:type="default" r:id="rId9"/>
+      <w:pgMar w:left="1440" w:right="1440" w:top="1440" w:bottom="1440"/>
+    </w:sectPr>
   </w:body>
 </w:document>
 </file>
 
 <file path=word/comments.xml><?xml version="1.0" encoding="utf-8"?>
 <w:comments xmlns:w="http://schemas.openxmlformats.org/wordprocessingml/2006/main" xmlns:m="http://schemas.openxmlformats.org/officeDocument/2006/math" xmlns:r="http://schemas.openxmlformats.org/officeDocument/2006/relationships" xmlns:o="urn:schemas-microsoft-com:office:office" xmlns:v="urn:schemas-microsoft-com:vml" xmlns:w10="urn:schemas-microsoft-com:office:word" xmlns:a="http://schemas.openxmlformats.org/drawingml/2006/main" xmlns:pic="http://schemas.openxmlformats.org/drawingml/2006/picture" xmlns:wp="http://schemas.openxmlformats.org/drawingml/2006/wordprocessingDrawing"/>
+</file>
+
+<file path=word/footer1.xml><?xml version="1.0" encoding="utf-8"?>
+<w:ftr xmlns:m="http://schemas.openxmlformats.org/officeDocument/2006/math" xmlns:mc="http://schemas.openxmlformats.org/markup-compatibility/2006" xmlns:mo="http://schemas.microsoft.com/office/mac/office/2008/main" xmlns:mv="urn:schemas-microsoft-com:mac:vml" xmlns:o="urn:schemas-microsoft-com:office:office" xmlns:r="http://schemas.openxmlformats.org/officeDocument/2006/relationships" xmlns:v="urn:schemas-microsoft-com:vml" xmlns:w10="urn:schemas-microsoft-com:office:word" xmlns:w14="http://schemas.microsoft.com/office/word/2010/wordml" xmlns:w="http://schemas.openxmlformats.org/wordprocessingml/2006/main" xmlns:wne="http://schemas.microsoft.com/office/word/2006/wordml" xmlns:wp14="http://schemas.microsoft.com/office/word/2010/wordprocessingDrawing" xmlns:wp="http://schemas.openxmlformats.org/drawingml/2006/wordprocessingDrawing" xmlns:wpc="http://schemas.microsoft.com/office/word/2010/wordprocessingCanvas" xmlns:wpg="http://schemas.microsoft.com/office/word/2010/wordprocessingGroup" xmlns:wpi="http://schemas.microsoft.com/office/word/2010/wordprocessingInk" xmlns:wps="http://schemas.microsoft.com/office/word/2010/wordprocessingShape" mc:Ignorable="w14 wp14">
+  <w:p>
+    <w:pPr>
+      <w:pStyle w:val="Footer"/>
+      <w:jc w:val="center"/>
+    </w:pPr>
+    <w:r>
+      <w:fldChar w:fldCharType="begin"/>
+      <w:instrText xml:space="preserve"> PAGE </w:instrText>
+      <w:fldChar w:fldCharType="end"/>
+    </w:r>
+  </w:p>
+</w:ftr>
 </file>
 
 <file path=word/footnotes.xml><?xml version="1.0" encoding="utf-8"?>

--- a/llm-count-study/ISR_online_appendix.docx
+++ b/llm-count-study/ISR_online_appendix.docx
@@ -25643,6 +25643,7772 @@
         <w:t xml:space="preserve">Table B3. Persona experiment with real household demographics, 600 household-windows per cell. Reference row: real distribution of the 801 households (10,413 household-windows). * the 95% bootstrap interval excludes the reference value.</w:t>
       </w:r>
     </w:p>
+    <w:tbl>
+      <w:tblPr>
+        <w:tblStyle w:val="Table"/>
+        <w:tblW w:type="pct" w:w="5000"/>
+        <w:tblLook w:firstRow="1" w:lastRow="0" w:firstColumn="0" w:lastColumn="0" w:noHBand="0" w:noVBand="0" w:val="0020"/>
+        <w:jc w:val="start"/>
+        <w:tblBorders>
+          <w:top w:val="single" w:sz="4" w:color="808080"/>
+          <w:bottom w:val="single" w:sz="4" w:color="808080"/>
+          <w:insideH w:val="single" w:sz="4" w:color="808080"/>
+        </w:tblBorders>
+      </w:tblPr>
+      <w:tblGrid>
+        <w:gridCol w:w="879"/>
+        <w:gridCol w:w="879"/>
+        <w:gridCol w:w="879"/>
+        <w:gridCol w:w="879"/>
+        <w:gridCol w:w="879"/>
+        <w:gridCol w:w="879"/>
+        <w:gridCol w:w="879"/>
+        <w:gridCol w:w="879"/>
+        <w:gridCol w:w="879"/>
+      </w:tblGrid>
+      <w:tr>
+        <w:trPr>
+          <w:tblHeader w:val="true"/>
+        </w:trPr>
+        <w:tc>
+          <w:tcPr/>
+          <w:p>
+            <w:pPr>
+              <w:pStyle w:val="Compact"/>
+              <w:spacing w:before="20" w:after="20" w:line="240" w:lineRule="auto"/>
+              <w:ind w:firstLine="0"/>
+              <w:jc w:val="left"/>
+            </w:pPr>
+            <w:r>
+              <w:rPr>
+                <w:rFonts w:ascii="Times New Roman" w:hAnsi="Times New Roman"/>
+                <w:b/>
+                <w:sz w:val="17"/>
+              </w:rPr>
+              <w:t xml:space="preserve">Model</w:t>
+            </w:r>
+          </w:p>
+        </w:tc>
+        <w:tc>
+          <w:tcPr/>
+          <w:p>
+            <w:pPr>
+              <w:pStyle w:val="Compact"/>
+              <w:spacing w:before="20" w:after="20" w:line="240" w:lineRule="auto"/>
+              <w:ind w:firstLine="0"/>
+              <w:jc w:val="left"/>
+            </w:pPr>
+            <w:r>
+              <w:rPr>
+                <w:rFonts w:ascii="Times New Roman" w:hAnsi="Times New Roman"/>
+                <w:b/>
+                <w:sz w:val="17"/>
+              </w:rPr>
+              <w:t xml:space="preserve">Prompt</w:t>
+            </w:r>
+          </w:p>
+        </w:tc>
+        <w:tc>
+          <w:tcPr/>
+          <w:p>
+            <w:pPr>
+              <w:pStyle w:val="Compact"/>
+              <w:spacing w:before="20" w:after="20" w:line="240" w:lineRule="auto"/>
+              <w:ind w:firstLine="0"/>
+              <w:jc w:val="left"/>
+            </w:pPr>
+            <w:r>
+              <w:rPr>
+                <w:rFonts w:ascii="Times New Roman" w:hAnsi="Times New Roman"/>
+                <w:b/>
+                <w:sz w:val="17"/>
+              </w:rPr>
+              <w:t xml:space="preserve">Outcome</w:t>
+            </w:r>
+          </w:p>
+        </w:tc>
+        <w:tc>
+          <w:tcPr/>
+          <w:p>
+            <w:pPr>
+              <w:pStyle w:val="Compact"/>
+              <w:spacing w:before="20" w:after="20" w:line="240" w:lineRule="auto"/>
+              <w:ind w:firstLine="0"/>
+              <w:jc w:val="left"/>
+            </w:pPr>
+            <w:r>
+              <w:rPr>
+                <w:rFonts w:ascii="Times New Roman" w:hAnsi="Times New Roman"/>
+                <w:b/>
+                <w:sz w:val="17"/>
+              </w:rPr>
+              <w:t xml:space="preserve">No email</w:t>
+            </w:r>
+          </w:p>
+        </w:tc>
+        <w:tc>
+          <w:tcPr/>
+          <w:p>
+            <w:pPr>
+              <w:pStyle w:val="Compact"/>
+              <w:spacing w:before="20" w:after="20" w:line="240" w:lineRule="auto"/>
+              <w:ind w:firstLine="0"/>
+              <w:jc w:val="left"/>
+            </w:pPr>
+            <w:r>
+              <w:rPr>
+                <w:rFonts w:ascii="Times New Roman" w:hAnsi="Times New Roman"/>
+                <w:b/>
+                <w:sz w:val="17"/>
+              </w:rPr>
+              <w:t xml:space="preserve">Lift, men’s email [95% CI]</w:t>
+            </w:r>
+          </w:p>
+        </w:tc>
+        <w:tc>
+          <w:tcPr/>
+          <w:p>
+            <w:pPr>
+              <w:pStyle w:val="Compact"/>
+              <w:spacing w:before="20" w:after="20" w:line="240" w:lineRule="auto"/>
+              <w:ind w:firstLine="0"/>
+              <w:jc w:val="left"/>
+            </w:pPr>
+            <w:r>
+              <w:rPr>
+                <w:rFonts w:ascii="Times New Roman" w:hAnsi="Times New Roman"/>
+                <w:b/>
+                <w:sz w:val="17"/>
+              </w:rPr>
+              <w:t xml:space="preserve">Lift, women’s email [95% CI]</w:t>
+            </w:r>
+          </w:p>
+        </w:tc>
+        <w:tc>
+          <w:tcPr/>
+          <w:p>
+            <w:pPr>
+              <w:pStyle w:val="Compact"/>
+              <w:spacing w:before="20" w:after="20" w:line="240" w:lineRule="auto"/>
+              <w:ind w:firstLine="0"/>
+              <w:jc w:val="left"/>
+            </w:pPr>
+            <w:r>
+              <w:rPr>
+                <w:rFonts w:ascii="Times New Roman" w:hAnsi="Times New Roman"/>
+                <w:b/>
+                <w:sz w:val="17"/>
+              </w:rPr>
+              <w:t xml:space="preserve">Gap men minus women [95% CI]</w:t>
+            </w:r>
+          </w:p>
+        </w:tc>
+        <w:tc>
+          <w:tcPr/>
+          <w:p>
+            <w:pPr>
+              <w:pStyle w:val="Compact"/>
+              <w:spacing w:before="20" w:after="20" w:line="240" w:lineRule="auto"/>
+              <w:ind w:firstLine="0"/>
+              <w:jc w:val="left"/>
+            </w:pPr>
+            <w:r>
+              <w:rPr>
+                <w:rFonts w:ascii="Times New Roman" w:hAnsi="Times New Roman"/>
+                <w:b/>
+                <w:sz w:val="17"/>
+              </w:rPr>
+              <w:t xml:space="preserve">RR men</w:t>
+            </w:r>
+          </w:p>
+        </w:tc>
+        <w:tc>
+          <w:tcPr/>
+          <w:p>
+            <w:pPr>
+              <w:pStyle w:val="Compact"/>
+              <w:spacing w:before="20" w:after="20" w:line="240" w:lineRule="auto"/>
+              <w:ind w:firstLine="0"/>
+              <w:jc w:val="left"/>
+            </w:pPr>
+            <w:r>
+              <w:rPr>
+                <w:rFonts w:ascii="Times New Roman" w:hAnsi="Times New Roman"/>
+                <w:b/>
+                <w:sz w:val="17"/>
+              </w:rPr>
+              <w:t xml:space="preserve">RR women</w:t>
+            </w:r>
+          </w:p>
+        </w:tc>
+      </w:tr>
+      <w:tr>
+        <w:tc>
+          <w:tcPr/>
+          <w:p>
+            <w:pPr>
+              <w:pStyle w:val="Compact"/>
+              <w:spacing w:before="20" w:after="20" w:line="240" w:lineRule="auto"/>
+              <w:ind w:firstLine="0"/>
+              <w:jc w:val="left"/>
+            </w:pPr>
+            <w:r>
+              <w:rPr>
+                <w:rFonts w:ascii="Times New Roman" w:hAnsi="Times New Roman"/>
+                <w:sz w:val="17"/>
+              </w:rPr>
+              <w:t xml:space="preserve">Real (randomized)</w:t>
+            </w:r>
+          </w:p>
+        </w:tc>
+        <w:tc>
+          <w:tcPr/>
+          <w:p>
+            <w:pPr>
+              <w:pStyle w:val="Compact"/>
+              <w:spacing w:before="20" w:after="20" w:line="240" w:lineRule="auto"/>
+              <w:ind w:firstLine="0"/>
+            </w:pPr>
+          </w:p>
+        </w:tc>
+        <w:tc>
+          <w:tcPr/>
+          <w:p>
+            <w:pPr>
+              <w:pStyle w:val="Compact"/>
+              <w:spacing w:before="20" w:after="20" w:line="240" w:lineRule="auto"/>
+              <w:ind w:firstLine="0"/>
+              <w:jc w:val="left"/>
+            </w:pPr>
+            <w:r>
+              <w:rPr>
+                <w:rFonts w:ascii="Times New Roman" w:hAnsi="Times New Roman"/>
+                <w:sz w:val="17"/>
+              </w:rPr>
+              <w:t xml:space="preserve">visit</w:t>
+            </w:r>
+          </w:p>
+        </w:tc>
+        <w:tc>
+          <w:tcPr/>
+          <w:p>
+            <w:pPr>
+              <w:pStyle w:val="Compact"/>
+              <w:spacing w:before="20" w:after="20" w:line="240" w:lineRule="auto"/>
+              <w:ind w:firstLine="0"/>
+              <w:jc w:val="left"/>
+            </w:pPr>
+            <w:r>
+              <w:rPr>
+                <w:rFonts w:ascii="Times New Roman" w:hAnsi="Times New Roman"/>
+                <w:sz w:val="17"/>
+              </w:rPr>
+              <w:t xml:space="preserve">0.106</w:t>
+            </w:r>
+          </w:p>
+        </w:tc>
+        <w:tc>
+          <w:tcPr/>
+          <w:p>
+            <w:pPr>
+              <w:pStyle w:val="Compact"/>
+              <w:spacing w:before="20" w:after="20" w:line="240" w:lineRule="auto"/>
+              <w:ind w:firstLine="0"/>
+              <w:jc w:val="left"/>
+            </w:pPr>
+            <w:r>
+              <w:rPr>
+                <w:rFonts w:ascii="Times New Roman" w:hAnsi="Times New Roman"/>
+                <w:sz w:val="17"/>
+              </w:rPr>
+              <w:t xml:space="preserve">+0.077 [+0.070, +0.083]</w:t>
+            </w:r>
+          </w:p>
+        </w:tc>
+        <w:tc>
+          <w:tcPr/>
+          <w:p>
+            <w:pPr>
+              <w:pStyle w:val="Compact"/>
+              <w:spacing w:before="20" w:after="20" w:line="240" w:lineRule="auto"/>
+              <w:ind w:firstLine="0"/>
+              <w:jc w:val="left"/>
+            </w:pPr>
+            <w:r>
+              <w:rPr>
+                <w:rFonts w:ascii="Times New Roman" w:hAnsi="Times New Roman"/>
+                <w:sz w:val="17"/>
+              </w:rPr>
+              <w:t xml:space="preserve">+0.045 [+0.039, +0.052]</w:t>
+            </w:r>
+          </w:p>
+        </w:tc>
+        <w:tc>
+          <w:tcPr/>
+          <w:p>
+            <w:pPr>
+              <w:pStyle w:val="Compact"/>
+              <w:spacing w:before="20" w:after="20" w:line="240" w:lineRule="auto"/>
+              <w:ind w:firstLine="0"/>
+              <w:jc w:val="left"/>
+            </w:pPr>
+            <w:r>
+              <w:rPr>
+                <w:rFonts w:ascii="Times New Roman" w:hAnsi="Times New Roman"/>
+                <w:sz w:val="17"/>
+              </w:rPr>
+              <w:t xml:space="preserve">+0.031 [+0.024, +0.038]</w:t>
+            </w:r>
+          </w:p>
+        </w:tc>
+        <w:tc>
+          <w:tcPr/>
+          <w:p>
+            <w:pPr>
+              <w:pStyle w:val="Compact"/>
+              <w:spacing w:before="20" w:after="20" w:line="240" w:lineRule="auto"/>
+              <w:ind w:firstLine="0"/>
+              <w:jc w:val="left"/>
+            </w:pPr>
+            <w:r>
+              <w:rPr>
+                <w:rFonts w:ascii="Times New Roman" w:hAnsi="Times New Roman"/>
+                <w:sz w:val="17"/>
+              </w:rPr>
+              <w:t xml:space="preserve">1.72</w:t>
+            </w:r>
+          </w:p>
+        </w:tc>
+        <w:tc>
+          <w:tcPr/>
+          <w:p>
+            <w:pPr>
+              <w:pStyle w:val="Compact"/>
+              <w:spacing w:before="20" w:after="20" w:line="240" w:lineRule="auto"/>
+              <w:ind w:firstLine="0"/>
+              <w:jc w:val="left"/>
+            </w:pPr>
+            <w:r>
+              <w:rPr>
+                <w:rFonts w:ascii="Times New Roman" w:hAnsi="Times New Roman"/>
+                <w:sz w:val="17"/>
+              </w:rPr>
+              <w:t xml:space="preserve">1.43</w:t>
+            </w:r>
+          </w:p>
+        </w:tc>
+      </w:tr>
+      <w:tr>
+        <w:tc>
+          <w:tcPr/>
+          <w:p>
+            <w:pPr>
+              <w:pStyle w:val="Compact"/>
+              <w:spacing w:before="20" w:after="20" w:line="240" w:lineRule="auto"/>
+              <w:ind w:firstLine="0"/>
+              <w:jc w:val="left"/>
+            </w:pPr>
+            <w:r>
+              <w:rPr>
+                <w:rFonts w:ascii="Times New Roman" w:hAnsi="Times New Roman"/>
+                <w:sz w:val="17"/>
+              </w:rPr>
+              <w:t xml:space="preserve">Real (randomized)</w:t>
+            </w:r>
+          </w:p>
+        </w:tc>
+        <w:tc>
+          <w:tcPr/>
+          <w:p>
+            <w:pPr>
+              <w:pStyle w:val="Compact"/>
+              <w:spacing w:before="20" w:after="20" w:line="240" w:lineRule="auto"/>
+              <w:ind w:firstLine="0"/>
+            </w:pPr>
+          </w:p>
+        </w:tc>
+        <w:tc>
+          <w:tcPr/>
+          <w:p>
+            <w:pPr>
+              <w:pStyle w:val="Compact"/>
+              <w:spacing w:before="20" w:after="20" w:line="240" w:lineRule="auto"/>
+              <w:ind w:firstLine="0"/>
+              <w:jc w:val="left"/>
+            </w:pPr>
+            <w:r>
+              <w:rPr>
+                <w:rFonts w:ascii="Times New Roman" w:hAnsi="Times New Roman"/>
+                <w:sz w:val="17"/>
+              </w:rPr>
+              <w:t xml:space="preserve">purchase</w:t>
+            </w:r>
+          </w:p>
+        </w:tc>
+        <w:tc>
+          <w:tcPr/>
+          <w:p>
+            <w:pPr>
+              <w:pStyle w:val="Compact"/>
+              <w:spacing w:before="20" w:after="20" w:line="240" w:lineRule="auto"/>
+              <w:ind w:firstLine="0"/>
+              <w:jc w:val="left"/>
+            </w:pPr>
+            <w:r>
+              <w:rPr>
+                <w:rFonts w:ascii="Times New Roman" w:hAnsi="Times New Roman"/>
+                <w:sz w:val="17"/>
+              </w:rPr>
+              <w:t xml:space="preserve">0.0057</w:t>
+            </w:r>
+          </w:p>
+        </w:tc>
+        <w:tc>
+          <w:tcPr/>
+          <w:p>
+            <w:pPr>
+              <w:pStyle w:val="Compact"/>
+              <w:spacing w:before="20" w:after="20" w:line="240" w:lineRule="auto"/>
+              <w:ind w:firstLine="0"/>
+              <w:jc w:val="left"/>
+            </w:pPr>
+            <w:r>
+              <w:rPr>
+                <w:rFonts w:ascii="Times New Roman" w:hAnsi="Times New Roman"/>
+                <w:sz w:val="17"/>
+              </w:rPr>
+              <w:t xml:space="preserve">+0.0068 [+0.0050, +0.0086]</w:t>
+            </w:r>
+          </w:p>
+        </w:tc>
+        <w:tc>
+          <w:tcPr/>
+          <w:p>
+            <w:pPr>
+              <w:pStyle w:val="Compact"/>
+              <w:spacing w:before="20" w:after="20" w:line="240" w:lineRule="auto"/>
+              <w:ind w:firstLine="0"/>
+              <w:jc w:val="left"/>
+            </w:pPr>
+            <w:r>
+              <w:rPr>
+                <w:rFonts w:ascii="Times New Roman" w:hAnsi="Times New Roman"/>
+                <w:sz w:val="17"/>
+              </w:rPr>
+              <w:t xml:space="preserve">+0.0031 [+0.0015, +0.0047]</w:t>
+            </w:r>
+          </w:p>
+        </w:tc>
+        <w:tc>
+          <w:tcPr/>
+          <w:p>
+            <w:pPr>
+              <w:pStyle w:val="Compact"/>
+              <w:spacing w:before="20" w:after="20" w:line="240" w:lineRule="auto"/>
+              <w:ind w:firstLine="0"/>
+              <w:jc w:val="left"/>
+            </w:pPr>
+            <w:r>
+              <w:rPr>
+                <w:rFonts w:ascii="Times New Roman" w:hAnsi="Times New Roman"/>
+                <w:sz w:val="17"/>
+              </w:rPr>
+              <w:t xml:space="preserve">+0.0037 [+0.0017, +0.0056]</w:t>
+            </w:r>
+          </w:p>
+        </w:tc>
+        <w:tc>
+          <w:tcPr/>
+          <w:p>
+            <w:pPr>
+              <w:pStyle w:val="Compact"/>
+              <w:spacing w:before="20" w:after="20" w:line="240" w:lineRule="auto"/>
+              <w:ind w:firstLine="0"/>
+              <w:jc w:val="left"/>
+            </w:pPr>
+            <w:r>
+              <w:rPr>
+                <w:rFonts w:ascii="Times New Roman" w:hAnsi="Times New Roman"/>
+                <w:sz w:val="17"/>
+              </w:rPr>
+              <w:t xml:space="preserve">2.19</w:t>
+            </w:r>
+          </w:p>
+        </w:tc>
+        <w:tc>
+          <w:tcPr/>
+          <w:p>
+            <w:pPr>
+              <w:pStyle w:val="Compact"/>
+              <w:spacing w:before="20" w:after="20" w:line="240" w:lineRule="auto"/>
+              <w:ind w:firstLine="0"/>
+              <w:jc w:val="left"/>
+            </w:pPr>
+            <w:r>
+              <w:rPr>
+                <w:rFonts w:ascii="Times New Roman" w:hAnsi="Times New Roman"/>
+                <w:sz w:val="17"/>
+              </w:rPr>
+              <w:t xml:space="preserve">1.54</w:t>
+            </w:r>
+          </w:p>
+        </w:tc>
+      </w:tr>
+      <w:tr>
+        <w:tc>
+          <w:tcPr/>
+          <w:p>
+            <w:pPr>
+              <w:pStyle w:val="Compact"/>
+              <w:spacing w:before="20" w:after="20" w:line="240" w:lineRule="auto"/>
+              <w:ind w:firstLine="0"/>
+              <w:jc w:val="left"/>
+            </w:pPr>
+            <w:r>
+              <w:rPr>
+                <w:rFonts w:ascii="Times New Roman" w:hAnsi="Times New Roman"/>
+                <w:sz w:val="17"/>
+              </w:rPr>
+              <w:t xml:space="preserve">GPT-4o-mini</w:t>
+            </w:r>
+          </w:p>
+        </w:tc>
+        <w:tc>
+          <w:tcPr/>
+          <w:p>
+            <w:pPr>
+              <w:pStyle w:val="Compact"/>
+              <w:spacing w:before="20" w:after="20" w:line="240" w:lineRule="auto"/>
+              <w:ind w:firstLine="0"/>
+              <w:jc w:val="left"/>
+            </w:pPr>
+            <w:r>
+              <w:rPr>
+                <w:rFonts w:ascii="Times New Roman" w:hAnsi="Times New Roman"/>
+                <w:sz w:val="17"/>
+              </w:rPr>
+              <w:t xml:space="preserve">plain</w:t>
+            </w:r>
+          </w:p>
+        </w:tc>
+        <w:tc>
+          <w:tcPr/>
+          <w:p>
+            <w:pPr>
+              <w:pStyle w:val="Compact"/>
+              <w:spacing w:before="20" w:after="20" w:line="240" w:lineRule="auto"/>
+              <w:ind w:firstLine="0"/>
+              <w:jc w:val="left"/>
+            </w:pPr>
+            <w:r>
+              <w:rPr>
+                <w:rFonts w:ascii="Times New Roman" w:hAnsi="Times New Roman"/>
+                <w:sz w:val="17"/>
+              </w:rPr>
+              <w:t xml:space="preserve">visit</w:t>
+            </w:r>
+          </w:p>
+        </w:tc>
+        <w:tc>
+          <w:tcPr/>
+          <w:p>
+            <w:pPr>
+              <w:pStyle w:val="Compact"/>
+              <w:spacing w:before="20" w:after="20" w:line="240" w:lineRule="auto"/>
+              <w:ind w:firstLine="0"/>
+              <w:jc w:val="left"/>
+            </w:pPr>
+            <w:r>
+              <w:rPr>
+                <w:rFonts w:ascii="Times New Roman" w:hAnsi="Times New Roman"/>
+                <w:sz w:val="17"/>
+              </w:rPr>
+              <w:t xml:space="preserve">0.260</w:t>
+            </w:r>
+          </w:p>
+        </w:tc>
+        <w:tc>
+          <w:tcPr/>
+          <w:p>
+            <w:pPr>
+              <w:pStyle w:val="Compact"/>
+              <w:spacing w:before="20" w:after="20" w:line="240" w:lineRule="auto"/>
+              <w:ind w:firstLine="0"/>
+              <w:jc w:val="left"/>
+            </w:pPr>
+            <w:r>
+              <w:rPr>
+                <w:rFonts w:ascii="Times New Roman" w:hAnsi="Times New Roman"/>
+                <w:sz w:val="17"/>
+              </w:rPr>
+              <w:t xml:space="preserve">+0.190 [+0.175, +0.206]*</w:t>
+            </w:r>
+          </w:p>
+        </w:tc>
+        <w:tc>
+          <w:tcPr/>
+          <w:p>
+            <w:pPr>
+              <w:pStyle w:val="Compact"/>
+              <w:spacing w:before="20" w:after="20" w:line="240" w:lineRule="auto"/>
+              <w:ind w:firstLine="0"/>
+              <w:jc w:val="left"/>
+            </w:pPr>
+            <w:r>
+              <w:rPr>
+                <w:rFonts w:ascii="Times New Roman" w:hAnsi="Times New Roman"/>
+                <w:sz w:val="17"/>
+              </w:rPr>
+              <w:t xml:space="preserve">+0.215 [+0.199, +0.229]*</w:t>
+            </w:r>
+          </w:p>
+        </w:tc>
+        <w:tc>
+          <w:tcPr/>
+          <w:p>
+            <w:pPr>
+              <w:pStyle w:val="Compact"/>
+              <w:spacing w:before="20" w:after="20" w:line="240" w:lineRule="auto"/>
+              <w:ind w:firstLine="0"/>
+              <w:jc w:val="left"/>
+            </w:pPr>
+            <w:r>
+              <w:rPr>
+                <w:rFonts w:ascii="Times New Roman" w:hAnsi="Times New Roman"/>
+                <w:sz w:val="17"/>
+              </w:rPr>
+              <w:t xml:space="preserve">-0.025 [-0.051, +0.003]*</w:t>
+            </w:r>
+          </w:p>
+        </w:tc>
+        <w:tc>
+          <w:tcPr/>
+          <w:p>
+            <w:pPr>
+              <w:pStyle w:val="Compact"/>
+              <w:spacing w:before="20" w:after="20" w:line="240" w:lineRule="auto"/>
+              <w:ind w:firstLine="0"/>
+              <w:jc w:val="left"/>
+            </w:pPr>
+            <w:r>
+              <w:rPr>
+                <w:rFonts w:ascii="Times New Roman" w:hAnsi="Times New Roman"/>
+                <w:sz w:val="17"/>
+              </w:rPr>
+              <w:t xml:space="preserve">1.73</w:t>
+            </w:r>
+          </w:p>
+        </w:tc>
+        <w:tc>
+          <w:tcPr/>
+          <w:p>
+            <w:pPr>
+              <w:pStyle w:val="Compact"/>
+              <w:spacing w:before="20" w:after="20" w:line="240" w:lineRule="auto"/>
+              <w:ind w:firstLine="0"/>
+              <w:jc w:val="left"/>
+            </w:pPr>
+            <w:r>
+              <w:rPr>
+                <w:rFonts w:ascii="Times New Roman" w:hAnsi="Times New Roman"/>
+                <w:sz w:val="17"/>
+              </w:rPr>
+              <w:t xml:space="preserve">1.83*</w:t>
+            </w:r>
+          </w:p>
+        </w:tc>
+      </w:tr>
+      <w:tr>
+        <w:tc>
+          <w:tcPr/>
+          <w:p>
+            <w:pPr>
+              <w:pStyle w:val="Compact"/>
+              <w:spacing w:before="20" w:after="20" w:line="240" w:lineRule="auto"/>
+              <w:ind w:firstLine="0"/>
+              <w:jc w:val="left"/>
+            </w:pPr>
+            <w:r>
+              <w:rPr>
+                <w:rFonts w:ascii="Times New Roman" w:hAnsi="Times New Roman"/>
+                <w:sz w:val="17"/>
+              </w:rPr>
+              <w:t xml:space="preserve">GPT-4o-mini</w:t>
+            </w:r>
+          </w:p>
+        </w:tc>
+        <w:tc>
+          <w:tcPr/>
+          <w:p>
+            <w:pPr>
+              <w:pStyle w:val="Compact"/>
+              <w:spacing w:before="20" w:after="20" w:line="240" w:lineRule="auto"/>
+              <w:ind w:firstLine="0"/>
+              <w:jc w:val="left"/>
+            </w:pPr>
+            <w:r>
+              <w:rPr>
+                <w:rFonts w:ascii="Times New Roman" w:hAnsi="Times New Roman"/>
+                <w:sz w:val="17"/>
+              </w:rPr>
+              <w:t xml:space="preserve">anchored</w:t>
+            </w:r>
+          </w:p>
+        </w:tc>
+        <w:tc>
+          <w:tcPr/>
+          <w:p>
+            <w:pPr>
+              <w:pStyle w:val="Compact"/>
+              <w:spacing w:before="20" w:after="20" w:line="240" w:lineRule="auto"/>
+              <w:ind w:firstLine="0"/>
+              <w:jc w:val="left"/>
+            </w:pPr>
+            <w:r>
+              <w:rPr>
+                <w:rFonts w:ascii="Times New Roman" w:hAnsi="Times New Roman"/>
+                <w:sz w:val="17"/>
+              </w:rPr>
+              <w:t xml:space="preserve">visit</w:t>
+            </w:r>
+          </w:p>
+        </w:tc>
+        <w:tc>
+          <w:tcPr/>
+          <w:p>
+            <w:pPr>
+              <w:pStyle w:val="Compact"/>
+              <w:spacing w:before="20" w:after="20" w:line="240" w:lineRule="auto"/>
+              <w:ind w:firstLine="0"/>
+              <w:jc w:val="left"/>
+            </w:pPr>
+            <w:r>
+              <w:rPr>
+                <w:rFonts w:ascii="Times New Roman" w:hAnsi="Times New Roman"/>
+                <w:sz w:val="17"/>
+              </w:rPr>
+              <w:t xml:space="preserve">0.100</w:t>
+            </w:r>
+          </w:p>
+        </w:tc>
+        <w:tc>
+          <w:tcPr/>
+          <w:p>
+            <w:pPr>
+              <w:pStyle w:val="Compact"/>
+              <w:spacing w:before="20" w:after="20" w:line="240" w:lineRule="auto"/>
+              <w:ind w:firstLine="0"/>
+              <w:jc w:val="left"/>
+            </w:pPr>
+            <w:r>
+              <w:rPr>
+                <w:rFonts w:ascii="Times New Roman" w:hAnsi="Times New Roman"/>
+                <w:sz w:val="17"/>
+              </w:rPr>
+              <w:t xml:space="preserve">+0.003 [+0.002, +0.004]*</w:t>
+            </w:r>
+          </w:p>
+        </w:tc>
+        <w:tc>
+          <w:tcPr/>
+          <w:p>
+            <w:pPr>
+              <w:pStyle w:val="Compact"/>
+              <w:spacing w:before="20" w:after="20" w:line="240" w:lineRule="auto"/>
+              <w:ind w:firstLine="0"/>
+              <w:jc w:val="left"/>
+            </w:pPr>
+            <w:r>
+              <w:rPr>
+                <w:rFonts w:ascii="Times New Roman" w:hAnsi="Times New Roman"/>
+                <w:sz w:val="17"/>
+              </w:rPr>
+              <w:t xml:space="preserve">+0.004 [+0.002, +0.006]*</w:t>
+            </w:r>
+          </w:p>
+        </w:tc>
+        <w:tc>
+          <w:tcPr/>
+          <w:p>
+            <w:pPr>
+              <w:pStyle w:val="Compact"/>
+              <w:spacing w:before="20" w:after="20" w:line="240" w:lineRule="auto"/>
+              <w:ind w:firstLine="0"/>
+              <w:jc w:val="left"/>
+            </w:pPr>
+            <w:r>
+              <w:rPr>
+                <w:rFonts w:ascii="Times New Roman" w:hAnsi="Times New Roman"/>
+                <w:sz w:val="17"/>
+              </w:rPr>
+              <w:t xml:space="preserve">-0.001 [-0.003, +0.001]*</w:t>
+            </w:r>
+          </w:p>
+        </w:tc>
+        <w:tc>
+          <w:tcPr/>
+          <w:p>
+            <w:pPr>
+              <w:pStyle w:val="Compact"/>
+              <w:spacing w:before="20" w:after="20" w:line="240" w:lineRule="auto"/>
+              <w:ind w:firstLine="0"/>
+              <w:jc w:val="left"/>
+            </w:pPr>
+            <w:r>
+              <w:rPr>
+                <w:rFonts w:ascii="Times New Roman" w:hAnsi="Times New Roman"/>
+                <w:sz w:val="17"/>
+              </w:rPr>
+              <w:t xml:space="preserve">1.03*</w:t>
+            </w:r>
+          </w:p>
+        </w:tc>
+        <w:tc>
+          <w:tcPr/>
+          <w:p>
+            <w:pPr>
+              <w:pStyle w:val="Compact"/>
+              <w:spacing w:before="20" w:after="20" w:line="240" w:lineRule="auto"/>
+              <w:ind w:firstLine="0"/>
+              <w:jc w:val="left"/>
+            </w:pPr>
+            <w:r>
+              <w:rPr>
+                <w:rFonts w:ascii="Times New Roman" w:hAnsi="Times New Roman"/>
+                <w:sz w:val="17"/>
+              </w:rPr>
+              <w:t xml:space="preserve">1.04*</w:t>
+            </w:r>
+          </w:p>
+        </w:tc>
+      </w:tr>
+      <w:tr>
+        <w:tc>
+          <w:tcPr/>
+          <w:p>
+            <w:pPr>
+              <w:pStyle w:val="Compact"/>
+              <w:spacing w:before="20" w:after="20" w:line="240" w:lineRule="auto"/>
+              <w:ind w:firstLine="0"/>
+              <w:jc w:val="left"/>
+            </w:pPr>
+            <w:r>
+              <w:rPr>
+                <w:rFonts w:ascii="Times New Roman" w:hAnsi="Times New Roman"/>
+                <w:sz w:val="17"/>
+              </w:rPr>
+              <w:t xml:space="preserve">Llama-3.3-70B</w:t>
+            </w:r>
+          </w:p>
+        </w:tc>
+        <w:tc>
+          <w:tcPr/>
+          <w:p>
+            <w:pPr>
+              <w:pStyle w:val="Compact"/>
+              <w:spacing w:before="20" w:after="20" w:line="240" w:lineRule="auto"/>
+              <w:ind w:firstLine="0"/>
+              <w:jc w:val="left"/>
+            </w:pPr>
+            <w:r>
+              <w:rPr>
+                <w:rFonts w:ascii="Times New Roman" w:hAnsi="Times New Roman"/>
+                <w:sz w:val="17"/>
+              </w:rPr>
+              <w:t xml:space="preserve">plain</w:t>
+            </w:r>
+          </w:p>
+        </w:tc>
+        <w:tc>
+          <w:tcPr/>
+          <w:p>
+            <w:pPr>
+              <w:pStyle w:val="Compact"/>
+              <w:spacing w:before="20" w:after="20" w:line="240" w:lineRule="auto"/>
+              <w:ind w:firstLine="0"/>
+              <w:jc w:val="left"/>
+            </w:pPr>
+            <w:r>
+              <w:rPr>
+                <w:rFonts w:ascii="Times New Roman" w:hAnsi="Times New Roman"/>
+                <w:sz w:val="17"/>
+              </w:rPr>
+              <w:t xml:space="preserve">visit</w:t>
+            </w:r>
+          </w:p>
+        </w:tc>
+        <w:tc>
+          <w:tcPr/>
+          <w:p>
+            <w:pPr>
+              <w:pStyle w:val="Compact"/>
+              <w:spacing w:before="20" w:after="20" w:line="240" w:lineRule="auto"/>
+              <w:ind w:firstLine="0"/>
+              <w:jc w:val="left"/>
+            </w:pPr>
+            <w:r>
+              <w:rPr>
+                <w:rFonts w:ascii="Times New Roman" w:hAnsi="Times New Roman"/>
+                <w:sz w:val="17"/>
+              </w:rPr>
+              <w:t xml:space="preserve">0.296</w:t>
+            </w:r>
+          </w:p>
+        </w:tc>
+        <w:tc>
+          <w:tcPr/>
+          <w:p>
+            <w:pPr>
+              <w:pStyle w:val="Compact"/>
+              <w:spacing w:before="20" w:after="20" w:line="240" w:lineRule="auto"/>
+              <w:ind w:firstLine="0"/>
+              <w:jc w:val="left"/>
+            </w:pPr>
+            <w:r>
+              <w:rPr>
+                <w:rFonts w:ascii="Times New Roman" w:hAnsi="Times New Roman"/>
+                <w:sz w:val="17"/>
+              </w:rPr>
+              <w:t xml:space="preserve">+0.071 [+0.057, +0.084]</w:t>
+            </w:r>
+          </w:p>
+        </w:tc>
+        <w:tc>
+          <w:tcPr/>
+          <w:p>
+            <w:pPr>
+              <w:pStyle w:val="Compact"/>
+              <w:spacing w:before="20" w:after="20" w:line="240" w:lineRule="auto"/>
+              <w:ind w:firstLine="0"/>
+              <w:jc w:val="left"/>
+            </w:pPr>
+            <w:r>
+              <w:rPr>
+                <w:rFonts w:ascii="Times New Roman" w:hAnsi="Times New Roman"/>
+                <w:sz w:val="17"/>
+              </w:rPr>
+              <w:t xml:space="preserve">+0.064 [+0.050, +0.079]*</w:t>
+            </w:r>
+          </w:p>
+        </w:tc>
+        <w:tc>
+          <w:tcPr/>
+          <w:p>
+            <w:pPr>
+              <w:pStyle w:val="Compact"/>
+              <w:spacing w:before="20" w:after="20" w:line="240" w:lineRule="auto"/>
+              <w:ind w:firstLine="0"/>
+              <w:jc w:val="left"/>
+            </w:pPr>
+            <w:r>
+              <w:rPr>
+                <w:rFonts w:ascii="Times New Roman" w:hAnsi="Times New Roman"/>
+                <w:sz w:val="17"/>
+              </w:rPr>
+              <w:t xml:space="preserve">+0.007 [-0.018, +0.030]*</w:t>
+            </w:r>
+          </w:p>
+        </w:tc>
+        <w:tc>
+          <w:tcPr/>
+          <w:p>
+            <w:pPr>
+              <w:pStyle w:val="Compact"/>
+              <w:spacing w:before="20" w:after="20" w:line="240" w:lineRule="auto"/>
+              <w:ind w:firstLine="0"/>
+              <w:jc w:val="left"/>
+            </w:pPr>
+            <w:r>
+              <w:rPr>
+                <w:rFonts w:ascii="Times New Roman" w:hAnsi="Times New Roman"/>
+                <w:sz w:val="17"/>
+              </w:rPr>
+              <w:t xml:space="preserve">1.24*</w:t>
+            </w:r>
+          </w:p>
+        </w:tc>
+        <w:tc>
+          <w:tcPr/>
+          <w:p>
+            <w:pPr>
+              <w:pStyle w:val="Compact"/>
+              <w:spacing w:before="20" w:after="20" w:line="240" w:lineRule="auto"/>
+              <w:ind w:firstLine="0"/>
+              <w:jc w:val="left"/>
+            </w:pPr>
+            <w:r>
+              <w:rPr>
+                <w:rFonts w:ascii="Times New Roman" w:hAnsi="Times New Roman"/>
+                <w:sz w:val="17"/>
+              </w:rPr>
+              <w:t xml:space="preserve">1.22*</w:t>
+            </w:r>
+          </w:p>
+        </w:tc>
+      </w:tr>
+      <w:tr>
+        <w:tc>
+          <w:tcPr/>
+          <w:p>
+            <w:pPr>
+              <w:pStyle w:val="Compact"/>
+              <w:spacing w:before="20" w:after="20" w:line="240" w:lineRule="auto"/>
+              <w:ind w:firstLine="0"/>
+              <w:jc w:val="left"/>
+            </w:pPr>
+            <w:r>
+              <w:rPr>
+                <w:rFonts w:ascii="Times New Roman" w:hAnsi="Times New Roman"/>
+                <w:sz w:val="17"/>
+              </w:rPr>
+              <w:t xml:space="preserve">Llama-3.3-70B</w:t>
+            </w:r>
+          </w:p>
+        </w:tc>
+        <w:tc>
+          <w:tcPr/>
+          <w:p>
+            <w:pPr>
+              <w:pStyle w:val="Compact"/>
+              <w:spacing w:before="20" w:after="20" w:line="240" w:lineRule="auto"/>
+              <w:ind w:firstLine="0"/>
+              <w:jc w:val="left"/>
+            </w:pPr>
+            <w:r>
+              <w:rPr>
+                <w:rFonts w:ascii="Times New Roman" w:hAnsi="Times New Roman"/>
+                <w:sz w:val="17"/>
+              </w:rPr>
+              <w:t xml:space="preserve">anchored</w:t>
+            </w:r>
+          </w:p>
+        </w:tc>
+        <w:tc>
+          <w:tcPr/>
+          <w:p>
+            <w:pPr>
+              <w:pStyle w:val="Compact"/>
+              <w:spacing w:before="20" w:after="20" w:line="240" w:lineRule="auto"/>
+              <w:ind w:firstLine="0"/>
+              <w:jc w:val="left"/>
+            </w:pPr>
+            <w:r>
+              <w:rPr>
+                <w:rFonts w:ascii="Times New Roman" w:hAnsi="Times New Roman"/>
+                <w:sz w:val="17"/>
+              </w:rPr>
+              <w:t xml:space="preserve">visit</w:t>
+            </w:r>
+          </w:p>
+        </w:tc>
+        <w:tc>
+          <w:tcPr/>
+          <w:p>
+            <w:pPr>
+              <w:pStyle w:val="Compact"/>
+              <w:spacing w:before="20" w:after="20" w:line="240" w:lineRule="auto"/>
+              <w:ind w:firstLine="0"/>
+              <w:jc w:val="left"/>
+            </w:pPr>
+            <w:r>
+              <w:rPr>
+                <w:rFonts w:ascii="Times New Roman" w:hAnsi="Times New Roman"/>
+                <w:sz w:val="17"/>
+              </w:rPr>
+              <w:t xml:space="preserve">0.100</w:t>
+            </w:r>
+          </w:p>
+        </w:tc>
+        <w:tc>
+          <w:tcPr/>
+          <w:p>
+            <w:pPr>
+              <w:pStyle w:val="Compact"/>
+              <w:spacing w:before="20" w:after="20" w:line="240" w:lineRule="auto"/>
+              <w:ind w:firstLine="0"/>
+              <w:jc w:val="left"/>
+            </w:pPr>
+            <w:r>
+              <w:rPr>
+                <w:rFonts w:ascii="Times New Roman" w:hAnsi="Times New Roman"/>
+                <w:sz w:val="17"/>
+              </w:rPr>
+              <w:t xml:space="preserve">+0.035 [+0.032, +0.039]*</w:t>
+            </w:r>
+          </w:p>
+        </w:tc>
+        <w:tc>
+          <w:tcPr/>
+          <w:p>
+            <w:pPr>
+              <w:pStyle w:val="Compact"/>
+              <w:spacing w:before="20" w:after="20" w:line="240" w:lineRule="auto"/>
+              <w:ind w:firstLine="0"/>
+              <w:jc w:val="left"/>
+            </w:pPr>
+            <w:r>
+              <w:rPr>
+                <w:rFonts w:ascii="Times New Roman" w:hAnsi="Times New Roman"/>
+                <w:sz w:val="17"/>
+              </w:rPr>
+              <w:t xml:space="preserve">+0.036 [+0.033, +0.039]*</w:t>
+            </w:r>
+          </w:p>
+        </w:tc>
+        <w:tc>
+          <w:tcPr/>
+          <w:p>
+            <w:pPr>
+              <w:pStyle w:val="Compact"/>
+              <w:spacing w:before="20" w:after="20" w:line="240" w:lineRule="auto"/>
+              <w:ind w:firstLine="0"/>
+              <w:jc w:val="left"/>
+            </w:pPr>
+            <w:r>
+              <w:rPr>
+                <w:rFonts w:ascii="Times New Roman" w:hAnsi="Times New Roman"/>
+                <w:sz w:val="17"/>
+              </w:rPr>
+              <w:t xml:space="preserve">-0.000 [-0.006, +0.005]*</w:t>
+            </w:r>
+          </w:p>
+        </w:tc>
+        <w:tc>
+          <w:tcPr/>
+          <w:p>
+            <w:pPr>
+              <w:pStyle w:val="Compact"/>
+              <w:spacing w:before="20" w:after="20" w:line="240" w:lineRule="auto"/>
+              <w:ind w:firstLine="0"/>
+              <w:jc w:val="left"/>
+            </w:pPr>
+            <w:r>
+              <w:rPr>
+                <w:rFonts w:ascii="Times New Roman" w:hAnsi="Times New Roman"/>
+                <w:sz w:val="17"/>
+              </w:rPr>
+              <w:t xml:space="preserve">1.36*</w:t>
+            </w:r>
+          </w:p>
+        </w:tc>
+        <w:tc>
+          <w:tcPr/>
+          <w:p>
+            <w:pPr>
+              <w:pStyle w:val="Compact"/>
+              <w:spacing w:before="20" w:after="20" w:line="240" w:lineRule="auto"/>
+              <w:ind w:firstLine="0"/>
+              <w:jc w:val="left"/>
+            </w:pPr>
+            <w:r>
+              <w:rPr>
+                <w:rFonts w:ascii="Times New Roman" w:hAnsi="Times New Roman"/>
+                <w:sz w:val="17"/>
+              </w:rPr>
+              <w:t xml:space="preserve">1.36</w:t>
+            </w:r>
+          </w:p>
+        </w:tc>
+      </w:tr>
+      <w:tr>
+        <w:tc>
+          <w:tcPr/>
+          <w:p>
+            <w:pPr>
+              <w:pStyle w:val="Compact"/>
+              <w:spacing w:before="20" w:after="20" w:line="240" w:lineRule="auto"/>
+              <w:ind w:firstLine="0"/>
+              <w:jc w:val="left"/>
+            </w:pPr>
+            <w:r>
+              <w:rPr>
+                <w:rFonts w:ascii="Times New Roman" w:hAnsi="Times New Roman"/>
+                <w:sz w:val="17"/>
+              </w:rPr>
+              <w:t xml:space="preserve">Haiku 5.5</w:t>
+            </w:r>
+          </w:p>
+        </w:tc>
+        <w:tc>
+          <w:tcPr/>
+          <w:p>
+            <w:pPr>
+              <w:pStyle w:val="Compact"/>
+              <w:spacing w:before="20" w:after="20" w:line="240" w:lineRule="auto"/>
+              <w:ind w:firstLine="0"/>
+              <w:jc w:val="left"/>
+            </w:pPr>
+            <w:r>
+              <w:rPr>
+                <w:rFonts w:ascii="Times New Roman" w:hAnsi="Times New Roman"/>
+                <w:sz w:val="17"/>
+              </w:rPr>
+              <w:t xml:space="preserve">plain</w:t>
+            </w:r>
+          </w:p>
+        </w:tc>
+        <w:tc>
+          <w:tcPr/>
+          <w:p>
+            <w:pPr>
+              <w:pStyle w:val="Compact"/>
+              <w:spacing w:before="20" w:after="20" w:line="240" w:lineRule="auto"/>
+              <w:ind w:firstLine="0"/>
+              <w:jc w:val="left"/>
+            </w:pPr>
+            <w:r>
+              <w:rPr>
+                <w:rFonts w:ascii="Times New Roman" w:hAnsi="Times New Roman"/>
+                <w:sz w:val="17"/>
+              </w:rPr>
+              <w:t xml:space="preserve">visit</w:t>
+            </w:r>
+          </w:p>
+        </w:tc>
+        <w:tc>
+          <w:tcPr/>
+          <w:p>
+            <w:pPr>
+              <w:pStyle w:val="Compact"/>
+              <w:spacing w:before="20" w:after="20" w:line="240" w:lineRule="auto"/>
+              <w:ind w:firstLine="0"/>
+              <w:jc w:val="left"/>
+            </w:pPr>
+            <w:r>
+              <w:rPr>
+                <w:rFonts w:ascii="Times New Roman" w:hAnsi="Times New Roman"/>
+                <w:sz w:val="17"/>
+              </w:rPr>
+              <w:t xml:space="preserve">0.154</w:t>
+            </w:r>
+          </w:p>
+        </w:tc>
+        <w:tc>
+          <w:tcPr/>
+          <w:p>
+            <w:pPr>
+              <w:pStyle w:val="Compact"/>
+              <w:spacing w:before="20" w:after="20" w:line="240" w:lineRule="auto"/>
+              <w:ind w:firstLine="0"/>
+              <w:jc w:val="left"/>
+            </w:pPr>
+            <w:r>
+              <w:rPr>
+                <w:rFonts w:ascii="Times New Roman" w:hAnsi="Times New Roman"/>
+                <w:sz w:val="17"/>
+              </w:rPr>
+              <w:t xml:space="preserve">+0.073 [+0.065, +0.081]</w:t>
+            </w:r>
+          </w:p>
+        </w:tc>
+        <w:tc>
+          <w:tcPr/>
+          <w:p>
+            <w:pPr>
+              <w:pStyle w:val="Compact"/>
+              <w:spacing w:before="20" w:after="20" w:line="240" w:lineRule="auto"/>
+              <w:ind w:firstLine="0"/>
+              <w:jc w:val="left"/>
+            </w:pPr>
+            <w:r>
+              <w:rPr>
+                <w:rFonts w:ascii="Times New Roman" w:hAnsi="Times New Roman"/>
+                <w:sz w:val="17"/>
+              </w:rPr>
+              <w:t xml:space="preserve">+0.091 [+0.082, +0.099]*</w:t>
+            </w:r>
+          </w:p>
+        </w:tc>
+        <w:tc>
+          <w:tcPr/>
+          <w:p>
+            <w:pPr>
+              <w:pStyle w:val="Compact"/>
+              <w:spacing w:before="20" w:after="20" w:line="240" w:lineRule="auto"/>
+              <w:ind w:firstLine="0"/>
+              <w:jc w:val="left"/>
+            </w:pPr>
+            <w:r>
+              <w:rPr>
+                <w:rFonts w:ascii="Times New Roman" w:hAnsi="Times New Roman"/>
+                <w:sz w:val="17"/>
+              </w:rPr>
+              <w:t xml:space="preserve">-0.018 [-0.032, -0.004]*</w:t>
+            </w:r>
+          </w:p>
+        </w:tc>
+        <w:tc>
+          <w:tcPr/>
+          <w:p>
+            <w:pPr>
+              <w:pStyle w:val="Compact"/>
+              <w:spacing w:before="20" w:after="20" w:line="240" w:lineRule="auto"/>
+              <w:ind w:firstLine="0"/>
+              <w:jc w:val="left"/>
+            </w:pPr>
+            <w:r>
+              <w:rPr>
+                <w:rFonts w:ascii="Times New Roman" w:hAnsi="Times New Roman"/>
+                <w:sz w:val="17"/>
+              </w:rPr>
+              <w:t xml:space="preserve">1.47*</w:t>
+            </w:r>
+          </w:p>
+        </w:tc>
+        <w:tc>
+          <w:tcPr/>
+          <w:p>
+            <w:pPr>
+              <w:pStyle w:val="Compact"/>
+              <w:spacing w:before="20" w:after="20" w:line="240" w:lineRule="auto"/>
+              <w:ind w:firstLine="0"/>
+              <w:jc w:val="left"/>
+            </w:pPr>
+            <w:r>
+              <w:rPr>
+                <w:rFonts w:ascii="Times New Roman" w:hAnsi="Times New Roman"/>
+                <w:sz w:val="17"/>
+              </w:rPr>
+              <w:t xml:space="preserve">1.59</w:t>
+            </w:r>
+          </w:p>
+        </w:tc>
+      </w:tr>
+      <w:tr>
+        <w:tc>
+          <w:tcPr/>
+          <w:p>
+            <w:pPr>
+              <w:pStyle w:val="Compact"/>
+              <w:spacing w:before="20" w:after="20" w:line="240" w:lineRule="auto"/>
+              <w:ind w:firstLine="0"/>
+              <w:jc w:val="left"/>
+            </w:pPr>
+            <w:r>
+              <w:rPr>
+                <w:rFonts w:ascii="Times New Roman" w:hAnsi="Times New Roman"/>
+                <w:sz w:val="17"/>
+              </w:rPr>
+              <w:t xml:space="preserve">Haiku 5.5</w:t>
+            </w:r>
+          </w:p>
+        </w:tc>
+        <w:tc>
+          <w:tcPr/>
+          <w:p>
+            <w:pPr>
+              <w:pStyle w:val="Compact"/>
+              <w:spacing w:before="20" w:after="20" w:line="240" w:lineRule="auto"/>
+              <w:ind w:firstLine="0"/>
+              <w:jc w:val="left"/>
+            </w:pPr>
+            <w:r>
+              <w:rPr>
+                <w:rFonts w:ascii="Times New Roman" w:hAnsi="Times New Roman"/>
+                <w:sz w:val="17"/>
+              </w:rPr>
+              <w:t xml:space="preserve">anchored</w:t>
+            </w:r>
+          </w:p>
+        </w:tc>
+        <w:tc>
+          <w:tcPr/>
+          <w:p>
+            <w:pPr>
+              <w:pStyle w:val="Compact"/>
+              <w:spacing w:before="20" w:after="20" w:line="240" w:lineRule="auto"/>
+              <w:ind w:firstLine="0"/>
+              <w:jc w:val="left"/>
+            </w:pPr>
+            <w:r>
+              <w:rPr>
+                <w:rFonts w:ascii="Times New Roman" w:hAnsi="Times New Roman"/>
+                <w:sz w:val="17"/>
+              </w:rPr>
+              <w:t xml:space="preserve">visit</w:t>
+            </w:r>
+          </w:p>
+        </w:tc>
+        <w:tc>
+          <w:tcPr/>
+          <w:p>
+            <w:pPr>
+              <w:pStyle w:val="Compact"/>
+              <w:spacing w:before="20" w:after="20" w:line="240" w:lineRule="auto"/>
+              <w:ind w:firstLine="0"/>
+              <w:jc w:val="left"/>
+            </w:pPr>
+            <w:r>
+              <w:rPr>
+                <w:rFonts w:ascii="Times New Roman" w:hAnsi="Times New Roman"/>
+                <w:sz w:val="17"/>
+              </w:rPr>
+              <w:t xml:space="preserve">0.093</w:t>
+            </w:r>
+          </w:p>
+        </w:tc>
+        <w:tc>
+          <w:tcPr/>
+          <w:p>
+            <w:pPr>
+              <w:pStyle w:val="Compact"/>
+              <w:spacing w:before="20" w:after="20" w:line="240" w:lineRule="auto"/>
+              <w:ind w:firstLine="0"/>
+              <w:jc w:val="left"/>
+            </w:pPr>
+            <w:r>
+              <w:rPr>
+                <w:rFonts w:ascii="Times New Roman" w:hAnsi="Times New Roman"/>
+                <w:sz w:val="17"/>
+              </w:rPr>
+              <w:t xml:space="preserve">+0.159 [+0.154, +0.164]*</w:t>
+            </w:r>
+          </w:p>
+        </w:tc>
+        <w:tc>
+          <w:tcPr/>
+          <w:p>
+            <w:pPr>
+              <w:pStyle w:val="Compact"/>
+              <w:spacing w:before="20" w:after="20" w:line="240" w:lineRule="auto"/>
+              <w:ind w:firstLine="0"/>
+              <w:jc w:val="left"/>
+            </w:pPr>
+            <w:r>
+              <w:rPr>
+                <w:rFonts w:ascii="Times New Roman" w:hAnsi="Times New Roman"/>
+                <w:sz w:val="17"/>
+              </w:rPr>
+              <w:t xml:space="preserve">+0.163 [+0.158, +0.167]*</w:t>
+            </w:r>
+          </w:p>
+        </w:tc>
+        <w:tc>
+          <w:tcPr/>
+          <w:p>
+            <w:pPr>
+              <w:pStyle w:val="Compact"/>
+              <w:spacing w:before="20" w:after="20" w:line="240" w:lineRule="auto"/>
+              <w:ind w:firstLine="0"/>
+              <w:jc w:val="left"/>
+            </w:pPr>
+            <w:r>
+              <w:rPr>
+                <w:rFonts w:ascii="Times New Roman" w:hAnsi="Times New Roman"/>
+                <w:sz w:val="17"/>
+              </w:rPr>
+              <w:t xml:space="preserve">-0.004 [-0.011, +0.003]*</w:t>
+            </w:r>
+          </w:p>
+        </w:tc>
+        <w:tc>
+          <w:tcPr/>
+          <w:p>
+            <w:pPr>
+              <w:pStyle w:val="Compact"/>
+              <w:spacing w:before="20" w:after="20" w:line="240" w:lineRule="auto"/>
+              <w:ind w:firstLine="0"/>
+              <w:jc w:val="left"/>
+            </w:pPr>
+            <w:r>
+              <w:rPr>
+                <w:rFonts w:ascii="Times New Roman" w:hAnsi="Times New Roman"/>
+                <w:sz w:val="17"/>
+              </w:rPr>
+              <w:t xml:space="preserve">2.71*</w:t>
+            </w:r>
+          </w:p>
+        </w:tc>
+        <w:tc>
+          <w:tcPr/>
+          <w:p>
+            <w:pPr>
+              <w:pStyle w:val="Compact"/>
+              <w:spacing w:before="20" w:after="20" w:line="240" w:lineRule="auto"/>
+              <w:ind w:firstLine="0"/>
+              <w:jc w:val="left"/>
+            </w:pPr>
+            <w:r>
+              <w:rPr>
+                <w:rFonts w:ascii="Times New Roman" w:hAnsi="Times New Roman"/>
+                <w:sz w:val="17"/>
+              </w:rPr>
+              <w:t xml:space="preserve">2.75*</w:t>
+            </w:r>
+          </w:p>
+        </w:tc>
+      </w:tr>
+      <w:tr>
+        <w:tc>
+          <w:tcPr/>
+          <w:p>
+            <w:pPr>
+              <w:pStyle w:val="Compact"/>
+              <w:spacing w:before="20" w:after="20" w:line="240" w:lineRule="auto"/>
+              <w:ind w:firstLine="0"/>
+              <w:jc w:val="left"/>
+            </w:pPr>
+            <w:r>
+              <w:rPr>
+                <w:rFonts w:ascii="Times New Roman" w:hAnsi="Times New Roman"/>
+                <w:sz w:val="17"/>
+              </w:rPr>
+              <w:t xml:space="preserve">Sonnet 5</w:t>
+            </w:r>
+          </w:p>
+        </w:tc>
+        <w:tc>
+          <w:tcPr/>
+          <w:p>
+            <w:pPr>
+              <w:pStyle w:val="Compact"/>
+              <w:spacing w:before="20" w:after="20" w:line="240" w:lineRule="auto"/>
+              <w:ind w:firstLine="0"/>
+              <w:jc w:val="left"/>
+            </w:pPr>
+            <w:r>
+              <w:rPr>
+                <w:rFonts w:ascii="Times New Roman" w:hAnsi="Times New Roman"/>
+                <w:sz w:val="17"/>
+              </w:rPr>
+              <w:t xml:space="preserve">plain</w:t>
+            </w:r>
+          </w:p>
+        </w:tc>
+        <w:tc>
+          <w:tcPr/>
+          <w:p>
+            <w:pPr>
+              <w:pStyle w:val="Compact"/>
+              <w:spacing w:before="20" w:after="20" w:line="240" w:lineRule="auto"/>
+              <w:ind w:firstLine="0"/>
+              <w:jc w:val="left"/>
+            </w:pPr>
+            <w:r>
+              <w:rPr>
+                <w:rFonts w:ascii="Times New Roman" w:hAnsi="Times New Roman"/>
+                <w:sz w:val="17"/>
+              </w:rPr>
+              <w:t xml:space="preserve">visit</w:t>
+            </w:r>
+          </w:p>
+        </w:tc>
+        <w:tc>
+          <w:tcPr/>
+          <w:p>
+            <w:pPr>
+              <w:pStyle w:val="Compact"/>
+              <w:spacing w:before="20" w:after="20" w:line="240" w:lineRule="auto"/>
+              <w:ind w:firstLine="0"/>
+              <w:jc w:val="left"/>
+            </w:pPr>
+            <w:r>
+              <w:rPr>
+                <w:rFonts w:ascii="Times New Roman" w:hAnsi="Times New Roman"/>
+                <w:sz w:val="17"/>
+              </w:rPr>
+              <w:t xml:space="preserve">0.212</w:t>
+            </w:r>
+          </w:p>
+        </w:tc>
+        <w:tc>
+          <w:tcPr/>
+          <w:p>
+            <w:pPr>
+              <w:pStyle w:val="Compact"/>
+              <w:spacing w:before="20" w:after="20" w:line="240" w:lineRule="auto"/>
+              <w:ind w:firstLine="0"/>
+              <w:jc w:val="left"/>
+            </w:pPr>
+            <w:r>
+              <w:rPr>
+                <w:rFonts w:ascii="Times New Roman" w:hAnsi="Times New Roman"/>
+                <w:sz w:val="17"/>
+              </w:rPr>
+              <w:t xml:space="preserve">+0.139 [+0.129, +0.150]*</w:t>
+            </w:r>
+          </w:p>
+        </w:tc>
+        <w:tc>
+          <w:tcPr/>
+          <w:p>
+            <w:pPr>
+              <w:pStyle w:val="Compact"/>
+              <w:spacing w:before="20" w:after="20" w:line="240" w:lineRule="auto"/>
+              <w:ind w:firstLine="0"/>
+              <w:jc w:val="left"/>
+            </w:pPr>
+            <w:r>
+              <w:rPr>
+                <w:rFonts w:ascii="Times New Roman" w:hAnsi="Times New Roman"/>
+                <w:sz w:val="17"/>
+              </w:rPr>
+              <w:t xml:space="preserve">+0.152 [+0.143, +0.162]*</w:t>
+            </w:r>
+          </w:p>
+        </w:tc>
+        <w:tc>
+          <w:tcPr/>
+          <w:p>
+            <w:pPr>
+              <w:pStyle w:val="Compact"/>
+              <w:spacing w:before="20" w:after="20" w:line="240" w:lineRule="auto"/>
+              <w:ind w:firstLine="0"/>
+              <w:jc w:val="left"/>
+            </w:pPr>
+            <w:r>
+              <w:rPr>
+                <w:rFonts w:ascii="Times New Roman" w:hAnsi="Times New Roman"/>
+                <w:sz w:val="17"/>
+              </w:rPr>
+              <w:t xml:space="preserve">-0.013 [-0.028, +0.003]*</w:t>
+            </w:r>
+          </w:p>
+        </w:tc>
+        <w:tc>
+          <w:tcPr/>
+          <w:p>
+            <w:pPr>
+              <w:pStyle w:val="Compact"/>
+              <w:spacing w:before="20" w:after="20" w:line="240" w:lineRule="auto"/>
+              <w:ind w:firstLine="0"/>
+              <w:jc w:val="left"/>
+            </w:pPr>
+            <w:r>
+              <w:rPr>
+                <w:rFonts w:ascii="Times New Roman" w:hAnsi="Times New Roman"/>
+                <w:sz w:val="17"/>
+              </w:rPr>
+              <w:t xml:space="preserve">1.65</w:t>
+            </w:r>
+          </w:p>
+        </w:tc>
+        <w:tc>
+          <w:tcPr/>
+          <w:p>
+            <w:pPr>
+              <w:pStyle w:val="Compact"/>
+              <w:spacing w:before="20" w:after="20" w:line="240" w:lineRule="auto"/>
+              <w:ind w:firstLine="0"/>
+              <w:jc w:val="left"/>
+            </w:pPr>
+            <w:r>
+              <w:rPr>
+                <w:rFonts w:ascii="Times New Roman" w:hAnsi="Times New Roman"/>
+                <w:sz w:val="17"/>
+              </w:rPr>
+              <w:t xml:space="preserve">1.72*</w:t>
+            </w:r>
+          </w:p>
+        </w:tc>
+      </w:tr>
+      <w:tr>
+        <w:tc>
+          <w:tcPr/>
+          <w:p>
+            <w:pPr>
+              <w:pStyle w:val="Compact"/>
+              <w:spacing w:before="20" w:after="20" w:line="240" w:lineRule="auto"/>
+              <w:ind w:firstLine="0"/>
+              <w:jc w:val="left"/>
+            </w:pPr>
+            <w:r>
+              <w:rPr>
+                <w:rFonts w:ascii="Times New Roman" w:hAnsi="Times New Roman"/>
+                <w:sz w:val="17"/>
+              </w:rPr>
+              <w:t xml:space="preserve">Sonnet 5</w:t>
+            </w:r>
+          </w:p>
+        </w:tc>
+        <w:tc>
+          <w:tcPr/>
+          <w:p>
+            <w:pPr>
+              <w:pStyle w:val="Compact"/>
+              <w:spacing w:before="20" w:after="20" w:line="240" w:lineRule="auto"/>
+              <w:ind w:firstLine="0"/>
+              <w:jc w:val="left"/>
+            </w:pPr>
+            <w:r>
+              <w:rPr>
+                <w:rFonts w:ascii="Times New Roman" w:hAnsi="Times New Roman"/>
+                <w:sz w:val="17"/>
+              </w:rPr>
+              <w:t xml:space="preserve">anchored</w:t>
+            </w:r>
+          </w:p>
+        </w:tc>
+        <w:tc>
+          <w:tcPr/>
+          <w:p>
+            <w:pPr>
+              <w:pStyle w:val="Compact"/>
+              <w:spacing w:before="20" w:after="20" w:line="240" w:lineRule="auto"/>
+              <w:ind w:firstLine="0"/>
+              <w:jc w:val="left"/>
+            </w:pPr>
+            <w:r>
+              <w:rPr>
+                <w:rFonts w:ascii="Times New Roman" w:hAnsi="Times New Roman"/>
+                <w:sz w:val="17"/>
+              </w:rPr>
+              <w:t xml:space="preserve">visit</w:t>
+            </w:r>
+          </w:p>
+        </w:tc>
+        <w:tc>
+          <w:tcPr/>
+          <w:p>
+            <w:pPr>
+              <w:pStyle w:val="Compact"/>
+              <w:spacing w:before="20" w:after="20" w:line="240" w:lineRule="auto"/>
+              <w:ind w:firstLine="0"/>
+              <w:jc w:val="left"/>
+            </w:pPr>
+            <w:r>
+              <w:rPr>
+                <w:rFonts w:ascii="Times New Roman" w:hAnsi="Times New Roman"/>
+                <w:sz w:val="17"/>
+              </w:rPr>
+              <w:t xml:space="preserve">0.195</w:t>
+            </w:r>
+          </w:p>
+        </w:tc>
+        <w:tc>
+          <w:tcPr/>
+          <w:p>
+            <w:pPr>
+              <w:pStyle w:val="Compact"/>
+              <w:spacing w:before="20" w:after="20" w:line="240" w:lineRule="auto"/>
+              <w:ind w:firstLine="0"/>
+              <w:jc w:val="left"/>
+            </w:pPr>
+            <w:r>
+              <w:rPr>
+                <w:rFonts w:ascii="Times New Roman" w:hAnsi="Times New Roman"/>
+                <w:sz w:val="17"/>
+              </w:rPr>
+              <w:t xml:space="preserve">+0.027 [+0.019, +0.036]*</w:t>
+            </w:r>
+          </w:p>
+        </w:tc>
+        <w:tc>
+          <w:tcPr/>
+          <w:p>
+            <w:pPr>
+              <w:pStyle w:val="Compact"/>
+              <w:spacing w:before="20" w:after="20" w:line="240" w:lineRule="auto"/>
+              <w:ind w:firstLine="0"/>
+              <w:jc w:val="left"/>
+            </w:pPr>
+            <w:r>
+              <w:rPr>
+                <w:rFonts w:ascii="Times New Roman" w:hAnsi="Times New Roman"/>
+                <w:sz w:val="17"/>
+              </w:rPr>
+              <w:t xml:space="preserve">+0.036 [+0.027, +0.045]*</w:t>
+            </w:r>
+          </w:p>
+        </w:tc>
+        <w:tc>
+          <w:tcPr/>
+          <w:p>
+            <w:pPr>
+              <w:pStyle w:val="Compact"/>
+              <w:spacing w:before="20" w:after="20" w:line="240" w:lineRule="auto"/>
+              <w:ind w:firstLine="0"/>
+              <w:jc w:val="left"/>
+            </w:pPr>
+            <w:r>
+              <w:rPr>
+                <w:rFonts w:ascii="Times New Roman" w:hAnsi="Times New Roman"/>
+                <w:sz w:val="17"/>
+              </w:rPr>
+              <w:t xml:space="preserve">-0.009 [-0.022, +0.004]*</w:t>
+            </w:r>
+          </w:p>
+        </w:tc>
+        <w:tc>
+          <w:tcPr/>
+          <w:p>
+            <w:pPr>
+              <w:pStyle w:val="Compact"/>
+              <w:spacing w:before="20" w:after="20" w:line="240" w:lineRule="auto"/>
+              <w:ind w:firstLine="0"/>
+              <w:jc w:val="left"/>
+            </w:pPr>
+            <w:r>
+              <w:rPr>
+                <w:rFonts w:ascii="Times New Roman" w:hAnsi="Times New Roman"/>
+                <w:sz w:val="17"/>
+              </w:rPr>
+              <w:t xml:space="preserve">1.14*</w:t>
+            </w:r>
+          </w:p>
+        </w:tc>
+        <w:tc>
+          <w:tcPr/>
+          <w:p>
+            <w:pPr>
+              <w:pStyle w:val="Compact"/>
+              <w:spacing w:before="20" w:after="20" w:line="240" w:lineRule="auto"/>
+              <w:ind w:firstLine="0"/>
+              <w:jc w:val="left"/>
+            </w:pPr>
+            <w:r>
+              <w:rPr>
+                <w:rFonts w:ascii="Times New Roman" w:hAnsi="Times New Roman"/>
+                <w:sz w:val="17"/>
+              </w:rPr>
+              <w:t xml:space="preserve">1.19*</w:t>
+            </w:r>
+          </w:p>
+        </w:tc>
+      </w:tr>
+      <w:tr>
+        <w:tc>
+          <w:tcPr/>
+          <w:p>
+            <w:pPr>
+              <w:pStyle w:val="Compact"/>
+              <w:spacing w:before="20" w:after="20" w:line="240" w:lineRule="auto"/>
+              <w:ind w:firstLine="0"/>
+              <w:jc w:val="left"/>
+            </w:pPr>
+            <w:r>
+              <w:rPr>
+                <w:rFonts w:ascii="Times New Roman" w:hAnsi="Times New Roman"/>
+                <w:sz w:val="17"/>
+              </w:rPr>
+              <w:t xml:space="preserve">GPT-5.6-terra</w:t>
+            </w:r>
+          </w:p>
+        </w:tc>
+        <w:tc>
+          <w:tcPr/>
+          <w:p>
+            <w:pPr>
+              <w:pStyle w:val="Compact"/>
+              <w:spacing w:before="20" w:after="20" w:line="240" w:lineRule="auto"/>
+              <w:ind w:firstLine="0"/>
+              <w:jc w:val="left"/>
+            </w:pPr>
+            <w:r>
+              <w:rPr>
+                <w:rFonts w:ascii="Times New Roman" w:hAnsi="Times New Roman"/>
+                <w:sz w:val="17"/>
+              </w:rPr>
+              <w:t xml:space="preserve">plain</w:t>
+            </w:r>
+          </w:p>
+        </w:tc>
+        <w:tc>
+          <w:tcPr/>
+          <w:p>
+            <w:pPr>
+              <w:pStyle w:val="Compact"/>
+              <w:spacing w:before="20" w:after="20" w:line="240" w:lineRule="auto"/>
+              <w:ind w:firstLine="0"/>
+              <w:jc w:val="left"/>
+            </w:pPr>
+            <w:r>
+              <w:rPr>
+                <w:rFonts w:ascii="Times New Roman" w:hAnsi="Times New Roman"/>
+                <w:sz w:val="17"/>
+              </w:rPr>
+              <w:t xml:space="preserve">visit</w:t>
+            </w:r>
+          </w:p>
+        </w:tc>
+        <w:tc>
+          <w:tcPr/>
+          <w:p>
+            <w:pPr>
+              <w:pStyle w:val="Compact"/>
+              <w:spacing w:before="20" w:after="20" w:line="240" w:lineRule="auto"/>
+              <w:ind w:firstLine="0"/>
+              <w:jc w:val="left"/>
+            </w:pPr>
+            <w:r>
+              <w:rPr>
+                <w:rFonts w:ascii="Times New Roman" w:hAnsi="Times New Roman"/>
+                <w:sz w:val="17"/>
+              </w:rPr>
+              <w:t xml:space="preserve">0.277</w:t>
+            </w:r>
+          </w:p>
+        </w:tc>
+        <w:tc>
+          <w:tcPr/>
+          <w:p>
+            <w:pPr>
+              <w:pStyle w:val="Compact"/>
+              <w:spacing w:before="20" w:after="20" w:line="240" w:lineRule="auto"/>
+              <w:ind w:firstLine="0"/>
+              <w:jc w:val="left"/>
+            </w:pPr>
+            <w:r>
+              <w:rPr>
+                <w:rFonts w:ascii="Times New Roman" w:hAnsi="Times New Roman"/>
+                <w:sz w:val="17"/>
+              </w:rPr>
+              <w:t xml:space="preserve">+0.049 [+0.038, +0.060]*</w:t>
+            </w:r>
+          </w:p>
+        </w:tc>
+        <w:tc>
+          <w:tcPr/>
+          <w:p>
+            <w:pPr>
+              <w:pStyle w:val="Compact"/>
+              <w:spacing w:before="20" w:after="20" w:line="240" w:lineRule="auto"/>
+              <w:ind w:firstLine="0"/>
+              <w:jc w:val="left"/>
+            </w:pPr>
+            <w:r>
+              <w:rPr>
+                <w:rFonts w:ascii="Times New Roman" w:hAnsi="Times New Roman"/>
+                <w:sz w:val="17"/>
+              </w:rPr>
+              <w:t xml:space="preserve">+0.055 [+0.044, +0.066]</w:t>
+            </w:r>
+          </w:p>
+        </w:tc>
+        <w:tc>
+          <w:tcPr/>
+          <w:p>
+            <w:pPr>
+              <w:pStyle w:val="Compact"/>
+              <w:spacing w:before="20" w:after="20" w:line="240" w:lineRule="auto"/>
+              <w:ind w:firstLine="0"/>
+              <w:jc w:val="left"/>
+            </w:pPr>
+            <w:r>
+              <w:rPr>
+                <w:rFonts w:ascii="Times New Roman" w:hAnsi="Times New Roman"/>
+                <w:sz w:val="17"/>
+              </w:rPr>
+              <w:t xml:space="preserve">-0.006 [-0.021, +0.010]*</w:t>
+            </w:r>
+          </w:p>
+        </w:tc>
+        <w:tc>
+          <w:tcPr/>
+          <w:p>
+            <w:pPr>
+              <w:pStyle w:val="Compact"/>
+              <w:spacing w:before="20" w:after="20" w:line="240" w:lineRule="auto"/>
+              <w:ind w:firstLine="0"/>
+              <w:jc w:val="left"/>
+            </w:pPr>
+            <w:r>
+              <w:rPr>
+                <w:rFonts w:ascii="Times New Roman" w:hAnsi="Times New Roman"/>
+                <w:sz w:val="17"/>
+              </w:rPr>
+              <w:t xml:space="preserve">1.18*</w:t>
+            </w:r>
+          </w:p>
+        </w:tc>
+        <w:tc>
+          <w:tcPr/>
+          <w:p>
+            <w:pPr>
+              <w:pStyle w:val="Compact"/>
+              <w:spacing w:before="20" w:after="20" w:line="240" w:lineRule="auto"/>
+              <w:ind w:firstLine="0"/>
+              <w:jc w:val="left"/>
+            </w:pPr>
+            <w:r>
+              <w:rPr>
+                <w:rFonts w:ascii="Times New Roman" w:hAnsi="Times New Roman"/>
+                <w:sz w:val="17"/>
+              </w:rPr>
+              <w:t xml:space="preserve">1.20*</w:t>
+            </w:r>
+          </w:p>
+        </w:tc>
+      </w:tr>
+      <w:tr>
+        <w:tc>
+          <w:tcPr/>
+          <w:p>
+            <w:pPr>
+              <w:pStyle w:val="Compact"/>
+              <w:spacing w:before="20" w:after="20" w:line="240" w:lineRule="auto"/>
+              <w:ind w:firstLine="0"/>
+              <w:jc w:val="left"/>
+            </w:pPr>
+            <w:r>
+              <w:rPr>
+                <w:rFonts w:ascii="Times New Roman" w:hAnsi="Times New Roman"/>
+                <w:sz w:val="17"/>
+              </w:rPr>
+              <w:t xml:space="preserve">GPT-5.6-terra</w:t>
+            </w:r>
+          </w:p>
+        </w:tc>
+        <w:tc>
+          <w:tcPr/>
+          <w:p>
+            <w:pPr>
+              <w:pStyle w:val="Compact"/>
+              <w:spacing w:before="20" w:after="20" w:line="240" w:lineRule="auto"/>
+              <w:ind w:firstLine="0"/>
+              <w:jc w:val="left"/>
+            </w:pPr>
+            <w:r>
+              <w:rPr>
+                <w:rFonts w:ascii="Times New Roman" w:hAnsi="Times New Roman"/>
+                <w:sz w:val="17"/>
+              </w:rPr>
+              <w:t xml:space="preserve">anchored</w:t>
+            </w:r>
+          </w:p>
+        </w:tc>
+        <w:tc>
+          <w:tcPr/>
+          <w:p>
+            <w:pPr>
+              <w:pStyle w:val="Compact"/>
+              <w:spacing w:before="20" w:after="20" w:line="240" w:lineRule="auto"/>
+              <w:ind w:firstLine="0"/>
+              <w:jc w:val="left"/>
+            </w:pPr>
+            <w:r>
+              <w:rPr>
+                <w:rFonts w:ascii="Times New Roman" w:hAnsi="Times New Roman"/>
+                <w:sz w:val="17"/>
+              </w:rPr>
+              <w:t xml:space="preserve">visit</w:t>
+            </w:r>
+          </w:p>
+        </w:tc>
+        <w:tc>
+          <w:tcPr/>
+          <w:p>
+            <w:pPr>
+              <w:pStyle w:val="Compact"/>
+              <w:spacing w:before="20" w:after="20" w:line="240" w:lineRule="auto"/>
+              <w:ind w:firstLine="0"/>
+              <w:jc w:val="left"/>
+            </w:pPr>
+            <w:r>
+              <w:rPr>
+                <w:rFonts w:ascii="Times New Roman" w:hAnsi="Times New Roman"/>
+                <w:sz w:val="17"/>
+              </w:rPr>
+              <w:t xml:space="preserve">0.103</w:t>
+            </w:r>
+          </w:p>
+        </w:tc>
+        <w:tc>
+          <w:tcPr/>
+          <w:p>
+            <w:pPr>
+              <w:pStyle w:val="Compact"/>
+              <w:spacing w:before="20" w:after="20" w:line="240" w:lineRule="auto"/>
+              <w:ind w:firstLine="0"/>
+              <w:jc w:val="left"/>
+            </w:pPr>
+            <w:r>
+              <w:rPr>
+                <w:rFonts w:ascii="Times New Roman" w:hAnsi="Times New Roman"/>
+                <w:sz w:val="17"/>
+              </w:rPr>
+              <w:t xml:space="preserve">+0.075 [+0.068, +0.083]</w:t>
+            </w:r>
+          </w:p>
+        </w:tc>
+        <w:tc>
+          <w:tcPr/>
+          <w:p>
+            <w:pPr>
+              <w:pStyle w:val="Compact"/>
+              <w:spacing w:before="20" w:after="20" w:line="240" w:lineRule="auto"/>
+              <w:ind w:firstLine="0"/>
+              <w:jc w:val="left"/>
+            </w:pPr>
+            <w:r>
+              <w:rPr>
+                <w:rFonts w:ascii="Times New Roman" w:hAnsi="Times New Roman"/>
+                <w:sz w:val="17"/>
+              </w:rPr>
+              <w:t xml:space="preserve">+0.088 [+0.080, +0.096]*</w:t>
+            </w:r>
+          </w:p>
+        </w:tc>
+        <w:tc>
+          <w:tcPr/>
+          <w:p>
+            <w:pPr>
+              <w:pStyle w:val="Compact"/>
+              <w:spacing w:before="20" w:after="20" w:line="240" w:lineRule="auto"/>
+              <w:ind w:firstLine="0"/>
+              <w:jc w:val="left"/>
+            </w:pPr>
+            <w:r>
+              <w:rPr>
+                <w:rFonts w:ascii="Times New Roman" w:hAnsi="Times New Roman"/>
+                <w:sz w:val="17"/>
+              </w:rPr>
+              <w:t xml:space="preserve">-0.013 [-0.025, -0.001]*</w:t>
+            </w:r>
+          </w:p>
+        </w:tc>
+        <w:tc>
+          <w:tcPr/>
+          <w:p>
+            <w:pPr>
+              <w:pStyle w:val="Compact"/>
+              <w:spacing w:before="20" w:after="20" w:line="240" w:lineRule="auto"/>
+              <w:ind w:firstLine="0"/>
+              <w:jc w:val="left"/>
+            </w:pPr>
+            <w:r>
+              <w:rPr>
+                <w:rFonts w:ascii="Times New Roman" w:hAnsi="Times New Roman"/>
+                <w:sz w:val="17"/>
+              </w:rPr>
+              <w:t xml:space="preserve">1.73</w:t>
+            </w:r>
+          </w:p>
+        </w:tc>
+        <w:tc>
+          <w:tcPr/>
+          <w:p>
+            <w:pPr>
+              <w:pStyle w:val="Compact"/>
+              <w:spacing w:before="20" w:after="20" w:line="240" w:lineRule="auto"/>
+              <w:ind w:firstLine="0"/>
+              <w:jc w:val="left"/>
+            </w:pPr>
+            <w:r>
+              <w:rPr>
+                <w:rFonts w:ascii="Times New Roman" w:hAnsi="Times New Roman"/>
+                <w:sz w:val="17"/>
+              </w:rPr>
+              <w:t xml:space="preserve">1.86*</w:t>
+            </w:r>
+          </w:p>
+        </w:tc>
+      </w:tr>
+      <w:tr>
+        <w:tc>
+          <w:tcPr/>
+          <w:p>
+            <w:pPr>
+              <w:pStyle w:val="Compact"/>
+              <w:spacing w:before="20" w:after="20" w:line="240" w:lineRule="auto"/>
+              <w:ind w:firstLine="0"/>
+              <w:jc w:val="left"/>
+            </w:pPr>
+            <w:r>
+              <w:rPr>
+                <w:rFonts w:ascii="Times New Roman" w:hAnsi="Times New Roman"/>
+                <w:sz w:val="17"/>
+              </w:rPr>
+              <w:t xml:space="preserve">DeepSeek-V4-Pro</w:t>
+            </w:r>
+          </w:p>
+        </w:tc>
+        <w:tc>
+          <w:tcPr/>
+          <w:p>
+            <w:pPr>
+              <w:pStyle w:val="Compact"/>
+              <w:spacing w:before="20" w:after="20" w:line="240" w:lineRule="auto"/>
+              <w:ind w:firstLine="0"/>
+              <w:jc w:val="left"/>
+            </w:pPr>
+            <w:r>
+              <w:rPr>
+                <w:rFonts w:ascii="Times New Roman" w:hAnsi="Times New Roman"/>
+                <w:sz w:val="17"/>
+              </w:rPr>
+              <w:t xml:space="preserve">plain</w:t>
+            </w:r>
+          </w:p>
+        </w:tc>
+        <w:tc>
+          <w:tcPr/>
+          <w:p>
+            <w:pPr>
+              <w:pStyle w:val="Compact"/>
+              <w:spacing w:before="20" w:after="20" w:line="240" w:lineRule="auto"/>
+              <w:ind w:firstLine="0"/>
+              <w:jc w:val="left"/>
+            </w:pPr>
+            <w:r>
+              <w:rPr>
+                <w:rFonts w:ascii="Times New Roman" w:hAnsi="Times New Roman"/>
+                <w:sz w:val="17"/>
+              </w:rPr>
+              <w:t xml:space="preserve">visit</w:t>
+            </w:r>
+          </w:p>
+        </w:tc>
+        <w:tc>
+          <w:tcPr/>
+          <w:p>
+            <w:pPr>
+              <w:pStyle w:val="Compact"/>
+              <w:spacing w:before="20" w:after="20" w:line="240" w:lineRule="auto"/>
+              <w:ind w:firstLine="0"/>
+              <w:jc w:val="left"/>
+            </w:pPr>
+            <w:r>
+              <w:rPr>
+                <w:rFonts w:ascii="Times New Roman" w:hAnsi="Times New Roman"/>
+                <w:sz w:val="17"/>
+              </w:rPr>
+              <w:t xml:space="preserve">0.191</w:t>
+            </w:r>
+          </w:p>
+        </w:tc>
+        <w:tc>
+          <w:tcPr/>
+          <w:p>
+            <w:pPr>
+              <w:pStyle w:val="Compact"/>
+              <w:spacing w:before="20" w:after="20" w:line="240" w:lineRule="auto"/>
+              <w:ind w:firstLine="0"/>
+              <w:jc w:val="left"/>
+            </w:pPr>
+            <w:r>
+              <w:rPr>
+                <w:rFonts w:ascii="Times New Roman" w:hAnsi="Times New Roman"/>
+                <w:sz w:val="17"/>
+              </w:rPr>
+              <w:t xml:space="preserve">+0.051 [+0.037, +0.065]*</w:t>
+            </w:r>
+          </w:p>
+        </w:tc>
+        <w:tc>
+          <w:tcPr/>
+          <w:p>
+            <w:pPr>
+              <w:pStyle w:val="Compact"/>
+              <w:spacing w:before="20" w:after="20" w:line="240" w:lineRule="auto"/>
+              <w:ind w:firstLine="0"/>
+              <w:jc w:val="left"/>
+            </w:pPr>
+            <w:r>
+              <w:rPr>
+                <w:rFonts w:ascii="Times New Roman" w:hAnsi="Times New Roman"/>
+                <w:sz w:val="17"/>
+              </w:rPr>
+              <w:t xml:space="preserve">+0.044 [+0.030, +0.057]</w:t>
+            </w:r>
+          </w:p>
+        </w:tc>
+        <w:tc>
+          <w:tcPr/>
+          <w:p>
+            <w:pPr>
+              <w:pStyle w:val="Compact"/>
+              <w:spacing w:before="20" w:after="20" w:line="240" w:lineRule="auto"/>
+              <w:ind w:firstLine="0"/>
+              <w:jc w:val="left"/>
+            </w:pPr>
+            <w:r>
+              <w:rPr>
+                <w:rFonts w:ascii="Times New Roman" w:hAnsi="Times New Roman"/>
+                <w:sz w:val="17"/>
+              </w:rPr>
+              <w:t xml:space="preserve">+0.007 [-0.008, +0.021]*</w:t>
+            </w:r>
+          </w:p>
+        </w:tc>
+        <w:tc>
+          <w:tcPr/>
+          <w:p>
+            <w:pPr>
+              <w:pStyle w:val="Compact"/>
+              <w:spacing w:before="20" w:after="20" w:line="240" w:lineRule="auto"/>
+              <w:ind w:firstLine="0"/>
+              <w:jc w:val="left"/>
+            </w:pPr>
+            <w:r>
+              <w:rPr>
+                <w:rFonts w:ascii="Times New Roman" w:hAnsi="Times New Roman"/>
+                <w:sz w:val="17"/>
+              </w:rPr>
+              <w:t xml:space="preserve">1.27*</w:t>
+            </w:r>
+          </w:p>
+        </w:tc>
+        <w:tc>
+          <w:tcPr/>
+          <w:p>
+            <w:pPr>
+              <w:pStyle w:val="Compact"/>
+              <w:spacing w:before="20" w:after="20" w:line="240" w:lineRule="auto"/>
+              <w:ind w:firstLine="0"/>
+              <w:jc w:val="left"/>
+            </w:pPr>
+            <w:r>
+              <w:rPr>
+                <w:rFonts w:ascii="Times New Roman" w:hAnsi="Times New Roman"/>
+                <w:sz w:val="17"/>
+              </w:rPr>
+              <w:t xml:space="preserve">1.23*</w:t>
+            </w:r>
+          </w:p>
+        </w:tc>
+      </w:tr>
+      <w:tr>
+        <w:tc>
+          <w:tcPr/>
+          <w:p>
+            <w:pPr>
+              <w:pStyle w:val="Compact"/>
+              <w:spacing w:before="20" w:after="20" w:line="240" w:lineRule="auto"/>
+              <w:ind w:firstLine="0"/>
+              <w:jc w:val="left"/>
+            </w:pPr>
+            <w:r>
+              <w:rPr>
+                <w:rFonts w:ascii="Times New Roman" w:hAnsi="Times New Roman"/>
+                <w:sz w:val="17"/>
+              </w:rPr>
+              <w:t xml:space="preserve">DeepSeek-V4-Pro</w:t>
+            </w:r>
+          </w:p>
+        </w:tc>
+        <w:tc>
+          <w:tcPr/>
+          <w:p>
+            <w:pPr>
+              <w:pStyle w:val="Compact"/>
+              <w:spacing w:before="20" w:after="20" w:line="240" w:lineRule="auto"/>
+              <w:ind w:firstLine="0"/>
+              <w:jc w:val="left"/>
+            </w:pPr>
+            <w:r>
+              <w:rPr>
+                <w:rFonts w:ascii="Times New Roman" w:hAnsi="Times New Roman"/>
+                <w:sz w:val="17"/>
+              </w:rPr>
+              <w:t xml:space="preserve">anchored</w:t>
+            </w:r>
+          </w:p>
+        </w:tc>
+        <w:tc>
+          <w:tcPr/>
+          <w:p>
+            <w:pPr>
+              <w:pStyle w:val="Compact"/>
+              <w:spacing w:before="20" w:after="20" w:line="240" w:lineRule="auto"/>
+              <w:ind w:firstLine="0"/>
+              <w:jc w:val="left"/>
+            </w:pPr>
+            <w:r>
+              <w:rPr>
+                <w:rFonts w:ascii="Times New Roman" w:hAnsi="Times New Roman"/>
+                <w:sz w:val="17"/>
+              </w:rPr>
+              <w:t xml:space="preserve">visit</w:t>
+            </w:r>
+          </w:p>
+        </w:tc>
+        <w:tc>
+          <w:tcPr/>
+          <w:p>
+            <w:pPr>
+              <w:pStyle w:val="Compact"/>
+              <w:spacing w:before="20" w:after="20" w:line="240" w:lineRule="auto"/>
+              <w:ind w:firstLine="0"/>
+              <w:jc w:val="left"/>
+            </w:pPr>
+            <w:r>
+              <w:rPr>
+                <w:rFonts w:ascii="Times New Roman" w:hAnsi="Times New Roman"/>
+                <w:sz w:val="17"/>
+              </w:rPr>
+              <w:t xml:space="preserve">0.068</w:t>
+            </w:r>
+          </w:p>
+        </w:tc>
+        <w:tc>
+          <w:tcPr/>
+          <w:p>
+            <w:pPr>
+              <w:pStyle w:val="Compact"/>
+              <w:spacing w:before="20" w:after="20" w:line="240" w:lineRule="auto"/>
+              <w:ind w:firstLine="0"/>
+              <w:jc w:val="left"/>
+            </w:pPr>
+            <w:r>
+              <w:rPr>
+                <w:rFonts w:ascii="Times New Roman" w:hAnsi="Times New Roman"/>
+                <w:sz w:val="17"/>
+              </w:rPr>
+              <w:t xml:space="preserve">+0.198 [+0.187, +0.208]*</w:t>
+            </w:r>
+          </w:p>
+        </w:tc>
+        <w:tc>
+          <w:tcPr/>
+          <w:p>
+            <w:pPr>
+              <w:pStyle w:val="Compact"/>
+              <w:spacing w:before="20" w:after="20" w:line="240" w:lineRule="auto"/>
+              <w:ind w:firstLine="0"/>
+              <w:jc w:val="left"/>
+            </w:pPr>
+            <w:r>
+              <w:rPr>
+                <w:rFonts w:ascii="Times New Roman" w:hAnsi="Times New Roman"/>
+                <w:sz w:val="17"/>
+              </w:rPr>
+              <w:t xml:space="preserve">+0.183 [+0.173, +0.192]*</w:t>
+            </w:r>
+          </w:p>
+        </w:tc>
+        <w:tc>
+          <w:tcPr/>
+          <w:p>
+            <w:pPr>
+              <w:pStyle w:val="Compact"/>
+              <w:spacing w:before="20" w:after="20" w:line="240" w:lineRule="auto"/>
+              <w:ind w:firstLine="0"/>
+              <w:jc w:val="left"/>
+            </w:pPr>
+            <w:r>
+              <w:rPr>
+                <w:rFonts w:ascii="Times New Roman" w:hAnsi="Times New Roman"/>
+                <w:sz w:val="17"/>
+              </w:rPr>
+              <w:t xml:space="preserve">+0.015 [+0.002, +0.029]*</w:t>
+            </w:r>
+          </w:p>
+        </w:tc>
+        <w:tc>
+          <w:tcPr/>
+          <w:p>
+            <w:pPr>
+              <w:pStyle w:val="Compact"/>
+              <w:spacing w:before="20" w:after="20" w:line="240" w:lineRule="auto"/>
+              <w:ind w:firstLine="0"/>
+              <w:jc w:val="left"/>
+            </w:pPr>
+            <w:r>
+              <w:rPr>
+                <w:rFonts w:ascii="Times New Roman" w:hAnsi="Times New Roman"/>
+                <w:sz w:val="17"/>
+              </w:rPr>
+              <w:t xml:space="preserve">3.90*</w:t>
+            </w:r>
+          </w:p>
+        </w:tc>
+        <w:tc>
+          <w:tcPr/>
+          <w:p>
+            <w:pPr>
+              <w:pStyle w:val="Compact"/>
+              <w:spacing w:before="20" w:after="20" w:line="240" w:lineRule="auto"/>
+              <w:ind w:firstLine="0"/>
+              <w:jc w:val="left"/>
+            </w:pPr>
+            <w:r>
+              <w:rPr>
+                <w:rFonts w:ascii="Times New Roman" w:hAnsi="Times New Roman"/>
+                <w:sz w:val="17"/>
+              </w:rPr>
+              <w:t xml:space="preserve">3.68*</w:t>
+            </w:r>
+          </w:p>
+        </w:tc>
+      </w:tr>
+      <w:tr>
+        <w:tc>
+          <w:tcPr/>
+          <w:p>
+            <w:pPr>
+              <w:pStyle w:val="Compact"/>
+              <w:spacing w:before="20" w:after="20" w:line="240" w:lineRule="auto"/>
+              <w:ind w:firstLine="0"/>
+              <w:jc w:val="left"/>
+            </w:pPr>
+            <w:r>
+              <w:rPr>
+                <w:rFonts w:ascii="Times New Roman" w:hAnsi="Times New Roman"/>
+                <w:sz w:val="17"/>
+              </w:rPr>
+              <w:t xml:space="preserve">Gemini 3.1 Flash-Lite</w:t>
+            </w:r>
+          </w:p>
+        </w:tc>
+        <w:tc>
+          <w:tcPr/>
+          <w:p>
+            <w:pPr>
+              <w:pStyle w:val="Compact"/>
+              <w:spacing w:before="20" w:after="20" w:line="240" w:lineRule="auto"/>
+              <w:ind w:firstLine="0"/>
+              <w:jc w:val="left"/>
+            </w:pPr>
+            <w:r>
+              <w:rPr>
+                <w:rFonts w:ascii="Times New Roman" w:hAnsi="Times New Roman"/>
+                <w:sz w:val="17"/>
+              </w:rPr>
+              <w:t xml:space="preserve">plain</w:t>
+            </w:r>
+          </w:p>
+        </w:tc>
+        <w:tc>
+          <w:tcPr/>
+          <w:p>
+            <w:pPr>
+              <w:pStyle w:val="Compact"/>
+              <w:spacing w:before="20" w:after="20" w:line="240" w:lineRule="auto"/>
+              <w:ind w:firstLine="0"/>
+              <w:jc w:val="left"/>
+            </w:pPr>
+            <w:r>
+              <w:rPr>
+                <w:rFonts w:ascii="Times New Roman" w:hAnsi="Times New Roman"/>
+                <w:sz w:val="17"/>
+              </w:rPr>
+              <w:t xml:space="preserve">visit</w:t>
+            </w:r>
+          </w:p>
+        </w:tc>
+        <w:tc>
+          <w:tcPr/>
+          <w:p>
+            <w:pPr>
+              <w:pStyle w:val="Compact"/>
+              <w:spacing w:before="20" w:after="20" w:line="240" w:lineRule="auto"/>
+              <w:ind w:firstLine="0"/>
+              <w:jc w:val="left"/>
+            </w:pPr>
+            <w:r>
+              <w:rPr>
+                <w:rFonts w:ascii="Times New Roman" w:hAnsi="Times New Roman"/>
+                <w:sz w:val="17"/>
+              </w:rPr>
+              <w:t xml:space="preserve">0.123</w:t>
+            </w:r>
+          </w:p>
+        </w:tc>
+        <w:tc>
+          <w:tcPr/>
+          <w:p>
+            <w:pPr>
+              <w:pStyle w:val="Compact"/>
+              <w:spacing w:before="20" w:after="20" w:line="240" w:lineRule="auto"/>
+              <w:ind w:firstLine="0"/>
+              <w:jc w:val="left"/>
+            </w:pPr>
+            <w:r>
+              <w:rPr>
+                <w:rFonts w:ascii="Times New Roman" w:hAnsi="Times New Roman"/>
+                <w:sz w:val="17"/>
+              </w:rPr>
+              <w:t xml:space="preserve">+0.045 [+0.037, +0.052]*</w:t>
+            </w:r>
+          </w:p>
+        </w:tc>
+        <w:tc>
+          <w:tcPr/>
+          <w:p>
+            <w:pPr>
+              <w:pStyle w:val="Compact"/>
+              <w:spacing w:before="20" w:after="20" w:line="240" w:lineRule="auto"/>
+              <w:ind w:firstLine="0"/>
+              <w:jc w:val="left"/>
+            </w:pPr>
+            <w:r>
+              <w:rPr>
+                <w:rFonts w:ascii="Times New Roman" w:hAnsi="Times New Roman"/>
+                <w:sz w:val="17"/>
+              </w:rPr>
+              <w:t xml:space="preserve">+0.049 [+0.041, +0.057]</w:t>
+            </w:r>
+          </w:p>
+        </w:tc>
+        <w:tc>
+          <w:tcPr/>
+          <w:p>
+            <w:pPr>
+              <w:pStyle w:val="Compact"/>
+              <w:spacing w:before="20" w:after="20" w:line="240" w:lineRule="auto"/>
+              <w:ind w:firstLine="0"/>
+              <w:jc w:val="left"/>
+            </w:pPr>
+            <w:r>
+              <w:rPr>
+                <w:rFonts w:ascii="Times New Roman" w:hAnsi="Times New Roman"/>
+                <w:sz w:val="17"/>
+              </w:rPr>
+              <w:t xml:space="preserve">-0.005 [-0.019, +0.008]*</w:t>
+            </w:r>
+          </w:p>
+        </w:tc>
+        <w:tc>
+          <w:tcPr/>
+          <w:p>
+            <w:pPr>
+              <w:pStyle w:val="Compact"/>
+              <w:spacing w:before="20" w:after="20" w:line="240" w:lineRule="auto"/>
+              <w:ind w:firstLine="0"/>
+              <w:jc w:val="left"/>
+            </w:pPr>
+            <w:r>
+              <w:rPr>
+                <w:rFonts w:ascii="Times New Roman" w:hAnsi="Times New Roman"/>
+                <w:sz w:val="17"/>
+              </w:rPr>
+              <w:t xml:space="preserve">1.36*</w:t>
+            </w:r>
+          </w:p>
+        </w:tc>
+        <w:tc>
+          <w:tcPr/>
+          <w:p>
+            <w:pPr>
+              <w:pStyle w:val="Compact"/>
+              <w:spacing w:before="20" w:after="20" w:line="240" w:lineRule="auto"/>
+              <w:ind w:firstLine="0"/>
+              <w:jc w:val="left"/>
+            </w:pPr>
+            <w:r>
+              <w:rPr>
+                <w:rFonts w:ascii="Times New Roman" w:hAnsi="Times New Roman"/>
+                <w:sz w:val="17"/>
+              </w:rPr>
+              <w:t xml:space="preserve">1.40</w:t>
+            </w:r>
+          </w:p>
+        </w:tc>
+      </w:tr>
+      <w:tr>
+        <w:tc>
+          <w:tcPr/>
+          <w:p>
+            <w:pPr>
+              <w:pStyle w:val="Compact"/>
+              <w:spacing w:before="20" w:after="20" w:line="240" w:lineRule="auto"/>
+              <w:ind w:firstLine="0"/>
+              <w:jc w:val="left"/>
+            </w:pPr>
+            <w:r>
+              <w:rPr>
+                <w:rFonts w:ascii="Times New Roman" w:hAnsi="Times New Roman"/>
+                <w:sz w:val="17"/>
+              </w:rPr>
+              <w:t xml:space="preserve">Gemini 3.1 Flash-Lite</w:t>
+            </w:r>
+          </w:p>
+        </w:tc>
+        <w:tc>
+          <w:tcPr/>
+          <w:p>
+            <w:pPr>
+              <w:pStyle w:val="Compact"/>
+              <w:spacing w:before="20" w:after="20" w:line="240" w:lineRule="auto"/>
+              <w:ind w:firstLine="0"/>
+              <w:jc w:val="left"/>
+            </w:pPr>
+            <w:r>
+              <w:rPr>
+                <w:rFonts w:ascii="Times New Roman" w:hAnsi="Times New Roman"/>
+                <w:sz w:val="17"/>
+              </w:rPr>
+              <w:t xml:space="preserve">anchored</w:t>
+            </w:r>
+          </w:p>
+        </w:tc>
+        <w:tc>
+          <w:tcPr/>
+          <w:p>
+            <w:pPr>
+              <w:pStyle w:val="Compact"/>
+              <w:spacing w:before="20" w:after="20" w:line="240" w:lineRule="auto"/>
+              <w:ind w:firstLine="0"/>
+              <w:jc w:val="left"/>
+            </w:pPr>
+            <w:r>
+              <w:rPr>
+                <w:rFonts w:ascii="Times New Roman" w:hAnsi="Times New Roman"/>
+                <w:sz w:val="17"/>
+              </w:rPr>
+              <w:t xml:space="preserve">visit</w:t>
+            </w:r>
+          </w:p>
+        </w:tc>
+        <w:tc>
+          <w:tcPr/>
+          <w:p>
+            <w:pPr>
+              <w:pStyle w:val="Compact"/>
+              <w:spacing w:before="20" w:after="20" w:line="240" w:lineRule="auto"/>
+              <w:ind w:firstLine="0"/>
+              <w:jc w:val="left"/>
+            </w:pPr>
+            <w:r>
+              <w:rPr>
+                <w:rFonts w:ascii="Times New Roman" w:hAnsi="Times New Roman"/>
+                <w:sz w:val="17"/>
+              </w:rPr>
+              <w:t xml:space="preserve">0.100</w:t>
+            </w:r>
+          </w:p>
+        </w:tc>
+        <w:tc>
+          <w:tcPr/>
+          <w:p>
+            <w:pPr>
+              <w:pStyle w:val="Compact"/>
+              <w:spacing w:before="20" w:after="20" w:line="240" w:lineRule="auto"/>
+              <w:ind w:firstLine="0"/>
+              <w:jc w:val="left"/>
+            </w:pPr>
+            <w:r>
+              <w:rPr>
+                <w:rFonts w:ascii="Times New Roman" w:hAnsi="Times New Roman"/>
+                <w:sz w:val="17"/>
+              </w:rPr>
+              <w:t xml:space="preserve">+0.059 [+0.055, +0.064]*</w:t>
+            </w:r>
+          </w:p>
+        </w:tc>
+        <w:tc>
+          <w:tcPr/>
+          <w:p>
+            <w:pPr>
+              <w:pStyle w:val="Compact"/>
+              <w:spacing w:before="20" w:after="20" w:line="240" w:lineRule="auto"/>
+              <w:ind w:firstLine="0"/>
+              <w:jc w:val="left"/>
+            </w:pPr>
+            <w:r>
+              <w:rPr>
+                <w:rFonts w:ascii="Times New Roman" w:hAnsi="Times New Roman"/>
+                <w:sz w:val="17"/>
+              </w:rPr>
+              <w:t xml:space="preserve">+0.058 [+0.053, +0.063]*</w:t>
+            </w:r>
+          </w:p>
+        </w:tc>
+        <w:tc>
+          <w:tcPr/>
+          <w:p>
+            <w:pPr>
+              <w:pStyle w:val="Compact"/>
+              <w:spacing w:before="20" w:after="20" w:line="240" w:lineRule="auto"/>
+              <w:ind w:firstLine="0"/>
+              <w:jc w:val="left"/>
+            </w:pPr>
+            <w:r>
+              <w:rPr>
+                <w:rFonts w:ascii="Times New Roman" w:hAnsi="Times New Roman"/>
+                <w:sz w:val="17"/>
+              </w:rPr>
+              <w:t xml:space="preserve">+0.001 [-0.007, +0.009]*</w:t>
+            </w:r>
+          </w:p>
+        </w:tc>
+        <w:tc>
+          <w:tcPr/>
+          <w:p>
+            <w:pPr>
+              <w:pStyle w:val="Compact"/>
+              <w:spacing w:before="20" w:after="20" w:line="240" w:lineRule="auto"/>
+              <w:ind w:firstLine="0"/>
+              <w:jc w:val="left"/>
+            </w:pPr>
+            <w:r>
+              <w:rPr>
+                <w:rFonts w:ascii="Times New Roman" w:hAnsi="Times New Roman"/>
+                <w:sz w:val="17"/>
+              </w:rPr>
+              <w:t xml:space="preserve">1.59*</w:t>
+            </w:r>
+          </w:p>
+        </w:tc>
+        <w:tc>
+          <w:tcPr/>
+          <w:p>
+            <w:pPr>
+              <w:pStyle w:val="Compact"/>
+              <w:spacing w:before="20" w:after="20" w:line="240" w:lineRule="auto"/>
+              <w:ind w:firstLine="0"/>
+              <w:jc w:val="left"/>
+            </w:pPr>
+            <w:r>
+              <w:rPr>
+                <w:rFonts w:ascii="Times New Roman" w:hAnsi="Times New Roman"/>
+                <w:sz w:val="17"/>
+              </w:rPr>
+              <w:t xml:space="preserve">1.58*</w:t>
+            </w:r>
+          </w:p>
+        </w:tc>
+      </w:tr>
+      <w:tr>
+        <w:tc>
+          <w:tcPr/>
+          <w:p>
+            <w:pPr>
+              <w:pStyle w:val="Compact"/>
+              <w:spacing w:before="20" w:after="20" w:line="240" w:lineRule="auto"/>
+              <w:ind w:firstLine="0"/>
+              <w:jc w:val="left"/>
+            </w:pPr>
+            <w:r>
+              <w:rPr>
+                <w:rFonts w:ascii="Times New Roman" w:hAnsi="Times New Roman"/>
+                <w:sz w:val="17"/>
+              </w:rPr>
+              <w:t xml:space="preserve">Mistral Large 4</w:t>
+            </w:r>
+          </w:p>
+        </w:tc>
+        <w:tc>
+          <w:tcPr/>
+          <w:p>
+            <w:pPr>
+              <w:pStyle w:val="Compact"/>
+              <w:spacing w:before="20" w:after="20" w:line="240" w:lineRule="auto"/>
+              <w:ind w:firstLine="0"/>
+              <w:jc w:val="left"/>
+            </w:pPr>
+            <w:r>
+              <w:rPr>
+                <w:rFonts w:ascii="Times New Roman" w:hAnsi="Times New Roman"/>
+                <w:sz w:val="17"/>
+              </w:rPr>
+              <w:t xml:space="preserve">plain</w:t>
+            </w:r>
+          </w:p>
+        </w:tc>
+        <w:tc>
+          <w:tcPr/>
+          <w:p>
+            <w:pPr>
+              <w:pStyle w:val="Compact"/>
+              <w:spacing w:before="20" w:after="20" w:line="240" w:lineRule="auto"/>
+              <w:ind w:firstLine="0"/>
+              <w:jc w:val="left"/>
+            </w:pPr>
+            <w:r>
+              <w:rPr>
+                <w:rFonts w:ascii="Times New Roman" w:hAnsi="Times New Roman"/>
+                <w:sz w:val="17"/>
+              </w:rPr>
+              <w:t xml:space="preserve">visit</w:t>
+            </w:r>
+          </w:p>
+        </w:tc>
+        <w:tc>
+          <w:tcPr/>
+          <w:p>
+            <w:pPr>
+              <w:pStyle w:val="Compact"/>
+              <w:spacing w:before="20" w:after="20" w:line="240" w:lineRule="auto"/>
+              <w:ind w:firstLine="0"/>
+              <w:jc w:val="left"/>
+            </w:pPr>
+            <w:r>
+              <w:rPr>
+                <w:rFonts w:ascii="Times New Roman" w:hAnsi="Times New Roman"/>
+                <w:sz w:val="17"/>
+              </w:rPr>
+              <w:t xml:space="preserve">0.230</w:t>
+            </w:r>
+          </w:p>
+        </w:tc>
+        <w:tc>
+          <w:tcPr/>
+          <w:p>
+            <w:pPr>
+              <w:pStyle w:val="Compact"/>
+              <w:spacing w:before="20" w:after="20" w:line="240" w:lineRule="auto"/>
+              <w:ind w:firstLine="0"/>
+              <w:jc w:val="left"/>
+            </w:pPr>
+            <w:r>
+              <w:rPr>
+                <w:rFonts w:ascii="Times New Roman" w:hAnsi="Times New Roman"/>
+                <w:sz w:val="17"/>
+              </w:rPr>
+              <w:t xml:space="preserve">+0.078 [+0.066, +0.089]</w:t>
+            </w:r>
+          </w:p>
+        </w:tc>
+        <w:tc>
+          <w:tcPr/>
+          <w:p>
+            <w:pPr>
+              <w:pStyle w:val="Compact"/>
+              <w:spacing w:before="20" w:after="20" w:line="240" w:lineRule="auto"/>
+              <w:ind w:firstLine="0"/>
+              <w:jc w:val="left"/>
+            </w:pPr>
+            <w:r>
+              <w:rPr>
+                <w:rFonts w:ascii="Times New Roman" w:hAnsi="Times New Roman"/>
+                <w:sz w:val="17"/>
+              </w:rPr>
+              <w:t xml:space="preserve">+0.089 [+0.078, +0.101]*</w:t>
+            </w:r>
+          </w:p>
+        </w:tc>
+        <w:tc>
+          <w:tcPr/>
+          <w:p>
+            <w:pPr>
+              <w:pStyle w:val="Compact"/>
+              <w:spacing w:before="20" w:after="20" w:line="240" w:lineRule="auto"/>
+              <w:ind w:firstLine="0"/>
+              <w:jc w:val="left"/>
+            </w:pPr>
+            <w:r>
+              <w:rPr>
+                <w:rFonts w:ascii="Times New Roman" w:hAnsi="Times New Roman"/>
+                <w:sz w:val="17"/>
+              </w:rPr>
+              <w:t xml:space="preserve">-0.012 [-0.033, +0.008]*</w:t>
+            </w:r>
+          </w:p>
+        </w:tc>
+        <w:tc>
+          <w:tcPr/>
+          <w:p>
+            <w:pPr>
+              <w:pStyle w:val="Compact"/>
+              <w:spacing w:before="20" w:after="20" w:line="240" w:lineRule="auto"/>
+              <w:ind w:firstLine="0"/>
+              <w:jc w:val="left"/>
+            </w:pPr>
+            <w:r>
+              <w:rPr>
+                <w:rFonts w:ascii="Times New Roman" w:hAnsi="Times New Roman"/>
+                <w:sz w:val="17"/>
+              </w:rPr>
+              <w:t xml:space="preserve">1.34*</w:t>
+            </w:r>
+          </w:p>
+        </w:tc>
+        <w:tc>
+          <w:tcPr/>
+          <w:p>
+            <w:pPr>
+              <w:pStyle w:val="Compact"/>
+              <w:spacing w:before="20" w:after="20" w:line="240" w:lineRule="auto"/>
+              <w:ind w:firstLine="0"/>
+              <w:jc w:val="left"/>
+            </w:pPr>
+            <w:r>
+              <w:rPr>
+                <w:rFonts w:ascii="Times New Roman" w:hAnsi="Times New Roman"/>
+                <w:sz w:val="17"/>
+              </w:rPr>
+              <w:t xml:space="preserve">1.39</w:t>
+            </w:r>
+          </w:p>
+        </w:tc>
+      </w:tr>
+      <w:tr>
+        <w:tc>
+          <w:tcPr/>
+          <w:p>
+            <w:pPr>
+              <w:pStyle w:val="Compact"/>
+              <w:spacing w:before="20" w:after="20" w:line="240" w:lineRule="auto"/>
+              <w:ind w:firstLine="0"/>
+              <w:jc w:val="left"/>
+            </w:pPr>
+            <w:r>
+              <w:rPr>
+                <w:rFonts w:ascii="Times New Roman" w:hAnsi="Times New Roman"/>
+                <w:sz w:val="17"/>
+              </w:rPr>
+              <w:t xml:space="preserve">Mistral Large 4</w:t>
+            </w:r>
+          </w:p>
+        </w:tc>
+        <w:tc>
+          <w:tcPr/>
+          <w:p>
+            <w:pPr>
+              <w:pStyle w:val="Compact"/>
+              <w:spacing w:before="20" w:after="20" w:line="240" w:lineRule="auto"/>
+              <w:ind w:firstLine="0"/>
+              <w:jc w:val="left"/>
+            </w:pPr>
+            <w:r>
+              <w:rPr>
+                <w:rFonts w:ascii="Times New Roman" w:hAnsi="Times New Roman"/>
+                <w:sz w:val="17"/>
+              </w:rPr>
+              <w:t xml:space="preserve">anchored</w:t>
+            </w:r>
+          </w:p>
+        </w:tc>
+        <w:tc>
+          <w:tcPr/>
+          <w:p>
+            <w:pPr>
+              <w:pStyle w:val="Compact"/>
+              <w:spacing w:before="20" w:after="20" w:line="240" w:lineRule="auto"/>
+              <w:ind w:firstLine="0"/>
+              <w:jc w:val="left"/>
+            </w:pPr>
+            <w:r>
+              <w:rPr>
+                <w:rFonts w:ascii="Times New Roman" w:hAnsi="Times New Roman"/>
+                <w:sz w:val="17"/>
+              </w:rPr>
+              <w:t xml:space="preserve">visit</w:t>
+            </w:r>
+          </w:p>
+        </w:tc>
+        <w:tc>
+          <w:tcPr/>
+          <w:p>
+            <w:pPr>
+              <w:pStyle w:val="Compact"/>
+              <w:spacing w:before="20" w:after="20" w:line="240" w:lineRule="auto"/>
+              <w:ind w:firstLine="0"/>
+              <w:jc w:val="left"/>
+            </w:pPr>
+            <w:r>
+              <w:rPr>
+                <w:rFonts w:ascii="Times New Roman" w:hAnsi="Times New Roman"/>
+                <w:sz w:val="17"/>
+              </w:rPr>
+              <w:t xml:space="preserve">0.100</w:t>
+            </w:r>
+          </w:p>
+        </w:tc>
+        <w:tc>
+          <w:tcPr/>
+          <w:p>
+            <w:pPr>
+              <w:pStyle w:val="Compact"/>
+              <w:spacing w:before="20" w:after="20" w:line="240" w:lineRule="auto"/>
+              <w:ind w:firstLine="0"/>
+              <w:jc w:val="left"/>
+            </w:pPr>
+            <w:r>
+              <w:rPr>
+                <w:rFonts w:ascii="Times New Roman" w:hAnsi="Times New Roman"/>
+                <w:sz w:val="17"/>
+              </w:rPr>
+              <w:t xml:space="preserve">+0.041 [+0.035, +0.047]*</w:t>
+            </w:r>
+          </w:p>
+        </w:tc>
+        <w:tc>
+          <w:tcPr/>
+          <w:p>
+            <w:pPr>
+              <w:pStyle w:val="Compact"/>
+              <w:spacing w:before="20" w:after="20" w:line="240" w:lineRule="auto"/>
+              <w:ind w:firstLine="0"/>
+              <w:jc w:val="left"/>
+            </w:pPr>
+            <w:r>
+              <w:rPr>
+                <w:rFonts w:ascii="Times New Roman" w:hAnsi="Times New Roman"/>
+                <w:sz w:val="17"/>
+              </w:rPr>
+              <w:t xml:space="preserve">+0.037 [+0.032, +0.043]*</w:t>
+            </w:r>
+          </w:p>
+        </w:tc>
+        <w:tc>
+          <w:tcPr/>
+          <w:p>
+            <w:pPr>
+              <w:pStyle w:val="Compact"/>
+              <w:spacing w:before="20" w:after="20" w:line="240" w:lineRule="auto"/>
+              <w:ind w:firstLine="0"/>
+              <w:jc w:val="left"/>
+            </w:pPr>
+            <w:r>
+              <w:rPr>
+                <w:rFonts w:ascii="Times New Roman" w:hAnsi="Times New Roman"/>
+                <w:sz w:val="17"/>
+              </w:rPr>
+              <w:t xml:space="preserve">+0.004 [-0.007, +0.014]*</w:t>
+            </w:r>
+          </w:p>
+        </w:tc>
+        <w:tc>
+          <w:tcPr/>
+          <w:p>
+            <w:pPr>
+              <w:pStyle w:val="Compact"/>
+              <w:spacing w:before="20" w:after="20" w:line="240" w:lineRule="auto"/>
+              <w:ind w:firstLine="0"/>
+              <w:jc w:val="left"/>
+            </w:pPr>
+            <w:r>
+              <w:rPr>
+                <w:rFonts w:ascii="Times New Roman" w:hAnsi="Times New Roman"/>
+                <w:sz w:val="17"/>
+              </w:rPr>
+              <w:t xml:space="preserve">1.40*</w:t>
+            </w:r>
+          </w:p>
+        </w:tc>
+        <w:tc>
+          <w:tcPr/>
+          <w:p>
+            <w:pPr>
+              <w:pStyle w:val="Compact"/>
+              <w:spacing w:before="20" w:after="20" w:line="240" w:lineRule="auto"/>
+              <w:ind w:firstLine="0"/>
+              <w:jc w:val="left"/>
+            </w:pPr>
+            <w:r>
+              <w:rPr>
+                <w:rFonts w:ascii="Times New Roman" w:hAnsi="Times New Roman"/>
+                <w:sz w:val="17"/>
+              </w:rPr>
+              <w:t xml:space="preserve">1.37</w:t>
+            </w:r>
+          </w:p>
+        </w:tc>
+      </w:tr>
+      <w:tr>
+        <w:tc>
+          <w:tcPr/>
+          <w:p>
+            <w:pPr>
+              <w:pStyle w:val="Compact"/>
+              <w:spacing w:before="20" w:after="20" w:line="240" w:lineRule="auto"/>
+              <w:ind w:firstLine="0"/>
+              <w:jc w:val="left"/>
+            </w:pPr>
+            <w:r>
+              <w:rPr>
+                <w:rFonts w:ascii="Times New Roman" w:hAnsi="Times New Roman"/>
+                <w:sz w:val="17"/>
+              </w:rPr>
+              <w:t xml:space="preserve">GPT-4o-mini</w:t>
+            </w:r>
+          </w:p>
+        </w:tc>
+        <w:tc>
+          <w:tcPr/>
+          <w:p>
+            <w:pPr>
+              <w:pStyle w:val="Compact"/>
+              <w:spacing w:before="20" w:after="20" w:line="240" w:lineRule="auto"/>
+              <w:ind w:firstLine="0"/>
+              <w:jc w:val="left"/>
+            </w:pPr>
+            <w:r>
+              <w:rPr>
+                <w:rFonts w:ascii="Times New Roman" w:hAnsi="Times New Roman"/>
+                <w:sz w:val="17"/>
+              </w:rPr>
+              <w:t xml:space="preserve">plain</w:t>
+            </w:r>
+          </w:p>
+        </w:tc>
+        <w:tc>
+          <w:tcPr/>
+          <w:p>
+            <w:pPr>
+              <w:pStyle w:val="Compact"/>
+              <w:spacing w:before="20" w:after="20" w:line="240" w:lineRule="auto"/>
+              <w:ind w:firstLine="0"/>
+              <w:jc w:val="left"/>
+            </w:pPr>
+            <w:r>
+              <w:rPr>
+                <w:rFonts w:ascii="Times New Roman" w:hAnsi="Times New Roman"/>
+                <w:sz w:val="17"/>
+              </w:rPr>
+              <w:t xml:space="preserve">purchase</w:t>
+            </w:r>
+          </w:p>
+        </w:tc>
+        <w:tc>
+          <w:tcPr/>
+          <w:p>
+            <w:pPr>
+              <w:pStyle w:val="Compact"/>
+              <w:spacing w:before="20" w:after="20" w:line="240" w:lineRule="auto"/>
+              <w:ind w:firstLine="0"/>
+              <w:jc w:val="left"/>
+            </w:pPr>
+            <w:r>
+              <w:rPr>
+                <w:rFonts w:ascii="Times New Roman" w:hAnsi="Times New Roman"/>
+                <w:sz w:val="17"/>
+              </w:rPr>
+              <w:t xml:space="preserve">0.155</w:t>
+            </w:r>
+          </w:p>
+        </w:tc>
+        <w:tc>
+          <w:tcPr/>
+          <w:p>
+            <w:pPr>
+              <w:pStyle w:val="Compact"/>
+              <w:spacing w:before="20" w:after="20" w:line="240" w:lineRule="auto"/>
+              <w:ind w:firstLine="0"/>
+              <w:jc w:val="left"/>
+            </w:pPr>
+            <w:r>
+              <w:rPr>
+                <w:rFonts w:ascii="Times New Roman" w:hAnsi="Times New Roman"/>
+                <w:sz w:val="17"/>
+              </w:rPr>
+              <w:t xml:space="preserve">+0.169 [+0.155, +0.184]*</w:t>
+            </w:r>
+          </w:p>
+        </w:tc>
+        <w:tc>
+          <w:tcPr/>
+          <w:p>
+            <w:pPr>
+              <w:pStyle w:val="Compact"/>
+              <w:spacing w:before="20" w:after="20" w:line="240" w:lineRule="auto"/>
+              <w:ind w:firstLine="0"/>
+              <w:jc w:val="left"/>
+            </w:pPr>
+            <w:r>
+              <w:rPr>
+                <w:rFonts w:ascii="Times New Roman" w:hAnsi="Times New Roman"/>
+                <w:sz w:val="17"/>
+              </w:rPr>
+              <w:t xml:space="preserve">+0.201 [+0.187, +0.214]*</w:t>
+            </w:r>
+          </w:p>
+        </w:tc>
+        <w:tc>
+          <w:tcPr/>
+          <w:p>
+            <w:pPr>
+              <w:pStyle w:val="Compact"/>
+              <w:spacing w:before="20" w:after="20" w:line="240" w:lineRule="auto"/>
+              <w:ind w:firstLine="0"/>
+              <w:jc w:val="left"/>
+            </w:pPr>
+            <w:r>
+              <w:rPr>
+                <w:rFonts w:ascii="Times New Roman" w:hAnsi="Times New Roman"/>
+                <w:sz w:val="17"/>
+              </w:rPr>
+              <w:t xml:space="preserve">-0.032 [-0.056, -0.005]*</w:t>
+            </w:r>
+          </w:p>
+        </w:tc>
+        <w:tc>
+          <w:tcPr/>
+          <w:p>
+            <w:pPr>
+              <w:pStyle w:val="Compact"/>
+              <w:spacing w:before="20" w:after="20" w:line="240" w:lineRule="auto"/>
+              <w:ind w:firstLine="0"/>
+              <w:jc w:val="left"/>
+            </w:pPr>
+            <w:r>
+              <w:rPr>
+                <w:rFonts w:ascii="Times New Roman" w:hAnsi="Times New Roman"/>
+                <w:sz w:val="17"/>
+              </w:rPr>
+              <w:t xml:space="preserve">2.09</w:t>
+            </w:r>
+          </w:p>
+        </w:tc>
+        <w:tc>
+          <w:tcPr/>
+          <w:p>
+            <w:pPr>
+              <w:pStyle w:val="Compact"/>
+              <w:spacing w:before="20" w:after="20" w:line="240" w:lineRule="auto"/>
+              <w:ind w:firstLine="0"/>
+              <w:jc w:val="left"/>
+            </w:pPr>
+            <w:r>
+              <w:rPr>
+                <w:rFonts w:ascii="Times New Roman" w:hAnsi="Times New Roman"/>
+                <w:sz w:val="17"/>
+              </w:rPr>
+              <w:t xml:space="preserve">2.30*</w:t>
+            </w:r>
+          </w:p>
+        </w:tc>
+      </w:tr>
+      <w:tr>
+        <w:tc>
+          <w:tcPr/>
+          <w:p>
+            <w:pPr>
+              <w:pStyle w:val="Compact"/>
+              <w:spacing w:before="20" w:after="20" w:line="240" w:lineRule="auto"/>
+              <w:ind w:firstLine="0"/>
+              <w:jc w:val="left"/>
+            </w:pPr>
+            <w:r>
+              <w:rPr>
+                <w:rFonts w:ascii="Times New Roman" w:hAnsi="Times New Roman"/>
+                <w:sz w:val="17"/>
+              </w:rPr>
+              <w:t xml:space="preserve">GPT-4o-mini</w:t>
+            </w:r>
+          </w:p>
+        </w:tc>
+        <w:tc>
+          <w:tcPr/>
+          <w:p>
+            <w:pPr>
+              <w:pStyle w:val="Compact"/>
+              <w:spacing w:before="20" w:after="20" w:line="240" w:lineRule="auto"/>
+              <w:ind w:firstLine="0"/>
+              <w:jc w:val="left"/>
+            </w:pPr>
+            <w:r>
+              <w:rPr>
+                <w:rFonts w:ascii="Times New Roman" w:hAnsi="Times New Roman"/>
+                <w:sz w:val="17"/>
+              </w:rPr>
+              <w:t xml:space="preserve">anchored</w:t>
+            </w:r>
+          </w:p>
+        </w:tc>
+        <w:tc>
+          <w:tcPr/>
+          <w:p>
+            <w:pPr>
+              <w:pStyle w:val="Compact"/>
+              <w:spacing w:before="20" w:after="20" w:line="240" w:lineRule="auto"/>
+              <w:ind w:firstLine="0"/>
+              <w:jc w:val="left"/>
+            </w:pPr>
+            <w:r>
+              <w:rPr>
+                <w:rFonts w:ascii="Times New Roman" w:hAnsi="Times New Roman"/>
+                <w:sz w:val="17"/>
+              </w:rPr>
+              <w:t xml:space="preserve">purchase</w:t>
+            </w:r>
+          </w:p>
+        </w:tc>
+        <w:tc>
+          <w:tcPr/>
+          <w:p>
+            <w:pPr>
+              <w:pStyle w:val="Compact"/>
+              <w:spacing w:before="20" w:after="20" w:line="240" w:lineRule="auto"/>
+              <w:ind w:firstLine="0"/>
+              <w:jc w:val="left"/>
+            </w:pPr>
+            <w:r>
+              <w:rPr>
+                <w:rFonts w:ascii="Times New Roman" w:hAnsi="Times New Roman"/>
+                <w:sz w:val="17"/>
+              </w:rPr>
+              <w:t xml:space="preserve">0.064</w:t>
+            </w:r>
+          </w:p>
+        </w:tc>
+        <w:tc>
+          <w:tcPr/>
+          <w:p>
+            <w:pPr>
+              <w:pStyle w:val="Compact"/>
+              <w:spacing w:before="20" w:after="20" w:line="240" w:lineRule="auto"/>
+              <w:ind w:firstLine="0"/>
+              <w:jc w:val="left"/>
+            </w:pPr>
+            <w:r>
+              <w:rPr>
+                <w:rFonts w:ascii="Times New Roman" w:hAnsi="Times New Roman"/>
+                <w:sz w:val="17"/>
+              </w:rPr>
+              <w:t xml:space="preserve">+0.026 [+0.021, +0.030]*</w:t>
+            </w:r>
+          </w:p>
+        </w:tc>
+        <w:tc>
+          <w:tcPr/>
+          <w:p>
+            <w:pPr>
+              <w:pStyle w:val="Compact"/>
+              <w:spacing w:before="20" w:after="20" w:line="240" w:lineRule="auto"/>
+              <w:ind w:firstLine="0"/>
+              <w:jc w:val="left"/>
+            </w:pPr>
+            <w:r>
+              <w:rPr>
+                <w:rFonts w:ascii="Times New Roman" w:hAnsi="Times New Roman"/>
+                <w:sz w:val="17"/>
+              </w:rPr>
+              <w:t xml:space="preserve">+0.048 [+0.044, +0.053]*</w:t>
+            </w:r>
+          </w:p>
+        </w:tc>
+        <w:tc>
+          <w:tcPr/>
+          <w:p>
+            <w:pPr>
+              <w:pStyle w:val="Compact"/>
+              <w:spacing w:before="20" w:after="20" w:line="240" w:lineRule="auto"/>
+              <w:ind w:firstLine="0"/>
+              <w:jc w:val="left"/>
+            </w:pPr>
+            <w:r>
+              <w:rPr>
+                <w:rFonts w:ascii="Times New Roman" w:hAnsi="Times New Roman"/>
+                <w:sz w:val="17"/>
+              </w:rPr>
+              <w:t xml:space="preserve">-0.023 [-0.029, -0.018]*</w:t>
+            </w:r>
+          </w:p>
+        </w:tc>
+        <w:tc>
+          <w:tcPr/>
+          <w:p>
+            <w:pPr>
+              <w:pStyle w:val="Compact"/>
+              <w:spacing w:before="20" w:after="20" w:line="240" w:lineRule="auto"/>
+              <w:ind w:firstLine="0"/>
+              <w:jc w:val="left"/>
+            </w:pPr>
+            <w:r>
+              <w:rPr>
+                <w:rFonts w:ascii="Times New Roman" w:hAnsi="Times New Roman"/>
+                <w:sz w:val="17"/>
+              </w:rPr>
+              <w:t xml:space="preserve">1.40*</w:t>
+            </w:r>
+          </w:p>
+        </w:tc>
+        <w:tc>
+          <w:tcPr/>
+          <w:p>
+            <w:pPr>
+              <w:pStyle w:val="Compact"/>
+              <w:spacing w:before="20" w:after="20" w:line="240" w:lineRule="auto"/>
+              <w:ind w:firstLine="0"/>
+              <w:jc w:val="left"/>
+            </w:pPr>
+            <w:r>
+              <w:rPr>
+                <w:rFonts w:ascii="Times New Roman" w:hAnsi="Times New Roman"/>
+                <w:sz w:val="17"/>
+              </w:rPr>
+              <w:t xml:space="preserve">1.75*</w:t>
+            </w:r>
+          </w:p>
+        </w:tc>
+      </w:tr>
+      <w:tr>
+        <w:tc>
+          <w:tcPr/>
+          <w:p>
+            <w:pPr>
+              <w:pStyle w:val="Compact"/>
+              <w:spacing w:before="20" w:after="20" w:line="240" w:lineRule="auto"/>
+              <w:ind w:firstLine="0"/>
+              <w:jc w:val="left"/>
+            </w:pPr>
+            <w:r>
+              <w:rPr>
+                <w:rFonts w:ascii="Times New Roman" w:hAnsi="Times New Roman"/>
+                <w:sz w:val="17"/>
+              </w:rPr>
+              <w:t xml:space="preserve">Llama-3.3-70B</w:t>
+            </w:r>
+          </w:p>
+        </w:tc>
+        <w:tc>
+          <w:tcPr/>
+          <w:p>
+            <w:pPr>
+              <w:pStyle w:val="Compact"/>
+              <w:spacing w:before="20" w:after="20" w:line="240" w:lineRule="auto"/>
+              <w:ind w:firstLine="0"/>
+              <w:jc w:val="left"/>
+            </w:pPr>
+            <w:r>
+              <w:rPr>
+                <w:rFonts w:ascii="Times New Roman" w:hAnsi="Times New Roman"/>
+                <w:sz w:val="17"/>
+              </w:rPr>
+              <w:t xml:space="preserve">plain</w:t>
+            </w:r>
+          </w:p>
+        </w:tc>
+        <w:tc>
+          <w:tcPr/>
+          <w:p>
+            <w:pPr>
+              <w:pStyle w:val="Compact"/>
+              <w:spacing w:before="20" w:after="20" w:line="240" w:lineRule="auto"/>
+              <w:ind w:firstLine="0"/>
+              <w:jc w:val="left"/>
+            </w:pPr>
+            <w:r>
+              <w:rPr>
+                <w:rFonts w:ascii="Times New Roman" w:hAnsi="Times New Roman"/>
+                <w:sz w:val="17"/>
+              </w:rPr>
+              <w:t xml:space="preserve">purchase</w:t>
+            </w:r>
+          </w:p>
+        </w:tc>
+        <w:tc>
+          <w:tcPr/>
+          <w:p>
+            <w:pPr>
+              <w:pStyle w:val="Compact"/>
+              <w:spacing w:before="20" w:after="20" w:line="240" w:lineRule="auto"/>
+              <w:ind w:firstLine="0"/>
+              <w:jc w:val="left"/>
+            </w:pPr>
+            <w:r>
+              <w:rPr>
+                <w:rFonts w:ascii="Times New Roman" w:hAnsi="Times New Roman"/>
+                <w:sz w:val="17"/>
+              </w:rPr>
+              <w:t xml:space="preserve">0.087</w:t>
+            </w:r>
+          </w:p>
+        </w:tc>
+        <w:tc>
+          <w:tcPr/>
+          <w:p>
+            <w:pPr>
+              <w:pStyle w:val="Compact"/>
+              <w:spacing w:before="20" w:after="20" w:line="240" w:lineRule="auto"/>
+              <w:ind w:firstLine="0"/>
+              <w:jc w:val="left"/>
+            </w:pPr>
+            <w:r>
+              <w:rPr>
+                <w:rFonts w:ascii="Times New Roman" w:hAnsi="Times New Roman"/>
+                <w:sz w:val="17"/>
+              </w:rPr>
+              <w:t xml:space="preserve">+0.154 [+0.141, +0.168]*</w:t>
+            </w:r>
+          </w:p>
+        </w:tc>
+        <w:tc>
+          <w:tcPr/>
+          <w:p>
+            <w:pPr>
+              <w:pStyle w:val="Compact"/>
+              <w:spacing w:before="20" w:after="20" w:line="240" w:lineRule="auto"/>
+              <w:ind w:firstLine="0"/>
+              <w:jc w:val="left"/>
+            </w:pPr>
+            <w:r>
+              <w:rPr>
+                <w:rFonts w:ascii="Times New Roman" w:hAnsi="Times New Roman"/>
+                <w:sz w:val="17"/>
+              </w:rPr>
+              <w:t xml:space="preserve">+0.167 [+0.153, +0.182]*</w:t>
+            </w:r>
+          </w:p>
+        </w:tc>
+        <w:tc>
+          <w:tcPr/>
+          <w:p>
+            <w:pPr>
+              <w:pStyle w:val="Compact"/>
+              <w:spacing w:before="20" w:after="20" w:line="240" w:lineRule="auto"/>
+              <w:ind w:firstLine="0"/>
+              <w:jc w:val="left"/>
+            </w:pPr>
+            <w:r>
+              <w:rPr>
+                <w:rFonts w:ascii="Times New Roman" w:hAnsi="Times New Roman"/>
+                <w:sz w:val="17"/>
+              </w:rPr>
+              <w:t xml:space="preserve">-0.013 [-0.039, +0.011]</w:t>
+            </w:r>
+          </w:p>
+        </w:tc>
+        <w:tc>
+          <w:tcPr/>
+          <w:p>
+            <w:pPr>
+              <w:pStyle w:val="Compact"/>
+              <w:spacing w:before="20" w:after="20" w:line="240" w:lineRule="auto"/>
+              <w:ind w:firstLine="0"/>
+              <w:jc w:val="left"/>
+            </w:pPr>
+            <w:r>
+              <w:rPr>
+                <w:rFonts w:ascii="Times New Roman" w:hAnsi="Times New Roman"/>
+                <w:sz w:val="17"/>
+              </w:rPr>
+              <w:t xml:space="preserve">2.78*</w:t>
+            </w:r>
+          </w:p>
+        </w:tc>
+        <w:tc>
+          <w:tcPr/>
+          <w:p>
+            <w:pPr>
+              <w:pStyle w:val="Compact"/>
+              <w:spacing w:before="20" w:after="20" w:line="240" w:lineRule="auto"/>
+              <w:ind w:firstLine="0"/>
+              <w:jc w:val="left"/>
+            </w:pPr>
+            <w:r>
+              <w:rPr>
+                <w:rFonts w:ascii="Times New Roman" w:hAnsi="Times New Roman"/>
+                <w:sz w:val="17"/>
+              </w:rPr>
+              <w:t xml:space="preserve">2.93*</w:t>
+            </w:r>
+          </w:p>
+        </w:tc>
+      </w:tr>
+      <w:tr>
+        <w:tc>
+          <w:tcPr/>
+          <w:p>
+            <w:pPr>
+              <w:pStyle w:val="Compact"/>
+              <w:spacing w:before="20" w:after="20" w:line="240" w:lineRule="auto"/>
+              <w:ind w:firstLine="0"/>
+              <w:jc w:val="left"/>
+            </w:pPr>
+            <w:r>
+              <w:rPr>
+                <w:rFonts w:ascii="Times New Roman" w:hAnsi="Times New Roman"/>
+                <w:sz w:val="17"/>
+              </w:rPr>
+              <w:t xml:space="preserve">Llama-3.3-70B</w:t>
+            </w:r>
+          </w:p>
+        </w:tc>
+        <w:tc>
+          <w:tcPr/>
+          <w:p>
+            <w:pPr>
+              <w:pStyle w:val="Compact"/>
+              <w:spacing w:before="20" w:after="20" w:line="240" w:lineRule="auto"/>
+              <w:ind w:firstLine="0"/>
+              <w:jc w:val="left"/>
+            </w:pPr>
+            <w:r>
+              <w:rPr>
+                <w:rFonts w:ascii="Times New Roman" w:hAnsi="Times New Roman"/>
+                <w:sz w:val="17"/>
+              </w:rPr>
+              <w:t xml:space="preserve">anchored</w:t>
+            </w:r>
+          </w:p>
+        </w:tc>
+        <w:tc>
+          <w:tcPr/>
+          <w:p>
+            <w:pPr>
+              <w:pStyle w:val="Compact"/>
+              <w:spacing w:before="20" w:after="20" w:line="240" w:lineRule="auto"/>
+              <w:ind w:firstLine="0"/>
+              <w:jc w:val="left"/>
+            </w:pPr>
+            <w:r>
+              <w:rPr>
+                <w:rFonts w:ascii="Times New Roman" w:hAnsi="Times New Roman"/>
+                <w:sz w:val="17"/>
+              </w:rPr>
+              <w:t xml:space="preserve">purchase</w:t>
+            </w:r>
+          </w:p>
+        </w:tc>
+        <w:tc>
+          <w:tcPr/>
+          <w:p>
+            <w:pPr>
+              <w:pStyle w:val="Compact"/>
+              <w:spacing w:before="20" w:after="20" w:line="240" w:lineRule="auto"/>
+              <w:ind w:firstLine="0"/>
+              <w:jc w:val="left"/>
+            </w:pPr>
+            <w:r>
+              <w:rPr>
+                <w:rFonts w:ascii="Times New Roman" w:hAnsi="Times New Roman"/>
+                <w:sz w:val="17"/>
+              </w:rPr>
+              <w:t xml:space="preserve">0.004</w:t>
+            </w:r>
+          </w:p>
+        </w:tc>
+        <w:tc>
+          <w:tcPr/>
+          <w:p>
+            <w:pPr>
+              <w:pStyle w:val="Compact"/>
+              <w:spacing w:before="20" w:after="20" w:line="240" w:lineRule="auto"/>
+              <w:ind w:firstLine="0"/>
+              <w:jc w:val="left"/>
+            </w:pPr>
+            <w:r>
+              <w:rPr>
+                <w:rFonts w:ascii="Times New Roman" w:hAnsi="Times New Roman"/>
+                <w:sz w:val="17"/>
+              </w:rPr>
+              <w:t xml:space="preserve">+0.149 [+0.137, +0.162]*</w:t>
+            </w:r>
+          </w:p>
+        </w:tc>
+        <w:tc>
+          <w:tcPr/>
+          <w:p>
+            <w:pPr>
+              <w:pStyle w:val="Compact"/>
+              <w:spacing w:before="20" w:after="20" w:line="240" w:lineRule="auto"/>
+              <w:ind w:firstLine="0"/>
+              <w:jc w:val="left"/>
+            </w:pPr>
+            <w:r>
+              <w:rPr>
+                <w:rFonts w:ascii="Times New Roman" w:hAnsi="Times New Roman"/>
+                <w:sz w:val="17"/>
+              </w:rPr>
+              <w:t xml:space="preserve">+0.161 [+0.148, +0.175]*</w:t>
+            </w:r>
+          </w:p>
+        </w:tc>
+        <w:tc>
+          <w:tcPr/>
+          <w:p>
+            <w:pPr>
+              <w:pStyle w:val="Compact"/>
+              <w:spacing w:before="20" w:after="20" w:line="240" w:lineRule="auto"/>
+              <w:ind w:firstLine="0"/>
+              <w:jc w:val="left"/>
+            </w:pPr>
+            <w:r>
+              <w:rPr>
+                <w:rFonts w:ascii="Times New Roman" w:hAnsi="Times New Roman"/>
+                <w:sz w:val="17"/>
+              </w:rPr>
+              <w:t xml:space="preserve">-0.012 [-0.034, +0.011]</w:t>
+            </w:r>
+          </w:p>
+        </w:tc>
+        <w:tc>
+          <w:tcPr/>
+          <w:p>
+            <w:pPr>
+              <w:pStyle w:val="Compact"/>
+              <w:spacing w:before="20" w:after="20" w:line="240" w:lineRule="auto"/>
+              <w:ind w:firstLine="0"/>
+              <w:jc w:val="left"/>
+            </w:pPr>
+            <w:r>
+              <w:rPr>
+                <w:rFonts w:ascii="Times New Roman" w:hAnsi="Times New Roman"/>
+                <w:sz w:val="17"/>
+              </w:rPr>
+              <w:t xml:space="preserve">43.83*</w:t>
+            </w:r>
+          </w:p>
+        </w:tc>
+        <w:tc>
+          <w:tcPr/>
+          <w:p>
+            <w:pPr>
+              <w:pStyle w:val="Compact"/>
+              <w:spacing w:before="20" w:after="20" w:line="240" w:lineRule="auto"/>
+              <w:ind w:firstLine="0"/>
+              <w:jc w:val="left"/>
+            </w:pPr>
+            <w:r>
+              <w:rPr>
+                <w:rFonts w:ascii="Times New Roman" w:hAnsi="Times New Roman"/>
+                <w:sz w:val="17"/>
+              </w:rPr>
+              <w:t xml:space="preserve">47.87*</w:t>
+            </w:r>
+          </w:p>
+        </w:tc>
+      </w:tr>
+      <w:tr>
+        <w:tc>
+          <w:tcPr/>
+          <w:p>
+            <w:pPr>
+              <w:pStyle w:val="Compact"/>
+              <w:spacing w:before="20" w:after="20" w:line="240" w:lineRule="auto"/>
+              <w:ind w:firstLine="0"/>
+              <w:jc w:val="left"/>
+            </w:pPr>
+            <w:r>
+              <w:rPr>
+                <w:rFonts w:ascii="Times New Roman" w:hAnsi="Times New Roman"/>
+                <w:sz w:val="17"/>
+              </w:rPr>
+              <w:t xml:space="preserve">Haiku 5.5</w:t>
+            </w:r>
+          </w:p>
+        </w:tc>
+        <w:tc>
+          <w:tcPr/>
+          <w:p>
+            <w:pPr>
+              <w:pStyle w:val="Compact"/>
+              <w:spacing w:before="20" w:after="20" w:line="240" w:lineRule="auto"/>
+              <w:ind w:firstLine="0"/>
+              <w:jc w:val="left"/>
+            </w:pPr>
+            <w:r>
+              <w:rPr>
+                <w:rFonts w:ascii="Times New Roman" w:hAnsi="Times New Roman"/>
+                <w:sz w:val="17"/>
+              </w:rPr>
+              <w:t xml:space="preserve">plain</w:t>
+            </w:r>
+          </w:p>
+        </w:tc>
+        <w:tc>
+          <w:tcPr/>
+          <w:p>
+            <w:pPr>
+              <w:pStyle w:val="Compact"/>
+              <w:spacing w:before="20" w:after="20" w:line="240" w:lineRule="auto"/>
+              <w:ind w:firstLine="0"/>
+              <w:jc w:val="left"/>
+            </w:pPr>
+            <w:r>
+              <w:rPr>
+                <w:rFonts w:ascii="Times New Roman" w:hAnsi="Times New Roman"/>
+                <w:sz w:val="17"/>
+              </w:rPr>
+              <w:t xml:space="preserve">purchase</w:t>
+            </w:r>
+          </w:p>
+        </w:tc>
+        <w:tc>
+          <w:tcPr/>
+          <w:p>
+            <w:pPr>
+              <w:pStyle w:val="Compact"/>
+              <w:spacing w:before="20" w:after="20" w:line="240" w:lineRule="auto"/>
+              <w:ind w:firstLine="0"/>
+              <w:jc w:val="left"/>
+            </w:pPr>
+            <w:r>
+              <w:rPr>
+                <w:rFonts w:ascii="Times New Roman" w:hAnsi="Times New Roman"/>
+                <w:sz w:val="17"/>
+              </w:rPr>
+              <w:t xml:space="preserve">0.096</w:t>
+            </w:r>
+          </w:p>
+        </w:tc>
+        <w:tc>
+          <w:tcPr/>
+          <w:p>
+            <w:pPr>
+              <w:pStyle w:val="Compact"/>
+              <w:spacing w:before="20" w:after="20" w:line="240" w:lineRule="auto"/>
+              <w:ind w:firstLine="0"/>
+              <w:jc w:val="left"/>
+            </w:pPr>
+            <w:r>
+              <w:rPr>
+                <w:rFonts w:ascii="Times New Roman" w:hAnsi="Times New Roman"/>
+                <w:sz w:val="17"/>
+              </w:rPr>
+              <w:t xml:space="preserve">+0.047 [+0.041, +0.053]*</w:t>
+            </w:r>
+          </w:p>
+        </w:tc>
+        <w:tc>
+          <w:tcPr/>
+          <w:p>
+            <w:pPr>
+              <w:pStyle w:val="Compact"/>
+              <w:spacing w:before="20" w:after="20" w:line="240" w:lineRule="auto"/>
+              <w:ind w:firstLine="0"/>
+              <w:jc w:val="left"/>
+            </w:pPr>
+            <w:r>
+              <w:rPr>
+                <w:rFonts w:ascii="Times New Roman" w:hAnsi="Times New Roman"/>
+                <w:sz w:val="17"/>
+              </w:rPr>
+              <w:t xml:space="preserve">+0.054 [+0.049, +0.060]*</w:t>
+            </w:r>
+          </w:p>
+        </w:tc>
+        <w:tc>
+          <w:tcPr/>
+          <w:p>
+            <w:pPr>
+              <w:pStyle w:val="Compact"/>
+              <w:spacing w:before="20" w:after="20" w:line="240" w:lineRule="auto"/>
+              <w:ind w:firstLine="0"/>
+              <w:jc w:val="left"/>
+            </w:pPr>
+            <w:r>
+              <w:rPr>
+                <w:rFonts w:ascii="Times New Roman" w:hAnsi="Times New Roman"/>
+                <w:sz w:val="17"/>
+              </w:rPr>
+              <w:t xml:space="preserve">-0.008 [-0.017, +0.002]*</w:t>
+            </w:r>
+          </w:p>
+        </w:tc>
+        <w:tc>
+          <w:tcPr/>
+          <w:p>
+            <w:pPr>
+              <w:pStyle w:val="Compact"/>
+              <w:spacing w:before="20" w:after="20" w:line="240" w:lineRule="auto"/>
+              <w:ind w:firstLine="0"/>
+              <w:jc w:val="left"/>
+            </w:pPr>
+            <w:r>
+              <w:rPr>
+                <w:rFonts w:ascii="Times New Roman" w:hAnsi="Times New Roman"/>
+                <w:sz w:val="17"/>
+              </w:rPr>
+              <w:t xml:space="preserve">1.49*</w:t>
+            </w:r>
+          </w:p>
+        </w:tc>
+        <w:tc>
+          <w:tcPr/>
+          <w:p>
+            <w:pPr>
+              <w:pStyle w:val="Compact"/>
+              <w:spacing w:before="20" w:after="20" w:line="240" w:lineRule="auto"/>
+              <w:ind w:firstLine="0"/>
+              <w:jc w:val="left"/>
+            </w:pPr>
+            <w:r>
+              <w:rPr>
+                <w:rFonts w:ascii="Times New Roman" w:hAnsi="Times New Roman"/>
+                <w:sz w:val="17"/>
+              </w:rPr>
+              <w:t xml:space="preserve">1.57</w:t>
+            </w:r>
+          </w:p>
+        </w:tc>
+      </w:tr>
+      <w:tr>
+        <w:tc>
+          <w:tcPr/>
+          <w:p>
+            <w:pPr>
+              <w:pStyle w:val="Compact"/>
+              <w:spacing w:before="20" w:after="20" w:line="240" w:lineRule="auto"/>
+              <w:ind w:firstLine="0"/>
+              <w:jc w:val="left"/>
+            </w:pPr>
+            <w:r>
+              <w:rPr>
+                <w:rFonts w:ascii="Times New Roman" w:hAnsi="Times New Roman"/>
+                <w:sz w:val="17"/>
+              </w:rPr>
+              <w:t xml:space="preserve">Haiku 5.5</w:t>
+            </w:r>
+          </w:p>
+        </w:tc>
+        <w:tc>
+          <w:tcPr/>
+          <w:p>
+            <w:pPr>
+              <w:pStyle w:val="Compact"/>
+              <w:spacing w:before="20" w:after="20" w:line="240" w:lineRule="auto"/>
+              <w:ind w:firstLine="0"/>
+              <w:jc w:val="left"/>
+            </w:pPr>
+            <w:r>
+              <w:rPr>
+                <w:rFonts w:ascii="Times New Roman" w:hAnsi="Times New Roman"/>
+                <w:sz w:val="17"/>
+              </w:rPr>
+              <w:t xml:space="preserve">anchored</w:t>
+            </w:r>
+          </w:p>
+        </w:tc>
+        <w:tc>
+          <w:tcPr/>
+          <w:p>
+            <w:pPr>
+              <w:pStyle w:val="Compact"/>
+              <w:spacing w:before="20" w:after="20" w:line="240" w:lineRule="auto"/>
+              <w:ind w:firstLine="0"/>
+              <w:jc w:val="left"/>
+            </w:pPr>
+            <w:r>
+              <w:rPr>
+                <w:rFonts w:ascii="Times New Roman" w:hAnsi="Times New Roman"/>
+                <w:sz w:val="17"/>
+              </w:rPr>
+              <w:t xml:space="preserve">purchase</w:t>
+            </w:r>
+          </w:p>
+        </w:tc>
+        <w:tc>
+          <w:tcPr/>
+          <w:p>
+            <w:pPr>
+              <w:pStyle w:val="Compact"/>
+              <w:spacing w:before="20" w:after="20" w:line="240" w:lineRule="auto"/>
+              <w:ind w:firstLine="0"/>
+              <w:jc w:val="left"/>
+            </w:pPr>
+            <w:r>
+              <w:rPr>
+                <w:rFonts w:ascii="Times New Roman" w:hAnsi="Times New Roman"/>
+                <w:sz w:val="17"/>
+              </w:rPr>
+              <w:t xml:space="preserve">0.008</w:t>
+            </w:r>
+          </w:p>
+        </w:tc>
+        <w:tc>
+          <w:tcPr/>
+          <w:p>
+            <w:pPr>
+              <w:pStyle w:val="Compact"/>
+              <w:spacing w:before="20" w:after="20" w:line="240" w:lineRule="auto"/>
+              <w:ind w:firstLine="0"/>
+              <w:jc w:val="left"/>
+            </w:pPr>
+            <w:r>
+              <w:rPr>
+                <w:rFonts w:ascii="Times New Roman" w:hAnsi="Times New Roman"/>
+                <w:sz w:val="17"/>
+              </w:rPr>
+              <w:t xml:space="preserve">+0.110 [+0.104, +0.116]*</w:t>
+            </w:r>
+          </w:p>
+        </w:tc>
+        <w:tc>
+          <w:tcPr/>
+          <w:p>
+            <w:pPr>
+              <w:pStyle w:val="Compact"/>
+              <w:spacing w:before="20" w:after="20" w:line="240" w:lineRule="auto"/>
+              <w:ind w:firstLine="0"/>
+              <w:jc w:val="left"/>
+            </w:pPr>
+            <w:r>
+              <w:rPr>
+                <w:rFonts w:ascii="Times New Roman" w:hAnsi="Times New Roman"/>
+                <w:sz w:val="17"/>
+              </w:rPr>
+              <w:t xml:space="preserve">+0.120 [+0.113, +0.126]*</w:t>
+            </w:r>
+          </w:p>
+        </w:tc>
+        <w:tc>
+          <w:tcPr/>
+          <w:p>
+            <w:pPr>
+              <w:pStyle w:val="Compact"/>
+              <w:spacing w:before="20" w:after="20" w:line="240" w:lineRule="auto"/>
+              <w:ind w:firstLine="0"/>
+              <w:jc w:val="left"/>
+            </w:pPr>
+            <w:r>
+              <w:rPr>
+                <w:rFonts w:ascii="Times New Roman" w:hAnsi="Times New Roman"/>
+                <w:sz w:val="17"/>
+              </w:rPr>
+              <w:t xml:space="preserve">-0.010 [-0.019, -0.000]*</w:t>
+            </w:r>
+          </w:p>
+        </w:tc>
+        <w:tc>
+          <w:tcPr/>
+          <w:p>
+            <w:pPr>
+              <w:pStyle w:val="Compact"/>
+              <w:spacing w:before="20" w:after="20" w:line="240" w:lineRule="auto"/>
+              <w:ind w:firstLine="0"/>
+              <w:jc w:val="left"/>
+            </w:pPr>
+            <w:r>
+              <w:rPr>
+                <w:rFonts w:ascii="Times New Roman" w:hAnsi="Times New Roman"/>
+                <w:sz w:val="17"/>
+              </w:rPr>
+              <w:t xml:space="preserve">15.80*</w:t>
+            </w:r>
+          </w:p>
+        </w:tc>
+        <w:tc>
+          <w:tcPr/>
+          <w:p>
+            <w:pPr>
+              <w:pStyle w:val="Compact"/>
+              <w:spacing w:before="20" w:after="20" w:line="240" w:lineRule="auto"/>
+              <w:ind w:firstLine="0"/>
+              <w:jc w:val="left"/>
+            </w:pPr>
+            <w:r>
+              <w:rPr>
+                <w:rFonts w:ascii="Times New Roman" w:hAnsi="Times New Roman"/>
+                <w:sz w:val="17"/>
+              </w:rPr>
+              <w:t xml:space="preserve">17.02*</w:t>
+            </w:r>
+          </w:p>
+        </w:tc>
+      </w:tr>
+      <w:tr>
+        <w:tc>
+          <w:tcPr/>
+          <w:p>
+            <w:pPr>
+              <w:pStyle w:val="Compact"/>
+              <w:spacing w:before="20" w:after="20" w:line="240" w:lineRule="auto"/>
+              <w:ind w:firstLine="0"/>
+              <w:jc w:val="left"/>
+            </w:pPr>
+            <w:r>
+              <w:rPr>
+                <w:rFonts w:ascii="Times New Roman" w:hAnsi="Times New Roman"/>
+                <w:sz w:val="17"/>
+              </w:rPr>
+              <w:t xml:space="preserve">Sonnet 5</w:t>
+            </w:r>
+          </w:p>
+        </w:tc>
+        <w:tc>
+          <w:tcPr/>
+          <w:p>
+            <w:pPr>
+              <w:pStyle w:val="Compact"/>
+              <w:spacing w:before="20" w:after="20" w:line="240" w:lineRule="auto"/>
+              <w:ind w:firstLine="0"/>
+              <w:jc w:val="left"/>
+            </w:pPr>
+            <w:r>
+              <w:rPr>
+                <w:rFonts w:ascii="Times New Roman" w:hAnsi="Times New Roman"/>
+                <w:sz w:val="17"/>
+              </w:rPr>
+              <w:t xml:space="preserve">plain</w:t>
+            </w:r>
+          </w:p>
+        </w:tc>
+        <w:tc>
+          <w:tcPr/>
+          <w:p>
+            <w:pPr>
+              <w:pStyle w:val="Compact"/>
+              <w:spacing w:before="20" w:after="20" w:line="240" w:lineRule="auto"/>
+              <w:ind w:firstLine="0"/>
+              <w:jc w:val="left"/>
+            </w:pPr>
+            <w:r>
+              <w:rPr>
+                <w:rFonts w:ascii="Times New Roman" w:hAnsi="Times New Roman"/>
+                <w:sz w:val="17"/>
+              </w:rPr>
+              <w:t xml:space="preserve">purchase</w:t>
+            </w:r>
+          </w:p>
+        </w:tc>
+        <w:tc>
+          <w:tcPr/>
+          <w:p>
+            <w:pPr>
+              <w:pStyle w:val="Compact"/>
+              <w:spacing w:before="20" w:after="20" w:line="240" w:lineRule="auto"/>
+              <w:ind w:firstLine="0"/>
+              <w:jc w:val="left"/>
+            </w:pPr>
+            <w:r>
+              <w:rPr>
+                <w:rFonts w:ascii="Times New Roman" w:hAnsi="Times New Roman"/>
+                <w:sz w:val="17"/>
+              </w:rPr>
+              <w:t xml:space="preserve">0.093</w:t>
+            </w:r>
+          </w:p>
+        </w:tc>
+        <w:tc>
+          <w:tcPr/>
+          <w:p>
+            <w:pPr>
+              <w:pStyle w:val="Compact"/>
+              <w:spacing w:before="20" w:after="20" w:line="240" w:lineRule="auto"/>
+              <w:ind w:firstLine="0"/>
+              <w:jc w:val="left"/>
+            </w:pPr>
+            <w:r>
+              <w:rPr>
+                <w:rFonts w:ascii="Times New Roman" w:hAnsi="Times New Roman"/>
+                <w:sz w:val="17"/>
+              </w:rPr>
+              <w:t xml:space="preserve">+0.044 [+0.039, +0.050]*</w:t>
+            </w:r>
+          </w:p>
+        </w:tc>
+        <w:tc>
+          <w:tcPr/>
+          <w:p>
+            <w:pPr>
+              <w:pStyle w:val="Compact"/>
+              <w:spacing w:before="20" w:after="20" w:line="240" w:lineRule="auto"/>
+              <w:ind w:firstLine="0"/>
+              <w:jc w:val="left"/>
+            </w:pPr>
+            <w:r>
+              <w:rPr>
+                <w:rFonts w:ascii="Times New Roman" w:hAnsi="Times New Roman"/>
+                <w:sz w:val="17"/>
+              </w:rPr>
+              <w:t xml:space="preserve">+0.058 [+0.053, +0.063]*</w:t>
+            </w:r>
+          </w:p>
+        </w:tc>
+        <w:tc>
+          <w:tcPr/>
+          <w:p>
+            <w:pPr>
+              <w:pStyle w:val="Compact"/>
+              <w:spacing w:before="20" w:after="20" w:line="240" w:lineRule="auto"/>
+              <w:ind w:firstLine="0"/>
+              <w:jc w:val="left"/>
+            </w:pPr>
+            <w:r>
+              <w:rPr>
+                <w:rFonts w:ascii="Times New Roman" w:hAnsi="Times New Roman"/>
+                <w:sz w:val="17"/>
+              </w:rPr>
+              <w:t xml:space="preserve">-0.013 [-0.022, -0.004]*</w:t>
+            </w:r>
+          </w:p>
+        </w:tc>
+        <w:tc>
+          <w:tcPr/>
+          <w:p>
+            <w:pPr>
+              <w:pStyle w:val="Compact"/>
+              <w:spacing w:before="20" w:after="20" w:line="240" w:lineRule="auto"/>
+              <w:ind w:firstLine="0"/>
+              <w:jc w:val="left"/>
+            </w:pPr>
+            <w:r>
+              <w:rPr>
+                <w:rFonts w:ascii="Times New Roman" w:hAnsi="Times New Roman"/>
+                <w:sz w:val="17"/>
+              </w:rPr>
+              <w:t xml:space="preserve">1.48*</w:t>
+            </w:r>
+          </w:p>
+        </w:tc>
+        <w:tc>
+          <w:tcPr/>
+          <w:p>
+            <w:pPr>
+              <w:pStyle w:val="Compact"/>
+              <w:spacing w:before="20" w:after="20" w:line="240" w:lineRule="auto"/>
+              <w:ind w:firstLine="0"/>
+              <w:jc w:val="left"/>
+            </w:pPr>
+            <w:r>
+              <w:rPr>
+                <w:rFonts w:ascii="Times New Roman" w:hAnsi="Times New Roman"/>
+                <w:sz w:val="17"/>
+              </w:rPr>
+              <w:t xml:space="preserve">1.62</w:t>
+            </w:r>
+          </w:p>
+        </w:tc>
+      </w:tr>
+      <w:tr>
+        <w:tc>
+          <w:tcPr/>
+          <w:p>
+            <w:pPr>
+              <w:pStyle w:val="Compact"/>
+              <w:spacing w:before="20" w:after="20" w:line="240" w:lineRule="auto"/>
+              <w:ind w:firstLine="0"/>
+              <w:jc w:val="left"/>
+            </w:pPr>
+            <w:r>
+              <w:rPr>
+                <w:rFonts w:ascii="Times New Roman" w:hAnsi="Times New Roman"/>
+                <w:sz w:val="17"/>
+              </w:rPr>
+              <w:t xml:space="preserve">Sonnet 5</w:t>
+            </w:r>
+          </w:p>
+        </w:tc>
+        <w:tc>
+          <w:tcPr/>
+          <w:p>
+            <w:pPr>
+              <w:pStyle w:val="Compact"/>
+              <w:spacing w:before="20" w:after="20" w:line="240" w:lineRule="auto"/>
+              <w:ind w:firstLine="0"/>
+              <w:jc w:val="left"/>
+            </w:pPr>
+            <w:r>
+              <w:rPr>
+                <w:rFonts w:ascii="Times New Roman" w:hAnsi="Times New Roman"/>
+                <w:sz w:val="17"/>
+              </w:rPr>
+              <w:t xml:space="preserve">anchored</w:t>
+            </w:r>
+          </w:p>
+        </w:tc>
+        <w:tc>
+          <w:tcPr/>
+          <w:p>
+            <w:pPr>
+              <w:pStyle w:val="Compact"/>
+              <w:spacing w:before="20" w:after="20" w:line="240" w:lineRule="auto"/>
+              <w:ind w:firstLine="0"/>
+              <w:jc w:val="left"/>
+            </w:pPr>
+            <w:r>
+              <w:rPr>
+                <w:rFonts w:ascii="Times New Roman" w:hAnsi="Times New Roman"/>
+                <w:sz w:val="17"/>
+              </w:rPr>
+              <w:t xml:space="preserve">purchase</w:t>
+            </w:r>
+          </w:p>
+        </w:tc>
+        <w:tc>
+          <w:tcPr/>
+          <w:p>
+            <w:pPr>
+              <w:pStyle w:val="Compact"/>
+              <w:spacing w:before="20" w:after="20" w:line="240" w:lineRule="auto"/>
+              <w:ind w:firstLine="0"/>
+              <w:jc w:val="left"/>
+            </w:pPr>
+            <w:r>
+              <w:rPr>
+                <w:rFonts w:ascii="Times New Roman" w:hAnsi="Times New Roman"/>
+                <w:sz w:val="17"/>
+              </w:rPr>
+              <w:t xml:space="preserve">0.045</w:t>
+            </w:r>
+          </w:p>
+        </w:tc>
+        <w:tc>
+          <w:tcPr/>
+          <w:p>
+            <w:pPr>
+              <w:pStyle w:val="Compact"/>
+              <w:spacing w:before="20" w:after="20" w:line="240" w:lineRule="auto"/>
+              <w:ind w:firstLine="0"/>
+              <w:jc w:val="left"/>
+            </w:pPr>
+            <w:r>
+              <w:rPr>
+                <w:rFonts w:ascii="Times New Roman" w:hAnsi="Times New Roman"/>
+                <w:sz w:val="17"/>
+              </w:rPr>
+              <w:t xml:space="preserve">+0.002 [-0.001, +0.006]*</w:t>
+            </w:r>
+          </w:p>
+        </w:tc>
+        <w:tc>
+          <w:tcPr/>
+          <w:p>
+            <w:pPr>
+              <w:pStyle w:val="Compact"/>
+              <w:spacing w:before="20" w:after="20" w:line="240" w:lineRule="auto"/>
+              <w:ind w:firstLine="0"/>
+              <w:jc w:val="left"/>
+            </w:pPr>
+            <w:r>
+              <w:rPr>
+                <w:rFonts w:ascii="Times New Roman" w:hAnsi="Times New Roman"/>
+                <w:sz w:val="17"/>
+              </w:rPr>
+              <w:t xml:space="preserve">+0.009 [+0.006, +0.012]*</w:t>
+            </w:r>
+          </w:p>
+        </w:tc>
+        <w:tc>
+          <w:tcPr/>
+          <w:p>
+            <w:pPr>
+              <w:pStyle w:val="Compact"/>
+              <w:spacing w:before="20" w:after="20" w:line="240" w:lineRule="auto"/>
+              <w:ind w:firstLine="0"/>
+              <w:jc w:val="left"/>
+            </w:pPr>
+            <w:r>
+              <w:rPr>
+                <w:rFonts w:ascii="Times New Roman" w:hAnsi="Times New Roman"/>
+                <w:sz w:val="17"/>
+              </w:rPr>
+              <w:t xml:space="preserve">-0.007 [-0.012, -0.002]*</w:t>
+            </w:r>
+          </w:p>
+        </w:tc>
+        <w:tc>
+          <w:tcPr/>
+          <w:p>
+            <w:pPr>
+              <w:pStyle w:val="Compact"/>
+              <w:spacing w:before="20" w:after="20" w:line="240" w:lineRule="auto"/>
+              <w:ind w:firstLine="0"/>
+              <w:jc w:val="left"/>
+            </w:pPr>
+            <w:r>
+              <w:rPr>
+                <w:rFonts w:ascii="Times New Roman" w:hAnsi="Times New Roman"/>
+                <w:sz w:val="17"/>
+              </w:rPr>
+              <w:t xml:space="preserve">1.05*</w:t>
+            </w:r>
+          </w:p>
+        </w:tc>
+        <w:tc>
+          <w:tcPr/>
+          <w:p>
+            <w:pPr>
+              <w:pStyle w:val="Compact"/>
+              <w:spacing w:before="20" w:after="20" w:line="240" w:lineRule="auto"/>
+              <w:ind w:firstLine="0"/>
+              <w:jc w:val="left"/>
+            </w:pPr>
+            <w:r>
+              <w:rPr>
+                <w:rFonts w:ascii="Times New Roman" w:hAnsi="Times New Roman"/>
+                <w:sz w:val="17"/>
+              </w:rPr>
+              <w:t xml:space="preserve">1.21*</w:t>
+            </w:r>
+          </w:p>
+        </w:tc>
+      </w:tr>
+      <w:tr>
+        <w:tc>
+          <w:tcPr/>
+          <w:p>
+            <w:pPr>
+              <w:pStyle w:val="Compact"/>
+              <w:spacing w:before="20" w:after="20" w:line="240" w:lineRule="auto"/>
+              <w:ind w:firstLine="0"/>
+              <w:jc w:val="left"/>
+            </w:pPr>
+            <w:r>
+              <w:rPr>
+                <w:rFonts w:ascii="Times New Roman" w:hAnsi="Times New Roman"/>
+                <w:sz w:val="17"/>
+              </w:rPr>
+              <w:t xml:space="preserve">GPT-5.6-terra</w:t>
+            </w:r>
+          </w:p>
+        </w:tc>
+        <w:tc>
+          <w:tcPr/>
+          <w:p>
+            <w:pPr>
+              <w:pStyle w:val="Compact"/>
+              <w:spacing w:before="20" w:after="20" w:line="240" w:lineRule="auto"/>
+              <w:ind w:firstLine="0"/>
+              <w:jc w:val="left"/>
+            </w:pPr>
+            <w:r>
+              <w:rPr>
+                <w:rFonts w:ascii="Times New Roman" w:hAnsi="Times New Roman"/>
+                <w:sz w:val="17"/>
+              </w:rPr>
+              <w:t xml:space="preserve">plain</w:t>
+            </w:r>
+          </w:p>
+        </w:tc>
+        <w:tc>
+          <w:tcPr/>
+          <w:p>
+            <w:pPr>
+              <w:pStyle w:val="Compact"/>
+              <w:spacing w:before="20" w:after="20" w:line="240" w:lineRule="auto"/>
+              <w:ind w:firstLine="0"/>
+              <w:jc w:val="left"/>
+            </w:pPr>
+            <w:r>
+              <w:rPr>
+                <w:rFonts w:ascii="Times New Roman" w:hAnsi="Times New Roman"/>
+                <w:sz w:val="17"/>
+              </w:rPr>
+              <w:t xml:space="preserve">purchase</w:t>
+            </w:r>
+          </w:p>
+        </w:tc>
+        <w:tc>
+          <w:tcPr/>
+          <w:p>
+            <w:pPr>
+              <w:pStyle w:val="Compact"/>
+              <w:spacing w:before="20" w:after="20" w:line="240" w:lineRule="auto"/>
+              <w:ind w:firstLine="0"/>
+              <w:jc w:val="left"/>
+            </w:pPr>
+            <w:r>
+              <w:rPr>
+                <w:rFonts w:ascii="Times New Roman" w:hAnsi="Times New Roman"/>
+                <w:sz w:val="17"/>
+              </w:rPr>
+              <w:t xml:space="preserve">0.069</w:t>
+            </w:r>
+          </w:p>
+        </w:tc>
+        <w:tc>
+          <w:tcPr/>
+          <w:p>
+            <w:pPr>
+              <w:pStyle w:val="Compact"/>
+              <w:spacing w:before="20" w:after="20" w:line="240" w:lineRule="auto"/>
+              <w:ind w:firstLine="0"/>
+              <w:jc w:val="left"/>
+            </w:pPr>
+            <w:r>
+              <w:rPr>
+                <w:rFonts w:ascii="Times New Roman" w:hAnsi="Times New Roman"/>
+                <w:sz w:val="17"/>
+              </w:rPr>
+              <w:t xml:space="preserve">+0.111 [+0.104, +0.118]*</w:t>
+            </w:r>
+          </w:p>
+        </w:tc>
+        <w:tc>
+          <w:tcPr/>
+          <w:p>
+            <w:pPr>
+              <w:pStyle w:val="Compact"/>
+              <w:spacing w:before="20" w:after="20" w:line="240" w:lineRule="auto"/>
+              <w:ind w:firstLine="0"/>
+              <w:jc w:val="left"/>
+            </w:pPr>
+            <w:r>
+              <w:rPr>
+                <w:rFonts w:ascii="Times New Roman" w:hAnsi="Times New Roman"/>
+                <w:sz w:val="17"/>
+              </w:rPr>
+              <w:t xml:space="preserve">+0.110 [+0.103, +0.117]*</w:t>
+            </w:r>
+          </w:p>
+        </w:tc>
+        <w:tc>
+          <w:tcPr/>
+          <w:p>
+            <w:pPr>
+              <w:pStyle w:val="Compact"/>
+              <w:spacing w:before="20" w:after="20" w:line="240" w:lineRule="auto"/>
+              <w:ind w:firstLine="0"/>
+              <w:jc w:val="left"/>
+            </w:pPr>
+            <w:r>
+              <w:rPr>
+                <w:rFonts w:ascii="Times New Roman" w:hAnsi="Times New Roman"/>
+                <w:sz w:val="17"/>
+              </w:rPr>
+              <w:t xml:space="preserve">+0.001 [-0.010, +0.011]</w:t>
+            </w:r>
+          </w:p>
+        </w:tc>
+        <w:tc>
+          <w:tcPr/>
+          <w:p>
+            <w:pPr>
+              <w:pStyle w:val="Compact"/>
+              <w:spacing w:before="20" w:after="20" w:line="240" w:lineRule="auto"/>
+              <w:ind w:firstLine="0"/>
+              <w:jc w:val="left"/>
+            </w:pPr>
+            <w:r>
+              <w:rPr>
+                <w:rFonts w:ascii="Times New Roman" w:hAnsi="Times New Roman"/>
+                <w:sz w:val="17"/>
+              </w:rPr>
+              <w:t xml:space="preserve">2.61*</w:t>
+            </w:r>
+          </w:p>
+        </w:tc>
+        <w:tc>
+          <w:tcPr/>
+          <w:p>
+            <w:pPr>
+              <w:pStyle w:val="Compact"/>
+              <w:spacing w:before="20" w:after="20" w:line="240" w:lineRule="auto"/>
+              <w:ind w:firstLine="0"/>
+              <w:jc w:val="left"/>
+            </w:pPr>
+            <w:r>
+              <w:rPr>
+                <w:rFonts w:ascii="Times New Roman" w:hAnsi="Times New Roman"/>
+                <w:sz w:val="17"/>
+              </w:rPr>
+              <w:t xml:space="preserve">2.60*</w:t>
+            </w:r>
+          </w:p>
+        </w:tc>
+      </w:tr>
+      <w:tr>
+        <w:tc>
+          <w:tcPr/>
+          <w:p>
+            <w:pPr>
+              <w:pStyle w:val="Compact"/>
+              <w:spacing w:before="20" w:after="20" w:line="240" w:lineRule="auto"/>
+              <w:ind w:firstLine="0"/>
+              <w:jc w:val="left"/>
+            </w:pPr>
+            <w:r>
+              <w:rPr>
+                <w:rFonts w:ascii="Times New Roman" w:hAnsi="Times New Roman"/>
+                <w:sz w:val="17"/>
+              </w:rPr>
+              <w:t xml:space="preserve">GPT-5.6-terra</w:t>
+            </w:r>
+          </w:p>
+        </w:tc>
+        <w:tc>
+          <w:tcPr/>
+          <w:p>
+            <w:pPr>
+              <w:pStyle w:val="Compact"/>
+              <w:spacing w:before="20" w:after="20" w:line="240" w:lineRule="auto"/>
+              <w:ind w:firstLine="0"/>
+              <w:jc w:val="left"/>
+            </w:pPr>
+            <w:r>
+              <w:rPr>
+                <w:rFonts w:ascii="Times New Roman" w:hAnsi="Times New Roman"/>
+                <w:sz w:val="17"/>
+              </w:rPr>
+              <w:t xml:space="preserve">anchored</w:t>
+            </w:r>
+          </w:p>
+        </w:tc>
+        <w:tc>
+          <w:tcPr/>
+          <w:p>
+            <w:pPr>
+              <w:pStyle w:val="Compact"/>
+              <w:spacing w:before="20" w:after="20" w:line="240" w:lineRule="auto"/>
+              <w:ind w:firstLine="0"/>
+              <w:jc w:val="left"/>
+            </w:pPr>
+            <w:r>
+              <w:rPr>
+                <w:rFonts w:ascii="Times New Roman" w:hAnsi="Times New Roman"/>
+                <w:sz w:val="17"/>
+              </w:rPr>
+              <w:t xml:space="preserve">purchase</w:t>
+            </w:r>
+          </w:p>
+        </w:tc>
+        <w:tc>
+          <w:tcPr/>
+          <w:p>
+            <w:pPr>
+              <w:pStyle w:val="Compact"/>
+              <w:spacing w:before="20" w:after="20" w:line="240" w:lineRule="auto"/>
+              <w:ind w:firstLine="0"/>
+              <w:jc w:val="left"/>
+            </w:pPr>
+            <w:r>
+              <w:rPr>
+                <w:rFonts w:ascii="Times New Roman" w:hAnsi="Times New Roman"/>
+                <w:sz w:val="17"/>
+              </w:rPr>
+              <w:t xml:space="preserve">0.008</w:t>
+            </w:r>
+          </w:p>
+        </w:tc>
+        <w:tc>
+          <w:tcPr/>
+          <w:p>
+            <w:pPr>
+              <w:pStyle w:val="Compact"/>
+              <w:spacing w:before="20" w:after="20" w:line="240" w:lineRule="auto"/>
+              <w:ind w:firstLine="0"/>
+              <w:jc w:val="left"/>
+            </w:pPr>
+            <w:r>
+              <w:rPr>
+                <w:rFonts w:ascii="Times New Roman" w:hAnsi="Times New Roman"/>
+                <w:sz w:val="17"/>
+              </w:rPr>
+              <w:t xml:space="preserve">+0.016 [+0.014, +0.018]*</w:t>
+            </w:r>
+          </w:p>
+        </w:tc>
+        <w:tc>
+          <w:tcPr/>
+          <w:p>
+            <w:pPr>
+              <w:pStyle w:val="Compact"/>
+              <w:spacing w:before="20" w:after="20" w:line="240" w:lineRule="auto"/>
+              <w:ind w:firstLine="0"/>
+              <w:jc w:val="left"/>
+            </w:pPr>
+            <w:r>
+              <w:rPr>
+                <w:rFonts w:ascii="Times New Roman" w:hAnsi="Times New Roman"/>
+                <w:sz w:val="17"/>
+              </w:rPr>
+              <w:t xml:space="preserve">+0.018 [+0.016, +0.020]*</w:t>
+            </w:r>
+          </w:p>
+        </w:tc>
+        <w:tc>
+          <w:tcPr/>
+          <w:p>
+            <w:pPr>
+              <w:pStyle w:val="Compact"/>
+              <w:spacing w:before="20" w:after="20" w:line="240" w:lineRule="auto"/>
+              <w:ind w:firstLine="0"/>
+              <w:jc w:val="left"/>
+            </w:pPr>
+            <w:r>
+              <w:rPr>
+                <w:rFonts w:ascii="Times New Roman" w:hAnsi="Times New Roman"/>
+                <w:sz w:val="17"/>
+              </w:rPr>
+              <w:t xml:space="preserve">-0.002 [-0.005, +0.001]*</w:t>
+            </w:r>
+          </w:p>
+        </w:tc>
+        <w:tc>
+          <w:tcPr/>
+          <w:p>
+            <w:pPr>
+              <w:pStyle w:val="Compact"/>
+              <w:spacing w:before="20" w:after="20" w:line="240" w:lineRule="auto"/>
+              <w:ind w:firstLine="0"/>
+              <w:jc w:val="left"/>
+            </w:pPr>
+            <w:r>
+              <w:rPr>
+                <w:rFonts w:ascii="Times New Roman" w:hAnsi="Times New Roman"/>
+                <w:sz w:val="17"/>
+              </w:rPr>
+              <w:t xml:space="preserve">3.00*</w:t>
+            </w:r>
+          </w:p>
+        </w:tc>
+        <w:tc>
+          <w:tcPr/>
+          <w:p>
+            <w:pPr>
+              <w:pStyle w:val="Compact"/>
+              <w:spacing w:before="20" w:after="20" w:line="240" w:lineRule="auto"/>
+              <w:ind w:firstLine="0"/>
+              <w:jc w:val="left"/>
+            </w:pPr>
+            <w:r>
+              <w:rPr>
+                <w:rFonts w:ascii="Times New Roman" w:hAnsi="Times New Roman"/>
+                <w:sz w:val="17"/>
+              </w:rPr>
+              <w:t xml:space="preserve">3.26*</w:t>
+            </w:r>
+          </w:p>
+        </w:tc>
+      </w:tr>
+      <w:tr>
+        <w:tc>
+          <w:tcPr/>
+          <w:p>
+            <w:pPr>
+              <w:pStyle w:val="Compact"/>
+              <w:spacing w:before="20" w:after="20" w:line="240" w:lineRule="auto"/>
+              <w:ind w:firstLine="0"/>
+              <w:jc w:val="left"/>
+            </w:pPr>
+            <w:r>
+              <w:rPr>
+                <w:rFonts w:ascii="Times New Roman" w:hAnsi="Times New Roman"/>
+                <w:sz w:val="17"/>
+              </w:rPr>
+              <w:t xml:space="preserve">DeepSeek-V4-Pro</w:t>
+            </w:r>
+          </w:p>
+        </w:tc>
+        <w:tc>
+          <w:tcPr/>
+          <w:p>
+            <w:pPr>
+              <w:pStyle w:val="Compact"/>
+              <w:spacing w:before="20" w:after="20" w:line="240" w:lineRule="auto"/>
+              <w:ind w:firstLine="0"/>
+              <w:jc w:val="left"/>
+            </w:pPr>
+            <w:r>
+              <w:rPr>
+                <w:rFonts w:ascii="Times New Roman" w:hAnsi="Times New Roman"/>
+                <w:sz w:val="17"/>
+              </w:rPr>
+              <w:t xml:space="preserve">plain</w:t>
+            </w:r>
+          </w:p>
+        </w:tc>
+        <w:tc>
+          <w:tcPr/>
+          <w:p>
+            <w:pPr>
+              <w:pStyle w:val="Compact"/>
+              <w:spacing w:before="20" w:after="20" w:line="240" w:lineRule="auto"/>
+              <w:ind w:firstLine="0"/>
+              <w:jc w:val="left"/>
+            </w:pPr>
+            <w:r>
+              <w:rPr>
+                <w:rFonts w:ascii="Times New Roman" w:hAnsi="Times New Roman"/>
+                <w:sz w:val="17"/>
+              </w:rPr>
+              <w:t xml:space="preserve">purchase</w:t>
+            </w:r>
+          </w:p>
+        </w:tc>
+        <w:tc>
+          <w:tcPr/>
+          <w:p>
+            <w:pPr>
+              <w:pStyle w:val="Compact"/>
+              <w:spacing w:before="20" w:after="20" w:line="240" w:lineRule="auto"/>
+              <w:ind w:firstLine="0"/>
+              <w:jc w:val="left"/>
+            </w:pPr>
+            <w:r>
+              <w:rPr>
+                <w:rFonts w:ascii="Times New Roman" w:hAnsi="Times New Roman"/>
+                <w:sz w:val="17"/>
+              </w:rPr>
+              <w:t xml:space="preserve">0.100</w:t>
+            </w:r>
+          </w:p>
+        </w:tc>
+        <w:tc>
+          <w:tcPr/>
+          <w:p>
+            <w:pPr>
+              <w:pStyle w:val="Compact"/>
+              <w:spacing w:before="20" w:after="20" w:line="240" w:lineRule="auto"/>
+              <w:ind w:firstLine="0"/>
+              <w:jc w:val="left"/>
+            </w:pPr>
+            <w:r>
+              <w:rPr>
+                <w:rFonts w:ascii="Times New Roman" w:hAnsi="Times New Roman"/>
+                <w:sz w:val="17"/>
+              </w:rPr>
+              <w:t xml:space="preserve">+0.025 [+0.016, +0.035]*</w:t>
+            </w:r>
+          </w:p>
+        </w:tc>
+        <w:tc>
+          <w:tcPr/>
+          <w:p>
+            <w:pPr>
+              <w:pStyle w:val="Compact"/>
+              <w:spacing w:before="20" w:after="20" w:line="240" w:lineRule="auto"/>
+              <w:ind w:firstLine="0"/>
+              <w:jc w:val="left"/>
+            </w:pPr>
+            <w:r>
+              <w:rPr>
+                <w:rFonts w:ascii="Times New Roman" w:hAnsi="Times New Roman"/>
+                <w:sz w:val="17"/>
+              </w:rPr>
+              <w:t xml:space="preserve">+0.025 [+0.016, +0.035]*</w:t>
+            </w:r>
+          </w:p>
+        </w:tc>
+        <w:tc>
+          <w:tcPr/>
+          <w:p>
+            <w:pPr>
+              <w:pStyle w:val="Compact"/>
+              <w:spacing w:before="20" w:after="20" w:line="240" w:lineRule="auto"/>
+              <w:ind w:firstLine="0"/>
+              <w:jc w:val="left"/>
+            </w:pPr>
+            <w:r>
+              <w:rPr>
+                <w:rFonts w:ascii="Times New Roman" w:hAnsi="Times New Roman"/>
+                <w:sz w:val="17"/>
+              </w:rPr>
+              <w:t xml:space="preserve">-0.000 [-0.010, +0.010]</w:t>
+            </w:r>
+          </w:p>
+        </w:tc>
+        <w:tc>
+          <w:tcPr/>
+          <w:p>
+            <w:pPr>
+              <w:pStyle w:val="Compact"/>
+              <w:spacing w:before="20" w:after="20" w:line="240" w:lineRule="auto"/>
+              <w:ind w:firstLine="0"/>
+              <w:jc w:val="left"/>
+            </w:pPr>
+            <w:r>
+              <w:rPr>
+                <w:rFonts w:ascii="Times New Roman" w:hAnsi="Times New Roman"/>
+                <w:sz w:val="17"/>
+              </w:rPr>
+              <w:t xml:space="preserve">1.25*</w:t>
+            </w:r>
+          </w:p>
+        </w:tc>
+        <w:tc>
+          <w:tcPr/>
+          <w:p>
+            <w:pPr>
+              <w:pStyle w:val="Compact"/>
+              <w:spacing w:before="20" w:after="20" w:line="240" w:lineRule="auto"/>
+              <w:ind w:firstLine="0"/>
+              <w:jc w:val="left"/>
+            </w:pPr>
+            <w:r>
+              <w:rPr>
+                <w:rFonts w:ascii="Times New Roman" w:hAnsi="Times New Roman"/>
+                <w:sz w:val="17"/>
+              </w:rPr>
+              <w:t xml:space="preserve">1.26*</w:t>
+            </w:r>
+          </w:p>
+        </w:tc>
+      </w:tr>
+      <w:tr>
+        <w:tc>
+          <w:tcPr/>
+          <w:p>
+            <w:pPr>
+              <w:pStyle w:val="Compact"/>
+              <w:spacing w:before="20" w:after="20" w:line="240" w:lineRule="auto"/>
+              <w:ind w:firstLine="0"/>
+              <w:jc w:val="left"/>
+            </w:pPr>
+            <w:r>
+              <w:rPr>
+                <w:rFonts w:ascii="Times New Roman" w:hAnsi="Times New Roman"/>
+                <w:sz w:val="17"/>
+              </w:rPr>
+              <w:t xml:space="preserve">DeepSeek-V4-Pro</w:t>
+            </w:r>
+          </w:p>
+        </w:tc>
+        <w:tc>
+          <w:tcPr/>
+          <w:p>
+            <w:pPr>
+              <w:pStyle w:val="Compact"/>
+              <w:spacing w:before="20" w:after="20" w:line="240" w:lineRule="auto"/>
+              <w:ind w:firstLine="0"/>
+              <w:jc w:val="left"/>
+            </w:pPr>
+            <w:r>
+              <w:rPr>
+                <w:rFonts w:ascii="Times New Roman" w:hAnsi="Times New Roman"/>
+                <w:sz w:val="17"/>
+              </w:rPr>
+              <w:t xml:space="preserve">anchored</w:t>
+            </w:r>
+          </w:p>
+        </w:tc>
+        <w:tc>
+          <w:tcPr/>
+          <w:p>
+            <w:pPr>
+              <w:pStyle w:val="Compact"/>
+              <w:spacing w:before="20" w:after="20" w:line="240" w:lineRule="auto"/>
+              <w:ind w:firstLine="0"/>
+              <w:jc w:val="left"/>
+            </w:pPr>
+            <w:r>
+              <w:rPr>
+                <w:rFonts w:ascii="Times New Roman" w:hAnsi="Times New Roman"/>
+                <w:sz w:val="17"/>
+              </w:rPr>
+              <w:t xml:space="preserve">purchase</w:t>
+            </w:r>
+          </w:p>
+        </w:tc>
+        <w:tc>
+          <w:tcPr/>
+          <w:p>
+            <w:pPr>
+              <w:pStyle w:val="Compact"/>
+              <w:spacing w:before="20" w:after="20" w:line="240" w:lineRule="auto"/>
+              <w:ind w:firstLine="0"/>
+              <w:jc w:val="left"/>
+            </w:pPr>
+            <w:r>
+              <w:rPr>
+                <w:rFonts w:ascii="Times New Roman" w:hAnsi="Times New Roman"/>
+                <w:sz w:val="17"/>
+              </w:rPr>
+              <w:t xml:space="preserve">0.073</w:t>
+            </w:r>
+          </w:p>
+        </w:tc>
+        <w:tc>
+          <w:tcPr/>
+          <w:p>
+            <w:pPr>
+              <w:pStyle w:val="Compact"/>
+              <w:spacing w:before="20" w:after="20" w:line="240" w:lineRule="auto"/>
+              <w:ind w:firstLine="0"/>
+              <w:jc w:val="left"/>
+            </w:pPr>
+            <w:r>
+              <w:rPr>
+                <w:rFonts w:ascii="Times New Roman" w:hAnsi="Times New Roman"/>
+                <w:sz w:val="17"/>
+              </w:rPr>
+              <w:t xml:space="preserve">+0.110 [+0.099, +0.121]*</w:t>
+            </w:r>
+          </w:p>
+        </w:tc>
+        <w:tc>
+          <w:tcPr/>
+          <w:p>
+            <w:pPr>
+              <w:pStyle w:val="Compact"/>
+              <w:spacing w:before="20" w:after="20" w:line="240" w:lineRule="auto"/>
+              <w:ind w:firstLine="0"/>
+              <w:jc w:val="left"/>
+            </w:pPr>
+            <w:r>
+              <w:rPr>
+                <w:rFonts w:ascii="Times New Roman" w:hAnsi="Times New Roman"/>
+                <w:sz w:val="17"/>
+              </w:rPr>
+              <w:t xml:space="preserve">+0.107 [+0.096, +0.118]*</w:t>
+            </w:r>
+          </w:p>
+        </w:tc>
+        <w:tc>
+          <w:tcPr/>
+          <w:p>
+            <w:pPr>
+              <w:pStyle w:val="Compact"/>
+              <w:spacing w:before="20" w:after="20" w:line="240" w:lineRule="auto"/>
+              <w:ind w:firstLine="0"/>
+              <w:jc w:val="left"/>
+            </w:pPr>
+            <w:r>
+              <w:rPr>
+                <w:rFonts w:ascii="Times New Roman" w:hAnsi="Times New Roman"/>
+                <w:sz w:val="17"/>
+              </w:rPr>
+              <w:t xml:space="preserve">+0.003 [-0.010, +0.015]</w:t>
+            </w:r>
+          </w:p>
+        </w:tc>
+        <w:tc>
+          <w:tcPr/>
+          <w:p>
+            <w:pPr>
+              <w:pStyle w:val="Compact"/>
+              <w:spacing w:before="20" w:after="20" w:line="240" w:lineRule="auto"/>
+              <w:ind w:firstLine="0"/>
+              <w:jc w:val="left"/>
+            </w:pPr>
+            <w:r>
+              <w:rPr>
+                <w:rFonts w:ascii="Times New Roman" w:hAnsi="Times New Roman"/>
+                <w:sz w:val="17"/>
+              </w:rPr>
+              <w:t xml:space="preserve">2.52</w:t>
+            </w:r>
+          </w:p>
+        </w:tc>
+        <w:tc>
+          <w:tcPr/>
+          <w:p>
+            <w:pPr>
+              <w:pStyle w:val="Compact"/>
+              <w:spacing w:before="20" w:after="20" w:line="240" w:lineRule="auto"/>
+              <w:ind w:firstLine="0"/>
+              <w:jc w:val="left"/>
+            </w:pPr>
+            <w:r>
+              <w:rPr>
+                <w:rFonts w:ascii="Times New Roman" w:hAnsi="Times New Roman"/>
+                <w:sz w:val="17"/>
+              </w:rPr>
+              <w:t xml:space="preserve">2.47*</w:t>
+            </w:r>
+          </w:p>
+        </w:tc>
+      </w:tr>
+      <w:tr>
+        <w:tc>
+          <w:tcPr/>
+          <w:p>
+            <w:pPr>
+              <w:pStyle w:val="Compact"/>
+              <w:spacing w:before="20" w:after="20" w:line="240" w:lineRule="auto"/>
+              <w:ind w:firstLine="0"/>
+              <w:jc w:val="left"/>
+            </w:pPr>
+            <w:r>
+              <w:rPr>
+                <w:rFonts w:ascii="Times New Roman" w:hAnsi="Times New Roman"/>
+                <w:sz w:val="17"/>
+              </w:rPr>
+              <w:t xml:space="preserve">Gemini 3.1 Flash-Lite</w:t>
+            </w:r>
+          </w:p>
+        </w:tc>
+        <w:tc>
+          <w:tcPr/>
+          <w:p>
+            <w:pPr>
+              <w:pStyle w:val="Compact"/>
+              <w:spacing w:before="20" w:after="20" w:line="240" w:lineRule="auto"/>
+              <w:ind w:firstLine="0"/>
+              <w:jc w:val="left"/>
+            </w:pPr>
+            <w:r>
+              <w:rPr>
+                <w:rFonts w:ascii="Times New Roman" w:hAnsi="Times New Roman"/>
+                <w:sz w:val="17"/>
+              </w:rPr>
+              <w:t xml:space="preserve">plain</w:t>
+            </w:r>
+          </w:p>
+        </w:tc>
+        <w:tc>
+          <w:tcPr/>
+          <w:p>
+            <w:pPr>
+              <w:pStyle w:val="Compact"/>
+              <w:spacing w:before="20" w:after="20" w:line="240" w:lineRule="auto"/>
+              <w:ind w:firstLine="0"/>
+              <w:jc w:val="left"/>
+            </w:pPr>
+            <w:r>
+              <w:rPr>
+                <w:rFonts w:ascii="Times New Roman" w:hAnsi="Times New Roman"/>
+                <w:sz w:val="17"/>
+              </w:rPr>
+              <w:t xml:space="preserve">purchase</w:t>
+            </w:r>
+          </w:p>
+        </w:tc>
+        <w:tc>
+          <w:tcPr/>
+          <w:p>
+            <w:pPr>
+              <w:pStyle w:val="Compact"/>
+              <w:spacing w:before="20" w:after="20" w:line="240" w:lineRule="auto"/>
+              <w:ind w:firstLine="0"/>
+              <w:jc w:val="left"/>
+            </w:pPr>
+            <w:r>
+              <w:rPr>
+                <w:rFonts w:ascii="Times New Roman" w:hAnsi="Times New Roman"/>
+                <w:sz w:val="17"/>
+              </w:rPr>
+              <w:t xml:space="preserve">0.072</w:t>
+            </w:r>
+          </w:p>
+        </w:tc>
+        <w:tc>
+          <w:tcPr/>
+          <w:p>
+            <w:pPr>
+              <w:pStyle w:val="Compact"/>
+              <w:spacing w:before="20" w:after="20" w:line="240" w:lineRule="auto"/>
+              <w:ind w:firstLine="0"/>
+              <w:jc w:val="left"/>
+            </w:pPr>
+            <w:r>
+              <w:rPr>
+                <w:rFonts w:ascii="Times New Roman" w:hAnsi="Times New Roman"/>
+                <w:sz w:val="17"/>
+              </w:rPr>
+              <w:t xml:space="preserve">+0.029 [+0.025, +0.033]*</w:t>
+            </w:r>
+          </w:p>
+        </w:tc>
+        <w:tc>
+          <w:tcPr/>
+          <w:p>
+            <w:pPr>
+              <w:pStyle w:val="Compact"/>
+              <w:spacing w:before="20" w:after="20" w:line="240" w:lineRule="auto"/>
+              <w:ind w:firstLine="0"/>
+              <w:jc w:val="left"/>
+            </w:pPr>
+            <w:r>
+              <w:rPr>
+                <w:rFonts w:ascii="Times New Roman" w:hAnsi="Times New Roman"/>
+                <w:sz w:val="17"/>
+              </w:rPr>
+              <w:t xml:space="preserve">+0.031 [+0.027, +0.035]*</w:t>
+            </w:r>
+          </w:p>
+        </w:tc>
+        <w:tc>
+          <w:tcPr/>
+          <w:p>
+            <w:pPr>
+              <w:pStyle w:val="Compact"/>
+              <w:spacing w:before="20" w:after="20" w:line="240" w:lineRule="auto"/>
+              <w:ind w:firstLine="0"/>
+              <w:jc w:val="left"/>
+            </w:pPr>
+            <w:r>
+              <w:rPr>
+                <w:rFonts w:ascii="Times New Roman" w:hAnsi="Times New Roman"/>
+                <w:sz w:val="17"/>
+              </w:rPr>
+              <w:t xml:space="preserve">-0.002 [-0.009, +0.005]</w:t>
+            </w:r>
+          </w:p>
+        </w:tc>
+        <w:tc>
+          <w:tcPr/>
+          <w:p>
+            <w:pPr>
+              <w:pStyle w:val="Compact"/>
+              <w:spacing w:before="20" w:after="20" w:line="240" w:lineRule="auto"/>
+              <w:ind w:firstLine="0"/>
+              <w:jc w:val="left"/>
+            </w:pPr>
+            <w:r>
+              <w:rPr>
+                <w:rFonts w:ascii="Times New Roman" w:hAnsi="Times New Roman"/>
+                <w:sz w:val="17"/>
+              </w:rPr>
+              <w:t xml:space="preserve">1.40*</w:t>
+            </w:r>
+          </w:p>
+        </w:tc>
+        <w:tc>
+          <w:tcPr/>
+          <w:p>
+            <w:pPr>
+              <w:pStyle w:val="Compact"/>
+              <w:spacing w:before="20" w:after="20" w:line="240" w:lineRule="auto"/>
+              <w:ind w:firstLine="0"/>
+              <w:jc w:val="left"/>
+            </w:pPr>
+            <w:r>
+              <w:rPr>
+                <w:rFonts w:ascii="Times New Roman" w:hAnsi="Times New Roman"/>
+                <w:sz w:val="17"/>
+              </w:rPr>
+              <w:t xml:space="preserve">1.43</w:t>
+            </w:r>
+          </w:p>
+        </w:tc>
+      </w:tr>
+      <w:tr>
+        <w:tc>
+          <w:tcPr/>
+          <w:p>
+            <w:pPr>
+              <w:pStyle w:val="Compact"/>
+              <w:spacing w:before="20" w:after="20" w:line="240" w:lineRule="auto"/>
+              <w:ind w:firstLine="0"/>
+              <w:jc w:val="left"/>
+            </w:pPr>
+            <w:r>
+              <w:rPr>
+                <w:rFonts w:ascii="Times New Roman" w:hAnsi="Times New Roman"/>
+                <w:sz w:val="17"/>
+              </w:rPr>
+              <w:t xml:space="preserve">Gemini 3.1 Flash-Lite</w:t>
+            </w:r>
+          </w:p>
+        </w:tc>
+        <w:tc>
+          <w:tcPr/>
+          <w:p>
+            <w:pPr>
+              <w:pStyle w:val="Compact"/>
+              <w:spacing w:before="20" w:after="20" w:line="240" w:lineRule="auto"/>
+              <w:ind w:firstLine="0"/>
+              <w:jc w:val="left"/>
+            </w:pPr>
+            <w:r>
+              <w:rPr>
+                <w:rFonts w:ascii="Times New Roman" w:hAnsi="Times New Roman"/>
+                <w:sz w:val="17"/>
+              </w:rPr>
+              <w:t xml:space="preserve">anchored</w:t>
+            </w:r>
+          </w:p>
+        </w:tc>
+        <w:tc>
+          <w:tcPr/>
+          <w:p>
+            <w:pPr>
+              <w:pStyle w:val="Compact"/>
+              <w:spacing w:before="20" w:after="20" w:line="240" w:lineRule="auto"/>
+              <w:ind w:firstLine="0"/>
+              <w:jc w:val="left"/>
+            </w:pPr>
+            <w:r>
+              <w:rPr>
+                <w:rFonts w:ascii="Times New Roman" w:hAnsi="Times New Roman"/>
+                <w:sz w:val="17"/>
+              </w:rPr>
+              <w:t xml:space="preserve">purchase</w:t>
+            </w:r>
+          </w:p>
+        </w:tc>
+        <w:tc>
+          <w:tcPr/>
+          <w:p>
+            <w:pPr>
+              <w:pStyle w:val="Compact"/>
+              <w:spacing w:before="20" w:after="20" w:line="240" w:lineRule="auto"/>
+              <w:ind w:firstLine="0"/>
+              <w:jc w:val="left"/>
+            </w:pPr>
+            <w:r>
+              <w:rPr>
+                <w:rFonts w:ascii="Times New Roman" w:hAnsi="Times New Roman"/>
+                <w:sz w:val="17"/>
+              </w:rPr>
+              <w:t xml:space="preserve">0.010</w:t>
+            </w:r>
+          </w:p>
+        </w:tc>
+        <w:tc>
+          <w:tcPr/>
+          <w:p>
+            <w:pPr>
+              <w:pStyle w:val="Compact"/>
+              <w:spacing w:before="20" w:after="20" w:line="240" w:lineRule="auto"/>
+              <w:ind w:firstLine="0"/>
+              <w:jc w:val="left"/>
+            </w:pPr>
+            <w:r>
+              <w:rPr>
+                <w:rFonts w:ascii="Times New Roman" w:hAnsi="Times New Roman"/>
+                <w:sz w:val="17"/>
+              </w:rPr>
+              <w:t xml:space="preserve">+0.014 [+0.012, +0.015]*</w:t>
+            </w:r>
+          </w:p>
+        </w:tc>
+        <w:tc>
+          <w:tcPr/>
+          <w:p>
+            <w:pPr>
+              <w:pStyle w:val="Compact"/>
+              <w:spacing w:before="20" w:after="20" w:line="240" w:lineRule="auto"/>
+              <w:ind w:firstLine="0"/>
+              <w:jc w:val="left"/>
+            </w:pPr>
+            <w:r>
+              <w:rPr>
+                <w:rFonts w:ascii="Times New Roman" w:hAnsi="Times New Roman"/>
+                <w:sz w:val="17"/>
+              </w:rPr>
+              <w:t xml:space="preserve">+0.014 [+0.012, +0.015]*</w:t>
+            </w:r>
+          </w:p>
+        </w:tc>
+        <w:tc>
+          <w:tcPr/>
+          <w:p>
+            <w:pPr>
+              <w:pStyle w:val="Compact"/>
+              <w:spacing w:before="20" w:after="20" w:line="240" w:lineRule="auto"/>
+              <w:ind w:firstLine="0"/>
+              <w:jc w:val="left"/>
+            </w:pPr>
+            <w:r>
+              <w:rPr>
+                <w:rFonts w:ascii="Times New Roman" w:hAnsi="Times New Roman"/>
+                <w:sz w:val="17"/>
+              </w:rPr>
+              <w:t xml:space="preserve">+0.000 [-0.002, +0.003]*</w:t>
+            </w:r>
+          </w:p>
+        </w:tc>
+        <w:tc>
+          <w:tcPr/>
+          <w:p>
+            <w:pPr>
+              <w:pStyle w:val="Compact"/>
+              <w:spacing w:before="20" w:after="20" w:line="240" w:lineRule="auto"/>
+              <w:ind w:firstLine="0"/>
+              <w:jc w:val="left"/>
+            </w:pPr>
+            <w:r>
+              <w:rPr>
+                <w:rFonts w:ascii="Times New Roman" w:hAnsi="Times New Roman"/>
+                <w:sz w:val="17"/>
+              </w:rPr>
+              <w:t xml:space="preserve">2.41</w:t>
+            </w:r>
+          </w:p>
+        </w:tc>
+        <w:tc>
+          <w:tcPr/>
+          <w:p>
+            <w:pPr>
+              <w:pStyle w:val="Compact"/>
+              <w:spacing w:before="20" w:after="20" w:line="240" w:lineRule="auto"/>
+              <w:ind w:firstLine="0"/>
+              <w:jc w:val="left"/>
+            </w:pPr>
+            <w:r>
+              <w:rPr>
+                <w:rFonts w:ascii="Times New Roman" w:hAnsi="Times New Roman"/>
+                <w:sz w:val="17"/>
+              </w:rPr>
+              <w:t xml:space="preserve">2.39*</w:t>
+            </w:r>
+          </w:p>
+        </w:tc>
+      </w:tr>
+      <w:tr>
+        <w:tc>
+          <w:tcPr/>
+          <w:p>
+            <w:pPr>
+              <w:pStyle w:val="Compact"/>
+              <w:spacing w:before="20" w:after="20" w:line="240" w:lineRule="auto"/>
+              <w:ind w:firstLine="0"/>
+              <w:jc w:val="left"/>
+            </w:pPr>
+            <w:r>
+              <w:rPr>
+                <w:rFonts w:ascii="Times New Roman" w:hAnsi="Times New Roman"/>
+                <w:sz w:val="17"/>
+              </w:rPr>
+              <w:t xml:space="preserve">Mistral Large 4</w:t>
+            </w:r>
+          </w:p>
+        </w:tc>
+        <w:tc>
+          <w:tcPr/>
+          <w:p>
+            <w:pPr>
+              <w:pStyle w:val="Compact"/>
+              <w:spacing w:before="20" w:after="20" w:line="240" w:lineRule="auto"/>
+              <w:ind w:firstLine="0"/>
+              <w:jc w:val="left"/>
+            </w:pPr>
+            <w:r>
+              <w:rPr>
+                <w:rFonts w:ascii="Times New Roman" w:hAnsi="Times New Roman"/>
+                <w:sz w:val="17"/>
+              </w:rPr>
+              <w:t xml:space="preserve">plain</w:t>
+            </w:r>
+          </w:p>
+        </w:tc>
+        <w:tc>
+          <w:tcPr/>
+          <w:p>
+            <w:pPr>
+              <w:pStyle w:val="Compact"/>
+              <w:spacing w:before="20" w:after="20" w:line="240" w:lineRule="auto"/>
+              <w:ind w:firstLine="0"/>
+              <w:jc w:val="left"/>
+            </w:pPr>
+            <w:r>
+              <w:rPr>
+                <w:rFonts w:ascii="Times New Roman" w:hAnsi="Times New Roman"/>
+                <w:sz w:val="17"/>
+              </w:rPr>
+              <w:t xml:space="preserve">purchase</w:t>
+            </w:r>
+          </w:p>
+        </w:tc>
+        <w:tc>
+          <w:tcPr/>
+          <w:p>
+            <w:pPr>
+              <w:pStyle w:val="Compact"/>
+              <w:spacing w:before="20" w:after="20" w:line="240" w:lineRule="auto"/>
+              <w:ind w:firstLine="0"/>
+              <w:jc w:val="left"/>
+            </w:pPr>
+            <w:r>
+              <w:rPr>
+                <w:rFonts w:ascii="Times New Roman" w:hAnsi="Times New Roman"/>
+                <w:sz w:val="17"/>
+              </w:rPr>
+              <w:t xml:space="preserve">0.119</w:t>
+            </w:r>
+          </w:p>
+        </w:tc>
+        <w:tc>
+          <w:tcPr/>
+          <w:p>
+            <w:pPr>
+              <w:pStyle w:val="Compact"/>
+              <w:spacing w:before="20" w:after="20" w:line="240" w:lineRule="auto"/>
+              <w:ind w:firstLine="0"/>
+              <w:jc w:val="left"/>
+            </w:pPr>
+            <w:r>
+              <w:rPr>
+                <w:rFonts w:ascii="Times New Roman" w:hAnsi="Times New Roman"/>
+                <w:sz w:val="17"/>
+              </w:rPr>
+              <w:t xml:space="preserve">+0.098 [+0.091, +0.105]*</w:t>
+            </w:r>
+          </w:p>
+        </w:tc>
+        <w:tc>
+          <w:tcPr/>
+          <w:p>
+            <w:pPr>
+              <w:pStyle w:val="Compact"/>
+              <w:spacing w:before="20" w:after="20" w:line="240" w:lineRule="auto"/>
+              <w:ind w:firstLine="0"/>
+              <w:jc w:val="left"/>
+            </w:pPr>
+            <w:r>
+              <w:rPr>
+                <w:rFonts w:ascii="Times New Roman" w:hAnsi="Times New Roman"/>
+                <w:sz w:val="17"/>
+              </w:rPr>
+              <w:t xml:space="preserve">+0.097 [+0.088, +0.106]*</w:t>
+            </w:r>
+          </w:p>
+        </w:tc>
+        <w:tc>
+          <w:tcPr/>
+          <w:p>
+            <w:pPr>
+              <w:pStyle w:val="Compact"/>
+              <w:spacing w:before="20" w:after="20" w:line="240" w:lineRule="auto"/>
+              <w:ind w:firstLine="0"/>
+              <w:jc w:val="left"/>
+            </w:pPr>
+            <w:r>
+              <w:rPr>
+                <w:rFonts w:ascii="Times New Roman" w:hAnsi="Times New Roman"/>
+                <w:sz w:val="17"/>
+              </w:rPr>
+              <w:t xml:space="preserve">+0.001 [-0.012, +0.015]</w:t>
+            </w:r>
+          </w:p>
+        </w:tc>
+        <w:tc>
+          <w:tcPr/>
+          <w:p>
+            <w:pPr>
+              <w:pStyle w:val="Compact"/>
+              <w:spacing w:before="20" w:after="20" w:line="240" w:lineRule="auto"/>
+              <w:ind w:firstLine="0"/>
+              <w:jc w:val="left"/>
+            </w:pPr>
+            <w:r>
+              <w:rPr>
+                <w:rFonts w:ascii="Times New Roman" w:hAnsi="Times New Roman"/>
+                <w:sz w:val="17"/>
+              </w:rPr>
+              <w:t xml:space="preserve">1.82*</w:t>
+            </w:r>
+          </w:p>
+        </w:tc>
+        <w:tc>
+          <w:tcPr/>
+          <w:p>
+            <w:pPr>
+              <w:pStyle w:val="Compact"/>
+              <w:spacing w:before="20" w:after="20" w:line="240" w:lineRule="auto"/>
+              <w:ind w:firstLine="0"/>
+              <w:jc w:val="left"/>
+            </w:pPr>
+            <w:r>
+              <w:rPr>
+                <w:rFonts w:ascii="Times New Roman" w:hAnsi="Times New Roman"/>
+                <w:sz w:val="17"/>
+              </w:rPr>
+              <w:t xml:space="preserve">1.81*</w:t>
+            </w:r>
+          </w:p>
+        </w:tc>
+      </w:tr>
+      <w:tr>
+        <w:tc>
+          <w:tcPr/>
+          <w:p>
+            <w:pPr>
+              <w:pStyle w:val="Compact"/>
+              <w:spacing w:before="20" w:after="20" w:line="240" w:lineRule="auto"/>
+              <w:ind w:firstLine="0"/>
+              <w:jc w:val="left"/>
+            </w:pPr>
+            <w:r>
+              <w:rPr>
+                <w:rFonts w:ascii="Times New Roman" w:hAnsi="Times New Roman"/>
+                <w:sz w:val="17"/>
+              </w:rPr>
+              <w:t xml:space="preserve">Mistral Large 4</w:t>
+            </w:r>
+          </w:p>
+        </w:tc>
+        <w:tc>
+          <w:tcPr/>
+          <w:p>
+            <w:pPr>
+              <w:pStyle w:val="Compact"/>
+              <w:spacing w:before="20" w:after="20" w:line="240" w:lineRule="auto"/>
+              <w:ind w:firstLine="0"/>
+              <w:jc w:val="left"/>
+            </w:pPr>
+            <w:r>
+              <w:rPr>
+                <w:rFonts w:ascii="Times New Roman" w:hAnsi="Times New Roman"/>
+                <w:sz w:val="17"/>
+              </w:rPr>
+              <w:t xml:space="preserve">anchored</w:t>
+            </w:r>
+          </w:p>
+        </w:tc>
+        <w:tc>
+          <w:tcPr/>
+          <w:p>
+            <w:pPr>
+              <w:pStyle w:val="Compact"/>
+              <w:spacing w:before="20" w:after="20" w:line="240" w:lineRule="auto"/>
+              <w:ind w:firstLine="0"/>
+              <w:jc w:val="left"/>
+            </w:pPr>
+            <w:r>
+              <w:rPr>
+                <w:rFonts w:ascii="Times New Roman" w:hAnsi="Times New Roman"/>
+                <w:sz w:val="17"/>
+              </w:rPr>
+              <w:t xml:space="preserve">purchase</w:t>
+            </w:r>
+          </w:p>
+        </w:tc>
+        <w:tc>
+          <w:tcPr/>
+          <w:p>
+            <w:pPr>
+              <w:pStyle w:val="Compact"/>
+              <w:spacing w:before="20" w:after="20" w:line="240" w:lineRule="auto"/>
+              <w:ind w:firstLine="0"/>
+              <w:jc w:val="left"/>
+            </w:pPr>
+            <w:r>
+              <w:rPr>
+                <w:rFonts w:ascii="Times New Roman" w:hAnsi="Times New Roman"/>
+                <w:sz w:val="17"/>
+              </w:rPr>
+              <w:t xml:space="preserve">0.009</w:t>
+            </w:r>
+          </w:p>
+        </w:tc>
+        <w:tc>
+          <w:tcPr/>
+          <w:p>
+            <w:pPr>
+              <w:pStyle w:val="Compact"/>
+              <w:spacing w:before="20" w:after="20" w:line="240" w:lineRule="auto"/>
+              <w:ind w:firstLine="0"/>
+              <w:jc w:val="left"/>
+            </w:pPr>
+            <w:r>
+              <w:rPr>
+                <w:rFonts w:ascii="Times New Roman" w:hAnsi="Times New Roman"/>
+                <w:sz w:val="17"/>
+              </w:rPr>
+              <w:t xml:space="preserve">+0.078 [+0.074, +0.082]*</w:t>
+            </w:r>
+          </w:p>
+        </w:tc>
+        <w:tc>
+          <w:tcPr/>
+          <w:p>
+            <w:pPr>
+              <w:pStyle w:val="Compact"/>
+              <w:spacing w:before="20" w:after="20" w:line="240" w:lineRule="auto"/>
+              <w:ind w:firstLine="0"/>
+              <w:jc w:val="left"/>
+            </w:pPr>
+            <w:r>
+              <w:rPr>
+                <w:rFonts w:ascii="Times New Roman" w:hAnsi="Times New Roman"/>
+                <w:sz w:val="17"/>
+              </w:rPr>
+              <w:t xml:space="preserve">+0.077 [+0.072, +0.081]*</w:t>
+            </w:r>
+          </w:p>
+        </w:tc>
+        <w:tc>
+          <w:tcPr/>
+          <w:p>
+            <w:pPr>
+              <w:pStyle w:val="Compact"/>
+              <w:spacing w:before="20" w:after="20" w:line="240" w:lineRule="auto"/>
+              <w:ind w:firstLine="0"/>
+              <w:jc w:val="left"/>
+            </w:pPr>
+            <w:r>
+              <w:rPr>
+                <w:rFonts w:ascii="Times New Roman" w:hAnsi="Times New Roman"/>
+                <w:sz w:val="17"/>
+              </w:rPr>
+              <w:t xml:space="preserve">+0.001 [-0.007, +0.009]</w:t>
+            </w:r>
+          </w:p>
+        </w:tc>
+        <w:tc>
+          <w:tcPr/>
+          <w:p>
+            <w:pPr>
+              <w:pStyle w:val="Compact"/>
+              <w:spacing w:before="20" w:after="20" w:line="240" w:lineRule="auto"/>
+              <w:ind w:firstLine="0"/>
+              <w:jc w:val="left"/>
+            </w:pPr>
+            <w:r>
+              <w:rPr>
+                <w:rFonts w:ascii="Times New Roman" w:hAnsi="Times New Roman"/>
+                <w:sz w:val="17"/>
+              </w:rPr>
+              <w:t xml:space="preserve">10.12*</w:t>
+            </w:r>
+          </w:p>
+        </w:tc>
+        <w:tc>
+          <w:tcPr/>
+          <w:p>
+            <w:pPr>
+              <w:pStyle w:val="Compact"/>
+              <w:spacing w:before="20" w:after="20" w:line="240" w:lineRule="auto"/>
+              <w:ind w:firstLine="0"/>
+              <w:jc w:val="left"/>
+            </w:pPr>
+            <w:r>
+              <w:rPr>
+                <w:rFonts w:ascii="Times New Roman" w:hAnsi="Times New Roman"/>
+                <w:sz w:val="17"/>
+              </w:rPr>
+              <w:t xml:space="preserve">10.01*</w:t>
+            </w:r>
+          </w:p>
+        </w:tc>
+      </w:tr>
+    </w:tbl>
+    <w:p>
+      <w:pPr>
+        <w:pStyle w:val="BodyText"/>
+        <w:spacing w:line="240" w:lineRule="auto"/>
+        <w:ind w:firstLine="0"/>
+      </w:pPr>
+      <w:r>
+        <w:rPr>
+          <w:iCs/>
+          <w:i/>
+        </w:rPr>
+        <w:t xml:space="preserve">Table B4. Email experiment, probability-elicitation design (mean elicited probability over 300 simulated customers per seed, three independent calls per customer, pooled over three seeds, 900 customers per model). Lift = probability with the email minus probability without it; gap = lift of the men’s email minus lift of the women’s email; intervals are 95% paired bootstrap intervals over customers (real values: normal approximation). RR = risk ratio, the mean of the three per-seed ratios; its asterisk is set only if the interval excludes the real ratio in all three seeds. * the simulated and the real intervals do not overlap.</w:t>
+      </w:r>
+    </w:p>
+    <w:tbl>
+      <w:tblPr>
+        <w:tblStyle w:val="Table"/>
+        <w:tblW w:type="pct" w:w="5000"/>
+        <w:tblLook w:firstRow="1" w:lastRow="0" w:firstColumn="0" w:lastColumn="0" w:noHBand="0" w:noVBand="0" w:val="0020"/>
+        <w:jc w:val="start"/>
+        <w:tblBorders>
+          <w:top w:val="single" w:sz="4" w:color="808080"/>
+          <w:bottom w:val="single" w:sz="4" w:color="808080"/>
+          <w:insideH w:val="single" w:sz="4" w:color="808080"/>
+        </w:tblBorders>
+      </w:tblPr>
+      <w:tblGrid>
+        <w:gridCol w:w="1320"/>
+        <w:gridCol w:w="1320"/>
+        <w:gridCol w:w="1320"/>
+        <w:gridCol w:w="1320"/>
+        <w:gridCol w:w="1320"/>
+        <w:gridCol w:w="1320"/>
+      </w:tblGrid>
+      <w:tr>
+        <w:trPr>
+          <w:tblHeader w:val="true"/>
+        </w:trPr>
+        <w:tc>
+          <w:tcPr/>
+          <w:p>
+            <w:pPr>
+              <w:pStyle w:val="Compact"/>
+              <w:spacing w:before="20" w:after="20" w:line="240" w:lineRule="auto"/>
+              <w:ind w:firstLine="0"/>
+              <w:jc w:val="left"/>
+            </w:pPr>
+            <w:r>
+              <w:rPr>
+                <w:rFonts w:ascii="Times New Roman" w:hAnsi="Times New Roman"/>
+                <w:b/>
+                <w:sz w:val="17"/>
+              </w:rPr>
+              <w:t xml:space="preserve">Setting</w:t>
+            </w:r>
+          </w:p>
+        </w:tc>
+        <w:tc>
+          <w:tcPr/>
+          <w:p>
+            <w:pPr>
+              <w:pStyle w:val="Compact"/>
+              <w:spacing w:before="20" w:after="20" w:line="240" w:lineRule="auto"/>
+              <w:ind w:firstLine="0"/>
+              <w:jc w:val="left"/>
+            </w:pPr>
+            <w:r>
+              <w:rPr>
+                <w:rFonts w:ascii="Times New Roman" w:hAnsi="Times New Roman"/>
+                <w:b/>
+                <w:sz w:val="17"/>
+              </w:rPr>
+              <w:t xml:space="preserve">Design</w:t>
+            </w:r>
+          </w:p>
+        </w:tc>
+        <w:tc>
+          <w:tcPr/>
+          <w:p>
+            <w:pPr>
+              <w:pStyle w:val="Compact"/>
+              <w:spacing w:before="20" w:after="20" w:line="240" w:lineRule="auto"/>
+              <w:ind w:firstLine="0"/>
+              <w:jc w:val="left"/>
+            </w:pPr>
+            <w:r>
+              <w:rPr>
+                <w:rFonts w:ascii="Times New Roman" w:hAnsi="Times New Roman"/>
+                <w:b/>
+                <w:sz w:val="17"/>
+              </w:rPr>
+              <w:t xml:space="preserve">Mean</w:t>
+            </w:r>
+          </w:p>
+        </w:tc>
+        <w:tc>
+          <w:tcPr/>
+          <w:p>
+            <w:pPr>
+              <w:pStyle w:val="Compact"/>
+              <w:spacing w:before="20" w:after="20" w:line="240" w:lineRule="auto"/>
+              <w:ind w:firstLine="0"/>
+              <w:jc w:val="left"/>
+            </w:pPr>
+            <w:r>
+              <w:rPr>
+                <w:rFonts w:ascii="Times New Roman" w:hAnsi="Times New Roman"/>
+                <w:b/>
+                <w:sz w:val="17"/>
+              </w:rPr>
+              <w:t xml:space="preserve">Var/mean</w:t>
+            </w:r>
+          </w:p>
+        </w:tc>
+        <w:tc>
+          <w:tcPr/>
+          <w:p>
+            <w:pPr>
+              <w:pStyle w:val="Compact"/>
+              <w:spacing w:before="20" w:after="20" w:line="240" w:lineRule="auto"/>
+              <w:ind w:firstLine="0"/>
+              <w:jc w:val="left"/>
+            </w:pPr>
+            <w:r>
+              <w:rPr>
+                <w:rFonts w:ascii="Times New Roman" w:hAnsi="Times New Roman"/>
+                <w:b/>
+                <w:sz w:val="17"/>
+              </w:rPr>
+              <w:t xml:space="preserve">Zero</w:t>
+            </w:r>
+          </w:p>
+        </w:tc>
+        <w:tc>
+          <w:tcPr/>
+          <w:p>
+            <w:pPr>
+              <w:pStyle w:val="Compact"/>
+              <w:spacing w:before="20" w:after="20" w:line="240" w:lineRule="auto"/>
+              <w:ind w:firstLine="0"/>
+              <w:jc w:val="left"/>
+            </w:pPr>
+            <w:r>
+              <w:rPr>
+                <w:rFonts w:ascii="Times New Roman" w:hAnsi="Times New Roman"/>
+                <w:b/>
+                <w:sz w:val="17"/>
+              </w:rPr>
+              <w:t xml:space="preserve">Alpha</w:t>
+            </w:r>
+          </w:p>
+        </w:tc>
+      </w:tr>
+      <w:tr>
+        <w:tc>
+          <w:tcPr/>
+          <w:p>
+            <w:pPr>
+              <w:pStyle w:val="Compact"/>
+              <w:spacing w:before="20" w:after="20" w:line="240" w:lineRule="auto"/>
+              <w:ind w:firstLine="0"/>
+              <w:jc w:val="left"/>
+            </w:pPr>
+            <w:r>
+              <w:rPr>
+                <w:rFonts w:ascii="Times New Roman" w:hAnsi="Times New Roman"/>
+                <w:sz w:val="17"/>
+              </w:rPr>
+              <w:t xml:space="preserve">Low mean</w:t>
+            </w:r>
+          </w:p>
+        </w:tc>
+        <w:tc>
+          <w:tcPr/>
+          <w:p>
+            <w:pPr>
+              <w:pStyle w:val="Compact"/>
+              <w:spacing w:before="20" w:after="20" w:line="240" w:lineRule="auto"/>
+              <w:ind w:firstLine="0"/>
+              <w:jc w:val="left"/>
+            </w:pPr>
+            <w:r>
+              <w:rPr>
+                <w:rFonts w:ascii="Times New Roman" w:hAnsi="Times New Roman"/>
+                <w:sz w:val="17"/>
+              </w:rPr>
+              <w:t xml:space="preserve">Reference</w:t>
+            </w:r>
+          </w:p>
+        </w:tc>
+        <w:tc>
+          <w:tcPr/>
+          <w:p>
+            <w:pPr>
+              <w:pStyle w:val="Compact"/>
+              <w:spacing w:before="20" w:after="20" w:line="240" w:lineRule="auto"/>
+              <w:ind w:firstLine="0"/>
+              <w:jc w:val="left"/>
+            </w:pPr>
+            <w:r>
+              <w:rPr>
+                <w:rFonts w:ascii="Times New Roman" w:hAnsi="Times New Roman"/>
+                <w:sz w:val="17"/>
+              </w:rPr>
+              <w:t xml:space="preserve">0.49</w:t>
+            </w:r>
+          </w:p>
+        </w:tc>
+        <w:tc>
+          <w:tcPr/>
+          <w:p>
+            <w:pPr>
+              <w:pStyle w:val="Compact"/>
+              <w:spacing w:before="20" w:after="20" w:line="240" w:lineRule="auto"/>
+              <w:ind w:firstLine="0"/>
+              <w:jc w:val="left"/>
+            </w:pPr>
+            <w:r>
+              <w:rPr>
+                <w:rFonts w:ascii="Times New Roman" w:hAnsi="Times New Roman"/>
+                <w:sz w:val="17"/>
+              </w:rPr>
+              <w:t xml:space="preserve">2.49</w:t>
+            </w:r>
+          </w:p>
+        </w:tc>
+        <w:tc>
+          <w:tcPr/>
+          <w:p>
+            <w:pPr>
+              <w:pStyle w:val="Compact"/>
+              <w:spacing w:before="20" w:after="20" w:line="240" w:lineRule="auto"/>
+              <w:ind w:firstLine="0"/>
+              <w:jc w:val="left"/>
+            </w:pPr>
+            <w:r>
+              <w:rPr>
+                <w:rFonts w:ascii="Times New Roman" w:hAnsi="Times New Roman"/>
+                <w:sz w:val="17"/>
+              </w:rPr>
+              <w:t xml:space="preserve">0.74</w:t>
+            </w:r>
+          </w:p>
+        </w:tc>
+        <w:tc>
+          <w:tcPr/>
+          <w:p>
+            <w:pPr>
+              <w:pStyle w:val="Compact"/>
+              <w:spacing w:before="20" w:after="20" w:line="240" w:lineRule="auto"/>
+              <w:ind w:firstLine="0"/>
+              <w:jc w:val="left"/>
+            </w:pPr>
+            <w:r>
+              <w:rPr>
+                <w:rFonts w:ascii="Times New Roman" w:hAnsi="Times New Roman"/>
+                <w:sz w:val="17"/>
+              </w:rPr>
+              <w:t xml:space="preserve">3.05</w:t>
+            </w:r>
+          </w:p>
+        </w:tc>
+      </w:tr>
+      <w:tr>
+        <w:tc>
+          <w:tcPr/>
+          <w:p>
+            <w:pPr>
+              <w:pStyle w:val="Compact"/>
+              <w:spacing w:before="20" w:after="20" w:line="240" w:lineRule="auto"/>
+              <w:ind w:firstLine="0"/>
+              <w:jc w:val="left"/>
+            </w:pPr>
+            <w:r>
+              <w:rPr>
+                <w:rFonts w:ascii="Times New Roman" w:hAnsi="Times New Roman"/>
+                <w:sz w:val="17"/>
+              </w:rPr>
+              <w:t xml:space="preserve">Low mean</w:t>
+            </w:r>
+          </w:p>
+        </w:tc>
+        <w:tc>
+          <w:tcPr/>
+          <w:p>
+            <w:pPr>
+              <w:pStyle w:val="Compact"/>
+              <w:spacing w:before="20" w:after="20" w:line="240" w:lineRule="auto"/>
+              <w:ind w:firstLine="0"/>
+              <w:jc w:val="left"/>
+            </w:pPr>
+            <w:r>
+              <w:rPr>
+                <w:rFonts w:ascii="Times New Roman" w:hAnsi="Times New Roman"/>
+                <w:sz w:val="17"/>
+              </w:rPr>
+              <w:t xml:space="preserve">A Direct</w:t>
+            </w:r>
+          </w:p>
+        </w:tc>
+        <w:tc>
+          <w:tcPr/>
+          <w:p>
+            <w:pPr>
+              <w:pStyle w:val="Compact"/>
+              <w:spacing w:before="20" w:after="20" w:line="240" w:lineRule="auto"/>
+              <w:ind w:firstLine="0"/>
+              <w:jc w:val="left"/>
+            </w:pPr>
+            <w:r>
+              <w:rPr>
+                <w:rFonts w:ascii="Times New Roman" w:hAnsi="Times New Roman"/>
+                <w:sz w:val="17"/>
+              </w:rPr>
+              <w:t xml:space="preserve">0.00 to 2.10</w:t>
+            </w:r>
+          </w:p>
+        </w:tc>
+        <w:tc>
+          <w:tcPr/>
+          <w:p>
+            <w:pPr>
+              <w:pStyle w:val="Compact"/>
+              <w:spacing w:before="20" w:after="20" w:line="240" w:lineRule="auto"/>
+              <w:ind w:firstLine="0"/>
+              <w:jc w:val="left"/>
+            </w:pPr>
+            <w:r>
+              <w:rPr>
+                <w:rFonts w:ascii="Times New Roman" w:hAnsi="Times New Roman"/>
+                <w:sz w:val="17"/>
+              </w:rPr>
+              <w:t xml:space="preserve">0.00 to 14.72</w:t>
+            </w:r>
+          </w:p>
+        </w:tc>
+        <w:tc>
+          <w:tcPr/>
+          <w:p>
+            <w:pPr>
+              <w:pStyle w:val="Compact"/>
+              <w:spacing w:before="20" w:after="20" w:line="240" w:lineRule="auto"/>
+              <w:ind w:firstLine="0"/>
+              <w:jc w:val="left"/>
+            </w:pPr>
+            <w:r>
+              <w:rPr>
+                <w:rFonts w:ascii="Times New Roman" w:hAnsi="Times New Roman"/>
+                <w:sz w:val="17"/>
+              </w:rPr>
+              <w:t xml:space="preserve">0.00 to 1.00</w:t>
+            </w:r>
+          </w:p>
+        </w:tc>
+        <w:tc>
+          <w:tcPr/>
+          <w:p>
+            <w:pPr>
+              <w:pStyle w:val="Compact"/>
+              <w:spacing w:before="20" w:after="20" w:line="240" w:lineRule="auto"/>
+              <w:ind w:firstLine="0"/>
+              <w:jc w:val="left"/>
+            </w:pPr>
+            <w:r>
+              <w:rPr>
+                <w:rFonts w:ascii="Times New Roman" w:hAnsi="Times New Roman"/>
+                <w:sz w:val="17"/>
+              </w:rPr>
+              <w:t xml:space="preserve">-1.00 to 6.54</w:t>
+            </w:r>
+          </w:p>
+        </w:tc>
+      </w:tr>
+      <w:tr>
+        <w:tc>
+          <w:tcPr/>
+          <w:p>
+            <w:pPr>
+              <w:pStyle w:val="Compact"/>
+              <w:spacing w:before="20" w:after="20" w:line="240" w:lineRule="auto"/>
+              <w:ind w:firstLine="0"/>
+              <w:jc w:val="left"/>
+            </w:pPr>
+            <w:r>
+              <w:rPr>
+                <w:rFonts w:ascii="Times New Roman" w:hAnsi="Times New Roman"/>
+                <w:sz w:val="17"/>
+              </w:rPr>
+              <w:t xml:space="preserve">Low mean</w:t>
+            </w:r>
+          </w:p>
+        </w:tc>
+        <w:tc>
+          <w:tcPr/>
+          <w:p>
+            <w:pPr>
+              <w:pStyle w:val="Compact"/>
+              <w:spacing w:before="20" w:after="20" w:line="240" w:lineRule="auto"/>
+              <w:ind w:firstLine="0"/>
+              <w:jc w:val="left"/>
+            </w:pPr>
+            <w:r>
+              <w:rPr>
+                <w:rFonts w:ascii="Times New Roman" w:hAnsi="Times New Roman"/>
+                <w:sz w:val="17"/>
+              </w:rPr>
+              <w:t xml:space="preserve">B Daily</w:t>
+            </w:r>
+          </w:p>
+        </w:tc>
+        <w:tc>
+          <w:tcPr/>
+          <w:p>
+            <w:pPr>
+              <w:pStyle w:val="Compact"/>
+              <w:spacing w:before="20" w:after="20" w:line="240" w:lineRule="auto"/>
+              <w:ind w:firstLine="0"/>
+              <w:jc w:val="left"/>
+            </w:pPr>
+            <w:r>
+              <w:rPr>
+                <w:rFonts w:ascii="Times New Roman" w:hAnsi="Times New Roman"/>
+                <w:sz w:val="17"/>
+              </w:rPr>
+              <w:t xml:space="preserve">0.00 to 13.56</w:t>
+            </w:r>
+          </w:p>
+        </w:tc>
+        <w:tc>
+          <w:tcPr/>
+          <w:p>
+            <w:pPr>
+              <w:pStyle w:val="Compact"/>
+              <w:spacing w:before="20" w:after="20" w:line="240" w:lineRule="auto"/>
+              <w:ind w:firstLine="0"/>
+              <w:jc w:val="left"/>
+            </w:pPr>
+            <w:r>
+              <w:rPr>
+                <w:rFonts w:ascii="Times New Roman" w:hAnsi="Times New Roman"/>
+                <w:sz w:val="17"/>
+              </w:rPr>
+              <w:t xml:space="preserve">0.24 to 2.95</w:t>
+            </w:r>
+          </w:p>
+        </w:tc>
+        <w:tc>
+          <w:tcPr/>
+          <w:p>
+            <w:pPr>
+              <w:pStyle w:val="Compact"/>
+              <w:spacing w:before="20" w:after="20" w:line="240" w:lineRule="auto"/>
+              <w:ind w:firstLine="0"/>
+              <w:jc w:val="left"/>
+            </w:pPr>
+            <w:r>
+              <w:rPr>
+                <w:rFonts w:ascii="Times New Roman" w:hAnsi="Times New Roman"/>
+                <w:sz w:val="17"/>
+              </w:rPr>
+              <w:t xml:space="preserve">0.00 to 1.00</w:t>
+            </w:r>
+          </w:p>
+        </w:tc>
+        <w:tc>
+          <w:tcPr/>
+          <w:p>
+            <w:pPr>
+              <w:pStyle w:val="Compact"/>
+              <w:spacing w:before="20" w:after="20" w:line="240" w:lineRule="auto"/>
+              <w:ind w:firstLine="0"/>
+              <w:jc w:val="left"/>
+            </w:pPr>
+            <w:r>
+              <w:rPr>
+                <w:rFonts w:ascii="Times New Roman" w:hAnsi="Times New Roman"/>
+                <w:sz w:val="17"/>
+              </w:rPr>
+              <w:t xml:space="preserve">-0.86 to 0.62</w:t>
+            </w:r>
+          </w:p>
+        </w:tc>
+      </w:tr>
+      <w:tr>
+        <w:tc>
+          <w:tcPr/>
+          <w:p>
+            <w:pPr>
+              <w:pStyle w:val="Compact"/>
+              <w:spacing w:before="20" w:after="20" w:line="240" w:lineRule="auto"/>
+              <w:ind w:firstLine="0"/>
+              <w:jc w:val="left"/>
+            </w:pPr>
+            <w:r>
+              <w:rPr>
+                <w:rFonts w:ascii="Times New Roman" w:hAnsi="Times New Roman"/>
+                <w:sz w:val="17"/>
+              </w:rPr>
+              <w:t xml:space="preserve">Low mean</w:t>
+            </w:r>
+          </w:p>
+        </w:tc>
+        <w:tc>
+          <w:tcPr/>
+          <w:p>
+            <w:pPr>
+              <w:pStyle w:val="Compact"/>
+              <w:spacing w:before="20" w:after="20" w:line="240" w:lineRule="auto"/>
+              <w:ind w:firstLine="0"/>
+              <w:jc w:val="left"/>
+            </w:pPr>
+            <w:r>
+              <w:rPr>
+                <w:rFonts w:ascii="Times New Roman" w:hAnsi="Times New Roman"/>
+                <w:sz w:val="17"/>
+              </w:rPr>
+              <w:t xml:space="preserve">C Describe</w:t>
+            </w:r>
+          </w:p>
+        </w:tc>
+        <w:tc>
+          <w:tcPr/>
+          <w:p>
+            <w:pPr>
+              <w:pStyle w:val="Compact"/>
+              <w:spacing w:before="20" w:after="20" w:line="240" w:lineRule="auto"/>
+              <w:ind w:firstLine="0"/>
+              <w:jc w:val="left"/>
+            </w:pPr>
+            <w:r>
+              <w:rPr>
+                <w:rFonts w:ascii="Times New Roman" w:hAnsi="Times New Roman"/>
+                <w:sz w:val="17"/>
+              </w:rPr>
+              <w:t xml:space="preserve">0.37 to 1.30</w:t>
+            </w:r>
+          </w:p>
+        </w:tc>
+        <w:tc>
+          <w:tcPr/>
+          <w:p>
+            <w:pPr>
+              <w:pStyle w:val="Compact"/>
+              <w:spacing w:before="20" w:after="20" w:line="240" w:lineRule="auto"/>
+              <w:ind w:firstLine="0"/>
+              <w:jc w:val="left"/>
+            </w:pPr>
+            <w:r>
+              <w:rPr>
+                <w:rFonts w:ascii="Times New Roman" w:hAnsi="Times New Roman"/>
+                <w:sz w:val="17"/>
+              </w:rPr>
+              <w:t xml:space="preserve">0.97 to 1.61</w:t>
+            </w:r>
+          </w:p>
+        </w:tc>
+        <w:tc>
+          <w:tcPr/>
+          <w:p>
+            <w:pPr>
+              <w:pStyle w:val="Compact"/>
+              <w:spacing w:before="20" w:after="20" w:line="240" w:lineRule="auto"/>
+              <w:ind w:firstLine="0"/>
+              <w:jc w:val="left"/>
+            </w:pPr>
+            <w:r>
+              <w:rPr>
+                <w:rFonts w:ascii="Times New Roman" w:hAnsi="Times New Roman"/>
+                <w:sz w:val="17"/>
+              </w:rPr>
+              <w:t xml:space="preserve">0.32 to 0.71</w:t>
+            </w:r>
+          </w:p>
+        </w:tc>
+        <w:tc>
+          <w:tcPr/>
+          <w:p>
+            <w:pPr>
+              <w:pStyle w:val="Compact"/>
+              <w:spacing w:before="20" w:after="20" w:line="240" w:lineRule="auto"/>
+              <w:ind w:firstLine="0"/>
+              <w:jc w:val="left"/>
+            </w:pPr>
+            <w:r>
+              <w:rPr>
+                <w:rFonts w:ascii="Times New Roman" w:hAnsi="Times New Roman"/>
+                <w:sz w:val="17"/>
+              </w:rPr>
+              <w:t xml:space="preserve">-0.06 to 0.80</w:t>
+            </w:r>
+          </w:p>
+        </w:tc>
+      </w:tr>
+      <w:tr>
+        <w:tc>
+          <w:tcPr/>
+          <w:p>
+            <w:pPr>
+              <w:pStyle w:val="Compact"/>
+              <w:spacing w:before="20" w:after="20" w:line="240" w:lineRule="auto"/>
+              <w:ind w:firstLine="0"/>
+              <w:jc w:val="left"/>
+            </w:pPr>
+            <w:r>
+              <w:rPr>
+                <w:rFonts w:ascii="Times New Roman" w:hAnsi="Times New Roman"/>
+                <w:sz w:val="17"/>
+              </w:rPr>
+              <w:t xml:space="preserve">Low mean</w:t>
+            </w:r>
+          </w:p>
+        </w:tc>
+        <w:tc>
+          <w:tcPr/>
+          <w:p>
+            <w:pPr>
+              <w:pStyle w:val="Compact"/>
+              <w:spacing w:before="20" w:after="20" w:line="240" w:lineRule="auto"/>
+              <w:ind w:firstLine="0"/>
+              <w:jc w:val="left"/>
+            </w:pPr>
+            <w:r>
+              <w:rPr>
+                <w:rFonts w:ascii="Times New Roman" w:hAnsi="Times New Roman"/>
+                <w:sz w:val="17"/>
+              </w:rPr>
+              <w:t xml:space="preserve">D Hybrid</w:t>
+            </w:r>
+          </w:p>
+        </w:tc>
+        <w:tc>
+          <w:tcPr/>
+          <w:p>
+            <w:pPr>
+              <w:pStyle w:val="Compact"/>
+              <w:spacing w:before="20" w:after="20" w:line="240" w:lineRule="auto"/>
+              <w:ind w:firstLine="0"/>
+              <w:jc w:val="left"/>
+            </w:pPr>
+            <w:r>
+              <w:rPr>
+                <w:rFonts w:ascii="Times New Roman" w:hAnsi="Times New Roman"/>
+                <w:sz w:val="17"/>
+              </w:rPr>
+              <w:t xml:space="preserve">0.26 to 0.93</w:t>
+            </w:r>
+          </w:p>
+        </w:tc>
+        <w:tc>
+          <w:tcPr/>
+          <w:p>
+            <w:pPr>
+              <w:pStyle w:val="Compact"/>
+              <w:spacing w:before="20" w:after="20" w:line="240" w:lineRule="auto"/>
+              <w:ind w:firstLine="0"/>
+              <w:jc w:val="left"/>
+            </w:pPr>
+            <w:r>
+              <w:rPr>
+                <w:rFonts w:ascii="Times New Roman" w:hAnsi="Times New Roman"/>
+                <w:sz w:val="17"/>
+              </w:rPr>
+              <w:t xml:space="preserve">1.47 to 3.38</w:t>
+            </w:r>
+          </w:p>
+        </w:tc>
+        <w:tc>
+          <w:tcPr/>
+          <w:p>
+            <w:pPr>
+              <w:pStyle w:val="Compact"/>
+              <w:spacing w:before="20" w:after="20" w:line="240" w:lineRule="auto"/>
+              <w:ind w:firstLine="0"/>
+              <w:jc w:val="left"/>
+            </w:pPr>
+            <w:r>
+              <w:rPr>
+                <w:rFonts w:ascii="Times New Roman" w:hAnsi="Times New Roman"/>
+                <w:sz w:val="17"/>
+              </w:rPr>
+              <w:t xml:space="preserve">0.63 to 0.81</w:t>
+            </w:r>
+          </w:p>
+        </w:tc>
+        <w:tc>
+          <w:tcPr/>
+          <w:p>
+            <w:pPr>
+              <w:pStyle w:val="Compact"/>
+              <w:spacing w:before="20" w:after="20" w:line="240" w:lineRule="auto"/>
+              <w:ind w:firstLine="0"/>
+              <w:jc w:val="left"/>
+            </w:pPr>
+            <w:r>
+              <w:rPr>
+                <w:rFonts w:ascii="Times New Roman" w:hAnsi="Times New Roman"/>
+                <w:sz w:val="17"/>
+              </w:rPr>
+              <w:t xml:space="preserve">1.81 to 3.77</w:t>
+            </w:r>
+          </w:p>
+        </w:tc>
+      </w:tr>
+      <w:tr>
+        <w:tc>
+          <w:tcPr/>
+          <w:p>
+            <w:pPr>
+              <w:pStyle w:val="Compact"/>
+              <w:spacing w:before="20" w:after="20" w:line="240" w:lineRule="auto"/>
+              <w:ind w:firstLine="0"/>
+              <w:jc w:val="left"/>
+            </w:pPr>
+            <w:r>
+              <w:rPr>
+                <w:rFonts w:ascii="Times New Roman" w:hAnsi="Times New Roman"/>
+                <w:sz w:val="17"/>
+              </w:rPr>
+              <w:t xml:space="preserve">High mean</w:t>
+            </w:r>
+          </w:p>
+        </w:tc>
+        <w:tc>
+          <w:tcPr/>
+          <w:p>
+            <w:pPr>
+              <w:pStyle w:val="Compact"/>
+              <w:spacing w:before="20" w:after="20" w:line="240" w:lineRule="auto"/>
+              <w:ind w:firstLine="0"/>
+              <w:jc w:val="left"/>
+            </w:pPr>
+            <w:r>
+              <w:rPr>
+                <w:rFonts w:ascii="Times New Roman" w:hAnsi="Times New Roman"/>
+                <w:sz w:val="17"/>
+              </w:rPr>
+              <w:t xml:space="preserve">Reference</w:t>
+            </w:r>
+          </w:p>
+        </w:tc>
+        <w:tc>
+          <w:tcPr/>
+          <w:p>
+            <w:pPr>
+              <w:pStyle w:val="Compact"/>
+              <w:spacing w:before="20" w:after="20" w:line="240" w:lineRule="auto"/>
+              <w:ind w:firstLine="0"/>
+              <w:jc w:val="left"/>
+            </w:pPr>
+            <w:r>
+              <w:rPr>
+                <w:rFonts w:ascii="Times New Roman" w:hAnsi="Times New Roman"/>
+                <w:sz w:val="17"/>
+              </w:rPr>
+              <w:t xml:space="preserve">4.84</w:t>
+            </w:r>
+          </w:p>
+        </w:tc>
+        <w:tc>
+          <w:tcPr/>
+          <w:p>
+            <w:pPr>
+              <w:pStyle w:val="Compact"/>
+              <w:spacing w:before="20" w:after="20" w:line="240" w:lineRule="auto"/>
+              <w:ind w:firstLine="0"/>
+              <w:jc w:val="left"/>
+            </w:pPr>
+            <w:r>
+              <w:rPr>
+                <w:rFonts w:ascii="Times New Roman" w:hAnsi="Times New Roman"/>
+                <w:sz w:val="17"/>
+              </w:rPr>
+              <w:t xml:space="preserve">7.85</w:t>
+            </w:r>
+          </w:p>
+        </w:tc>
+        <w:tc>
+          <w:tcPr/>
+          <w:p>
+            <w:pPr>
+              <w:pStyle w:val="Compact"/>
+              <w:spacing w:before="20" w:after="20" w:line="240" w:lineRule="auto"/>
+              <w:ind w:firstLine="0"/>
+              <w:jc w:val="left"/>
+            </w:pPr>
+            <w:r>
+              <w:rPr>
+                <w:rFonts w:ascii="Times New Roman" w:hAnsi="Times New Roman"/>
+                <w:sz w:val="17"/>
+              </w:rPr>
+              <w:t xml:space="preserve">0.19</w:t>
+            </w:r>
+          </w:p>
+        </w:tc>
+        <w:tc>
+          <w:tcPr/>
+          <w:p>
+            <w:pPr>
+              <w:pStyle w:val="Compact"/>
+              <w:spacing w:before="20" w:after="20" w:line="240" w:lineRule="auto"/>
+              <w:ind w:firstLine="0"/>
+              <w:jc w:val="left"/>
+            </w:pPr>
+            <w:r>
+              <w:rPr>
+                <w:rFonts w:ascii="Times New Roman" w:hAnsi="Times New Roman"/>
+                <w:sz w:val="17"/>
+              </w:rPr>
+              <w:t xml:space="preserve">1.42</w:t>
+            </w:r>
+          </w:p>
+        </w:tc>
+      </w:tr>
+      <w:tr>
+        <w:tc>
+          <w:tcPr/>
+          <w:p>
+            <w:pPr>
+              <w:pStyle w:val="Compact"/>
+              <w:spacing w:before="20" w:after="20" w:line="240" w:lineRule="auto"/>
+              <w:ind w:firstLine="0"/>
+              <w:jc w:val="left"/>
+            </w:pPr>
+            <w:r>
+              <w:rPr>
+                <w:rFonts w:ascii="Times New Roman" w:hAnsi="Times New Roman"/>
+                <w:sz w:val="17"/>
+              </w:rPr>
+              <w:t xml:space="preserve">High mean</w:t>
+            </w:r>
+          </w:p>
+        </w:tc>
+        <w:tc>
+          <w:tcPr/>
+          <w:p>
+            <w:pPr>
+              <w:pStyle w:val="Compact"/>
+              <w:spacing w:before="20" w:after="20" w:line="240" w:lineRule="auto"/>
+              <w:ind w:firstLine="0"/>
+              <w:jc w:val="left"/>
+            </w:pPr>
+            <w:r>
+              <w:rPr>
+                <w:rFonts w:ascii="Times New Roman" w:hAnsi="Times New Roman"/>
+                <w:sz w:val="17"/>
+              </w:rPr>
+              <w:t xml:space="preserve">A Direct</w:t>
+            </w:r>
+          </w:p>
+        </w:tc>
+        <w:tc>
+          <w:tcPr/>
+          <w:p>
+            <w:pPr>
+              <w:pStyle w:val="Compact"/>
+              <w:spacing w:before="20" w:after="20" w:line="240" w:lineRule="auto"/>
+              <w:ind w:firstLine="0"/>
+              <w:jc w:val="left"/>
+            </w:pPr>
+            <w:r>
+              <w:rPr>
+                <w:rFonts w:ascii="Times New Roman" w:hAnsi="Times New Roman"/>
+                <w:sz w:val="17"/>
+              </w:rPr>
+              <w:t xml:space="preserve">3.73 to 11.74</w:t>
+            </w:r>
+          </w:p>
+        </w:tc>
+        <w:tc>
+          <w:tcPr/>
+          <w:p>
+            <w:pPr>
+              <w:pStyle w:val="Compact"/>
+              <w:spacing w:before="20" w:after="20" w:line="240" w:lineRule="auto"/>
+              <w:ind w:firstLine="0"/>
+              <w:jc w:val="left"/>
+            </w:pPr>
+            <w:r>
+              <w:rPr>
+                <w:rFonts w:ascii="Times New Roman" w:hAnsi="Times New Roman"/>
+                <w:sz w:val="17"/>
+              </w:rPr>
+              <w:t xml:space="preserve">0.00 to 2.45</w:t>
+            </w:r>
+          </w:p>
+        </w:tc>
+        <w:tc>
+          <w:tcPr/>
+          <w:p>
+            <w:pPr>
+              <w:pStyle w:val="Compact"/>
+              <w:spacing w:before="20" w:after="20" w:line="240" w:lineRule="auto"/>
+              <w:ind w:firstLine="0"/>
+              <w:jc w:val="left"/>
+            </w:pPr>
+            <w:r>
+              <w:rPr>
+                <w:rFonts w:ascii="Times New Roman" w:hAnsi="Times New Roman"/>
+                <w:sz w:val="17"/>
+              </w:rPr>
+              <w:t xml:space="preserve">0.00 to 0.02</w:t>
+            </w:r>
+          </w:p>
+        </w:tc>
+        <w:tc>
+          <w:tcPr/>
+          <w:p>
+            <w:pPr>
+              <w:pStyle w:val="Compact"/>
+              <w:spacing w:before="20" w:after="20" w:line="240" w:lineRule="auto"/>
+              <w:ind w:firstLine="0"/>
+              <w:jc w:val="left"/>
+            </w:pPr>
+            <w:r>
+              <w:rPr>
+                <w:rFonts w:ascii="Times New Roman" w:hAnsi="Times New Roman"/>
+                <w:sz w:val="17"/>
+              </w:rPr>
+              <w:t xml:space="preserve">-0.20 to 0.17</w:t>
+            </w:r>
+          </w:p>
+        </w:tc>
+      </w:tr>
+      <w:tr>
+        <w:tc>
+          <w:tcPr/>
+          <w:p>
+            <w:pPr>
+              <w:pStyle w:val="Compact"/>
+              <w:spacing w:before="20" w:after="20" w:line="240" w:lineRule="auto"/>
+              <w:ind w:firstLine="0"/>
+              <w:jc w:val="left"/>
+            </w:pPr>
+            <w:r>
+              <w:rPr>
+                <w:rFonts w:ascii="Times New Roman" w:hAnsi="Times New Roman"/>
+                <w:sz w:val="17"/>
+              </w:rPr>
+              <w:t xml:space="preserve">High mean</w:t>
+            </w:r>
+          </w:p>
+        </w:tc>
+        <w:tc>
+          <w:tcPr/>
+          <w:p>
+            <w:pPr>
+              <w:pStyle w:val="Compact"/>
+              <w:spacing w:before="20" w:after="20" w:line="240" w:lineRule="auto"/>
+              <w:ind w:firstLine="0"/>
+              <w:jc w:val="left"/>
+            </w:pPr>
+            <w:r>
+              <w:rPr>
+                <w:rFonts w:ascii="Times New Roman" w:hAnsi="Times New Roman"/>
+                <w:sz w:val="17"/>
+              </w:rPr>
+              <w:t xml:space="preserve">B Daily</w:t>
+            </w:r>
+          </w:p>
+        </w:tc>
+        <w:tc>
+          <w:tcPr/>
+          <w:p>
+            <w:pPr>
+              <w:pStyle w:val="Compact"/>
+              <w:spacing w:before="20" w:after="20" w:line="240" w:lineRule="auto"/>
+              <w:ind w:firstLine="0"/>
+              <w:jc w:val="left"/>
+            </w:pPr>
+            <w:r>
+              <w:rPr>
+                <w:rFonts w:ascii="Times New Roman" w:hAnsi="Times New Roman"/>
+                <w:sz w:val="17"/>
+              </w:rPr>
+              <w:t xml:space="preserve">4.35 to 16.65</w:t>
+            </w:r>
+          </w:p>
+        </w:tc>
+        <w:tc>
+          <w:tcPr/>
+          <w:p>
+            <w:pPr>
+              <w:pStyle w:val="Compact"/>
+              <w:spacing w:before="20" w:after="20" w:line="240" w:lineRule="auto"/>
+              <w:ind w:firstLine="0"/>
+              <w:jc w:val="left"/>
+            </w:pPr>
+            <w:r>
+              <w:rPr>
+                <w:rFonts w:ascii="Times New Roman" w:hAnsi="Times New Roman"/>
+                <w:sz w:val="17"/>
+              </w:rPr>
+              <w:t xml:space="preserve">0.04 to 0.38</w:t>
+            </w:r>
+          </w:p>
+        </w:tc>
+        <w:tc>
+          <w:tcPr/>
+          <w:p>
+            <w:pPr>
+              <w:pStyle w:val="Compact"/>
+              <w:spacing w:before="20" w:after="20" w:line="240" w:lineRule="auto"/>
+              <w:ind w:firstLine="0"/>
+              <w:jc w:val="left"/>
+            </w:pPr>
+            <w:r>
+              <w:rPr>
+                <w:rFonts w:ascii="Times New Roman" w:hAnsi="Times New Roman"/>
+                <w:sz w:val="17"/>
+              </w:rPr>
+              <w:t xml:space="preserve">0.00 to 0.00</w:t>
+            </w:r>
+          </w:p>
+        </w:tc>
+        <w:tc>
+          <w:tcPr/>
+          <w:p>
+            <w:pPr>
+              <w:pStyle w:val="Compact"/>
+              <w:spacing w:before="20" w:after="20" w:line="240" w:lineRule="auto"/>
+              <w:ind w:firstLine="0"/>
+              <w:jc w:val="left"/>
+            </w:pPr>
+            <w:r>
+              <w:rPr>
+                <w:rFonts w:ascii="Times New Roman" w:hAnsi="Times New Roman"/>
+                <w:sz w:val="17"/>
+              </w:rPr>
+              <w:t xml:space="preserve">-0.20 to -0.06</w:t>
+            </w:r>
+          </w:p>
+        </w:tc>
+      </w:tr>
+      <w:tr>
+        <w:tc>
+          <w:tcPr/>
+          <w:p>
+            <w:pPr>
+              <w:pStyle w:val="Compact"/>
+              <w:spacing w:before="20" w:after="20" w:line="240" w:lineRule="auto"/>
+              <w:ind w:firstLine="0"/>
+              <w:jc w:val="left"/>
+            </w:pPr>
+            <w:r>
+              <w:rPr>
+                <w:rFonts w:ascii="Times New Roman" w:hAnsi="Times New Roman"/>
+                <w:sz w:val="17"/>
+              </w:rPr>
+              <w:t xml:space="preserve">High mean</w:t>
+            </w:r>
+          </w:p>
+        </w:tc>
+        <w:tc>
+          <w:tcPr/>
+          <w:p>
+            <w:pPr>
+              <w:pStyle w:val="Compact"/>
+              <w:spacing w:before="20" w:after="20" w:line="240" w:lineRule="auto"/>
+              <w:ind w:firstLine="0"/>
+              <w:jc w:val="left"/>
+            </w:pPr>
+            <w:r>
+              <w:rPr>
+                <w:rFonts w:ascii="Times New Roman" w:hAnsi="Times New Roman"/>
+                <w:sz w:val="17"/>
+              </w:rPr>
+              <w:t xml:space="preserve">C Describe</w:t>
+            </w:r>
+          </w:p>
+        </w:tc>
+        <w:tc>
+          <w:tcPr/>
+          <w:p>
+            <w:pPr>
+              <w:pStyle w:val="Compact"/>
+              <w:spacing w:before="20" w:after="20" w:line="240" w:lineRule="auto"/>
+              <w:ind w:firstLine="0"/>
+              <w:jc w:val="left"/>
+            </w:pPr>
+            <w:r>
+              <w:rPr>
+                <w:rFonts w:ascii="Times New Roman" w:hAnsi="Times New Roman"/>
+                <w:sz w:val="17"/>
+              </w:rPr>
+              <w:t xml:space="preserve">4.23 to 7.95</w:t>
+            </w:r>
+          </w:p>
+        </w:tc>
+        <w:tc>
+          <w:tcPr/>
+          <w:p>
+            <w:pPr>
+              <w:pStyle w:val="Compact"/>
+              <w:spacing w:before="20" w:after="20" w:line="240" w:lineRule="auto"/>
+              <w:ind w:firstLine="0"/>
+              <w:jc w:val="left"/>
+            </w:pPr>
+            <w:r>
+              <w:rPr>
+                <w:rFonts w:ascii="Times New Roman" w:hAnsi="Times New Roman"/>
+                <w:sz w:val="17"/>
+              </w:rPr>
+              <w:t xml:space="preserve">3.65 to 6.44</w:t>
+            </w:r>
+          </w:p>
+        </w:tc>
+        <w:tc>
+          <w:tcPr/>
+          <w:p>
+            <w:pPr>
+              <w:pStyle w:val="Compact"/>
+              <w:spacing w:before="20" w:after="20" w:line="240" w:lineRule="auto"/>
+              <w:ind w:firstLine="0"/>
+              <w:jc w:val="left"/>
+            </w:pPr>
+            <w:r>
+              <w:rPr>
+                <w:rFonts w:ascii="Times New Roman" w:hAnsi="Times New Roman"/>
+                <w:sz w:val="17"/>
+              </w:rPr>
+              <w:t xml:space="preserve">0.01 to 0.15</w:t>
+            </w:r>
+          </w:p>
+        </w:tc>
+        <w:tc>
+          <w:tcPr/>
+          <w:p>
+            <w:pPr>
+              <w:pStyle w:val="Compact"/>
+              <w:spacing w:before="20" w:after="20" w:line="240" w:lineRule="auto"/>
+              <w:ind w:firstLine="0"/>
+              <w:jc w:val="left"/>
+            </w:pPr>
+            <w:r>
+              <w:rPr>
+                <w:rFonts w:ascii="Times New Roman" w:hAnsi="Times New Roman"/>
+                <w:sz w:val="17"/>
+              </w:rPr>
+              <w:t xml:space="preserve">0.41 to 1.00</w:t>
+            </w:r>
+          </w:p>
+        </w:tc>
+      </w:tr>
+      <w:tr>
+        <w:tc>
+          <w:tcPr/>
+          <w:p>
+            <w:pPr>
+              <w:pStyle w:val="Compact"/>
+              <w:spacing w:before="20" w:after="20" w:line="240" w:lineRule="auto"/>
+              <w:ind w:firstLine="0"/>
+              <w:jc w:val="left"/>
+            </w:pPr>
+            <w:r>
+              <w:rPr>
+                <w:rFonts w:ascii="Times New Roman" w:hAnsi="Times New Roman"/>
+                <w:sz w:val="17"/>
+              </w:rPr>
+              <w:t xml:space="preserve">High mean</w:t>
+            </w:r>
+          </w:p>
+        </w:tc>
+        <w:tc>
+          <w:tcPr/>
+          <w:p>
+            <w:pPr>
+              <w:pStyle w:val="Compact"/>
+              <w:spacing w:before="20" w:after="20" w:line="240" w:lineRule="auto"/>
+              <w:ind w:firstLine="0"/>
+              <w:jc w:val="left"/>
+            </w:pPr>
+            <w:r>
+              <w:rPr>
+                <w:rFonts w:ascii="Times New Roman" w:hAnsi="Times New Roman"/>
+                <w:sz w:val="17"/>
+              </w:rPr>
+              <w:t xml:space="preserve">D Hybrid</w:t>
+            </w:r>
+          </w:p>
+        </w:tc>
+        <w:tc>
+          <w:tcPr/>
+          <w:p>
+            <w:pPr>
+              <w:pStyle w:val="Compact"/>
+              <w:spacing w:before="20" w:after="20" w:line="240" w:lineRule="auto"/>
+              <w:ind w:firstLine="0"/>
+              <w:jc w:val="left"/>
+            </w:pPr>
+            <w:r>
+              <w:rPr>
+                <w:rFonts w:ascii="Times New Roman" w:hAnsi="Times New Roman"/>
+                <w:sz w:val="17"/>
+              </w:rPr>
+              <w:t xml:space="preserve">3.63 to 8.69</w:t>
+            </w:r>
+          </w:p>
+        </w:tc>
+        <w:tc>
+          <w:tcPr/>
+          <w:p>
+            <w:pPr>
+              <w:pStyle w:val="Compact"/>
+              <w:spacing w:before="20" w:after="20" w:line="240" w:lineRule="auto"/>
+              <w:ind w:firstLine="0"/>
+              <w:jc w:val="left"/>
+            </w:pPr>
+            <w:r>
+              <w:rPr>
+                <w:rFonts w:ascii="Times New Roman" w:hAnsi="Times New Roman"/>
+                <w:sz w:val="17"/>
+              </w:rPr>
+              <w:t xml:space="preserve">5.84 to 12.15</w:t>
+            </w:r>
+          </w:p>
+        </w:tc>
+        <w:tc>
+          <w:tcPr/>
+          <w:p>
+            <w:pPr>
+              <w:pStyle w:val="Compact"/>
+              <w:spacing w:before="20" w:after="20" w:line="240" w:lineRule="auto"/>
+              <w:ind w:firstLine="0"/>
+              <w:jc w:val="left"/>
+            </w:pPr>
+            <w:r>
+              <w:rPr>
+                <w:rFonts w:ascii="Times New Roman" w:hAnsi="Times New Roman"/>
+                <w:sz w:val="17"/>
+              </w:rPr>
+              <w:t xml:space="preserve">0.13 to 0.27</w:t>
+            </w:r>
+          </w:p>
+        </w:tc>
+        <w:tc>
+          <w:tcPr/>
+          <w:p>
+            <w:pPr>
+              <w:pStyle w:val="Compact"/>
+              <w:spacing w:before="20" w:after="20" w:line="240" w:lineRule="auto"/>
+              <w:ind w:firstLine="0"/>
+              <w:jc w:val="left"/>
+            </w:pPr>
+            <w:r>
+              <w:rPr>
+                <w:rFonts w:ascii="Times New Roman" w:hAnsi="Times New Roman"/>
+                <w:sz w:val="17"/>
+              </w:rPr>
+              <w:t xml:space="preserve">1.03 to 1.52</w:t>
+            </w:r>
+          </w:p>
+        </w:tc>
+      </w:tr>
+    </w:tbl>
+    <w:p>
+      <w:pPr>
+        <w:pStyle w:val="BodyText"/>
+        <w:spacing w:line="240" w:lineRule="auto"/>
+        <w:ind w:firstLine="0"/>
+      </w:pPr>
+      <w:r>
+        <w:rPr>
+          <w:iCs/>
+          <w:i/>
+        </w:rPr>
+        <w:t xml:space="preserve">Table B5. Low-mean and high-mean settings: range of results across the model-and-prompt cells of each design (sixteen cells in each setting). Reference rows are the real values. For design A in the low-mean setting the variance-to-mean ratio of 1.00 comes from a cell in which practically every simulated customer answered</w:t>
+      </w:r>
+      <w:r>
+        <w:rPr>
+          <w:iCs/>
+          <w:i/>
+        </w:rPr>
+        <w:t xml:space="preserve"> </w:t>
+      </w:r>
+      <w:r>
+        <w:rPr>
+          <w:iCs/>
+          <w:i/>
+        </w:rPr>
+        <w:t xml:space="preserve">“</w:t>
+      </w:r>
+      <w:r>
+        <w:rPr>
+          <w:iCs/>
+          <w:i/>
+        </w:rPr>
+        <w:t xml:space="preserve">0</w:t>
+      </w:r>
+      <w:r>
+        <w:rPr>
+          <w:iCs/>
+          <w:i/>
+        </w:rPr>
+        <w:t xml:space="preserve">”</w:t>
+      </w:r>
+      <w:r>
+        <w:rPr>
+          <w:iCs/>
+          <w:i/>
+        </w:rPr>
+        <w:t xml:space="preserve"> </w:t>
+      </w:r>
+      <w:r>
+        <w:rPr>
+          <w:iCs/>
+          <w:i/>
+        </w:rPr>
+        <w:t xml:space="preserve">and is uninformative.</w:t>
+      </w:r>
+    </w:p>
+    <w:tbl>
+      <w:tblPr>
+        <w:tblStyle w:val="Table"/>
+        <w:tblW w:type="pct" w:w="5000"/>
+        <w:tblLook w:firstRow="1" w:lastRow="0" w:firstColumn="0" w:lastColumn="0" w:noHBand="0" w:noVBand="0" w:val="0020"/>
+        <w:jc w:val="start"/>
+        <w:tblBorders>
+          <w:top w:val="single" w:sz="4" w:color="808080"/>
+          <w:bottom w:val="single" w:sz="4" w:color="808080"/>
+          <w:insideH w:val="single" w:sz="4" w:color="808080"/>
+        </w:tblBorders>
+      </w:tblPr>
+      <w:tblGrid>
+        <w:gridCol w:w="1320"/>
+        <w:gridCol w:w="1320"/>
+        <w:gridCol w:w="1320"/>
+        <w:gridCol w:w="1320"/>
+        <w:gridCol w:w="1320"/>
+        <w:gridCol w:w="1320"/>
+      </w:tblGrid>
+      <w:tr>
+        <w:trPr>
+          <w:tblHeader w:val="true"/>
+        </w:trPr>
+        <w:tc>
+          <w:tcPr/>
+          <w:p>
+            <w:pPr>
+              <w:pStyle w:val="Compact"/>
+              <w:spacing w:before="20" w:after="20" w:line="240" w:lineRule="auto"/>
+              <w:ind w:firstLine="0"/>
+              <w:jc w:val="left"/>
+            </w:pPr>
+            <w:r>
+              <w:rPr>
+                <w:rFonts w:ascii="Times New Roman" w:hAnsi="Times New Roman"/>
+                <w:b/>
+                <w:sz w:val="17"/>
+              </w:rPr>
+              <w:t xml:space="preserve">Design</w:t>
+            </w:r>
+          </w:p>
+        </w:tc>
+        <w:tc>
+          <w:tcPr/>
+          <w:p>
+            <w:pPr>
+              <w:pStyle w:val="Compact"/>
+              <w:spacing w:before="20" w:after="20" w:line="240" w:lineRule="auto"/>
+              <w:ind w:firstLine="0"/>
+              <w:jc w:val="left"/>
+            </w:pPr>
+            <w:r>
+              <w:rPr>
+                <w:rFonts w:ascii="Times New Roman" w:hAnsi="Times New Roman"/>
+                <w:b/>
+                <w:sz w:val="17"/>
+              </w:rPr>
+              <w:t xml:space="preserve">Mean</w:t>
+            </w:r>
+          </w:p>
+        </w:tc>
+        <w:tc>
+          <w:tcPr/>
+          <w:p>
+            <w:pPr>
+              <w:pStyle w:val="Compact"/>
+              <w:spacing w:before="20" w:after="20" w:line="240" w:lineRule="auto"/>
+              <w:ind w:firstLine="0"/>
+              <w:jc w:val="left"/>
+            </w:pPr>
+            <w:r>
+              <w:rPr>
+                <w:rFonts w:ascii="Times New Roman" w:hAnsi="Times New Roman"/>
+                <w:b/>
+                <w:sz w:val="17"/>
+              </w:rPr>
+              <w:t xml:space="preserve">Var/mean</w:t>
+            </w:r>
+          </w:p>
+        </w:tc>
+        <w:tc>
+          <w:tcPr/>
+          <w:p>
+            <w:pPr>
+              <w:pStyle w:val="Compact"/>
+              <w:spacing w:before="20" w:after="20" w:line="240" w:lineRule="auto"/>
+              <w:ind w:firstLine="0"/>
+              <w:jc w:val="left"/>
+            </w:pPr>
+            <w:r>
+              <w:rPr>
+                <w:rFonts w:ascii="Times New Roman" w:hAnsi="Times New Roman"/>
+                <w:b/>
+                <w:sz w:val="17"/>
+              </w:rPr>
+              <w:t xml:space="preserve">Zero</w:t>
+            </w:r>
+          </w:p>
+        </w:tc>
+        <w:tc>
+          <w:tcPr/>
+          <w:p>
+            <w:pPr>
+              <w:pStyle w:val="Compact"/>
+              <w:spacing w:before="20" w:after="20" w:line="240" w:lineRule="auto"/>
+              <w:ind w:firstLine="0"/>
+              <w:jc w:val="left"/>
+            </w:pPr>
+            <w:r>
+              <w:rPr>
+                <w:rFonts w:ascii="Times New Roman" w:hAnsi="Times New Roman"/>
+                <w:b/>
+                <w:sz w:val="17"/>
+              </w:rPr>
+              <w:t xml:space="preserve">Alpha</w:t>
+            </w:r>
+          </w:p>
+        </w:tc>
+        <w:tc>
+          <w:tcPr/>
+          <w:p>
+            <w:pPr>
+              <w:pStyle w:val="Compact"/>
+              <w:spacing w:before="20" w:after="20" w:line="240" w:lineRule="auto"/>
+              <w:ind w:firstLine="0"/>
+              <w:jc w:val="left"/>
+            </w:pPr>
+            <w:r>
+              <w:rPr>
+                <w:rFonts w:ascii="Times New Roman" w:hAnsi="Times New Roman"/>
+                <w:b/>
+                <w:sz w:val="17"/>
+              </w:rPr>
+              <w:t xml:space="preserve">Rank correlation with real count</w:t>
+            </w:r>
+          </w:p>
+        </w:tc>
+      </w:tr>
+      <w:tr>
+        <w:tc>
+          <w:tcPr/>
+          <w:p>
+            <w:pPr>
+              <w:pStyle w:val="Compact"/>
+              <w:spacing w:before="20" w:after="20" w:line="240" w:lineRule="auto"/>
+              <w:ind w:firstLine="0"/>
+              <w:jc w:val="left"/>
+            </w:pPr>
+            <w:r>
+              <w:rPr>
+                <w:rFonts w:ascii="Times New Roman" w:hAnsi="Times New Roman"/>
+                <w:sz w:val="17"/>
+              </w:rPr>
+              <w:t xml:space="preserve">Reference</w:t>
+            </w:r>
+          </w:p>
+        </w:tc>
+        <w:tc>
+          <w:tcPr/>
+          <w:p>
+            <w:pPr>
+              <w:pStyle w:val="Compact"/>
+              <w:spacing w:before="20" w:after="20" w:line="240" w:lineRule="auto"/>
+              <w:ind w:firstLine="0"/>
+              <w:jc w:val="left"/>
+            </w:pPr>
+            <w:r>
+              <w:rPr>
+                <w:rFonts w:ascii="Times New Roman" w:hAnsi="Times New Roman"/>
+                <w:sz w:val="17"/>
+              </w:rPr>
+              <w:t xml:space="preserve">7.83</w:t>
+            </w:r>
+          </w:p>
+        </w:tc>
+        <w:tc>
+          <w:tcPr/>
+          <w:p>
+            <w:pPr>
+              <w:pStyle w:val="Compact"/>
+              <w:spacing w:before="20" w:after="20" w:line="240" w:lineRule="auto"/>
+              <w:ind w:firstLine="0"/>
+              <w:jc w:val="left"/>
+            </w:pPr>
+            <w:r>
+              <w:rPr>
+                <w:rFonts w:ascii="Times New Roman" w:hAnsi="Times New Roman"/>
+                <w:sz w:val="17"/>
+              </w:rPr>
+              <w:t xml:space="preserve">6.52</w:t>
+            </w:r>
+          </w:p>
+        </w:tc>
+        <w:tc>
+          <w:tcPr/>
+          <w:p>
+            <w:pPr>
+              <w:pStyle w:val="Compact"/>
+              <w:spacing w:before="20" w:after="20" w:line="240" w:lineRule="auto"/>
+              <w:ind w:firstLine="0"/>
+              <w:jc w:val="left"/>
+            </w:pPr>
+            <w:r>
+              <w:rPr>
+                <w:rFonts w:ascii="Times New Roman" w:hAnsi="Times New Roman"/>
+                <w:sz w:val="17"/>
+              </w:rPr>
+              <w:t xml:space="preserve">0.03</w:t>
+            </w:r>
+          </w:p>
+        </w:tc>
+        <w:tc>
+          <w:tcPr/>
+          <w:p>
+            <w:pPr>
+              <w:pStyle w:val="Compact"/>
+              <w:spacing w:before="20" w:after="20" w:line="240" w:lineRule="auto"/>
+              <w:ind w:firstLine="0"/>
+              <w:jc w:val="left"/>
+            </w:pPr>
+            <w:r>
+              <w:rPr>
+                <w:rFonts w:ascii="Times New Roman" w:hAnsi="Times New Roman"/>
+                <w:sz w:val="17"/>
+              </w:rPr>
+              <w:t xml:space="preserve">0.71</w:t>
+            </w:r>
+          </w:p>
+        </w:tc>
+        <w:tc>
+          <w:tcPr/>
+          <w:p>
+            <w:pPr>
+              <w:pStyle w:val="Compact"/>
+              <w:spacing w:before="20" w:after="20" w:line="240" w:lineRule="auto"/>
+              <w:ind w:firstLine="0"/>
+            </w:pPr>
+          </w:p>
+        </w:tc>
+      </w:tr>
+      <w:tr>
+        <w:tc>
+          <w:tcPr/>
+          <w:p>
+            <w:pPr>
+              <w:pStyle w:val="Compact"/>
+              <w:spacing w:before="20" w:after="20" w:line="240" w:lineRule="auto"/>
+              <w:ind w:firstLine="0"/>
+              <w:jc w:val="left"/>
+            </w:pPr>
+            <w:r>
+              <w:rPr>
+                <w:rFonts w:ascii="Times New Roman" w:hAnsi="Times New Roman"/>
+                <w:sz w:val="17"/>
+              </w:rPr>
+              <w:t xml:space="preserve">A Direct</w:t>
+            </w:r>
+          </w:p>
+        </w:tc>
+        <w:tc>
+          <w:tcPr/>
+          <w:p>
+            <w:pPr>
+              <w:pStyle w:val="Compact"/>
+              <w:spacing w:before="20" w:after="20" w:line="240" w:lineRule="auto"/>
+              <w:ind w:firstLine="0"/>
+              <w:jc w:val="left"/>
+            </w:pPr>
+            <w:r>
+              <w:rPr>
+                <w:rFonts w:ascii="Times New Roman" w:hAnsi="Times New Roman"/>
+                <w:sz w:val="17"/>
+              </w:rPr>
+              <w:t xml:space="preserve">5.60 to 10.25</w:t>
+            </w:r>
+          </w:p>
+        </w:tc>
+        <w:tc>
+          <w:tcPr/>
+          <w:p>
+            <w:pPr>
+              <w:pStyle w:val="Compact"/>
+              <w:spacing w:before="20" w:after="20" w:line="240" w:lineRule="auto"/>
+              <w:ind w:firstLine="0"/>
+              <w:jc w:val="left"/>
+            </w:pPr>
+            <w:r>
+              <w:rPr>
+                <w:rFonts w:ascii="Times New Roman" w:hAnsi="Times New Roman"/>
+                <w:sz w:val="17"/>
+              </w:rPr>
+              <w:t xml:space="preserve">0.00 to 1.73</w:t>
+            </w:r>
+          </w:p>
+        </w:tc>
+        <w:tc>
+          <w:tcPr/>
+          <w:p>
+            <w:pPr>
+              <w:pStyle w:val="Compact"/>
+              <w:spacing w:before="20" w:after="20" w:line="240" w:lineRule="auto"/>
+              <w:ind w:firstLine="0"/>
+              <w:jc w:val="left"/>
+            </w:pPr>
+            <w:r>
+              <w:rPr>
+                <w:rFonts w:ascii="Times New Roman" w:hAnsi="Times New Roman"/>
+                <w:sz w:val="17"/>
+              </w:rPr>
+              <w:t xml:space="preserve">0.00 to 0.00</w:t>
+            </w:r>
+          </w:p>
+        </w:tc>
+        <w:tc>
+          <w:tcPr/>
+          <w:p>
+            <w:pPr>
+              <w:pStyle w:val="Compact"/>
+              <w:spacing w:before="20" w:after="20" w:line="240" w:lineRule="auto"/>
+              <w:ind w:firstLine="0"/>
+              <w:jc w:val="left"/>
+            </w:pPr>
+            <w:r>
+              <w:rPr>
+                <w:rFonts w:ascii="Times New Roman" w:hAnsi="Times New Roman"/>
+                <w:sz w:val="17"/>
+              </w:rPr>
+              <w:t xml:space="preserve">-0.16 to 0.08</w:t>
+            </w:r>
+          </w:p>
+        </w:tc>
+        <w:tc>
+          <w:tcPr/>
+          <w:p>
+            <w:pPr>
+              <w:pStyle w:val="Compact"/>
+              <w:spacing w:before="20" w:after="20" w:line="240" w:lineRule="auto"/>
+              <w:ind w:firstLine="0"/>
+              <w:jc w:val="left"/>
+            </w:pPr>
+            <w:r>
+              <w:rPr>
+                <w:rFonts w:ascii="Times New Roman" w:hAnsi="Times New Roman"/>
+                <w:sz w:val="17"/>
+              </w:rPr>
+              <w:t xml:space="preserve">-0.11 to +0.04</w:t>
+            </w:r>
+          </w:p>
+        </w:tc>
+      </w:tr>
+      <w:tr>
+        <w:tc>
+          <w:tcPr/>
+          <w:p>
+            <w:pPr>
+              <w:pStyle w:val="Compact"/>
+              <w:spacing w:before="20" w:after="20" w:line="240" w:lineRule="auto"/>
+              <w:ind w:firstLine="0"/>
+              <w:jc w:val="left"/>
+            </w:pPr>
+            <w:r>
+              <w:rPr>
+                <w:rFonts w:ascii="Times New Roman" w:hAnsi="Times New Roman"/>
+                <w:sz w:val="17"/>
+              </w:rPr>
+              <w:t xml:space="preserve">B Daily</w:t>
+            </w:r>
+          </w:p>
+        </w:tc>
+        <w:tc>
+          <w:tcPr/>
+          <w:p>
+            <w:pPr>
+              <w:pStyle w:val="Compact"/>
+              <w:spacing w:before="20" w:after="20" w:line="240" w:lineRule="auto"/>
+              <w:ind w:firstLine="0"/>
+              <w:jc w:val="left"/>
+            </w:pPr>
+            <w:r>
+              <w:rPr>
+                <w:rFonts w:ascii="Times New Roman" w:hAnsi="Times New Roman"/>
+                <w:sz w:val="17"/>
+              </w:rPr>
+              <w:t xml:space="preserve">5.92 to 17.21</w:t>
+            </w:r>
+          </w:p>
+        </w:tc>
+        <w:tc>
+          <w:tcPr/>
+          <w:p>
+            <w:pPr>
+              <w:pStyle w:val="Compact"/>
+              <w:spacing w:before="20" w:after="20" w:line="240" w:lineRule="auto"/>
+              <w:ind w:firstLine="0"/>
+              <w:jc w:val="left"/>
+            </w:pPr>
+            <w:r>
+              <w:rPr>
+                <w:rFonts w:ascii="Times New Roman" w:hAnsi="Times New Roman"/>
+                <w:sz w:val="17"/>
+              </w:rPr>
+              <w:t xml:space="preserve">0.06 to 0.30</w:t>
+            </w:r>
+          </w:p>
+        </w:tc>
+        <w:tc>
+          <w:tcPr/>
+          <w:p>
+            <w:pPr>
+              <w:pStyle w:val="Compact"/>
+              <w:spacing w:before="20" w:after="20" w:line="240" w:lineRule="auto"/>
+              <w:ind w:firstLine="0"/>
+              <w:jc w:val="left"/>
+            </w:pPr>
+            <w:r>
+              <w:rPr>
+                <w:rFonts w:ascii="Times New Roman" w:hAnsi="Times New Roman"/>
+                <w:sz w:val="17"/>
+              </w:rPr>
+              <w:t xml:space="preserve">0.00 to 0.00</w:t>
+            </w:r>
+          </w:p>
+        </w:tc>
+        <w:tc>
+          <w:tcPr/>
+          <w:p>
+            <w:pPr>
+              <w:pStyle w:val="Compact"/>
+              <w:spacing w:before="20" w:after="20" w:line="240" w:lineRule="auto"/>
+              <w:ind w:firstLine="0"/>
+              <w:jc w:val="left"/>
+            </w:pPr>
+            <w:r>
+              <w:rPr>
+                <w:rFonts w:ascii="Times New Roman" w:hAnsi="Times New Roman"/>
+                <w:sz w:val="17"/>
+              </w:rPr>
+              <w:t xml:space="preserve">-0.12 to -0.05</w:t>
+            </w:r>
+          </w:p>
+        </w:tc>
+        <w:tc>
+          <w:tcPr/>
+          <w:p>
+            <w:pPr>
+              <w:pStyle w:val="Compact"/>
+              <w:spacing w:before="20" w:after="20" w:line="240" w:lineRule="auto"/>
+              <w:ind w:firstLine="0"/>
+              <w:jc w:val="left"/>
+            </w:pPr>
+            <w:r>
+              <w:rPr>
+                <w:rFonts w:ascii="Times New Roman" w:hAnsi="Times New Roman"/>
+                <w:sz w:val="17"/>
+              </w:rPr>
+              <w:t xml:space="preserve">-0.08 to +0.04</w:t>
+            </w:r>
+          </w:p>
+        </w:tc>
+      </w:tr>
+      <w:tr>
+        <w:tc>
+          <w:tcPr/>
+          <w:p>
+            <w:pPr>
+              <w:pStyle w:val="Compact"/>
+              <w:spacing w:before="20" w:after="20" w:line="240" w:lineRule="auto"/>
+              <w:ind w:firstLine="0"/>
+              <w:jc w:val="left"/>
+            </w:pPr>
+            <w:r>
+              <w:rPr>
+                <w:rFonts w:ascii="Times New Roman" w:hAnsi="Times New Roman"/>
+                <w:sz w:val="17"/>
+              </w:rPr>
+              <w:t xml:space="preserve">C Describe</w:t>
+            </w:r>
+          </w:p>
+        </w:tc>
+        <w:tc>
+          <w:tcPr/>
+          <w:p>
+            <w:pPr>
+              <w:pStyle w:val="Compact"/>
+              <w:spacing w:before="20" w:after="20" w:line="240" w:lineRule="auto"/>
+              <w:ind w:firstLine="0"/>
+              <w:jc w:val="left"/>
+            </w:pPr>
+            <w:r>
+              <w:rPr>
+                <w:rFonts w:ascii="Times New Roman" w:hAnsi="Times New Roman"/>
+                <w:sz w:val="17"/>
+              </w:rPr>
+              <w:t xml:space="preserve">5.78 to 9.46</w:t>
+            </w:r>
+          </w:p>
+        </w:tc>
+        <w:tc>
+          <w:tcPr/>
+          <w:p>
+            <w:pPr>
+              <w:pStyle w:val="Compact"/>
+              <w:spacing w:before="20" w:after="20" w:line="240" w:lineRule="auto"/>
+              <w:ind w:firstLine="0"/>
+              <w:jc w:val="left"/>
+            </w:pPr>
+            <w:r>
+              <w:rPr>
+                <w:rFonts w:ascii="Times New Roman" w:hAnsi="Times New Roman"/>
+                <w:sz w:val="17"/>
+              </w:rPr>
+              <w:t xml:space="preserve">3.44 to 6.11</w:t>
+            </w:r>
+          </w:p>
+        </w:tc>
+        <w:tc>
+          <w:tcPr/>
+          <w:p>
+            <w:pPr>
+              <w:pStyle w:val="Compact"/>
+              <w:spacing w:before="20" w:after="20" w:line="240" w:lineRule="auto"/>
+              <w:ind w:firstLine="0"/>
+              <w:jc w:val="left"/>
+            </w:pPr>
+            <w:r>
+              <w:rPr>
+                <w:rFonts w:ascii="Times New Roman" w:hAnsi="Times New Roman"/>
+                <w:sz w:val="17"/>
+              </w:rPr>
+              <w:t xml:space="preserve">0.03 to 0.15</w:t>
+            </w:r>
+          </w:p>
+        </w:tc>
+        <w:tc>
+          <w:tcPr/>
+          <w:p>
+            <w:pPr>
+              <w:pStyle w:val="Compact"/>
+              <w:spacing w:before="20" w:after="20" w:line="240" w:lineRule="auto"/>
+              <w:ind w:firstLine="0"/>
+              <w:jc w:val="left"/>
+            </w:pPr>
+            <w:r>
+              <w:rPr>
+                <w:rFonts w:ascii="Times New Roman" w:hAnsi="Times New Roman"/>
+                <w:sz w:val="17"/>
+              </w:rPr>
+              <w:t xml:space="preserve">0.37 to 0.79</w:t>
+            </w:r>
+          </w:p>
+        </w:tc>
+        <w:tc>
+          <w:tcPr/>
+          <w:p>
+            <w:pPr>
+              <w:pStyle w:val="Compact"/>
+              <w:spacing w:before="20" w:after="20" w:line="240" w:lineRule="auto"/>
+              <w:ind w:firstLine="0"/>
+              <w:jc w:val="left"/>
+            </w:pPr>
+            <w:r>
+              <w:rPr>
+                <w:rFonts w:ascii="Times New Roman" w:hAnsi="Times New Roman"/>
+                <w:sz w:val="17"/>
+              </w:rPr>
+              <w:t xml:space="preserve">-0.01 to +0.08</w:t>
+            </w:r>
+          </w:p>
+        </w:tc>
+      </w:tr>
+      <w:tr>
+        <w:tc>
+          <w:tcPr/>
+          <w:p>
+            <w:pPr>
+              <w:pStyle w:val="Compact"/>
+              <w:spacing w:before="20" w:after="20" w:line="240" w:lineRule="auto"/>
+              <w:ind w:firstLine="0"/>
+              <w:jc w:val="left"/>
+            </w:pPr>
+            <w:r>
+              <w:rPr>
+                <w:rFonts w:ascii="Times New Roman" w:hAnsi="Times New Roman"/>
+                <w:sz w:val="17"/>
+              </w:rPr>
+              <w:t xml:space="preserve">D Hybrid</w:t>
+            </w:r>
+          </w:p>
+        </w:tc>
+        <w:tc>
+          <w:tcPr/>
+          <w:p>
+            <w:pPr>
+              <w:pStyle w:val="Compact"/>
+              <w:spacing w:before="20" w:after="20" w:line="240" w:lineRule="auto"/>
+              <w:ind w:firstLine="0"/>
+              <w:jc w:val="left"/>
+            </w:pPr>
+            <w:r>
+              <w:rPr>
+                <w:rFonts w:ascii="Times New Roman" w:hAnsi="Times New Roman"/>
+                <w:sz w:val="17"/>
+              </w:rPr>
+              <w:t xml:space="preserve">4.28 to 7.53</w:t>
+            </w:r>
+          </w:p>
+        </w:tc>
+        <w:tc>
+          <w:tcPr/>
+          <w:p>
+            <w:pPr>
+              <w:pStyle w:val="Compact"/>
+              <w:spacing w:before="20" w:after="20" w:line="240" w:lineRule="auto"/>
+              <w:ind w:firstLine="0"/>
+              <w:jc w:val="left"/>
+            </w:pPr>
+            <w:r>
+              <w:rPr>
+                <w:rFonts w:ascii="Times New Roman" w:hAnsi="Times New Roman"/>
+                <w:sz w:val="17"/>
+              </w:rPr>
+              <w:t xml:space="preserve">4.48 to 6.70</w:t>
+            </w:r>
+          </w:p>
+        </w:tc>
+        <w:tc>
+          <w:tcPr/>
+          <w:p>
+            <w:pPr>
+              <w:pStyle w:val="Compact"/>
+              <w:spacing w:before="20" w:after="20" w:line="240" w:lineRule="auto"/>
+              <w:ind w:firstLine="0"/>
+              <w:jc w:val="left"/>
+            </w:pPr>
+            <w:r>
+              <w:rPr>
+                <w:rFonts w:ascii="Times New Roman" w:hAnsi="Times New Roman"/>
+                <w:sz w:val="17"/>
+              </w:rPr>
+              <w:t xml:space="preserve">0.07 to 0.15</w:t>
+            </w:r>
+          </w:p>
+        </w:tc>
+        <w:tc>
+          <w:tcPr/>
+          <w:p>
+            <w:pPr>
+              <w:pStyle w:val="Compact"/>
+              <w:spacing w:before="20" w:after="20" w:line="240" w:lineRule="auto"/>
+              <w:ind w:firstLine="0"/>
+              <w:jc w:val="left"/>
+            </w:pPr>
+            <w:r>
+              <w:rPr>
+                <w:rFonts w:ascii="Times New Roman" w:hAnsi="Times New Roman"/>
+                <w:sz w:val="17"/>
+              </w:rPr>
+              <w:t xml:space="preserve">0.71 to 0.84</w:t>
+            </w:r>
+          </w:p>
+        </w:tc>
+        <w:tc>
+          <w:tcPr/>
+          <w:p>
+            <w:pPr>
+              <w:pStyle w:val="Compact"/>
+              <w:spacing w:before="20" w:after="20" w:line="240" w:lineRule="auto"/>
+              <w:ind w:firstLine="0"/>
+              <w:jc w:val="left"/>
+            </w:pPr>
+            <w:r>
+              <w:rPr>
+                <w:rFonts w:ascii="Times New Roman" w:hAnsi="Times New Roman"/>
+                <w:sz w:val="17"/>
+              </w:rPr>
+              <w:t xml:space="preserve">-0.06 to +0.05</w:t>
+            </w:r>
+          </w:p>
+        </w:tc>
+      </w:tr>
+    </w:tbl>
+    <w:p>
+      <w:pPr>
+        <w:pStyle w:val="BodyText"/>
+        <w:spacing w:line="240" w:lineRule="auto"/>
+        <w:ind w:firstLine="0"/>
+      </w:pPr>
+      <w:r>
+        <w:rPr>
+          <w:iCs/>
+          <w:i/>
+        </w:rPr>
+        <w:t xml:space="preserve">Table B6. Persona experiment with real household demographics: range of results across the 16 model-and-prompt cells of each design (600 household-windows per cell). The last column is the range of the Spearman correlation between the simulated count and the household’s real count in the same window.</w:t>
+      </w:r>
+    </w:p>
     <w:bookmarkEnd w:id="21"/>
     <w:bookmarkStart w:id="22" w:name="appendix-c.-reproducibility"/>
     <w:p>
@@ -25662,19 +33428,740 @@
       </w:r>
     </w:p>
     <w:bookmarkEnd w:id="22"/>
-    <w:bookmarkStart w:id="23" w:name="appendix-d.-proof-of-proposition-3"/>
+    <w:bookmarkStart w:id="23" w:name="Xfa6ed117d2613d7c69e3452731e6a2d286c73c1"/>
     <w:p>
       <w:pPr>
         <w:pStyle w:val="Heading1"/>
       </w:pPr>
       <w:r>
-        <w:t xml:space="preserve">Appendix D. Proof of Proposition 3</w:t>
+        <w:t xml:space="preserve">Appendix D. Proofs of Propositions 1 to 3</w:t>
       </w:r>
     </w:p>
     <w:p>
       <w:pPr>
         <w:pStyle w:val="FirstParagraph"/>
       </w:pPr>
+      <w:r>
+        <w:rPr>
+          <w:bCs/>
+          <w:b/>
+        </w:rPr>
+        <w:t xml:space="preserve">Proposition 1.</w:t>
+      </w:r>
+      <w:r>
+        <w:t xml:space="preserve"> </w:t>
+      </w:r>
+      <w:r>
+        <w:t xml:space="preserve">The first statement is the law of total variance. With</w:t>
+      </w:r>
+      <w:r>
+        <w:t xml:space="preserve"> </w:t>
+      </w:r>
+      <m:oMath>
+        <m:r>
+          <m:t>v</m:t>
+        </m:r>
+        <m:d>
+          <m:dPr>
+            <m:begChr m:val="("/>
+            <m:endChr m:val=")"/>
+            <m:sepChr m:val=""/>
+            <m:grow/>
+          </m:dPr>
+          <m:e>
+            <m:r>
+              <m:t>X</m:t>
+            </m:r>
+          </m:e>
+        </m:d>
+        <m:r>
+          <m:rPr>
+            <m:sty m:val="p"/>
+          </m:rPr>
+          <m:t>=</m:t>
+        </m:r>
+        <m:r>
+          <m:t>0</m:t>
+        </m:r>
+      </m:oMath>
+      <w:r>
+        <w:t xml:space="preserve">,</w:t>
+      </w:r>
+      <w:r>
+        <w:t xml:space="preserve"> </w:t>
+      </w:r>
+      <m:oMath>
+        <m:r>
+          <m:rPr>
+            <m:nor/>
+            <m:sty m:val="p"/>
+          </m:rPr>
+          <m:t>Var</m:t>
+        </m:r>
+        <m:d>
+          <m:dPr>
+            <m:begChr m:val="("/>
+            <m:endChr m:val=")"/>
+            <m:sepChr m:val=""/>
+            <m:grow/>
+          </m:dPr>
+          <m:e>
+            <m:sSup>
+              <m:e>
+                <m:r>
+                  <m:t>N</m:t>
+                </m:r>
+              </m:e>
+              <m:sup>
+                <m:r>
+                  <m:rPr>
+                    <m:sty m:val="p"/>
+                  </m:rPr>
+                  <m:t>*</m:t>
+                </m:r>
+              </m:sup>
+            </m:sSup>
+          </m:e>
+        </m:d>
+        <m:r>
+          <m:rPr>
+            <m:sty m:val="p"/>
+          </m:rPr>
+          <m:t>=</m:t>
+        </m:r>
+        <m:r>
+          <m:rPr>
+            <m:nor/>
+            <m:sty m:val="p"/>
+          </m:rPr>
+          <m:t>Var</m:t>
+        </m:r>
+        <m:d>
+          <m:dPr>
+            <m:begChr m:val="("/>
+            <m:endChr m:val=")"/>
+            <m:sepChr m:val=""/>
+            <m:grow/>
+          </m:dPr>
+          <m:e>
+            <m:r>
+              <m:t>m</m:t>
+            </m:r>
+            <m:d>
+              <m:dPr>
+                <m:begChr m:val="("/>
+                <m:endChr m:val=")"/>
+                <m:sepChr m:val=""/>
+                <m:grow/>
+              </m:dPr>
+              <m:e>
+                <m:r>
+                  <m:t>X</m:t>
+                </m:r>
+              </m:e>
+            </m:d>
+          </m:e>
+        </m:d>
+      </m:oMath>
+      <w:r>
+        <w:t xml:space="preserve">, and substituting into the definition of</w:t>
+      </w:r>
+      <w:r>
+        <w:t xml:space="preserve"> </w:t>
+      </w:r>
+      <m:oMath>
+        <m:r>
+          <m:t>α</m:t>
+        </m:r>
+      </m:oMath>
+      <w:r>
+        <w:t xml:space="preserve"> </w:t>
+      </w:r>
+      <w:r>
+        <w:t xml:space="preserve">gives</w:t>
+      </w:r>
+      <w:r>
+        <w:t xml:space="preserve"> </w:t>
+      </w:r>
+      <m:oMath>
+        <m:sSup>
+          <m:e>
+            <m:r>
+              <m:t>α</m:t>
+            </m:r>
+          </m:e>
+          <m:sup>
+            <m:r>
+              <m:rPr>
+                <m:sty m:val="p"/>
+              </m:rPr>
+              <m:t>*</m:t>
+            </m:r>
+          </m:sup>
+        </m:sSup>
+        <m:r>
+          <m:rPr>
+            <m:sty m:val="p"/>
+          </m:rPr>
+          <m:t>=</m:t>
+        </m:r>
+        <m:sSup>
+          <m:e>
+            <m:r>
+              <m:t>c</m:t>
+            </m:r>
+          </m:e>
+          <m:sup>
+            <m:r>
+              <m:t>2</m:t>
+            </m:r>
+          </m:sup>
+        </m:sSup>
+        <m:r>
+          <m:rPr>
+            <m:sty m:val="p"/>
+          </m:rPr>
+          <m:t>−</m:t>
+        </m:r>
+        <m:r>
+          <m:t>1</m:t>
+        </m:r>
+        <m:r>
+          <m:rPr>
+            <m:sty m:val="p"/>
+          </m:rPr>
+          <m:t>/</m:t>
+        </m:r>
+        <m:sSup>
+          <m:e>
+            <m:r>
+              <m:t>μ</m:t>
+            </m:r>
+          </m:e>
+          <m:sup>
+            <m:r>
+              <m:rPr>
+                <m:sty m:val="p"/>
+              </m:rPr>
+              <m:t>*</m:t>
+            </m:r>
+          </m:sup>
+        </m:sSup>
+      </m:oMath>
+      <w:r>
+        <w:t xml:space="preserve">. If</w:t>
+      </w:r>
+      <w:r>
+        <w:t xml:space="preserve"> </w:t>
+      </w:r>
+      <m:oMath>
+        <m:r>
+          <m:t>m</m:t>
+        </m:r>
+        <m:d>
+          <m:dPr>
+            <m:begChr m:val="("/>
+            <m:endChr m:val=")"/>
+            <m:sepChr m:val=""/>
+            <m:grow/>
+          </m:dPr>
+          <m:e>
+            <m:r>
+              <m:t>X</m:t>
+            </m:r>
+          </m:e>
+        </m:d>
+        <m:r>
+          <m:rPr>
+            <m:sty m:val="p"/>
+          </m:rPr>
+          <m:t>=</m:t>
+        </m:r>
+        <m:r>
+          <m:t>E</m:t>
+        </m:r>
+        <m:d>
+          <m:dPr>
+            <m:begChr m:val="["/>
+            <m:endChr m:val="]"/>
+            <m:sepChr m:val=""/>
+            <m:grow/>
+          </m:dPr>
+          <m:e>
+            <m:r>
+              <m:t>Λ</m:t>
+            </m:r>
+            <m:r>
+              <m:rPr>
+                <m:sty m:val="p"/>
+              </m:rPr>
+              <m:t>∣</m:t>
+            </m:r>
+            <m:r>
+              <m:t>X</m:t>
+            </m:r>
+          </m:e>
+        </m:d>
+      </m:oMath>
+      <w:r>
+        <w:t xml:space="preserve">, then</w:t>
+      </w:r>
+      <w:r>
+        <w:t xml:space="preserve"> </w:t>
+      </w:r>
+      <m:oMath>
+        <m:sSup>
+          <m:e>
+            <m:r>
+              <m:t>μ</m:t>
+            </m:r>
+          </m:e>
+          <m:sup>
+            <m:r>
+              <m:rPr>
+                <m:sty m:val="p"/>
+              </m:rPr>
+              <m:t>*</m:t>
+            </m:r>
+          </m:sup>
+        </m:sSup>
+        <m:r>
+          <m:rPr>
+            <m:sty m:val="p"/>
+          </m:rPr>
+          <m:t>=</m:t>
+        </m:r>
+        <m:r>
+          <m:t>μ</m:t>
+        </m:r>
+      </m:oMath>
+      <w:r>
+        <w:t xml:space="preserve"> </w:t>
+      </w:r>
+      <w:r>
+        <w:t xml:space="preserve">and</w:t>
+      </w:r>
+      <w:r>
+        <w:t xml:space="preserve"> </w:t>
+      </w:r>
+      <m:oMath>
+        <m:r>
+          <m:rPr>
+            <m:nor/>
+            <m:sty m:val="p"/>
+          </m:rPr>
+          <m:t>Var</m:t>
+        </m:r>
+        <m:d>
+          <m:dPr>
+            <m:begChr m:val="("/>
+            <m:endChr m:val=")"/>
+            <m:sepChr m:val=""/>
+            <m:grow/>
+          </m:dPr>
+          <m:e>
+            <m:r>
+              <m:t>m</m:t>
+            </m:r>
+            <m:d>
+              <m:dPr>
+                <m:begChr m:val="("/>
+                <m:endChr m:val=")"/>
+                <m:sepChr m:val=""/>
+                <m:grow/>
+              </m:dPr>
+              <m:e>
+                <m:r>
+                  <m:t>X</m:t>
+                </m:r>
+              </m:e>
+            </m:d>
+          </m:e>
+        </m:d>
+        <m:r>
+          <m:rPr>
+            <m:sty m:val="p"/>
+          </m:rPr>
+          <m:t>=</m:t>
+        </m:r>
+        <m:r>
+          <m:rPr>
+            <m:nor/>
+            <m:sty m:val="p"/>
+          </m:rPr>
+          <m:t>Var</m:t>
+        </m:r>
+        <m:d>
+          <m:dPr>
+            <m:begChr m:val="("/>
+            <m:endChr m:val=")"/>
+            <m:sepChr m:val=""/>
+            <m:grow/>
+          </m:dPr>
+          <m:e>
+            <m:r>
+              <m:t>Λ</m:t>
+            </m:r>
+          </m:e>
+        </m:d>
+        <m:r>
+          <m:rPr>
+            <m:sty m:val="p"/>
+          </m:rPr>
+          <m:t>−</m:t>
+        </m:r>
+        <m:r>
+          <m:t>E</m:t>
+        </m:r>
+        <m:d>
+          <m:dPr>
+            <m:begChr m:val="["/>
+            <m:endChr m:val="]"/>
+            <m:sepChr m:val=""/>
+            <m:grow/>
+          </m:dPr>
+          <m:e>
+            <m:r>
+              <m:rPr>
+                <m:nor/>
+                <m:sty m:val="p"/>
+              </m:rPr>
+              <m:t>Var</m:t>
+            </m:r>
+            <m:d>
+              <m:dPr>
+                <m:begChr m:val="("/>
+                <m:endChr m:val=")"/>
+                <m:sepChr m:val=""/>
+                <m:grow/>
+              </m:dPr>
+              <m:e>
+                <m:r>
+                  <m:t>Λ</m:t>
+                </m:r>
+                <m:r>
+                  <m:rPr>
+                    <m:sty m:val="p"/>
+                  </m:rPr>
+                  <m:t>∣</m:t>
+                </m:r>
+                <m:r>
+                  <m:t>X</m:t>
+                </m:r>
+              </m:e>
+            </m:d>
+          </m:e>
+        </m:d>
+      </m:oMath>
+      <w:r>
+        <w:t xml:space="preserve">, which yields the last expression.</w:t>
+      </w:r>
+      <w:r>
+        <w:t xml:space="preserve"> </w:t>
+      </w:r>
+      <m:oMath>
+        <m:r>
+          <m:rPr>
+            <m:sty m:val="p"/>
+          </m:rPr>
+          <m:t>▫</m:t>
+        </m:r>
+      </m:oMath>
+    </w:p>
+    <w:p>
+      <w:pPr>
+        <w:pStyle w:val="BodyText"/>
+      </w:pPr>
+      <w:r>
+        <w:rPr>
+          <w:bCs/>
+          <w:b/>
+        </w:rPr>
+        <w:t xml:space="preserve">Proposition 2.</w:t>
+      </w:r>
+      <w:r>
+        <w:t xml:space="preserve"> </w:t>
+      </w:r>
+      <w:r>
+        <w:t xml:space="preserve">By independence,</w:t>
+      </w:r>
+      <w:r>
+        <w:t xml:space="preserve"> </w:t>
+      </w:r>
+      <m:oMath>
+        <m:r>
+          <m:t>E</m:t>
+        </m:r>
+        <m:d>
+          <m:dPr>
+            <m:begChr m:val="["/>
+            <m:endChr m:val="]"/>
+            <m:sepChr m:val=""/>
+            <m:grow/>
+          </m:dPr>
+          <m:e>
+            <m:sSup>
+              <m:e>
+                <m:r>
+                  <m:t>Λ</m:t>
+                </m:r>
+              </m:e>
+              <m:sup>
+                <m:r>
+                  <m:t>2</m:t>
+                </m:r>
+              </m:sup>
+            </m:sSup>
+          </m:e>
+        </m:d>
+        <m:r>
+          <m:rPr>
+            <m:sty m:val="p"/>
+          </m:rPr>
+          <m:t>=</m:t>
+        </m:r>
+        <m:r>
+          <m:t>E</m:t>
+        </m:r>
+        <m:d>
+          <m:dPr>
+            <m:begChr m:val="["/>
+            <m:endChr m:val="]"/>
+            <m:sepChr m:val=""/>
+            <m:grow/>
+          </m:dPr>
+          <m:e>
+            <m:r>
+              <m:t>λ</m:t>
+            </m:r>
+            <m:sSup>
+              <m:e>
+                <m:d>
+                  <m:dPr>
+                    <m:begChr m:val="("/>
+                    <m:endChr m:val=")"/>
+                    <m:sepChr m:val=""/>
+                    <m:grow/>
+                  </m:dPr>
+                  <m:e>
+                    <m:r>
+                      <m:t>X</m:t>
+                    </m:r>
+                  </m:e>
+                </m:d>
+              </m:e>
+              <m:sup>
+                <m:r>
+                  <m:t>2</m:t>
+                </m:r>
+              </m:sup>
+            </m:sSup>
+          </m:e>
+        </m:d>
+        <m:r>
+          <m:t> </m:t>
+        </m:r>
+        <m:r>
+          <m:t>E</m:t>
+        </m:r>
+        <m:d>
+          <m:dPr>
+            <m:begChr m:val="["/>
+            <m:endChr m:val="]"/>
+            <m:sepChr m:val=""/>
+            <m:grow/>
+          </m:dPr>
+          <m:e>
+            <m:sSup>
+              <m:e>
+                <m:r>
+                  <m:t>G</m:t>
+                </m:r>
+              </m:e>
+              <m:sup>
+                <m:r>
+                  <m:t>2</m:t>
+                </m:r>
+              </m:sup>
+            </m:sSup>
+          </m:e>
+        </m:d>
+        <m:r>
+          <m:rPr>
+            <m:sty m:val="p"/>
+          </m:rPr>
+          <m:t>=</m:t>
+        </m:r>
+        <m:sSup>
+          <m:e>
+            <m:r>
+              <m:t>μ</m:t>
+            </m:r>
+          </m:e>
+          <m:sup>
+            <m:r>
+              <m:t>2</m:t>
+            </m:r>
+          </m:sup>
+        </m:sSup>
+        <m:d>
+          <m:dPr>
+            <m:begChr m:val="("/>
+            <m:endChr m:val=")"/>
+            <m:sepChr m:val=""/>
+            <m:grow/>
+          </m:dPr>
+          <m:e>
+            <m:r>
+              <m:t>1</m:t>
+            </m:r>
+            <m:r>
+              <m:rPr>
+                <m:sty m:val="p"/>
+              </m:rPr>
+              <m:t>+</m:t>
+            </m:r>
+            <m:sSup>
+              <m:e>
+                <m:r>
+                  <m:t>c</m:t>
+                </m:r>
+              </m:e>
+              <m:sup>
+                <m:r>
+                  <m:t>2</m:t>
+                </m:r>
+              </m:sup>
+            </m:sSup>
+          </m:e>
+        </m:d>
+        <m:d>
+          <m:dPr>
+            <m:begChr m:val="("/>
+            <m:endChr m:val=")"/>
+            <m:sepChr m:val=""/>
+            <m:grow/>
+          </m:dPr>
+          <m:e>
+            <m:r>
+              <m:t>1</m:t>
+            </m:r>
+            <m:r>
+              <m:rPr>
+                <m:sty m:val="p"/>
+              </m:rPr>
+              <m:t>+</m:t>
+            </m:r>
+            <m:sSub>
+              <m:e>
+                <m:r>
+                  <m:t>α</m:t>
+                </m:r>
+              </m:e>
+              <m:sub>
+                <m:r>
+                  <m:t>w</m:t>
+                </m:r>
+              </m:sub>
+            </m:sSub>
+          </m:e>
+        </m:d>
+      </m:oMath>
+      <w:r>
+        <w:t xml:space="preserve">, and</w:t>
+      </w:r>
+      <w:r>
+        <w:t xml:space="preserve"> </w:t>
+      </w:r>
+      <m:oMath>
+        <m:r>
+          <m:t>α</m:t>
+        </m:r>
+        <m:r>
+          <m:rPr>
+            <m:sty m:val="p"/>
+          </m:rPr>
+          <m:t>=</m:t>
+        </m:r>
+        <m:r>
+          <m:t>E</m:t>
+        </m:r>
+        <m:d>
+          <m:dPr>
+            <m:begChr m:val="["/>
+            <m:endChr m:val="]"/>
+            <m:sepChr m:val=""/>
+            <m:grow/>
+          </m:dPr>
+          <m:e>
+            <m:sSup>
+              <m:e>
+                <m:r>
+                  <m:t>Λ</m:t>
+                </m:r>
+              </m:e>
+              <m:sup>
+                <m:r>
+                  <m:t>2</m:t>
+                </m:r>
+              </m:sup>
+            </m:sSup>
+          </m:e>
+        </m:d>
+        <m:r>
+          <m:rPr>
+            <m:sty m:val="p"/>
+          </m:rPr>
+          <m:t>/</m:t>
+        </m:r>
+        <m:sSup>
+          <m:e>
+            <m:r>
+              <m:t>μ</m:t>
+            </m:r>
+          </m:e>
+          <m:sup>
+            <m:r>
+              <m:t>2</m:t>
+            </m:r>
+          </m:sup>
+        </m:sSup>
+        <m:r>
+          <m:rPr>
+            <m:sty m:val="p"/>
+          </m:rPr>
+          <m:t>−</m:t>
+        </m:r>
+        <m:r>
+          <m:t>1</m:t>
+        </m:r>
+      </m:oMath>
+      <w:r>
+        <w:t xml:space="preserve">.</w:t>
+      </w:r>
+      <w:r>
+        <w:t xml:space="preserve"> </w:t>
+      </w:r>
+      <m:oMath>
+        <m:r>
+          <m:rPr>
+            <m:sty m:val="p"/>
+          </m:rPr>
+          <m:t>▫</m:t>
+        </m:r>
+      </m:oMath>
+    </w:p>
+    <w:p>
+      <w:pPr>
+        <w:pStyle w:val="BodyText"/>
+      </w:pPr>
+      <w:r>
+        <w:rPr>
+          <w:bCs/>
+          <w:b/>
+        </w:rPr>
+        <w:t xml:space="preserve">Proposition 3.</w:t>
+      </w:r>
       <w:r>
         <w:rPr>
           <w:iCs/>

--- a/llm-count-study/ISR_online_appendix.docx
+++ b/llm-count-study/ISR_online_appendix.docx
@@ -36533,6 +36533,5426 @@
       </m:oMath>
     </w:p>
     <w:bookmarkEnd w:id="23"/>
+    <w:bookmarkStart w:id="24" w:name="Xaf30b526f8d43ed9401bd179ee971bfc914b91f"/>
+    <w:p>
+      <w:pPr>
+        <w:pStyle w:val="Heading1"/>
+      </w:pPr>
+      <w:r>
+        <w:t xml:space="preserve">Appendix E. Backtest of the Acceptance Test</w:t>
+      </w:r>
+    </w:p>
+    <w:p>
+      <w:pPr>
+        <w:pStyle w:val="FirstParagraph"/>
+      </w:pPr>
+      <w:r>
+        <w:t xml:space="preserve">The backtest uses the parsed result tables (no new model calls); the script is</w:t>
+      </w:r>
+      <w:r>
+        <w:t xml:space="preserve"> </w:t>
+      </w:r>
+      <w:r>
+        <w:rPr>
+          <w:rStyle w:val="VerbatimChar"/>
+        </w:rPr>
+        <w:t xml:space="preserve">backtest.py</w:t>
+      </w:r>
+      <w:r>
+        <w:t xml:space="preserve">.</w:t>
+      </w:r>
+      <w:r>
+        <w:t xml:space="preserve"> </w:t>
+      </w:r>
+      <w:r>
+        <w:rPr>
+          <w:iCs/>
+          <w:i/>
+        </w:rPr>
+        <w:t xml:space="preserve">Email experiment.</w:t>
+      </w:r>
+      <w:r>
+        <w:t xml:space="preserve"> </w:t>
+      </w:r>
+      <w:r>
+        <w:t xml:space="preserve">For each of the 32 configurations of the probability design (8 models, 2 prompt variants, 2 outcomes), the men’s email serves as the past randomized test and the women’s email as the new campaign, and the reverse, giving 64 cases. The simulator is accepted for the new campaign if its lift for the past campaign is within a factor of 2 of the measured lift (0.0766 and 0.0452 for visits, 0.0068 and 0.0031 for purchases). The break-even lift is varied on a log scale from one tenth to ten times the measured lift of the new campaign (201 values); a decision is wrong at a break-even value if the simulated and measured lifts fall on different sides of it, and a case is summarized by the share of wrong values. Recalibration multiplies the simulated new lift by the measured-to-simulated ratio of the past campaign.</w:t>
+      </w:r>
+      <w:r>
+        <w:t xml:space="preserve"> </w:t>
+      </w:r>
+      <w:r>
+        <w:rPr>
+          <w:iCs/>
+          <w:i/>
+        </w:rPr>
+        <w:t xml:space="preserve">Transaction settings.</w:t>
+      </w:r>
+      <w:r>
+        <w:t xml:space="preserve"> </w:t>
+      </w:r>
+      <w:r>
+        <w:t xml:space="preserve">A cell passes the history gate if the reference mean and the reference zero share lie within the simulated 95% intervals (widened by 2% of the reference mean and by 0.02 for the zero share). The held-out statistic is the share of expected purchases made by the top decile implied by the simulated</w:t>
+      </w:r>
+      <w:r>
+        <w:t xml:space="preserve"> </w:t>
+      </w:r>
+      <m:oMath>
+        <m:r>
+          <m:t>α</m:t>
+        </m:r>
+      </m:oMath>
+      <w:r>
+        <w:t xml:space="preserve"> </w:t>
+      </w:r>
+      <w:r>
+        <w:t xml:space="preserve">through Proposition 3(b) (the share is 0.10 when</w:t>
+      </w:r>
+      <w:r>
+        <w:t xml:space="preserve"> </w:t>
+      </w:r>
+      <m:oMath>
+        <m:r>
+          <m:t>α</m:t>
+        </m:r>
+        <m:r>
+          <m:rPr>
+            <m:sty m:val="p"/>
+          </m:rPr>
+          <m:t>≤</m:t>
+        </m:r>
+        <m:r>
+          <m:t>0</m:t>
+        </m:r>
+      </m:oMath>
+      <w:r>
+        <w:t xml:space="preserve">), and a cell is wrong if this differs from the share implied by the reference</w:t>
+      </w:r>
+      <w:r>
+        <w:t xml:space="preserve"> </w:t>
+      </w:r>
+      <m:oMath>
+        <m:r>
+          <m:t>α</m:t>
+        </m:r>
+      </m:oMath>
+      <w:r>
+        <w:t xml:space="preserve"> </w:t>
+      </w:r>
+      <w:r>
+        <w:t xml:space="preserve">by more than 0.10.</w:t>
+      </w:r>
+    </w:p>
+    <w:tbl>
+      <w:tblPr>
+        <w:tblStyle w:val="Table"/>
+        <w:tblW w:type="pct" w:w="5000"/>
+        <w:tblLook w:firstRow="1" w:lastRow="0" w:firstColumn="0" w:lastColumn="0" w:noHBand="0" w:noVBand="0" w:val="0020"/>
+        <w:jc w:val="start"/>
+        <w:tblBorders>
+          <w:top w:val="single" w:sz="4" w:color="808080"/>
+          <w:bottom w:val="single" w:sz="4" w:color="808080"/>
+          <w:insideH w:val="single" w:sz="4" w:color="808080"/>
+        </w:tblBorders>
+      </w:tblPr>
+      <w:tblGrid>
+        <w:gridCol w:w="1584"/>
+        <w:gridCol w:w="1584"/>
+        <w:gridCol w:w="1584"/>
+        <w:gridCol w:w="1584"/>
+        <w:gridCol w:w="1584"/>
+      </w:tblGrid>
+      <w:tr>
+        <w:trPr>
+          <w:tblHeader w:val="true"/>
+        </w:trPr>
+        <w:tc>
+          <w:tcPr/>
+          <w:p>
+            <w:pPr>
+              <w:pStyle w:val="Compact"/>
+              <w:spacing w:before="20" w:after="20" w:line="240" w:lineRule="auto"/>
+              <w:ind w:firstLine="0"/>
+              <w:jc w:val="left"/>
+            </w:pPr>
+            <w:r>
+              <w:rPr>
+                <w:rFonts w:ascii="Times New Roman" w:hAnsi="Times New Roman"/>
+                <w:b/>
+                <w:sz w:val="17"/>
+              </w:rPr>
+              <w:t xml:space="preserve">Outcome</w:t>
+            </w:r>
+          </w:p>
+        </w:tc>
+        <w:tc>
+          <w:tcPr/>
+          <w:p>
+            <w:pPr>
+              <w:pStyle w:val="Compact"/>
+              <w:spacing w:before="20" w:after="20" w:line="240" w:lineRule="auto"/>
+              <w:ind w:firstLine="0"/>
+              <w:jc w:val="left"/>
+            </w:pPr>
+            <w:r>
+              <w:rPr>
+                <w:rFonts w:ascii="Times New Roman" w:hAnsi="Times New Roman"/>
+                <w:b/>
+                <w:sz w:val="17"/>
+              </w:rPr>
+              <w:t xml:space="preserve">Rule</w:t>
+            </w:r>
+          </w:p>
+        </w:tc>
+        <w:tc>
+          <w:tcPr/>
+          <w:p>
+            <w:pPr>
+              <w:pStyle w:val="Compact"/>
+              <w:spacing w:before="20" w:after="20" w:line="240" w:lineRule="auto"/>
+              <w:ind w:firstLine="0"/>
+              <w:jc w:val="left"/>
+            </w:pPr>
+            <w:r>
+              <w:rPr>
+                <w:rFonts w:ascii="Times New Roman" w:hAnsi="Times New Roman"/>
+                <w:b/>
+                <w:sz w:val="17"/>
+              </w:rPr>
+              <w:t xml:space="preserve">Cases</w:t>
+            </w:r>
+          </w:p>
+        </w:tc>
+        <w:tc>
+          <w:tcPr/>
+          <w:p>
+            <w:pPr>
+              <w:pStyle w:val="Compact"/>
+              <w:spacing w:before="20" w:after="20" w:line="240" w:lineRule="auto"/>
+              <w:ind w:firstLine="0"/>
+              <w:jc w:val="left"/>
+            </w:pPr>
+            <w:r>
+              <w:rPr>
+                <w:rFonts w:ascii="Times New Roman" w:hAnsi="Times New Roman"/>
+                <w:b/>
+                <w:sz w:val="17"/>
+              </w:rPr>
+              <w:t xml:space="preserve">Wrong decisions (share of break-even values)</w:t>
+            </w:r>
+          </w:p>
+        </w:tc>
+        <w:tc>
+          <w:tcPr/>
+          <w:p>
+            <w:pPr>
+              <w:pStyle w:val="Compact"/>
+              <w:spacing w:before="20" w:after="20" w:line="240" w:lineRule="auto"/>
+              <w:ind w:firstLine="0"/>
+              <w:jc w:val="left"/>
+            </w:pPr>
+            <w:r>
+              <w:rPr>
+                <w:rFonts w:ascii="Times New Roman" w:hAnsi="Times New Roman"/>
+                <w:b/>
+                <w:sz w:val="17"/>
+              </w:rPr>
+              <w:t xml:space="preserve">Lift off by more than 2x</w:t>
+            </w:r>
+          </w:p>
+        </w:tc>
+      </w:tr>
+      <w:tr>
+        <w:tc>
+          <w:tcPr/>
+          <w:p>
+            <w:pPr>
+              <w:pStyle w:val="Compact"/>
+              <w:spacing w:before="20" w:after="20" w:line="240" w:lineRule="auto"/>
+              <w:ind w:firstLine="0"/>
+              <w:jc w:val="left"/>
+            </w:pPr>
+            <w:r>
+              <w:rPr>
+                <w:rFonts w:ascii="Times New Roman" w:hAnsi="Times New Roman"/>
+                <w:sz w:val="17"/>
+              </w:rPr>
+              <w:t xml:space="preserve">visit</w:t>
+            </w:r>
+          </w:p>
+        </w:tc>
+        <w:tc>
+          <w:tcPr/>
+          <w:p>
+            <w:pPr>
+              <w:pStyle w:val="Compact"/>
+              <w:spacing w:before="20" w:after="20" w:line="240" w:lineRule="auto"/>
+              <w:ind w:firstLine="0"/>
+              <w:jc w:val="left"/>
+            </w:pPr>
+            <w:r>
+              <w:rPr>
+                <w:rFonts w:ascii="Times New Roman" w:hAnsi="Times New Roman"/>
+                <w:sz w:val="17"/>
+              </w:rPr>
+              <w:t xml:space="preserve">Trust the simulator</w:t>
+            </w:r>
+          </w:p>
+        </w:tc>
+        <w:tc>
+          <w:tcPr/>
+          <w:p>
+            <w:pPr>
+              <w:pStyle w:val="Compact"/>
+              <w:spacing w:before="20" w:after="20" w:line="240" w:lineRule="auto"/>
+              <w:ind w:firstLine="0"/>
+              <w:jc w:val="left"/>
+            </w:pPr>
+            <w:r>
+              <w:rPr>
+                <w:rFonts w:ascii="Times New Roman" w:hAnsi="Times New Roman"/>
+                <w:sz w:val="17"/>
+              </w:rPr>
+              <w:t xml:space="preserve">32</w:t>
+            </w:r>
+          </w:p>
+        </w:tc>
+        <w:tc>
+          <w:tcPr/>
+          <w:p>
+            <w:pPr>
+              <w:pStyle w:val="Compact"/>
+              <w:spacing w:before="20" w:after="20" w:line="240" w:lineRule="auto"/>
+              <w:ind w:firstLine="0"/>
+              <w:jc w:val="left"/>
+            </w:pPr>
+            <w:r>
+              <w:rPr>
+                <w:rFonts w:ascii="Times New Roman" w:hAnsi="Times New Roman"/>
+                <w:sz w:val="17"/>
+              </w:rPr>
+              <w:t xml:space="preserve">0.14</w:t>
+            </w:r>
+          </w:p>
+        </w:tc>
+        <w:tc>
+          <w:tcPr/>
+          <w:p>
+            <w:pPr>
+              <w:pStyle w:val="Compact"/>
+              <w:spacing w:before="20" w:after="20" w:line="240" w:lineRule="auto"/>
+              <w:ind w:firstLine="0"/>
+              <w:jc w:val="left"/>
+            </w:pPr>
+            <w:r>
+              <w:rPr>
+                <w:rFonts w:ascii="Times New Roman" w:hAnsi="Times New Roman"/>
+                <w:sz w:val="17"/>
+              </w:rPr>
+              <w:t xml:space="preserve">0.38</w:t>
+            </w:r>
+          </w:p>
+        </w:tc>
+      </w:tr>
+      <w:tr>
+        <w:tc>
+          <w:tcPr/>
+          <w:p>
+            <w:pPr>
+              <w:pStyle w:val="Compact"/>
+              <w:spacing w:before="20" w:after="20" w:line="240" w:lineRule="auto"/>
+              <w:ind w:firstLine="0"/>
+              <w:jc w:val="left"/>
+            </w:pPr>
+            <w:r>
+              <w:rPr>
+                <w:rFonts w:ascii="Times New Roman" w:hAnsi="Times New Roman"/>
+                <w:sz w:val="17"/>
+              </w:rPr>
+              <w:t xml:space="preserve">visit</w:t>
+            </w:r>
+          </w:p>
+        </w:tc>
+        <w:tc>
+          <w:tcPr/>
+          <w:p>
+            <w:pPr>
+              <w:pStyle w:val="Compact"/>
+              <w:spacing w:before="20" w:after="20" w:line="240" w:lineRule="auto"/>
+              <w:ind w:firstLine="0"/>
+              <w:jc w:val="left"/>
+            </w:pPr>
+            <w:r>
+              <w:rPr>
+                <w:rFonts w:ascii="Times New Roman" w:hAnsi="Times New Roman"/>
+                <w:sz w:val="17"/>
+              </w:rPr>
+              <w:t xml:space="preserve">Sign check</w:t>
+            </w:r>
+          </w:p>
+        </w:tc>
+        <w:tc>
+          <w:tcPr/>
+          <w:p>
+            <w:pPr>
+              <w:pStyle w:val="Compact"/>
+              <w:spacing w:before="20" w:after="20" w:line="240" w:lineRule="auto"/>
+              <w:ind w:firstLine="0"/>
+              <w:jc w:val="left"/>
+            </w:pPr>
+            <w:r>
+              <w:rPr>
+                <w:rFonts w:ascii="Times New Roman" w:hAnsi="Times New Roman"/>
+                <w:sz w:val="17"/>
+              </w:rPr>
+              <w:t xml:space="preserve">32</w:t>
+            </w:r>
+          </w:p>
+        </w:tc>
+        <w:tc>
+          <w:tcPr/>
+          <w:p>
+            <w:pPr>
+              <w:pStyle w:val="Compact"/>
+              <w:spacing w:before="20" w:after="20" w:line="240" w:lineRule="auto"/>
+              <w:ind w:firstLine="0"/>
+              <w:jc w:val="left"/>
+            </w:pPr>
+            <w:r>
+              <w:rPr>
+                <w:rFonts w:ascii="Times New Roman" w:hAnsi="Times New Roman"/>
+                <w:sz w:val="17"/>
+              </w:rPr>
+              <w:t xml:space="preserve">0.14</w:t>
+            </w:r>
+          </w:p>
+        </w:tc>
+        <w:tc>
+          <w:tcPr/>
+          <w:p>
+            <w:pPr>
+              <w:pStyle w:val="Compact"/>
+              <w:spacing w:before="20" w:after="20" w:line="240" w:lineRule="auto"/>
+              <w:ind w:firstLine="0"/>
+              <w:jc w:val="left"/>
+            </w:pPr>
+            <w:r>
+              <w:rPr>
+                <w:rFonts w:ascii="Times New Roman" w:hAnsi="Times New Roman"/>
+                <w:sz w:val="17"/>
+              </w:rPr>
+              <w:t xml:space="preserve">0.38</w:t>
+            </w:r>
+          </w:p>
+        </w:tc>
+      </w:tr>
+      <w:tr>
+        <w:tc>
+          <w:tcPr/>
+          <w:p>
+            <w:pPr>
+              <w:pStyle w:val="Compact"/>
+              <w:spacing w:before="20" w:after="20" w:line="240" w:lineRule="auto"/>
+              <w:ind w:firstLine="0"/>
+              <w:jc w:val="left"/>
+            </w:pPr>
+            <w:r>
+              <w:rPr>
+                <w:rFonts w:ascii="Times New Roman" w:hAnsi="Times New Roman"/>
+                <w:sz w:val="17"/>
+              </w:rPr>
+              <w:t xml:space="preserve">visit</w:t>
+            </w:r>
+          </w:p>
+        </w:tc>
+        <w:tc>
+          <w:tcPr/>
+          <w:p>
+            <w:pPr>
+              <w:pStyle w:val="Compact"/>
+              <w:spacing w:before="20" w:after="20" w:line="240" w:lineRule="auto"/>
+              <w:ind w:firstLine="0"/>
+              <w:jc w:val="left"/>
+            </w:pPr>
+            <w:r>
+              <w:rPr>
+                <w:rFonts w:ascii="Times New Roman" w:hAnsi="Times New Roman"/>
+                <w:sz w:val="17"/>
+              </w:rPr>
+              <w:t xml:space="preserve">Acceptance gate</w:t>
+            </w:r>
+          </w:p>
+        </w:tc>
+        <w:tc>
+          <w:tcPr/>
+          <w:p>
+            <w:pPr>
+              <w:pStyle w:val="Compact"/>
+              <w:spacing w:before="20" w:after="20" w:line="240" w:lineRule="auto"/>
+              <w:ind w:firstLine="0"/>
+              <w:jc w:val="left"/>
+            </w:pPr>
+            <w:r>
+              <w:rPr>
+                <w:rFonts w:ascii="Times New Roman" w:hAnsi="Times New Roman"/>
+                <w:sz w:val="17"/>
+              </w:rPr>
+              <w:t xml:space="preserve">20</w:t>
+            </w:r>
+          </w:p>
+        </w:tc>
+        <w:tc>
+          <w:tcPr/>
+          <w:p>
+            <w:pPr>
+              <w:pStyle w:val="Compact"/>
+              <w:spacing w:before="20" w:after="20" w:line="240" w:lineRule="auto"/>
+              <w:ind w:firstLine="0"/>
+              <w:jc w:val="left"/>
+            </w:pPr>
+            <w:r>
+              <w:rPr>
+                <w:rFonts w:ascii="Times New Roman" w:hAnsi="Times New Roman"/>
+                <w:sz w:val="17"/>
+              </w:rPr>
+              <w:t xml:space="preserve">0.09</w:t>
+            </w:r>
+          </w:p>
+        </w:tc>
+        <w:tc>
+          <w:tcPr/>
+          <w:p>
+            <w:pPr>
+              <w:pStyle w:val="Compact"/>
+              <w:spacing w:before="20" w:after="20" w:line="240" w:lineRule="auto"/>
+              <w:ind w:firstLine="0"/>
+              <w:jc w:val="left"/>
+            </w:pPr>
+            <w:r>
+              <w:rPr>
+                <w:rFonts w:ascii="Times New Roman" w:hAnsi="Times New Roman"/>
+                <w:sz w:val="17"/>
+              </w:rPr>
+              <w:t xml:space="preserve">0.20</w:t>
+            </w:r>
+          </w:p>
+        </w:tc>
+      </w:tr>
+      <w:tr>
+        <w:tc>
+          <w:tcPr/>
+          <w:p>
+            <w:pPr>
+              <w:pStyle w:val="Compact"/>
+              <w:spacing w:before="20" w:after="20" w:line="240" w:lineRule="auto"/>
+              <w:ind w:firstLine="0"/>
+              <w:jc w:val="left"/>
+            </w:pPr>
+            <w:r>
+              <w:rPr>
+                <w:rFonts w:ascii="Times New Roman" w:hAnsi="Times New Roman"/>
+                <w:sz w:val="17"/>
+              </w:rPr>
+              <w:t xml:space="preserve">visit</w:t>
+            </w:r>
+          </w:p>
+        </w:tc>
+        <w:tc>
+          <w:tcPr/>
+          <w:p>
+            <w:pPr>
+              <w:pStyle w:val="Compact"/>
+              <w:spacing w:before="20" w:after="20" w:line="240" w:lineRule="auto"/>
+              <w:ind w:firstLine="0"/>
+              <w:jc w:val="left"/>
+            </w:pPr>
+            <w:r>
+              <w:rPr>
+                <w:rFonts w:ascii="Times New Roman" w:hAnsi="Times New Roman"/>
+                <w:sz w:val="17"/>
+              </w:rPr>
+              <w:t xml:space="preserve">Recalibrated by past ratio</w:t>
+            </w:r>
+          </w:p>
+        </w:tc>
+        <w:tc>
+          <w:tcPr/>
+          <w:p>
+            <w:pPr>
+              <w:pStyle w:val="Compact"/>
+              <w:spacing w:before="20" w:after="20" w:line="240" w:lineRule="auto"/>
+              <w:ind w:firstLine="0"/>
+              <w:jc w:val="left"/>
+            </w:pPr>
+            <w:r>
+              <w:rPr>
+                <w:rFonts w:ascii="Times New Roman" w:hAnsi="Times New Roman"/>
+                <w:sz w:val="17"/>
+              </w:rPr>
+              <w:t xml:space="preserve">32</w:t>
+            </w:r>
+          </w:p>
+        </w:tc>
+        <w:tc>
+          <w:tcPr/>
+          <w:p>
+            <w:pPr>
+              <w:pStyle w:val="Compact"/>
+              <w:spacing w:before="20" w:after="20" w:line="240" w:lineRule="auto"/>
+              <w:ind w:firstLine="0"/>
+              <w:jc w:val="left"/>
+            </w:pPr>
+            <w:r>
+              <w:rPr>
+                <w:rFonts w:ascii="Times New Roman" w:hAnsi="Times New Roman"/>
+                <w:sz w:val="17"/>
+              </w:rPr>
+              <w:t xml:space="preserve">0.13</w:t>
+            </w:r>
+          </w:p>
+        </w:tc>
+        <w:tc>
+          <w:tcPr/>
+          <w:p>
+            <w:pPr>
+              <w:pStyle w:val="Compact"/>
+              <w:spacing w:before="20" w:after="20" w:line="240" w:lineRule="auto"/>
+              <w:ind w:firstLine="0"/>
+              <w:jc w:val="left"/>
+            </w:pPr>
+            <w:r>
+              <w:rPr>
+                <w:rFonts w:ascii="Times New Roman" w:hAnsi="Times New Roman"/>
+                <w:sz w:val="17"/>
+              </w:rPr>
+              <w:t xml:space="preserve">0.19</w:t>
+            </w:r>
+          </w:p>
+        </w:tc>
+      </w:tr>
+      <w:tr>
+        <w:tc>
+          <w:tcPr/>
+          <w:p>
+            <w:pPr>
+              <w:pStyle w:val="Compact"/>
+              <w:spacing w:before="20" w:after="20" w:line="240" w:lineRule="auto"/>
+              <w:ind w:firstLine="0"/>
+              <w:jc w:val="left"/>
+            </w:pPr>
+            <w:r>
+              <w:rPr>
+                <w:rFonts w:ascii="Times New Roman" w:hAnsi="Times New Roman"/>
+                <w:sz w:val="17"/>
+              </w:rPr>
+              <w:t xml:space="preserve">purchase</w:t>
+            </w:r>
+          </w:p>
+        </w:tc>
+        <w:tc>
+          <w:tcPr/>
+          <w:p>
+            <w:pPr>
+              <w:pStyle w:val="Compact"/>
+              <w:spacing w:before="20" w:after="20" w:line="240" w:lineRule="auto"/>
+              <w:ind w:firstLine="0"/>
+              <w:jc w:val="left"/>
+            </w:pPr>
+            <w:r>
+              <w:rPr>
+                <w:rFonts w:ascii="Times New Roman" w:hAnsi="Times New Roman"/>
+                <w:sz w:val="17"/>
+              </w:rPr>
+              <w:t xml:space="preserve">Trust the simulator</w:t>
+            </w:r>
+          </w:p>
+        </w:tc>
+        <w:tc>
+          <w:tcPr/>
+          <w:p>
+            <w:pPr>
+              <w:pStyle w:val="Compact"/>
+              <w:spacing w:before="20" w:after="20" w:line="240" w:lineRule="auto"/>
+              <w:ind w:firstLine="0"/>
+              <w:jc w:val="left"/>
+            </w:pPr>
+            <w:r>
+              <w:rPr>
+                <w:rFonts w:ascii="Times New Roman" w:hAnsi="Times New Roman"/>
+                <w:sz w:val="17"/>
+              </w:rPr>
+              <w:t xml:space="preserve">32</w:t>
+            </w:r>
+          </w:p>
+        </w:tc>
+        <w:tc>
+          <w:tcPr/>
+          <w:p>
+            <w:pPr>
+              <w:pStyle w:val="Compact"/>
+              <w:spacing w:before="20" w:after="20" w:line="240" w:lineRule="auto"/>
+              <w:ind w:firstLine="0"/>
+              <w:jc w:val="left"/>
+            </w:pPr>
+            <w:r>
+              <w:rPr>
+                <w:rFonts w:ascii="Times New Roman" w:hAnsi="Times New Roman"/>
+                <w:sz w:val="17"/>
+              </w:rPr>
+              <w:t xml:space="preserve">0.43</w:t>
+            </w:r>
+          </w:p>
+        </w:tc>
+        <w:tc>
+          <w:tcPr/>
+          <w:p>
+            <w:pPr>
+              <w:pStyle w:val="Compact"/>
+              <w:spacing w:before="20" w:after="20" w:line="240" w:lineRule="auto"/>
+              <w:ind w:firstLine="0"/>
+              <w:jc w:val="left"/>
+            </w:pPr>
+            <w:r>
+              <w:rPr>
+                <w:rFonts w:ascii="Times New Roman" w:hAnsi="Times New Roman"/>
+                <w:sz w:val="17"/>
+              </w:rPr>
+              <w:t xml:space="preserve">1.00</w:t>
+            </w:r>
+          </w:p>
+        </w:tc>
+      </w:tr>
+      <w:tr>
+        <w:tc>
+          <w:tcPr/>
+          <w:p>
+            <w:pPr>
+              <w:pStyle w:val="Compact"/>
+              <w:spacing w:before="20" w:after="20" w:line="240" w:lineRule="auto"/>
+              <w:ind w:firstLine="0"/>
+              <w:jc w:val="left"/>
+            </w:pPr>
+            <w:r>
+              <w:rPr>
+                <w:rFonts w:ascii="Times New Roman" w:hAnsi="Times New Roman"/>
+                <w:sz w:val="17"/>
+              </w:rPr>
+              <w:t xml:space="preserve">purchase</w:t>
+            </w:r>
+          </w:p>
+        </w:tc>
+        <w:tc>
+          <w:tcPr/>
+          <w:p>
+            <w:pPr>
+              <w:pStyle w:val="Compact"/>
+              <w:spacing w:before="20" w:after="20" w:line="240" w:lineRule="auto"/>
+              <w:ind w:firstLine="0"/>
+              <w:jc w:val="left"/>
+            </w:pPr>
+            <w:r>
+              <w:rPr>
+                <w:rFonts w:ascii="Times New Roman" w:hAnsi="Times New Roman"/>
+                <w:sz w:val="17"/>
+              </w:rPr>
+              <w:t xml:space="preserve">Sign check</w:t>
+            </w:r>
+          </w:p>
+        </w:tc>
+        <w:tc>
+          <w:tcPr/>
+          <w:p>
+            <w:pPr>
+              <w:pStyle w:val="Compact"/>
+              <w:spacing w:before="20" w:after="20" w:line="240" w:lineRule="auto"/>
+              <w:ind w:firstLine="0"/>
+              <w:jc w:val="left"/>
+            </w:pPr>
+            <w:r>
+              <w:rPr>
+                <w:rFonts w:ascii="Times New Roman" w:hAnsi="Times New Roman"/>
+                <w:sz w:val="17"/>
+              </w:rPr>
+              <w:t xml:space="preserve">32</w:t>
+            </w:r>
+          </w:p>
+        </w:tc>
+        <w:tc>
+          <w:tcPr/>
+          <w:p>
+            <w:pPr>
+              <w:pStyle w:val="Compact"/>
+              <w:spacing w:before="20" w:after="20" w:line="240" w:lineRule="auto"/>
+              <w:ind w:firstLine="0"/>
+              <w:jc w:val="left"/>
+            </w:pPr>
+            <w:r>
+              <w:rPr>
+                <w:rFonts w:ascii="Times New Roman" w:hAnsi="Times New Roman"/>
+                <w:sz w:val="17"/>
+              </w:rPr>
+              <w:t xml:space="preserve">0.43</w:t>
+            </w:r>
+          </w:p>
+        </w:tc>
+        <w:tc>
+          <w:tcPr/>
+          <w:p>
+            <w:pPr>
+              <w:pStyle w:val="Compact"/>
+              <w:spacing w:before="20" w:after="20" w:line="240" w:lineRule="auto"/>
+              <w:ind w:firstLine="0"/>
+              <w:jc w:val="left"/>
+            </w:pPr>
+            <w:r>
+              <w:rPr>
+                <w:rFonts w:ascii="Times New Roman" w:hAnsi="Times New Roman"/>
+                <w:sz w:val="17"/>
+              </w:rPr>
+              <w:t xml:space="preserve">1.00</w:t>
+            </w:r>
+          </w:p>
+        </w:tc>
+      </w:tr>
+      <w:tr>
+        <w:tc>
+          <w:tcPr/>
+          <w:p>
+            <w:pPr>
+              <w:pStyle w:val="Compact"/>
+              <w:spacing w:before="20" w:after="20" w:line="240" w:lineRule="auto"/>
+              <w:ind w:firstLine="0"/>
+              <w:jc w:val="left"/>
+            </w:pPr>
+            <w:r>
+              <w:rPr>
+                <w:rFonts w:ascii="Times New Roman" w:hAnsi="Times New Roman"/>
+                <w:sz w:val="17"/>
+              </w:rPr>
+              <w:t xml:space="preserve">purchase</w:t>
+            </w:r>
+          </w:p>
+        </w:tc>
+        <w:tc>
+          <w:tcPr/>
+          <w:p>
+            <w:pPr>
+              <w:pStyle w:val="Compact"/>
+              <w:spacing w:before="20" w:after="20" w:line="240" w:lineRule="auto"/>
+              <w:ind w:firstLine="0"/>
+              <w:jc w:val="left"/>
+            </w:pPr>
+            <w:r>
+              <w:rPr>
+                <w:rFonts w:ascii="Times New Roman" w:hAnsi="Times New Roman"/>
+                <w:sz w:val="17"/>
+              </w:rPr>
+              <w:t xml:space="preserve">Acceptance gate</w:t>
+            </w:r>
+          </w:p>
+        </w:tc>
+        <w:tc>
+          <w:tcPr/>
+          <w:p>
+            <w:pPr>
+              <w:pStyle w:val="Compact"/>
+              <w:spacing w:before="20" w:after="20" w:line="240" w:lineRule="auto"/>
+              <w:ind w:firstLine="0"/>
+              <w:jc w:val="left"/>
+            </w:pPr>
+            <w:r>
+              <w:rPr>
+                <w:rFonts w:ascii="Times New Roman" w:hAnsi="Times New Roman"/>
+                <w:sz w:val="17"/>
+              </w:rPr>
+              <w:t xml:space="preserve">0</w:t>
+            </w:r>
+          </w:p>
+        </w:tc>
+        <w:tc>
+          <w:tcPr/>
+          <w:p>
+            <w:pPr>
+              <w:pStyle w:val="Compact"/>
+              <w:spacing w:before="20" w:after="20" w:line="240" w:lineRule="auto"/>
+              <w:ind w:firstLine="0"/>
+              <w:jc w:val="left"/>
+            </w:pPr>
+            <w:r>
+              <w:rPr>
+                <w:rFonts w:ascii="Times New Roman" w:hAnsi="Times New Roman"/>
+                <w:sz w:val="17"/>
+              </w:rPr>
+              <w:t xml:space="preserve">n/a</w:t>
+            </w:r>
+          </w:p>
+        </w:tc>
+        <w:tc>
+          <w:tcPr/>
+          <w:p>
+            <w:pPr>
+              <w:pStyle w:val="Compact"/>
+              <w:spacing w:before="20" w:after="20" w:line="240" w:lineRule="auto"/>
+              <w:ind w:firstLine="0"/>
+              <w:jc w:val="left"/>
+            </w:pPr>
+            <w:r>
+              <w:rPr>
+                <w:rFonts w:ascii="Times New Roman" w:hAnsi="Times New Roman"/>
+                <w:sz w:val="17"/>
+              </w:rPr>
+              <w:t xml:space="preserve">n/a</w:t>
+            </w:r>
+          </w:p>
+        </w:tc>
+      </w:tr>
+      <w:tr>
+        <w:tc>
+          <w:tcPr/>
+          <w:p>
+            <w:pPr>
+              <w:pStyle w:val="Compact"/>
+              <w:spacing w:before="20" w:after="20" w:line="240" w:lineRule="auto"/>
+              <w:ind w:firstLine="0"/>
+              <w:jc w:val="left"/>
+            </w:pPr>
+            <w:r>
+              <w:rPr>
+                <w:rFonts w:ascii="Times New Roman" w:hAnsi="Times New Roman"/>
+                <w:sz w:val="17"/>
+              </w:rPr>
+              <w:t xml:space="preserve">purchase</w:t>
+            </w:r>
+          </w:p>
+        </w:tc>
+        <w:tc>
+          <w:tcPr/>
+          <w:p>
+            <w:pPr>
+              <w:pStyle w:val="Compact"/>
+              <w:spacing w:before="20" w:after="20" w:line="240" w:lineRule="auto"/>
+              <w:ind w:firstLine="0"/>
+              <w:jc w:val="left"/>
+            </w:pPr>
+            <w:r>
+              <w:rPr>
+                <w:rFonts w:ascii="Times New Roman" w:hAnsi="Times New Roman"/>
+                <w:sz w:val="17"/>
+              </w:rPr>
+              <w:t xml:space="preserve">Recalibrated by past ratio</w:t>
+            </w:r>
+          </w:p>
+        </w:tc>
+        <w:tc>
+          <w:tcPr/>
+          <w:p>
+            <w:pPr>
+              <w:pStyle w:val="Compact"/>
+              <w:spacing w:before="20" w:after="20" w:line="240" w:lineRule="auto"/>
+              <w:ind w:firstLine="0"/>
+              <w:jc w:val="left"/>
+            </w:pPr>
+            <w:r>
+              <w:rPr>
+                <w:rFonts w:ascii="Times New Roman" w:hAnsi="Times New Roman"/>
+                <w:sz w:val="17"/>
+              </w:rPr>
+              <w:t xml:space="preserve">32</w:t>
+            </w:r>
+          </w:p>
+        </w:tc>
+        <w:tc>
+          <w:tcPr/>
+          <w:p>
+            <w:pPr>
+              <w:pStyle w:val="Compact"/>
+              <w:spacing w:before="20" w:after="20" w:line="240" w:lineRule="auto"/>
+              <w:ind w:firstLine="0"/>
+              <w:jc w:val="left"/>
+            </w:pPr>
+            <w:r>
+              <w:rPr>
+                <w:rFonts w:ascii="Times New Roman" w:hAnsi="Times New Roman"/>
+                <w:sz w:val="17"/>
+              </w:rPr>
+              <w:t xml:space="preserve">0.21</w:t>
+            </w:r>
+          </w:p>
+        </w:tc>
+        <w:tc>
+          <w:tcPr/>
+          <w:p>
+            <w:pPr>
+              <w:pStyle w:val="Compact"/>
+              <w:spacing w:before="20" w:after="20" w:line="240" w:lineRule="auto"/>
+              <w:ind w:firstLine="0"/>
+              <w:jc w:val="left"/>
+            </w:pPr>
+            <w:r>
+              <w:rPr>
+                <w:rFonts w:ascii="Times New Roman" w:hAnsi="Times New Roman"/>
+                <w:sz w:val="17"/>
+              </w:rPr>
+              <w:t xml:space="preserve">1.00</w:t>
+            </w:r>
+          </w:p>
+        </w:tc>
+      </w:tr>
+      <w:tr>
+        <w:tc>
+          <w:tcPr/>
+          <w:p>
+            <w:pPr>
+              <w:pStyle w:val="Compact"/>
+              <w:spacing w:before="20" w:after="20" w:line="240" w:lineRule="auto"/>
+              <w:ind w:firstLine="0"/>
+              <w:jc w:val="left"/>
+            </w:pPr>
+            <w:r>
+              <w:rPr>
+                <w:rFonts w:ascii="Times New Roman" w:hAnsi="Times New Roman"/>
+                <w:sz w:val="17"/>
+              </w:rPr>
+              <w:t xml:space="preserve">all</w:t>
+            </w:r>
+          </w:p>
+        </w:tc>
+        <w:tc>
+          <w:tcPr/>
+          <w:p>
+            <w:pPr>
+              <w:pStyle w:val="Compact"/>
+              <w:spacing w:before="20" w:after="20" w:line="240" w:lineRule="auto"/>
+              <w:ind w:firstLine="0"/>
+              <w:jc w:val="left"/>
+            </w:pPr>
+            <w:r>
+              <w:rPr>
+                <w:rFonts w:ascii="Times New Roman" w:hAnsi="Times New Roman"/>
+                <w:sz w:val="17"/>
+              </w:rPr>
+              <w:t xml:space="preserve">Trust the simulator</w:t>
+            </w:r>
+          </w:p>
+        </w:tc>
+        <w:tc>
+          <w:tcPr/>
+          <w:p>
+            <w:pPr>
+              <w:pStyle w:val="Compact"/>
+              <w:spacing w:before="20" w:after="20" w:line="240" w:lineRule="auto"/>
+              <w:ind w:firstLine="0"/>
+              <w:jc w:val="left"/>
+            </w:pPr>
+            <w:r>
+              <w:rPr>
+                <w:rFonts w:ascii="Times New Roman" w:hAnsi="Times New Roman"/>
+                <w:sz w:val="17"/>
+              </w:rPr>
+              <w:t xml:space="preserve">64</w:t>
+            </w:r>
+          </w:p>
+        </w:tc>
+        <w:tc>
+          <w:tcPr/>
+          <w:p>
+            <w:pPr>
+              <w:pStyle w:val="Compact"/>
+              <w:spacing w:before="20" w:after="20" w:line="240" w:lineRule="auto"/>
+              <w:ind w:firstLine="0"/>
+              <w:jc w:val="left"/>
+            </w:pPr>
+            <w:r>
+              <w:rPr>
+                <w:rFonts w:ascii="Times New Roman" w:hAnsi="Times New Roman"/>
+                <w:sz w:val="17"/>
+              </w:rPr>
+              <w:t xml:space="preserve">0.29</w:t>
+            </w:r>
+          </w:p>
+        </w:tc>
+        <w:tc>
+          <w:tcPr/>
+          <w:p>
+            <w:pPr>
+              <w:pStyle w:val="Compact"/>
+              <w:spacing w:before="20" w:after="20" w:line="240" w:lineRule="auto"/>
+              <w:ind w:firstLine="0"/>
+              <w:jc w:val="left"/>
+            </w:pPr>
+            <w:r>
+              <w:rPr>
+                <w:rFonts w:ascii="Times New Roman" w:hAnsi="Times New Roman"/>
+                <w:sz w:val="17"/>
+              </w:rPr>
+              <w:t xml:space="preserve">0.69</w:t>
+            </w:r>
+          </w:p>
+        </w:tc>
+      </w:tr>
+      <w:tr>
+        <w:tc>
+          <w:tcPr/>
+          <w:p>
+            <w:pPr>
+              <w:pStyle w:val="Compact"/>
+              <w:spacing w:before="20" w:after="20" w:line="240" w:lineRule="auto"/>
+              <w:ind w:firstLine="0"/>
+              <w:jc w:val="left"/>
+            </w:pPr>
+            <w:r>
+              <w:rPr>
+                <w:rFonts w:ascii="Times New Roman" w:hAnsi="Times New Roman"/>
+                <w:sz w:val="17"/>
+              </w:rPr>
+              <w:t xml:space="preserve">all</w:t>
+            </w:r>
+          </w:p>
+        </w:tc>
+        <w:tc>
+          <w:tcPr/>
+          <w:p>
+            <w:pPr>
+              <w:pStyle w:val="Compact"/>
+              <w:spacing w:before="20" w:after="20" w:line="240" w:lineRule="auto"/>
+              <w:ind w:firstLine="0"/>
+              <w:jc w:val="left"/>
+            </w:pPr>
+            <w:r>
+              <w:rPr>
+                <w:rFonts w:ascii="Times New Roman" w:hAnsi="Times New Roman"/>
+                <w:sz w:val="17"/>
+              </w:rPr>
+              <w:t xml:space="preserve">Sign check</w:t>
+            </w:r>
+          </w:p>
+        </w:tc>
+        <w:tc>
+          <w:tcPr/>
+          <w:p>
+            <w:pPr>
+              <w:pStyle w:val="Compact"/>
+              <w:spacing w:before="20" w:after="20" w:line="240" w:lineRule="auto"/>
+              <w:ind w:firstLine="0"/>
+              <w:jc w:val="left"/>
+            </w:pPr>
+            <w:r>
+              <w:rPr>
+                <w:rFonts w:ascii="Times New Roman" w:hAnsi="Times New Roman"/>
+                <w:sz w:val="17"/>
+              </w:rPr>
+              <w:t xml:space="preserve">64</w:t>
+            </w:r>
+          </w:p>
+        </w:tc>
+        <w:tc>
+          <w:tcPr/>
+          <w:p>
+            <w:pPr>
+              <w:pStyle w:val="Compact"/>
+              <w:spacing w:before="20" w:after="20" w:line="240" w:lineRule="auto"/>
+              <w:ind w:firstLine="0"/>
+              <w:jc w:val="left"/>
+            </w:pPr>
+            <w:r>
+              <w:rPr>
+                <w:rFonts w:ascii="Times New Roman" w:hAnsi="Times New Roman"/>
+                <w:sz w:val="17"/>
+              </w:rPr>
+              <w:t xml:space="preserve">0.29</w:t>
+            </w:r>
+          </w:p>
+        </w:tc>
+        <w:tc>
+          <w:tcPr/>
+          <w:p>
+            <w:pPr>
+              <w:pStyle w:val="Compact"/>
+              <w:spacing w:before="20" w:after="20" w:line="240" w:lineRule="auto"/>
+              <w:ind w:firstLine="0"/>
+              <w:jc w:val="left"/>
+            </w:pPr>
+            <w:r>
+              <w:rPr>
+                <w:rFonts w:ascii="Times New Roman" w:hAnsi="Times New Roman"/>
+                <w:sz w:val="17"/>
+              </w:rPr>
+              <w:t xml:space="preserve">0.69</w:t>
+            </w:r>
+          </w:p>
+        </w:tc>
+      </w:tr>
+      <w:tr>
+        <w:tc>
+          <w:tcPr/>
+          <w:p>
+            <w:pPr>
+              <w:pStyle w:val="Compact"/>
+              <w:spacing w:before="20" w:after="20" w:line="240" w:lineRule="auto"/>
+              <w:ind w:firstLine="0"/>
+              <w:jc w:val="left"/>
+            </w:pPr>
+            <w:r>
+              <w:rPr>
+                <w:rFonts w:ascii="Times New Roman" w:hAnsi="Times New Roman"/>
+                <w:sz w:val="17"/>
+              </w:rPr>
+              <w:t xml:space="preserve">all</w:t>
+            </w:r>
+          </w:p>
+        </w:tc>
+        <w:tc>
+          <w:tcPr/>
+          <w:p>
+            <w:pPr>
+              <w:pStyle w:val="Compact"/>
+              <w:spacing w:before="20" w:after="20" w:line="240" w:lineRule="auto"/>
+              <w:ind w:firstLine="0"/>
+              <w:jc w:val="left"/>
+            </w:pPr>
+            <w:r>
+              <w:rPr>
+                <w:rFonts w:ascii="Times New Roman" w:hAnsi="Times New Roman"/>
+                <w:sz w:val="17"/>
+              </w:rPr>
+              <w:t xml:space="preserve">Acceptance gate</w:t>
+            </w:r>
+          </w:p>
+        </w:tc>
+        <w:tc>
+          <w:tcPr/>
+          <w:p>
+            <w:pPr>
+              <w:pStyle w:val="Compact"/>
+              <w:spacing w:before="20" w:after="20" w:line="240" w:lineRule="auto"/>
+              <w:ind w:firstLine="0"/>
+              <w:jc w:val="left"/>
+            </w:pPr>
+            <w:r>
+              <w:rPr>
+                <w:rFonts w:ascii="Times New Roman" w:hAnsi="Times New Roman"/>
+                <w:sz w:val="17"/>
+              </w:rPr>
+              <w:t xml:space="preserve">20</w:t>
+            </w:r>
+          </w:p>
+        </w:tc>
+        <w:tc>
+          <w:tcPr/>
+          <w:p>
+            <w:pPr>
+              <w:pStyle w:val="Compact"/>
+              <w:spacing w:before="20" w:after="20" w:line="240" w:lineRule="auto"/>
+              <w:ind w:firstLine="0"/>
+              <w:jc w:val="left"/>
+            </w:pPr>
+            <w:r>
+              <w:rPr>
+                <w:rFonts w:ascii="Times New Roman" w:hAnsi="Times New Roman"/>
+                <w:sz w:val="17"/>
+              </w:rPr>
+              <w:t xml:space="preserve">0.09</w:t>
+            </w:r>
+          </w:p>
+        </w:tc>
+        <w:tc>
+          <w:tcPr/>
+          <w:p>
+            <w:pPr>
+              <w:pStyle w:val="Compact"/>
+              <w:spacing w:before="20" w:after="20" w:line="240" w:lineRule="auto"/>
+              <w:ind w:firstLine="0"/>
+              <w:jc w:val="left"/>
+            </w:pPr>
+            <w:r>
+              <w:rPr>
+                <w:rFonts w:ascii="Times New Roman" w:hAnsi="Times New Roman"/>
+                <w:sz w:val="17"/>
+              </w:rPr>
+              <w:t xml:space="preserve">0.20</w:t>
+            </w:r>
+          </w:p>
+        </w:tc>
+      </w:tr>
+      <w:tr>
+        <w:tc>
+          <w:tcPr/>
+          <w:p>
+            <w:pPr>
+              <w:pStyle w:val="Compact"/>
+              <w:spacing w:before="20" w:after="20" w:line="240" w:lineRule="auto"/>
+              <w:ind w:firstLine="0"/>
+              <w:jc w:val="left"/>
+            </w:pPr>
+            <w:r>
+              <w:rPr>
+                <w:rFonts w:ascii="Times New Roman" w:hAnsi="Times New Roman"/>
+                <w:sz w:val="17"/>
+              </w:rPr>
+              <w:t xml:space="preserve">all</w:t>
+            </w:r>
+          </w:p>
+        </w:tc>
+        <w:tc>
+          <w:tcPr/>
+          <w:p>
+            <w:pPr>
+              <w:pStyle w:val="Compact"/>
+              <w:spacing w:before="20" w:after="20" w:line="240" w:lineRule="auto"/>
+              <w:ind w:firstLine="0"/>
+              <w:jc w:val="left"/>
+            </w:pPr>
+            <w:r>
+              <w:rPr>
+                <w:rFonts w:ascii="Times New Roman" w:hAnsi="Times New Roman"/>
+                <w:sz w:val="17"/>
+              </w:rPr>
+              <w:t xml:space="preserve">Recalibrated by past ratio</w:t>
+            </w:r>
+          </w:p>
+        </w:tc>
+        <w:tc>
+          <w:tcPr/>
+          <w:p>
+            <w:pPr>
+              <w:pStyle w:val="Compact"/>
+              <w:spacing w:before="20" w:after="20" w:line="240" w:lineRule="auto"/>
+              <w:ind w:firstLine="0"/>
+              <w:jc w:val="left"/>
+            </w:pPr>
+            <w:r>
+              <w:rPr>
+                <w:rFonts w:ascii="Times New Roman" w:hAnsi="Times New Roman"/>
+                <w:sz w:val="17"/>
+              </w:rPr>
+              <w:t xml:space="preserve">64</w:t>
+            </w:r>
+          </w:p>
+        </w:tc>
+        <w:tc>
+          <w:tcPr/>
+          <w:p>
+            <w:pPr>
+              <w:pStyle w:val="Compact"/>
+              <w:spacing w:before="20" w:after="20" w:line="240" w:lineRule="auto"/>
+              <w:ind w:firstLine="0"/>
+              <w:jc w:val="left"/>
+            </w:pPr>
+            <w:r>
+              <w:rPr>
+                <w:rFonts w:ascii="Times New Roman" w:hAnsi="Times New Roman"/>
+                <w:sz w:val="17"/>
+              </w:rPr>
+              <w:t xml:space="preserve">0.17</w:t>
+            </w:r>
+          </w:p>
+        </w:tc>
+        <w:tc>
+          <w:tcPr/>
+          <w:p>
+            <w:pPr>
+              <w:pStyle w:val="Compact"/>
+              <w:spacing w:before="20" w:after="20" w:line="240" w:lineRule="auto"/>
+              <w:ind w:firstLine="0"/>
+              <w:jc w:val="left"/>
+            </w:pPr>
+            <w:r>
+              <w:rPr>
+                <w:rFonts w:ascii="Times New Roman" w:hAnsi="Times New Roman"/>
+                <w:sz w:val="17"/>
+              </w:rPr>
+              <w:t xml:space="preserve">0.59</w:t>
+            </w:r>
+          </w:p>
+        </w:tc>
+      </w:tr>
+    </w:tbl>
+    <w:p>
+      <w:pPr>
+        <w:pStyle w:val="BodyText"/>
+        <w:spacing w:line="240" w:lineRule="auto"/>
+        <w:ind w:firstLine="0"/>
+      </w:pPr>
+      <w:r>
+        <w:rPr>
+          <w:iCs/>
+          <w:i/>
+        </w:rPr>
+        <w:t xml:space="preserve">Table E1. Email backtest, by decision rule and outcome.</w:t>
+      </w:r>
+    </w:p>
+    <w:tbl>
+      <w:tblPr>
+        <w:tblStyle w:val="Table"/>
+        <w:tblW w:type="pct" w:w="5000"/>
+        <w:tblLook w:firstRow="1" w:lastRow="0" w:firstColumn="0" w:lastColumn="0" w:noHBand="0" w:noVBand="0" w:val="0020"/>
+        <w:jc w:val="start"/>
+        <w:tblBorders>
+          <w:top w:val="single" w:sz="4" w:color="808080"/>
+          <w:bottom w:val="single" w:sz="4" w:color="808080"/>
+          <w:insideH w:val="single" w:sz="4" w:color="808080"/>
+        </w:tblBorders>
+      </w:tblPr>
+      <w:tblGrid>
+        <w:gridCol w:w="1320"/>
+        <w:gridCol w:w="1320"/>
+        <w:gridCol w:w="1320"/>
+        <w:gridCol w:w="1320"/>
+        <w:gridCol w:w="1320"/>
+        <w:gridCol w:w="1320"/>
+      </w:tblGrid>
+      <w:tr>
+        <w:trPr>
+          <w:tblHeader w:val="true"/>
+        </w:trPr>
+        <w:tc>
+          <w:tcPr/>
+          <w:p>
+            <w:pPr>
+              <w:pStyle w:val="Compact"/>
+              <w:spacing w:before="20" w:after="20" w:line="240" w:lineRule="auto"/>
+              <w:ind w:firstLine="0"/>
+              <w:jc w:val="left"/>
+            </w:pPr>
+            <w:r>
+              <w:rPr>
+                <w:rFonts w:ascii="Times New Roman" w:hAnsi="Times New Roman"/>
+                <w:b/>
+                <w:sz w:val="17"/>
+              </w:rPr>
+              <w:t xml:space="preserve">Model</w:t>
+            </w:r>
+          </w:p>
+        </w:tc>
+        <w:tc>
+          <w:tcPr/>
+          <w:p>
+            <w:pPr>
+              <w:pStyle w:val="Compact"/>
+              <w:spacing w:before="20" w:after="20" w:line="240" w:lineRule="auto"/>
+              <w:ind w:firstLine="0"/>
+              <w:jc w:val="left"/>
+            </w:pPr>
+            <w:r>
+              <w:rPr>
+                <w:rFonts w:ascii="Times New Roman" w:hAnsi="Times New Roman"/>
+                <w:b/>
+                <w:sz w:val="17"/>
+              </w:rPr>
+              <w:t xml:space="preserve">Anchored prompt</w:t>
+            </w:r>
+          </w:p>
+        </w:tc>
+        <w:tc>
+          <w:tcPr/>
+          <w:p>
+            <w:pPr>
+              <w:pStyle w:val="Compact"/>
+              <w:spacing w:before="20" w:after="20" w:line="240" w:lineRule="auto"/>
+              <w:ind w:firstLine="0"/>
+              <w:jc w:val="left"/>
+            </w:pPr>
+            <w:r>
+              <w:rPr>
+                <w:rFonts w:ascii="Times New Roman" w:hAnsi="Times New Roman"/>
+                <w:b/>
+                <w:sz w:val="17"/>
+              </w:rPr>
+              <w:t xml:space="preserve">Past campaign</w:t>
+            </w:r>
+          </w:p>
+        </w:tc>
+        <w:tc>
+          <w:tcPr/>
+          <w:p>
+            <w:pPr>
+              <w:pStyle w:val="Compact"/>
+              <w:spacing w:before="20" w:after="20" w:line="240" w:lineRule="auto"/>
+              <w:ind w:firstLine="0"/>
+              <w:jc w:val="left"/>
+            </w:pPr>
+            <w:r>
+              <w:rPr>
+                <w:rFonts w:ascii="Times New Roman" w:hAnsi="Times New Roman"/>
+                <w:b/>
+                <w:sz w:val="17"/>
+              </w:rPr>
+              <w:t xml:space="preserve">Past ratio</w:t>
+            </w:r>
+          </w:p>
+        </w:tc>
+        <w:tc>
+          <w:tcPr/>
+          <w:p>
+            <w:pPr>
+              <w:pStyle w:val="Compact"/>
+              <w:spacing w:before="20" w:after="20" w:line="240" w:lineRule="auto"/>
+              <w:ind w:firstLine="0"/>
+              <w:jc w:val="left"/>
+            </w:pPr>
+            <w:r>
+              <w:rPr>
+                <w:rFonts w:ascii="Times New Roman" w:hAnsi="Times New Roman"/>
+                <w:b/>
+                <w:sz w:val="17"/>
+              </w:rPr>
+              <w:t xml:space="preserve">New ratio</w:t>
+            </w:r>
+          </w:p>
+        </w:tc>
+        <w:tc>
+          <w:tcPr/>
+          <w:p>
+            <w:pPr>
+              <w:pStyle w:val="Compact"/>
+              <w:spacing w:before="20" w:after="20" w:line="240" w:lineRule="auto"/>
+              <w:ind w:firstLine="0"/>
+              <w:jc w:val="left"/>
+            </w:pPr>
+            <w:r>
+              <w:rPr>
+                <w:rFonts w:ascii="Times New Roman" w:hAnsi="Times New Roman"/>
+                <w:b/>
+                <w:sz w:val="17"/>
+              </w:rPr>
+              <w:t xml:space="preserve">New lift within 2x</w:t>
+            </w:r>
+          </w:p>
+        </w:tc>
+      </w:tr>
+      <w:tr>
+        <w:tc>
+          <w:tcPr/>
+          <w:p>
+            <w:pPr>
+              <w:pStyle w:val="Compact"/>
+              <w:spacing w:before="20" w:after="20" w:line="240" w:lineRule="auto"/>
+              <w:ind w:firstLine="0"/>
+              <w:jc w:val="left"/>
+            </w:pPr>
+            <w:r>
+              <w:rPr>
+                <w:rFonts w:ascii="Times New Roman" w:hAnsi="Times New Roman"/>
+                <w:sz w:val="17"/>
+              </w:rPr>
+              <w:t xml:space="preserve">claude-haiku-5.5</w:t>
+            </w:r>
+          </w:p>
+        </w:tc>
+        <w:tc>
+          <w:tcPr/>
+          <w:p>
+            <w:pPr>
+              <w:pStyle w:val="Compact"/>
+              <w:spacing w:before="20" w:after="20" w:line="240" w:lineRule="auto"/>
+              <w:ind w:firstLine="0"/>
+              <w:jc w:val="left"/>
+            </w:pPr>
+            <w:r>
+              <w:rPr>
+                <w:rFonts w:ascii="Times New Roman" w:hAnsi="Times New Roman"/>
+                <w:sz w:val="17"/>
+              </w:rPr>
+              <w:t xml:space="preserve">no</w:t>
+            </w:r>
+          </w:p>
+        </w:tc>
+        <w:tc>
+          <w:tcPr/>
+          <w:p>
+            <w:pPr>
+              <w:pStyle w:val="Compact"/>
+              <w:spacing w:before="20" w:after="20" w:line="240" w:lineRule="auto"/>
+              <w:ind w:firstLine="0"/>
+              <w:jc w:val="left"/>
+            </w:pPr>
+            <w:r>
+              <w:rPr>
+                <w:rFonts w:ascii="Times New Roman" w:hAnsi="Times New Roman"/>
+                <w:sz w:val="17"/>
+              </w:rPr>
+              <w:t xml:space="preserve">men</w:t>
+            </w:r>
+          </w:p>
+        </w:tc>
+        <w:tc>
+          <w:tcPr/>
+          <w:p>
+            <w:pPr>
+              <w:pStyle w:val="Compact"/>
+              <w:spacing w:before="20" w:after="20" w:line="240" w:lineRule="auto"/>
+              <w:ind w:firstLine="0"/>
+              <w:jc w:val="left"/>
+            </w:pPr>
+            <w:r>
+              <w:rPr>
+                <w:rFonts w:ascii="Times New Roman" w:hAnsi="Times New Roman"/>
+                <w:sz w:val="17"/>
+              </w:rPr>
+              <w:t xml:space="preserve">0.95</w:t>
+            </w:r>
+          </w:p>
+        </w:tc>
+        <w:tc>
+          <w:tcPr/>
+          <w:p>
+            <w:pPr>
+              <w:pStyle w:val="Compact"/>
+              <w:spacing w:before="20" w:after="20" w:line="240" w:lineRule="auto"/>
+              <w:ind w:firstLine="0"/>
+              <w:jc w:val="left"/>
+            </w:pPr>
+            <w:r>
+              <w:rPr>
+                <w:rFonts w:ascii="Times New Roman" w:hAnsi="Times New Roman"/>
+                <w:sz w:val="17"/>
+              </w:rPr>
+              <w:t xml:space="preserve">2.01</w:t>
+            </w:r>
+          </w:p>
+        </w:tc>
+        <w:tc>
+          <w:tcPr/>
+          <w:p>
+            <w:pPr>
+              <w:pStyle w:val="Compact"/>
+              <w:spacing w:before="20" w:after="20" w:line="240" w:lineRule="auto"/>
+              <w:ind w:firstLine="0"/>
+              <w:jc w:val="left"/>
+            </w:pPr>
+            <w:r>
+              <w:rPr>
+                <w:rFonts w:ascii="Times New Roman" w:hAnsi="Times New Roman"/>
+                <w:sz w:val="17"/>
+              </w:rPr>
+              <w:t xml:space="preserve">no</w:t>
+            </w:r>
+          </w:p>
+        </w:tc>
+      </w:tr>
+      <w:tr>
+        <w:tc>
+          <w:tcPr/>
+          <w:p>
+            <w:pPr>
+              <w:pStyle w:val="Compact"/>
+              <w:spacing w:before="20" w:after="20" w:line="240" w:lineRule="auto"/>
+              <w:ind w:firstLine="0"/>
+              <w:jc w:val="left"/>
+            </w:pPr>
+            <w:r>
+              <w:rPr>
+                <w:rFonts w:ascii="Times New Roman" w:hAnsi="Times New Roman"/>
+                <w:sz w:val="17"/>
+              </w:rPr>
+              <w:t xml:space="preserve">claude-sonnet-5</w:t>
+            </w:r>
+          </w:p>
+        </w:tc>
+        <w:tc>
+          <w:tcPr/>
+          <w:p>
+            <w:pPr>
+              <w:pStyle w:val="Compact"/>
+              <w:spacing w:before="20" w:after="20" w:line="240" w:lineRule="auto"/>
+              <w:ind w:firstLine="0"/>
+              <w:jc w:val="left"/>
+            </w:pPr>
+            <w:r>
+              <w:rPr>
+                <w:rFonts w:ascii="Times New Roman" w:hAnsi="Times New Roman"/>
+                <w:sz w:val="17"/>
+              </w:rPr>
+              <w:t xml:space="preserve">no</w:t>
+            </w:r>
+          </w:p>
+        </w:tc>
+        <w:tc>
+          <w:tcPr/>
+          <w:p>
+            <w:pPr>
+              <w:pStyle w:val="Compact"/>
+              <w:spacing w:before="20" w:after="20" w:line="240" w:lineRule="auto"/>
+              <w:ind w:firstLine="0"/>
+              <w:jc w:val="left"/>
+            </w:pPr>
+            <w:r>
+              <w:rPr>
+                <w:rFonts w:ascii="Times New Roman" w:hAnsi="Times New Roman"/>
+                <w:sz w:val="17"/>
+              </w:rPr>
+              <w:t xml:space="preserve">men</w:t>
+            </w:r>
+          </w:p>
+        </w:tc>
+        <w:tc>
+          <w:tcPr/>
+          <w:p>
+            <w:pPr>
+              <w:pStyle w:val="Compact"/>
+              <w:spacing w:before="20" w:after="20" w:line="240" w:lineRule="auto"/>
+              <w:ind w:firstLine="0"/>
+              <w:jc w:val="left"/>
+            </w:pPr>
+            <w:r>
+              <w:rPr>
+                <w:rFonts w:ascii="Times New Roman" w:hAnsi="Times New Roman"/>
+                <w:sz w:val="17"/>
+              </w:rPr>
+              <w:t xml:space="preserve">1.81</w:t>
+            </w:r>
+          </w:p>
+        </w:tc>
+        <w:tc>
+          <w:tcPr/>
+          <w:p>
+            <w:pPr>
+              <w:pStyle w:val="Compact"/>
+              <w:spacing w:before="20" w:after="20" w:line="240" w:lineRule="auto"/>
+              <w:ind w:firstLine="0"/>
+              <w:jc w:val="left"/>
+            </w:pPr>
+            <w:r>
+              <w:rPr>
+                <w:rFonts w:ascii="Times New Roman" w:hAnsi="Times New Roman"/>
+                <w:sz w:val="17"/>
+              </w:rPr>
+              <w:t xml:space="preserve">3.36</w:t>
+            </w:r>
+          </w:p>
+        </w:tc>
+        <w:tc>
+          <w:tcPr/>
+          <w:p>
+            <w:pPr>
+              <w:pStyle w:val="Compact"/>
+              <w:spacing w:before="20" w:after="20" w:line="240" w:lineRule="auto"/>
+              <w:ind w:firstLine="0"/>
+              <w:jc w:val="left"/>
+            </w:pPr>
+            <w:r>
+              <w:rPr>
+                <w:rFonts w:ascii="Times New Roman" w:hAnsi="Times New Roman"/>
+                <w:sz w:val="17"/>
+              </w:rPr>
+              <w:t xml:space="preserve">no</w:t>
+            </w:r>
+          </w:p>
+        </w:tc>
+      </w:tr>
+      <w:tr>
+        <w:tc>
+          <w:tcPr/>
+          <w:p>
+            <w:pPr>
+              <w:pStyle w:val="Compact"/>
+              <w:spacing w:before="20" w:after="20" w:line="240" w:lineRule="auto"/>
+              <w:ind w:firstLine="0"/>
+              <w:jc w:val="left"/>
+            </w:pPr>
+            <w:r>
+              <w:rPr>
+                <w:rFonts w:ascii="Times New Roman" w:hAnsi="Times New Roman"/>
+                <w:sz w:val="17"/>
+              </w:rPr>
+              <w:t xml:space="preserve">claude-sonnet-5</w:t>
+            </w:r>
+          </w:p>
+        </w:tc>
+        <w:tc>
+          <w:tcPr/>
+          <w:p>
+            <w:pPr>
+              <w:pStyle w:val="Compact"/>
+              <w:spacing w:before="20" w:after="20" w:line="240" w:lineRule="auto"/>
+              <w:ind w:firstLine="0"/>
+              <w:jc w:val="left"/>
+            </w:pPr>
+            <w:r>
+              <w:rPr>
+                <w:rFonts w:ascii="Times New Roman" w:hAnsi="Times New Roman"/>
+                <w:sz w:val="17"/>
+              </w:rPr>
+              <w:t xml:space="preserve">yes</w:t>
+            </w:r>
+          </w:p>
+        </w:tc>
+        <w:tc>
+          <w:tcPr/>
+          <w:p>
+            <w:pPr>
+              <w:pStyle w:val="Compact"/>
+              <w:spacing w:before="20" w:after="20" w:line="240" w:lineRule="auto"/>
+              <w:ind w:firstLine="0"/>
+              <w:jc w:val="left"/>
+            </w:pPr>
+            <w:r>
+              <w:rPr>
+                <w:rFonts w:ascii="Times New Roman" w:hAnsi="Times New Roman"/>
+                <w:sz w:val="17"/>
+              </w:rPr>
+              <w:t xml:space="preserve">women</w:t>
+            </w:r>
+          </w:p>
+        </w:tc>
+        <w:tc>
+          <w:tcPr/>
+          <w:p>
+            <w:pPr>
+              <w:pStyle w:val="Compact"/>
+              <w:spacing w:before="20" w:after="20" w:line="240" w:lineRule="auto"/>
+              <w:ind w:firstLine="0"/>
+              <w:jc w:val="left"/>
+            </w:pPr>
+            <w:r>
+              <w:rPr>
+                <w:rFonts w:ascii="Times New Roman" w:hAnsi="Times New Roman"/>
+                <w:sz w:val="17"/>
+              </w:rPr>
+              <w:t xml:space="preserve">0.80</w:t>
+            </w:r>
+          </w:p>
+        </w:tc>
+        <w:tc>
+          <w:tcPr/>
+          <w:p>
+            <w:pPr>
+              <w:pStyle w:val="Compact"/>
+              <w:spacing w:before="20" w:after="20" w:line="240" w:lineRule="auto"/>
+              <w:ind w:firstLine="0"/>
+              <w:jc w:val="left"/>
+            </w:pPr>
+            <w:r>
+              <w:rPr>
+                <w:rFonts w:ascii="Times New Roman" w:hAnsi="Times New Roman"/>
+                <w:sz w:val="17"/>
+              </w:rPr>
+              <w:t xml:space="preserve">0.35</w:t>
+            </w:r>
+          </w:p>
+        </w:tc>
+        <w:tc>
+          <w:tcPr/>
+          <w:p>
+            <w:pPr>
+              <w:pStyle w:val="Compact"/>
+              <w:spacing w:before="20" w:after="20" w:line="240" w:lineRule="auto"/>
+              <w:ind w:firstLine="0"/>
+              <w:jc w:val="left"/>
+            </w:pPr>
+            <w:r>
+              <w:rPr>
+                <w:rFonts w:ascii="Times New Roman" w:hAnsi="Times New Roman"/>
+                <w:sz w:val="17"/>
+              </w:rPr>
+              <w:t xml:space="preserve">no</w:t>
+            </w:r>
+          </w:p>
+        </w:tc>
+      </w:tr>
+      <w:tr>
+        <w:tc>
+          <w:tcPr/>
+          <w:p>
+            <w:pPr>
+              <w:pStyle w:val="Compact"/>
+              <w:spacing w:before="20" w:after="20" w:line="240" w:lineRule="auto"/>
+              <w:ind w:firstLine="0"/>
+              <w:jc w:val="left"/>
+            </w:pPr>
+            <w:r>
+              <w:rPr>
+                <w:rFonts w:ascii="Times New Roman" w:hAnsi="Times New Roman"/>
+                <w:sz w:val="17"/>
+              </w:rPr>
+              <w:t xml:space="preserve">deepseek-v4-pro-0813</w:t>
+            </w:r>
+          </w:p>
+        </w:tc>
+        <w:tc>
+          <w:tcPr/>
+          <w:p>
+            <w:pPr>
+              <w:pStyle w:val="Compact"/>
+              <w:spacing w:before="20" w:after="20" w:line="240" w:lineRule="auto"/>
+              <w:ind w:firstLine="0"/>
+              <w:jc w:val="left"/>
+            </w:pPr>
+            <w:r>
+              <w:rPr>
+                <w:rFonts w:ascii="Times New Roman" w:hAnsi="Times New Roman"/>
+                <w:sz w:val="17"/>
+              </w:rPr>
+              <w:t xml:space="preserve">no</w:t>
+            </w:r>
+          </w:p>
+        </w:tc>
+        <w:tc>
+          <w:tcPr/>
+          <w:p>
+            <w:pPr>
+              <w:pStyle w:val="Compact"/>
+              <w:spacing w:before="20" w:after="20" w:line="240" w:lineRule="auto"/>
+              <w:ind w:firstLine="0"/>
+              <w:jc w:val="left"/>
+            </w:pPr>
+            <w:r>
+              <w:rPr>
+                <w:rFonts w:ascii="Times New Roman" w:hAnsi="Times New Roman"/>
+                <w:sz w:val="17"/>
+              </w:rPr>
+              <w:t xml:space="preserve">men</w:t>
+            </w:r>
+          </w:p>
+        </w:tc>
+        <w:tc>
+          <w:tcPr/>
+          <w:p>
+            <w:pPr>
+              <w:pStyle w:val="Compact"/>
+              <w:spacing w:before="20" w:after="20" w:line="240" w:lineRule="auto"/>
+              <w:ind w:firstLine="0"/>
+              <w:jc w:val="left"/>
+            </w:pPr>
+            <w:r>
+              <w:rPr>
+                <w:rFonts w:ascii="Times New Roman" w:hAnsi="Times New Roman"/>
+                <w:sz w:val="17"/>
+              </w:rPr>
+              <w:t xml:space="preserve">0.67</w:t>
+            </w:r>
+          </w:p>
+        </w:tc>
+        <w:tc>
+          <w:tcPr/>
+          <w:p>
+            <w:pPr>
+              <w:pStyle w:val="Compact"/>
+              <w:spacing w:before="20" w:after="20" w:line="240" w:lineRule="auto"/>
+              <w:ind w:firstLine="0"/>
+              <w:jc w:val="left"/>
+            </w:pPr>
+            <w:r>
+              <w:rPr>
+                <w:rFonts w:ascii="Times New Roman" w:hAnsi="Times New Roman"/>
+                <w:sz w:val="17"/>
+              </w:rPr>
+              <w:t xml:space="preserve">0.97</w:t>
+            </w:r>
+          </w:p>
+        </w:tc>
+        <w:tc>
+          <w:tcPr/>
+          <w:p>
+            <w:pPr>
+              <w:pStyle w:val="Compact"/>
+              <w:spacing w:before="20" w:after="20" w:line="240" w:lineRule="auto"/>
+              <w:ind w:firstLine="0"/>
+              <w:jc w:val="left"/>
+            </w:pPr>
+            <w:r>
+              <w:rPr>
+                <w:rFonts w:ascii="Times New Roman" w:hAnsi="Times New Roman"/>
+                <w:sz w:val="17"/>
+              </w:rPr>
+              <w:t xml:space="preserve">yes</w:t>
+            </w:r>
+          </w:p>
+        </w:tc>
+      </w:tr>
+      <w:tr>
+        <w:tc>
+          <w:tcPr/>
+          <w:p>
+            <w:pPr>
+              <w:pStyle w:val="Compact"/>
+              <w:spacing w:before="20" w:after="20" w:line="240" w:lineRule="auto"/>
+              <w:ind w:firstLine="0"/>
+              <w:jc w:val="left"/>
+            </w:pPr>
+            <w:r>
+              <w:rPr>
+                <w:rFonts w:ascii="Times New Roman" w:hAnsi="Times New Roman"/>
+                <w:sz w:val="17"/>
+              </w:rPr>
+              <w:t xml:space="preserve">deepseek-v4-pro-0813</w:t>
+            </w:r>
+          </w:p>
+        </w:tc>
+        <w:tc>
+          <w:tcPr/>
+          <w:p>
+            <w:pPr>
+              <w:pStyle w:val="Compact"/>
+              <w:spacing w:before="20" w:after="20" w:line="240" w:lineRule="auto"/>
+              <w:ind w:firstLine="0"/>
+              <w:jc w:val="left"/>
+            </w:pPr>
+            <w:r>
+              <w:rPr>
+                <w:rFonts w:ascii="Times New Roman" w:hAnsi="Times New Roman"/>
+                <w:sz w:val="17"/>
+              </w:rPr>
+              <w:t xml:space="preserve">no</w:t>
+            </w:r>
+          </w:p>
+        </w:tc>
+        <w:tc>
+          <w:tcPr/>
+          <w:p>
+            <w:pPr>
+              <w:pStyle w:val="Compact"/>
+              <w:spacing w:before="20" w:after="20" w:line="240" w:lineRule="auto"/>
+              <w:ind w:firstLine="0"/>
+              <w:jc w:val="left"/>
+            </w:pPr>
+            <w:r>
+              <w:rPr>
+                <w:rFonts w:ascii="Times New Roman" w:hAnsi="Times New Roman"/>
+                <w:sz w:val="17"/>
+              </w:rPr>
+              <w:t xml:space="preserve">women</w:t>
+            </w:r>
+          </w:p>
+        </w:tc>
+        <w:tc>
+          <w:tcPr/>
+          <w:p>
+            <w:pPr>
+              <w:pStyle w:val="Compact"/>
+              <w:spacing w:before="20" w:after="20" w:line="240" w:lineRule="auto"/>
+              <w:ind w:firstLine="0"/>
+              <w:jc w:val="left"/>
+            </w:pPr>
+            <w:r>
+              <w:rPr>
+                <w:rFonts w:ascii="Times New Roman" w:hAnsi="Times New Roman"/>
+                <w:sz w:val="17"/>
+              </w:rPr>
+              <w:t xml:space="preserve">0.97</w:t>
+            </w:r>
+          </w:p>
+        </w:tc>
+        <w:tc>
+          <w:tcPr/>
+          <w:p>
+            <w:pPr>
+              <w:pStyle w:val="Compact"/>
+              <w:spacing w:before="20" w:after="20" w:line="240" w:lineRule="auto"/>
+              <w:ind w:firstLine="0"/>
+              <w:jc w:val="left"/>
+            </w:pPr>
+            <w:r>
+              <w:rPr>
+                <w:rFonts w:ascii="Times New Roman" w:hAnsi="Times New Roman"/>
+                <w:sz w:val="17"/>
+              </w:rPr>
+              <w:t xml:space="preserve">0.67</w:t>
+            </w:r>
+          </w:p>
+        </w:tc>
+        <w:tc>
+          <w:tcPr/>
+          <w:p>
+            <w:pPr>
+              <w:pStyle w:val="Compact"/>
+              <w:spacing w:before="20" w:after="20" w:line="240" w:lineRule="auto"/>
+              <w:ind w:firstLine="0"/>
+              <w:jc w:val="left"/>
+            </w:pPr>
+            <w:r>
+              <w:rPr>
+                <w:rFonts w:ascii="Times New Roman" w:hAnsi="Times New Roman"/>
+                <w:sz w:val="17"/>
+              </w:rPr>
+              <w:t xml:space="preserve">yes</w:t>
+            </w:r>
+          </w:p>
+        </w:tc>
+      </w:tr>
+      <w:tr>
+        <w:tc>
+          <w:tcPr/>
+          <w:p>
+            <w:pPr>
+              <w:pStyle w:val="Compact"/>
+              <w:spacing w:before="20" w:after="20" w:line="240" w:lineRule="auto"/>
+              <w:ind w:firstLine="0"/>
+              <w:jc w:val="left"/>
+            </w:pPr>
+            <w:r>
+              <w:rPr>
+                <w:rFonts w:ascii="Times New Roman" w:hAnsi="Times New Roman"/>
+                <w:sz w:val="17"/>
+              </w:rPr>
+              <w:t xml:space="preserve">gemini-3.1-flash-lite</w:t>
+            </w:r>
+          </w:p>
+        </w:tc>
+        <w:tc>
+          <w:tcPr/>
+          <w:p>
+            <w:pPr>
+              <w:pStyle w:val="Compact"/>
+              <w:spacing w:before="20" w:after="20" w:line="240" w:lineRule="auto"/>
+              <w:ind w:firstLine="0"/>
+              <w:jc w:val="left"/>
+            </w:pPr>
+            <w:r>
+              <w:rPr>
+                <w:rFonts w:ascii="Times New Roman" w:hAnsi="Times New Roman"/>
+                <w:sz w:val="17"/>
+              </w:rPr>
+              <w:t xml:space="preserve">no</w:t>
+            </w:r>
+          </w:p>
+        </w:tc>
+        <w:tc>
+          <w:tcPr/>
+          <w:p>
+            <w:pPr>
+              <w:pStyle w:val="Compact"/>
+              <w:spacing w:before="20" w:after="20" w:line="240" w:lineRule="auto"/>
+              <w:ind w:firstLine="0"/>
+              <w:jc w:val="left"/>
+            </w:pPr>
+            <w:r>
+              <w:rPr>
+                <w:rFonts w:ascii="Times New Roman" w:hAnsi="Times New Roman"/>
+                <w:sz w:val="17"/>
+              </w:rPr>
+              <w:t xml:space="preserve">men</w:t>
+            </w:r>
+          </w:p>
+        </w:tc>
+        <w:tc>
+          <w:tcPr/>
+          <w:p>
+            <w:pPr>
+              <w:pStyle w:val="Compact"/>
+              <w:spacing w:before="20" w:after="20" w:line="240" w:lineRule="auto"/>
+              <w:ind w:firstLine="0"/>
+              <w:jc w:val="left"/>
+            </w:pPr>
+            <w:r>
+              <w:rPr>
+                <w:rFonts w:ascii="Times New Roman" w:hAnsi="Times New Roman"/>
+                <w:sz w:val="17"/>
+              </w:rPr>
+              <w:t xml:space="preserve">0.59</w:t>
+            </w:r>
+          </w:p>
+        </w:tc>
+        <w:tc>
+          <w:tcPr/>
+          <w:p>
+            <w:pPr>
+              <w:pStyle w:val="Compact"/>
+              <w:spacing w:before="20" w:after="20" w:line="240" w:lineRule="auto"/>
+              <w:ind w:firstLine="0"/>
+              <w:jc w:val="left"/>
+            </w:pPr>
+            <w:r>
+              <w:rPr>
+                <w:rFonts w:ascii="Times New Roman" w:hAnsi="Times New Roman"/>
+                <w:sz w:val="17"/>
+              </w:rPr>
+              <w:t xml:space="preserve">1.08</w:t>
+            </w:r>
+          </w:p>
+        </w:tc>
+        <w:tc>
+          <w:tcPr/>
+          <w:p>
+            <w:pPr>
+              <w:pStyle w:val="Compact"/>
+              <w:spacing w:before="20" w:after="20" w:line="240" w:lineRule="auto"/>
+              <w:ind w:firstLine="0"/>
+              <w:jc w:val="left"/>
+            </w:pPr>
+            <w:r>
+              <w:rPr>
+                <w:rFonts w:ascii="Times New Roman" w:hAnsi="Times New Roman"/>
+                <w:sz w:val="17"/>
+              </w:rPr>
+              <w:t xml:space="preserve">yes</w:t>
+            </w:r>
+          </w:p>
+        </w:tc>
+      </w:tr>
+      <w:tr>
+        <w:tc>
+          <w:tcPr/>
+          <w:p>
+            <w:pPr>
+              <w:pStyle w:val="Compact"/>
+              <w:spacing w:before="20" w:after="20" w:line="240" w:lineRule="auto"/>
+              <w:ind w:firstLine="0"/>
+              <w:jc w:val="left"/>
+            </w:pPr>
+            <w:r>
+              <w:rPr>
+                <w:rFonts w:ascii="Times New Roman" w:hAnsi="Times New Roman"/>
+                <w:sz w:val="17"/>
+              </w:rPr>
+              <w:t xml:space="preserve">gemini-3.1-flash-lite</w:t>
+            </w:r>
+          </w:p>
+        </w:tc>
+        <w:tc>
+          <w:tcPr/>
+          <w:p>
+            <w:pPr>
+              <w:pStyle w:val="Compact"/>
+              <w:spacing w:before="20" w:after="20" w:line="240" w:lineRule="auto"/>
+              <w:ind w:firstLine="0"/>
+              <w:jc w:val="left"/>
+            </w:pPr>
+            <w:r>
+              <w:rPr>
+                <w:rFonts w:ascii="Times New Roman" w:hAnsi="Times New Roman"/>
+                <w:sz w:val="17"/>
+              </w:rPr>
+              <w:t xml:space="preserve">no</w:t>
+            </w:r>
+          </w:p>
+        </w:tc>
+        <w:tc>
+          <w:tcPr/>
+          <w:p>
+            <w:pPr>
+              <w:pStyle w:val="Compact"/>
+              <w:spacing w:before="20" w:after="20" w:line="240" w:lineRule="auto"/>
+              <w:ind w:firstLine="0"/>
+              <w:jc w:val="left"/>
+            </w:pPr>
+            <w:r>
+              <w:rPr>
+                <w:rFonts w:ascii="Times New Roman" w:hAnsi="Times New Roman"/>
+                <w:sz w:val="17"/>
+              </w:rPr>
+              <w:t xml:space="preserve">women</w:t>
+            </w:r>
+          </w:p>
+        </w:tc>
+        <w:tc>
+          <w:tcPr/>
+          <w:p>
+            <w:pPr>
+              <w:pStyle w:val="Compact"/>
+              <w:spacing w:before="20" w:after="20" w:line="240" w:lineRule="auto"/>
+              <w:ind w:firstLine="0"/>
+              <w:jc w:val="left"/>
+            </w:pPr>
+            <w:r>
+              <w:rPr>
+                <w:rFonts w:ascii="Times New Roman" w:hAnsi="Times New Roman"/>
+                <w:sz w:val="17"/>
+              </w:rPr>
+              <w:t xml:space="preserve">1.08</w:t>
+            </w:r>
+          </w:p>
+        </w:tc>
+        <w:tc>
+          <w:tcPr/>
+          <w:p>
+            <w:pPr>
+              <w:pStyle w:val="Compact"/>
+              <w:spacing w:before="20" w:after="20" w:line="240" w:lineRule="auto"/>
+              <w:ind w:firstLine="0"/>
+              <w:jc w:val="left"/>
+            </w:pPr>
+            <w:r>
+              <w:rPr>
+                <w:rFonts w:ascii="Times New Roman" w:hAnsi="Times New Roman"/>
+                <w:sz w:val="17"/>
+              </w:rPr>
+              <w:t xml:space="preserve">0.59</w:t>
+            </w:r>
+          </w:p>
+        </w:tc>
+        <w:tc>
+          <w:tcPr/>
+          <w:p>
+            <w:pPr>
+              <w:pStyle w:val="Compact"/>
+              <w:spacing w:before="20" w:after="20" w:line="240" w:lineRule="auto"/>
+              <w:ind w:firstLine="0"/>
+              <w:jc w:val="left"/>
+            </w:pPr>
+            <w:r>
+              <w:rPr>
+                <w:rFonts w:ascii="Times New Roman" w:hAnsi="Times New Roman"/>
+                <w:sz w:val="17"/>
+              </w:rPr>
+              <w:t xml:space="preserve">yes</w:t>
+            </w:r>
+          </w:p>
+        </w:tc>
+      </w:tr>
+      <w:tr>
+        <w:tc>
+          <w:tcPr/>
+          <w:p>
+            <w:pPr>
+              <w:pStyle w:val="Compact"/>
+              <w:spacing w:before="20" w:after="20" w:line="240" w:lineRule="auto"/>
+              <w:ind w:firstLine="0"/>
+              <w:jc w:val="left"/>
+            </w:pPr>
+            <w:r>
+              <w:rPr>
+                <w:rFonts w:ascii="Times New Roman" w:hAnsi="Times New Roman"/>
+                <w:sz w:val="17"/>
+              </w:rPr>
+              <w:t xml:space="preserve">gemini-3.1-flash-lite</w:t>
+            </w:r>
+          </w:p>
+        </w:tc>
+        <w:tc>
+          <w:tcPr/>
+          <w:p>
+            <w:pPr>
+              <w:pStyle w:val="Compact"/>
+              <w:spacing w:before="20" w:after="20" w:line="240" w:lineRule="auto"/>
+              <w:ind w:firstLine="0"/>
+              <w:jc w:val="left"/>
+            </w:pPr>
+            <w:r>
+              <w:rPr>
+                <w:rFonts w:ascii="Times New Roman" w:hAnsi="Times New Roman"/>
+                <w:sz w:val="17"/>
+              </w:rPr>
+              <w:t xml:space="preserve">yes</w:t>
+            </w:r>
+          </w:p>
+        </w:tc>
+        <w:tc>
+          <w:tcPr/>
+          <w:p>
+            <w:pPr>
+              <w:pStyle w:val="Compact"/>
+              <w:spacing w:before="20" w:after="20" w:line="240" w:lineRule="auto"/>
+              <w:ind w:firstLine="0"/>
+              <w:jc w:val="left"/>
+            </w:pPr>
+            <w:r>
+              <w:rPr>
+                <w:rFonts w:ascii="Times New Roman" w:hAnsi="Times New Roman"/>
+                <w:sz w:val="17"/>
+              </w:rPr>
+              <w:t xml:space="preserve">men</w:t>
+            </w:r>
+          </w:p>
+        </w:tc>
+        <w:tc>
+          <w:tcPr/>
+          <w:p>
+            <w:pPr>
+              <w:pStyle w:val="Compact"/>
+              <w:spacing w:before="20" w:after="20" w:line="240" w:lineRule="auto"/>
+              <w:ind w:firstLine="0"/>
+              <w:jc w:val="left"/>
+            </w:pPr>
+            <w:r>
+              <w:rPr>
+                <w:rFonts w:ascii="Times New Roman" w:hAnsi="Times New Roman"/>
+                <w:sz w:val="17"/>
+              </w:rPr>
+              <w:t xml:space="preserve">0.77</w:t>
+            </w:r>
+          </w:p>
+        </w:tc>
+        <w:tc>
+          <w:tcPr/>
+          <w:p>
+            <w:pPr>
+              <w:pStyle w:val="Compact"/>
+              <w:spacing w:before="20" w:after="20" w:line="240" w:lineRule="auto"/>
+              <w:ind w:firstLine="0"/>
+              <w:jc w:val="left"/>
+            </w:pPr>
+            <w:r>
+              <w:rPr>
+                <w:rFonts w:ascii="Times New Roman" w:hAnsi="Times New Roman"/>
+                <w:sz w:val="17"/>
+              </w:rPr>
+              <w:t xml:space="preserve">1.28</w:t>
+            </w:r>
+          </w:p>
+        </w:tc>
+        <w:tc>
+          <w:tcPr/>
+          <w:p>
+            <w:pPr>
+              <w:pStyle w:val="Compact"/>
+              <w:spacing w:before="20" w:after="20" w:line="240" w:lineRule="auto"/>
+              <w:ind w:firstLine="0"/>
+              <w:jc w:val="left"/>
+            </w:pPr>
+            <w:r>
+              <w:rPr>
+                <w:rFonts w:ascii="Times New Roman" w:hAnsi="Times New Roman"/>
+                <w:sz w:val="17"/>
+              </w:rPr>
+              <w:t xml:space="preserve">yes</w:t>
+            </w:r>
+          </w:p>
+        </w:tc>
+      </w:tr>
+      <w:tr>
+        <w:tc>
+          <w:tcPr/>
+          <w:p>
+            <w:pPr>
+              <w:pStyle w:val="Compact"/>
+              <w:spacing w:before="20" w:after="20" w:line="240" w:lineRule="auto"/>
+              <w:ind w:firstLine="0"/>
+              <w:jc w:val="left"/>
+            </w:pPr>
+            <w:r>
+              <w:rPr>
+                <w:rFonts w:ascii="Times New Roman" w:hAnsi="Times New Roman"/>
+                <w:sz w:val="17"/>
+              </w:rPr>
+              <w:t xml:space="preserve">gemini-3.1-flash-lite</w:t>
+            </w:r>
+          </w:p>
+        </w:tc>
+        <w:tc>
+          <w:tcPr/>
+          <w:p>
+            <w:pPr>
+              <w:pStyle w:val="Compact"/>
+              <w:spacing w:before="20" w:after="20" w:line="240" w:lineRule="auto"/>
+              <w:ind w:firstLine="0"/>
+              <w:jc w:val="left"/>
+            </w:pPr>
+            <w:r>
+              <w:rPr>
+                <w:rFonts w:ascii="Times New Roman" w:hAnsi="Times New Roman"/>
+                <w:sz w:val="17"/>
+              </w:rPr>
+              <w:t xml:space="preserve">yes</w:t>
+            </w:r>
+          </w:p>
+        </w:tc>
+        <w:tc>
+          <w:tcPr/>
+          <w:p>
+            <w:pPr>
+              <w:pStyle w:val="Compact"/>
+              <w:spacing w:before="20" w:after="20" w:line="240" w:lineRule="auto"/>
+              <w:ind w:firstLine="0"/>
+              <w:jc w:val="left"/>
+            </w:pPr>
+            <w:r>
+              <w:rPr>
+                <w:rFonts w:ascii="Times New Roman" w:hAnsi="Times New Roman"/>
+                <w:sz w:val="17"/>
+              </w:rPr>
+              <w:t xml:space="preserve">women</w:t>
+            </w:r>
+          </w:p>
+        </w:tc>
+        <w:tc>
+          <w:tcPr/>
+          <w:p>
+            <w:pPr>
+              <w:pStyle w:val="Compact"/>
+              <w:spacing w:before="20" w:after="20" w:line="240" w:lineRule="auto"/>
+              <w:ind w:firstLine="0"/>
+              <w:jc w:val="left"/>
+            </w:pPr>
+            <w:r>
+              <w:rPr>
+                <w:rFonts w:ascii="Times New Roman" w:hAnsi="Times New Roman"/>
+                <w:sz w:val="17"/>
+              </w:rPr>
+              <w:t xml:space="preserve">1.28</w:t>
+            </w:r>
+          </w:p>
+        </w:tc>
+        <w:tc>
+          <w:tcPr/>
+          <w:p>
+            <w:pPr>
+              <w:pStyle w:val="Compact"/>
+              <w:spacing w:before="20" w:after="20" w:line="240" w:lineRule="auto"/>
+              <w:ind w:firstLine="0"/>
+              <w:jc w:val="left"/>
+            </w:pPr>
+            <w:r>
+              <w:rPr>
+                <w:rFonts w:ascii="Times New Roman" w:hAnsi="Times New Roman"/>
+                <w:sz w:val="17"/>
+              </w:rPr>
+              <w:t xml:space="preserve">0.77</w:t>
+            </w:r>
+          </w:p>
+        </w:tc>
+        <w:tc>
+          <w:tcPr/>
+          <w:p>
+            <w:pPr>
+              <w:pStyle w:val="Compact"/>
+              <w:spacing w:before="20" w:after="20" w:line="240" w:lineRule="auto"/>
+              <w:ind w:firstLine="0"/>
+              <w:jc w:val="left"/>
+            </w:pPr>
+            <w:r>
+              <w:rPr>
+                <w:rFonts w:ascii="Times New Roman" w:hAnsi="Times New Roman"/>
+                <w:sz w:val="17"/>
+              </w:rPr>
+              <w:t xml:space="preserve">yes</w:t>
+            </w:r>
+          </w:p>
+        </w:tc>
+      </w:tr>
+      <w:tr>
+        <w:tc>
+          <w:tcPr/>
+          <w:p>
+            <w:pPr>
+              <w:pStyle w:val="Compact"/>
+              <w:spacing w:before="20" w:after="20" w:line="240" w:lineRule="auto"/>
+              <w:ind w:firstLine="0"/>
+              <w:jc w:val="left"/>
+            </w:pPr>
+            <w:r>
+              <w:rPr>
+                <w:rFonts w:ascii="Times New Roman" w:hAnsi="Times New Roman"/>
+                <w:sz w:val="17"/>
+              </w:rPr>
+              <w:t xml:space="preserve">llama-3.3-70b-instruct</w:t>
+            </w:r>
+          </w:p>
+        </w:tc>
+        <w:tc>
+          <w:tcPr/>
+          <w:p>
+            <w:pPr>
+              <w:pStyle w:val="Compact"/>
+              <w:spacing w:before="20" w:after="20" w:line="240" w:lineRule="auto"/>
+              <w:ind w:firstLine="0"/>
+              <w:jc w:val="left"/>
+            </w:pPr>
+            <w:r>
+              <w:rPr>
+                <w:rFonts w:ascii="Times New Roman" w:hAnsi="Times New Roman"/>
+                <w:sz w:val="17"/>
+              </w:rPr>
+              <w:t xml:space="preserve">no</w:t>
+            </w:r>
+          </w:p>
+        </w:tc>
+        <w:tc>
+          <w:tcPr/>
+          <w:p>
+            <w:pPr>
+              <w:pStyle w:val="Compact"/>
+              <w:spacing w:before="20" w:after="20" w:line="240" w:lineRule="auto"/>
+              <w:ind w:firstLine="0"/>
+              <w:jc w:val="left"/>
+            </w:pPr>
+            <w:r>
+              <w:rPr>
+                <w:rFonts w:ascii="Times New Roman" w:hAnsi="Times New Roman"/>
+                <w:sz w:val="17"/>
+              </w:rPr>
+              <w:t xml:space="preserve">men</w:t>
+            </w:r>
+          </w:p>
+        </w:tc>
+        <w:tc>
+          <w:tcPr/>
+          <w:p>
+            <w:pPr>
+              <w:pStyle w:val="Compact"/>
+              <w:spacing w:before="20" w:after="20" w:line="240" w:lineRule="auto"/>
+              <w:ind w:firstLine="0"/>
+              <w:jc w:val="left"/>
+            </w:pPr>
+            <w:r>
+              <w:rPr>
+                <w:rFonts w:ascii="Times New Roman" w:hAnsi="Times New Roman"/>
+                <w:sz w:val="17"/>
+              </w:rPr>
+              <w:t xml:space="preserve">0.93</w:t>
+            </w:r>
+          </w:p>
+        </w:tc>
+        <w:tc>
+          <w:tcPr/>
+          <w:p>
+            <w:pPr>
+              <w:pStyle w:val="Compact"/>
+              <w:spacing w:before="20" w:after="20" w:line="240" w:lineRule="auto"/>
+              <w:ind w:firstLine="0"/>
+              <w:jc w:val="left"/>
+            </w:pPr>
+            <w:r>
+              <w:rPr>
+                <w:rFonts w:ascii="Times New Roman" w:hAnsi="Times New Roman"/>
+                <w:sz w:val="17"/>
+              </w:rPr>
+              <w:t xml:space="preserve">1.42</w:t>
+            </w:r>
+          </w:p>
+        </w:tc>
+        <w:tc>
+          <w:tcPr/>
+          <w:p>
+            <w:pPr>
+              <w:pStyle w:val="Compact"/>
+              <w:spacing w:before="20" w:after="20" w:line="240" w:lineRule="auto"/>
+              <w:ind w:firstLine="0"/>
+              <w:jc w:val="left"/>
+            </w:pPr>
+            <w:r>
+              <w:rPr>
+                <w:rFonts w:ascii="Times New Roman" w:hAnsi="Times New Roman"/>
+                <w:sz w:val="17"/>
+              </w:rPr>
+              <w:t xml:space="preserve">yes</w:t>
+            </w:r>
+          </w:p>
+        </w:tc>
+      </w:tr>
+      <w:tr>
+        <w:tc>
+          <w:tcPr/>
+          <w:p>
+            <w:pPr>
+              <w:pStyle w:val="Compact"/>
+              <w:spacing w:before="20" w:after="20" w:line="240" w:lineRule="auto"/>
+              <w:ind w:firstLine="0"/>
+              <w:jc w:val="left"/>
+            </w:pPr>
+            <w:r>
+              <w:rPr>
+                <w:rFonts w:ascii="Times New Roman" w:hAnsi="Times New Roman"/>
+                <w:sz w:val="17"/>
+              </w:rPr>
+              <w:t xml:space="preserve">llama-3.3-70b-instruct</w:t>
+            </w:r>
+          </w:p>
+        </w:tc>
+        <w:tc>
+          <w:tcPr/>
+          <w:p>
+            <w:pPr>
+              <w:pStyle w:val="Compact"/>
+              <w:spacing w:before="20" w:after="20" w:line="240" w:lineRule="auto"/>
+              <w:ind w:firstLine="0"/>
+              <w:jc w:val="left"/>
+            </w:pPr>
+            <w:r>
+              <w:rPr>
+                <w:rFonts w:ascii="Times New Roman" w:hAnsi="Times New Roman"/>
+                <w:sz w:val="17"/>
+              </w:rPr>
+              <w:t xml:space="preserve">no</w:t>
+            </w:r>
+          </w:p>
+        </w:tc>
+        <w:tc>
+          <w:tcPr/>
+          <w:p>
+            <w:pPr>
+              <w:pStyle w:val="Compact"/>
+              <w:spacing w:before="20" w:after="20" w:line="240" w:lineRule="auto"/>
+              <w:ind w:firstLine="0"/>
+              <w:jc w:val="left"/>
+            </w:pPr>
+            <w:r>
+              <w:rPr>
+                <w:rFonts w:ascii="Times New Roman" w:hAnsi="Times New Roman"/>
+                <w:sz w:val="17"/>
+              </w:rPr>
+              <w:t xml:space="preserve">women</w:t>
+            </w:r>
+          </w:p>
+        </w:tc>
+        <w:tc>
+          <w:tcPr/>
+          <w:p>
+            <w:pPr>
+              <w:pStyle w:val="Compact"/>
+              <w:spacing w:before="20" w:after="20" w:line="240" w:lineRule="auto"/>
+              <w:ind w:firstLine="0"/>
+              <w:jc w:val="left"/>
+            </w:pPr>
+            <w:r>
+              <w:rPr>
+                <w:rFonts w:ascii="Times New Roman" w:hAnsi="Times New Roman"/>
+                <w:sz w:val="17"/>
+              </w:rPr>
+              <w:t xml:space="preserve">1.42</w:t>
+            </w:r>
+          </w:p>
+        </w:tc>
+        <w:tc>
+          <w:tcPr/>
+          <w:p>
+            <w:pPr>
+              <w:pStyle w:val="Compact"/>
+              <w:spacing w:before="20" w:after="20" w:line="240" w:lineRule="auto"/>
+              <w:ind w:firstLine="0"/>
+              <w:jc w:val="left"/>
+            </w:pPr>
+            <w:r>
+              <w:rPr>
+                <w:rFonts w:ascii="Times New Roman" w:hAnsi="Times New Roman"/>
+                <w:sz w:val="17"/>
+              </w:rPr>
+              <w:t xml:space="preserve">0.93</w:t>
+            </w:r>
+          </w:p>
+        </w:tc>
+        <w:tc>
+          <w:tcPr/>
+          <w:p>
+            <w:pPr>
+              <w:pStyle w:val="Compact"/>
+              <w:spacing w:before="20" w:after="20" w:line="240" w:lineRule="auto"/>
+              <w:ind w:firstLine="0"/>
+              <w:jc w:val="left"/>
+            </w:pPr>
+            <w:r>
+              <w:rPr>
+                <w:rFonts w:ascii="Times New Roman" w:hAnsi="Times New Roman"/>
+                <w:sz w:val="17"/>
+              </w:rPr>
+              <w:t xml:space="preserve">yes</w:t>
+            </w:r>
+          </w:p>
+        </w:tc>
+      </w:tr>
+      <w:tr>
+        <w:tc>
+          <w:tcPr/>
+          <w:p>
+            <w:pPr>
+              <w:pStyle w:val="Compact"/>
+              <w:spacing w:before="20" w:after="20" w:line="240" w:lineRule="auto"/>
+              <w:ind w:firstLine="0"/>
+              <w:jc w:val="left"/>
+            </w:pPr>
+            <w:r>
+              <w:rPr>
+                <w:rFonts w:ascii="Times New Roman" w:hAnsi="Times New Roman"/>
+                <w:sz w:val="17"/>
+              </w:rPr>
+              <w:t xml:space="preserve">llama-3.3-70b-instruct</w:t>
+            </w:r>
+          </w:p>
+        </w:tc>
+        <w:tc>
+          <w:tcPr/>
+          <w:p>
+            <w:pPr>
+              <w:pStyle w:val="Compact"/>
+              <w:spacing w:before="20" w:after="20" w:line="240" w:lineRule="auto"/>
+              <w:ind w:firstLine="0"/>
+              <w:jc w:val="left"/>
+            </w:pPr>
+            <w:r>
+              <w:rPr>
+                <w:rFonts w:ascii="Times New Roman" w:hAnsi="Times New Roman"/>
+                <w:sz w:val="17"/>
+              </w:rPr>
+              <w:t xml:space="preserve">yes</w:t>
+            </w:r>
+          </w:p>
+        </w:tc>
+        <w:tc>
+          <w:tcPr/>
+          <w:p>
+            <w:pPr>
+              <w:pStyle w:val="Compact"/>
+              <w:spacing w:before="20" w:after="20" w:line="240" w:lineRule="auto"/>
+              <w:ind w:firstLine="0"/>
+              <w:jc w:val="left"/>
+            </w:pPr>
+            <w:r>
+              <w:rPr>
+                <w:rFonts w:ascii="Times New Roman" w:hAnsi="Times New Roman"/>
+                <w:sz w:val="17"/>
+              </w:rPr>
+              <w:t xml:space="preserve">women</w:t>
+            </w:r>
+          </w:p>
+        </w:tc>
+        <w:tc>
+          <w:tcPr/>
+          <w:p>
+            <w:pPr>
+              <w:pStyle w:val="Compact"/>
+              <w:spacing w:before="20" w:after="20" w:line="240" w:lineRule="auto"/>
+              <w:ind w:firstLine="0"/>
+              <w:jc w:val="left"/>
+            </w:pPr>
+            <w:r>
+              <w:rPr>
+                <w:rFonts w:ascii="Times New Roman" w:hAnsi="Times New Roman"/>
+                <w:sz w:val="17"/>
+              </w:rPr>
+              <w:t xml:space="preserve">0.80</w:t>
+            </w:r>
+          </w:p>
+        </w:tc>
+        <w:tc>
+          <w:tcPr/>
+          <w:p>
+            <w:pPr>
+              <w:pStyle w:val="Compact"/>
+              <w:spacing w:before="20" w:after="20" w:line="240" w:lineRule="auto"/>
+              <w:ind w:firstLine="0"/>
+              <w:jc w:val="left"/>
+            </w:pPr>
+            <w:r>
+              <w:rPr>
+                <w:rFonts w:ascii="Times New Roman" w:hAnsi="Times New Roman"/>
+                <w:sz w:val="17"/>
+              </w:rPr>
+              <w:t xml:space="preserve">0.46</w:t>
+            </w:r>
+          </w:p>
+        </w:tc>
+        <w:tc>
+          <w:tcPr/>
+          <w:p>
+            <w:pPr>
+              <w:pStyle w:val="Compact"/>
+              <w:spacing w:before="20" w:after="20" w:line="240" w:lineRule="auto"/>
+              <w:ind w:firstLine="0"/>
+              <w:jc w:val="left"/>
+            </w:pPr>
+            <w:r>
+              <w:rPr>
+                <w:rFonts w:ascii="Times New Roman" w:hAnsi="Times New Roman"/>
+                <w:sz w:val="17"/>
+              </w:rPr>
+              <w:t xml:space="preserve">no</w:t>
+            </w:r>
+          </w:p>
+        </w:tc>
+      </w:tr>
+      <w:tr>
+        <w:tc>
+          <w:tcPr/>
+          <w:p>
+            <w:pPr>
+              <w:pStyle w:val="Compact"/>
+              <w:spacing w:before="20" w:after="20" w:line="240" w:lineRule="auto"/>
+              <w:ind w:firstLine="0"/>
+              <w:jc w:val="left"/>
+            </w:pPr>
+            <w:r>
+              <w:rPr>
+                <w:rFonts w:ascii="Times New Roman" w:hAnsi="Times New Roman"/>
+                <w:sz w:val="17"/>
+              </w:rPr>
+              <w:t xml:space="preserve">mistral-large-4-0</w:t>
+            </w:r>
+          </w:p>
+        </w:tc>
+        <w:tc>
+          <w:tcPr/>
+          <w:p>
+            <w:pPr>
+              <w:pStyle w:val="Compact"/>
+              <w:spacing w:before="20" w:after="20" w:line="240" w:lineRule="auto"/>
+              <w:ind w:firstLine="0"/>
+              <w:jc w:val="left"/>
+            </w:pPr>
+            <w:r>
+              <w:rPr>
+                <w:rFonts w:ascii="Times New Roman" w:hAnsi="Times New Roman"/>
+                <w:sz w:val="17"/>
+              </w:rPr>
+              <w:t xml:space="preserve">no</w:t>
+            </w:r>
+          </w:p>
+        </w:tc>
+        <w:tc>
+          <w:tcPr/>
+          <w:p>
+            <w:pPr>
+              <w:pStyle w:val="Compact"/>
+              <w:spacing w:before="20" w:after="20" w:line="240" w:lineRule="auto"/>
+              <w:ind w:firstLine="0"/>
+              <w:jc w:val="left"/>
+            </w:pPr>
+            <w:r>
+              <w:rPr>
+                <w:rFonts w:ascii="Times New Roman" w:hAnsi="Times New Roman"/>
+                <w:sz w:val="17"/>
+              </w:rPr>
+              <w:t xml:space="preserve">men</w:t>
+            </w:r>
+          </w:p>
+        </w:tc>
+        <w:tc>
+          <w:tcPr/>
+          <w:p>
+            <w:pPr>
+              <w:pStyle w:val="Compact"/>
+              <w:spacing w:before="20" w:after="20" w:line="240" w:lineRule="auto"/>
+              <w:ind w:firstLine="0"/>
+              <w:jc w:val="left"/>
+            </w:pPr>
+            <w:r>
+              <w:rPr>
+                <w:rFonts w:ascii="Times New Roman" w:hAnsi="Times New Roman"/>
+                <w:sz w:val="17"/>
+              </w:rPr>
+              <w:t xml:space="preserve">1.02</w:t>
+            </w:r>
+          </w:p>
+        </w:tc>
+        <w:tc>
+          <w:tcPr/>
+          <w:p>
+            <w:pPr>
+              <w:pStyle w:val="Compact"/>
+              <w:spacing w:before="20" w:after="20" w:line="240" w:lineRule="auto"/>
+              <w:ind w:firstLine="0"/>
+              <w:jc w:val="left"/>
+            </w:pPr>
+            <w:r>
+              <w:rPr>
+                <w:rFonts w:ascii="Times New Roman" w:hAnsi="Times New Roman"/>
+                <w:sz w:val="17"/>
+              </w:rPr>
+              <w:t xml:space="preserve">1.97</w:t>
+            </w:r>
+          </w:p>
+        </w:tc>
+        <w:tc>
+          <w:tcPr/>
+          <w:p>
+            <w:pPr>
+              <w:pStyle w:val="Compact"/>
+              <w:spacing w:before="20" w:after="20" w:line="240" w:lineRule="auto"/>
+              <w:ind w:firstLine="0"/>
+              <w:jc w:val="left"/>
+            </w:pPr>
+            <w:r>
+              <w:rPr>
+                <w:rFonts w:ascii="Times New Roman" w:hAnsi="Times New Roman"/>
+                <w:sz w:val="17"/>
+              </w:rPr>
+              <w:t xml:space="preserve">yes</w:t>
+            </w:r>
+          </w:p>
+        </w:tc>
+      </w:tr>
+      <w:tr>
+        <w:tc>
+          <w:tcPr/>
+          <w:p>
+            <w:pPr>
+              <w:pStyle w:val="Compact"/>
+              <w:spacing w:before="20" w:after="20" w:line="240" w:lineRule="auto"/>
+              <w:ind w:firstLine="0"/>
+              <w:jc w:val="left"/>
+            </w:pPr>
+            <w:r>
+              <w:rPr>
+                <w:rFonts w:ascii="Times New Roman" w:hAnsi="Times New Roman"/>
+                <w:sz w:val="17"/>
+              </w:rPr>
+              <w:t xml:space="preserve">mistral-large-4-0</w:t>
+            </w:r>
+          </w:p>
+        </w:tc>
+        <w:tc>
+          <w:tcPr/>
+          <w:p>
+            <w:pPr>
+              <w:pStyle w:val="Compact"/>
+              <w:spacing w:before="20" w:after="20" w:line="240" w:lineRule="auto"/>
+              <w:ind w:firstLine="0"/>
+              <w:jc w:val="left"/>
+            </w:pPr>
+            <w:r>
+              <w:rPr>
+                <w:rFonts w:ascii="Times New Roman" w:hAnsi="Times New Roman"/>
+                <w:sz w:val="17"/>
+              </w:rPr>
+              <w:t xml:space="preserve">no</w:t>
+            </w:r>
+          </w:p>
+        </w:tc>
+        <w:tc>
+          <w:tcPr/>
+          <w:p>
+            <w:pPr>
+              <w:pStyle w:val="Compact"/>
+              <w:spacing w:before="20" w:after="20" w:line="240" w:lineRule="auto"/>
+              <w:ind w:firstLine="0"/>
+              <w:jc w:val="left"/>
+            </w:pPr>
+            <w:r>
+              <w:rPr>
+                <w:rFonts w:ascii="Times New Roman" w:hAnsi="Times New Roman"/>
+                <w:sz w:val="17"/>
+              </w:rPr>
+              <w:t xml:space="preserve">women</w:t>
+            </w:r>
+          </w:p>
+        </w:tc>
+        <w:tc>
+          <w:tcPr/>
+          <w:p>
+            <w:pPr>
+              <w:pStyle w:val="Compact"/>
+              <w:spacing w:before="20" w:after="20" w:line="240" w:lineRule="auto"/>
+              <w:ind w:firstLine="0"/>
+              <w:jc w:val="left"/>
+            </w:pPr>
+            <w:r>
+              <w:rPr>
+                <w:rFonts w:ascii="Times New Roman" w:hAnsi="Times New Roman"/>
+                <w:sz w:val="17"/>
+              </w:rPr>
+              <w:t xml:space="preserve">1.97</w:t>
+            </w:r>
+          </w:p>
+        </w:tc>
+        <w:tc>
+          <w:tcPr/>
+          <w:p>
+            <w:pPr>
+              <w:pStyle w:val="Compact"/>
+              <w:spacing w:before="20" w:after="20" w:line="240" w:lineRule="auto"/>
+              <w:ind w:firstLine="0"/>
+              <w:jc w:val="left"/>
+            </w:pPr>
+            <w:r>
+              <w:rPr>
+                <w:rFonts w:ascii="Times New Roman" w:hAnsi="Times New Roman"/>
+                <w:sz w:val="17"/>
+              </w:rPr>
+              <w:t xml:space="preserve">1.02</w:t>
+            </w:r>
+          </w:p>
+        </w:tc>
+        <w:tc>
+          <w:tcPr/>
+          <w:p>
+            <w:pPr>
+              <w:pStyle w:val="Compact"/>
+              <w:spacing w:before="20" w:after="20" w:line="240" w:lineRule="auto"/>
+              <w:ind w:firstLine="0"/>
+              <w:jc w:val="left"/>
+            </w:pPr>
+            <w:r>
+              <w:rPr>
+                <w:rFonts w:ascii="Times New Roman" w:hAnsi="Times New Roman"/>
+                <w:sz w:val="17"/>
+              </w:rPr>
+              <w:t xml:space="preserve">yes</w:t>
+            </w:r>
+          </w:p>
+        </w:tc>
+      </w:tr>
+      <w:tr>
+        <w:tc>
+          <w:tcPr/>
+          <w:p>
+            <w:pPr>
+              <w:pStyle w:val="Compact"/>
+              <w:spacing w:before="20" w:after="20" w:line="240" w:lineRule="auto"/>
+              <w:ind w:firstLine="0"/>
+              <w:jc w:val="left"/>
+            </w:pPr>
+            <w:r>
+              <w:rPr>
+                <w:rFonts w:ascii="Times New Roman" w:hAnsi="Times New Roman"/>
+                <w:sz w:val="17"/>
+              </w:rPr>
+              <w:t xml:space="preserve">mistral-large-4-0</w:t>
+            </w:r>
+          </w:p>
+        </w:tc>
+        <w:tc>
+          <w:tcPr/>
+          <w:p>
+            <w:pPr>
+              <w:pStyle w:val="Compact"/>
+              <w:spacing w:before="20" w:after="20" w:line="240" w:lineRule="auto"/>
+              <w:ind w:firstLine="0"/>
+              <w:jc w:val="left"/>
+            </w:pPr>
+            <w:r>
+              <w:rPr>
+                <w:rFonts w:ascii="Times New Roman" w:hAnsi="Times New Roman"/>
+                <w:sz w:val="17"/>
+              </w:rPr>
+              <w:t xml:space="preserve">yes</w:t>
+            </w:r>
+          </w:p>
+        </w:tc>
+        <w:tc>
+          <w:tcPr/>
+          <w:p>
+            <w:pPr>
+              <w:pStyle w:val="Compact"/>
+              <w:spacing w:before="20" w:after="20" w:line="240" w:lineRule="auto"/>
+              <w:ind w:firstLine="0"/>
+              <w:jc w:val="left"/>
+            </w:pPr>
+            <w:r>
+              <w:rPr>
+                <w:rFonts w:ascii="Times New Roman" w:hAnsi="Times New Roman"/>
+                <w:sz w:val="17"/>
+              </w:rPr>
+              <w:t xml:space="preserve">men</w:t>
+            </w:r>
+          </w:p>
+        </w:tc>
+        <w:tc>
+          <w:tcPr/>
+          <w:p>
+            <w:pPr>
+              <w:pStyle w:val="Compact"/>
+              <w:spacing w:before="20" w:after="20" w:line="240" w:lineRule="auto"/>
+              <w:ind w:firstLine="0"/>
+              <w:jc w:val="left"/>
+            </w:pPr>
+            <w:r>
+              <w:rPr>
+                <w:rFonts w:ascii="Times New Roman" w:hAnsi="Times New Roman"/>
+                <w:sz w:val="17"/>
+              </w:rPr>
+              <w:t xml:space="preserve">0.54</w:t>
+            </w:r>
+          </w:p>
+        </w:tc>
+        <w:tc>
+          <w:tcPr/>
+          <w:p>
+            <w:pPr>
+              <w:pStyle w:val="Compact"/>
+              <w:spacing w:before="20" w:after="20" w:line="240" w:lineRule="auto"/>
+              <w:ind w:firstLine="0"/>
+              <w:jc w:val="left"/>
+            </w:pPr>
+            <w:r>
+              <w:rPr>
+                <w:rFonts w:ascii="Times New Roman" w:hAnsi="Times New Roman"/>
+                <w:sz w:val="17"/>
+              </w:rPr>
+              <w:t xml:space="preserve">0.82</w:t>
+            </w:r>
+          </w:p>
+        </w:tc>
+        <w:tc>
+          <w:tcPr/>
+          <w:p>
+            <w:pPr>
+              <w:pStyle w:val="Compact"/>
+              <w:spacing w:before="20" w:after="20" w:line="240" w:lineRule="auto"/>
+              <w:ind w:firstLine="0"/>
+              <w:jc w:val="left"/>
+            </w:pPr>
+            <w:r>
+              <w:rPr>
+                <w:rFonts w:ascii="Times New Roman" w:hAnsi="Times New Roman"/>
+                <w:sz w:val="17"/>
+              </w:rPr>
+              <w:t xml:space="preserve">yes</w:t>
+            </w:r>
+          </w:p>
+        </w:tc>
+      </w:tr>
+      <w:tr>
+        <w:tc>
+          <w:tcPr/>
+          <w:p>
+            <w:pPr>
+              <w:pStyle w:val="Compact"/>
+              <w:spacing w:before="20" w:after="20" w:line="240" w:lineRule="auto"/>
+              <w:ind w:firstLine="0"/>
+              <w:jc w:val="left"/>
+            </w:pPr>
+            <w:r>
+              <w:rPr>
+                <w:rFonts w:ascii="Times New Roman" w:hAnsi="Times New Roman"/>
+                <w:sz w:val="17"/>
+              </w:rPr>
+              <w:t xml:space="preserve">mistral-large-4-0</w:t>
+            </w:r>
+          </w:p>
+        </w:tc>
+        <w:tc>
+          <w:tcPr/>
+          <w:p>
+            <w:pPr>
+              <w:pStyle w:val="Compact"/>
+              <w:spacing w:before="20" w:after="20" w:line="240" w:lineRule="auto"/>
+              <w:ind w:firstLine="0"/>
+              <w:jc w:val="left"/>
+            </w:pPr>
+            <w:r>
+              <w:rPr>
+                <w:rFonts w:ascii="Times New Roman" w:hAnsi="Times New Roman"/>
+                <w:sz w:val="17"/>
+              </w:rPr>
+              <w:t xml:space="preserve">yes</w:t>
+            </w:r>
+          </w:p>
+        </w:tc>
+        <w:tc>
+          <w:tcPr/>
+          <w:p>
+            <w:pPr>
+              <w:pStyle w:val="Compact"/>
+              <w:spacing w:before="20" w:after="20" w:line="240" w:lineRule="auto"/>
+              <w:ind w:firstLine="0"/>
+              <w:jc w:val="left"/>
+            </w:pPr>
+            <w:r>
+              <w:rPr>
+                <w:rFonts w:ascii="Times New Roman" w:hAnsi="Times New Roman"/>
+                <w:sz w:val="17"/>
+              </w:rPr>
+              <w:t xml:space="preserve">women</w:t>
+            </w:r>
+          </w:p>
+        </w:tc>
+        <w:tc>
+          <w:tcPr/>
+          <w:p>
+            <w:pPr>
+              <w:pStyle w:val="Compact"/>
+              <w:spacing w:before="20" w:after="20" w:line="240" w:lineRule="auto"/>
+              <w:ind w:firstLine="0"/>
+              <w:jc w:val="left"/>
+            </w:pPr>
+            <w:r>
+              <w:rPr>
+                <w:rFonts w:ascii="Times New Roman" w:hAnsi="Times New Roman"/>
+                <w:sz w:val="17"/>
+              </w:rPr>
+              <w:t xml:space="preserve">0.82</w:t>
+            </w:r>
+          </w:p>
+        </w:tc>
+        <w:tc>
+          <w:tcPr/>
+          <w:p>
+            <w:pPr>
+              <w:pStyle w:val="Compact"/>
+              <w:spacing w:before="20" w:after="20" w:line="240" w:lineRule="auto"/>
+              <w:ind w:firstLine="0"/>
+              <w:jc w:val="left"/>
+            </w:pPr>
+            <w:r>
+              <w:rPr>
+                <w:rFonts w:ascii="Times New Roman" w:hAnsi="Times New Roman"/>
+                <w:sz w:val="17"/>
+              </w:rPr>
+              <w:t xml:space="preserve">0.54</w:t>
+            </w:r>
+          </w:p>
+        </w:tc>
+        <w:tc>
+          <w:tcPr/>
+          <w:p>
+            <w:pPr>
+              <w:pStyle w:val="Compact"/>
+              <w:spacing w:before="20" w:after="20" w:line="240" w:lineRule="auto"/>
+              <w:ind w:firstLine="0"/>
+              <w:jc w:val="left"/>
+            </w:pPr>
+            <w:r>
+              <w:rPr>
+                <w:rFonts w:ascii="Times New Roman" w:hAnsi="Times New Roman"/>
+                <w:sz w:val="17"/>
+              </w:rPr>
+              <w:t xml:space="preserve">yes</w:t>
+            </w:r>
+          </w:p>
+        </w:tc>
+      </w:tr>
+      <w:tr>
+        <w:tc>
+          <w:tcPr/>
+          <w:p>
+            <w:pPr>
+              <w:pStyle w:val="Compact"/>
+              <w:spacing w:before="20" w:after="20" w:line="240" w:lineRule="auto"/>
+              <w:ind w:firstLine="0"/>
+              <w:jc w:val="left"/>
+            </w:pPr>
+            <w:r>
+              <w:rPr>
+                <w:rFonts w:ascii="Times New Roman" w:hAnsi="Times New Roman"/>
+                <w:sz w:val="17"/>
+              </w:rPr>
+              <w:t xml:space="preserve">gpt-5.6-terra</w:t>
+            </w:r>
+          </w:p>
+        </w:tc>
+        <w:tc>
+          <w:tcPr/>
+          <w:p>
+            <w:pPr>
+              <w:pStyle w:val="Compact"/>
+              <w:spacing w:before="20" w:after="20" w:line="240" w:lineRule="auto"/>
+              <w:ind w:firstLine="0"/>
+              <w:jc w:val="left"/>
+            </w:pPr>
+            <w:r>
+              <w:rPr>
+                <w:rFonts w:ascii="Times New Roman" w:hAnsi="Times New Roman"/>
+                <w:sz w:val="17"/>
+              </w:rPr>
+              <w:t xml:space="preserve">no</w:t>
+            </w:r>
+          </w:p>
+        </w:tc>
+        <w:tc>
+          <w:tcPr/>
+          <w:p>
+            <w:pPr>
+              <w:pStyle w:val="Compact"/>
+              <w:spacing w:before="20" w:after="20" w:line="240" w:lineRule="auto"/>
+              <w:ind w:firstLine="0"/>
+              <w:jc w:val="left"/>
+            </w:pPr>
+            <w:r>
+              <w:rPr>
+                <w:rFonts w:ascii="Times New Roman" w:hAnsi="Times New Roman"/>
+                <w:sz w:val="17"/>
+              </w:rPr>
+              <w:t xml:space="preserve">men</w:t>
+            </w:r>
+          </w:p>
+        </w:tc>
+        <w:tc>
+          <w:tcPr/>
+          <w:p>
+            <w:pPr>
+              <w:pStyle w:val="Compact"/>
+              <w:spacing w:before="20" w:after="20" w:line="240" w:lineRule="auto"/>
+              <w:ind w:firstLine="0"/>
+              <w:jc w:val="left"/>
+            </w:pPr>
+            <w:r>
+              <w:rPr>
+                <w:rFonts w:ascii="Times New Roman" w:hAnsi="Times New Roman"/>
+                <w:sz w:val="17"/>
+              </w:rPr>
+              <w:t xml:space="preserve">0.64</w:t>
+            </w:r>
+          </w:p>
+        </w:tc>
+        <w:tc>
+          <w:tcPr/>
+          <w:p>
+            <w:pPr>
+              <w:pStyle w:val="Compact"/>
+              <w:spacing w:before="20" w:after="20" w:line="240" w:lineRule="auto"/>
+              <w:ind w:firstLine="0"/>
+              <w:jc w:val="left"/>
+            </w:pPr>
+            <w:r>
+              <w:rPr>
+                <w:rFonts w:ascii="Times New Roman" w:hAnsi="Times New Roman"/>
+                <w:sz w:val="17"/>
+              </w:rPr>
+              <w:t xml:space="preserve">1.22</w:t>
+            </w:r>
+          </w:p>
+        </w:tc>
+        <w:tc>
+          <w:tcPr/>
+          <w:p>
+            <w:pPr>
+              <w:pStyle w:val="Compact"/>
+              <w:spacing w:before="20" w:after="20" w:line="240" w:lineRule="auto"/>
+              <w:ind w:firstLine="0"/>
+              <w:jc w:val="left"/>
+            </w:pPr>
+            <w:r>
+              <w:rPr>
+                <w:rFonts w:ascii="Times New Roman" w:hAnsi="Times New Roman"/>
+                <w:sz w:val="17"/>
+              </w:rPr>
+              <w:t xml:space="preserve">yes</w:t>
+            </w:r>
+          </w:p>
+        </w:tc>
+      </w:tr>
+      <w:tr>
+        <w:tc>
+          <w:tcPr/>
+          <w:p>
+            <w:pPr>
+              <w:pStyle w:val="Compact"/>
+              <w:spacing w:before="20" w:after="20" w:line="240" w:lineRule="auto"/>
+              <w:ind w:firstLine="0"/>
+              <w:jc w:val="left"/>
+            </w:pPr>
+            <w:r>
+              <w:rPr>
+                <w:rFonts w:ascii="Times New Roman" w:hAnsi="Times New Roman"/>
+                <w:sz w:val="17"/>
+              </w:rPr>
+              <w:t xml:space="preserve">gpt-5.6-terra</w:t>
+            </w:r>
+          </w:p>
+        </w:tc>
+        <w:tc>
+          <w:tcPr/>
+          <w:p>
+            <w:pPr>
+              <w:pStyle w:val="Compact"/>
+              <w:spacing w:before="20" w:after="20" w:line="240" w:lineRule="auto"/>
+              <w:ind w:firstLine="0"/>
+              <w:jc w:val="left"/>
+            </w:pPr>
+            <w:r>
+              <w:rPr>
+                <w:rFonts w:ascii="Times New Roman" w:hAnsi="Times New Roman"/>
+                <w:sz w:val="17"/>
+              </w:rPr>
+              <w:t xml:space="preserve">no</w:t>
+            </w:r>
+          </w:p>
+        </w:tc>
+        <w:tc>
+          <w:tcPr/>
+          <w:p>
+            <w:pPr>
+              <w:pStyle w:val="Compact"/>
+              <w:spacing w:before="20" w:after="20" w:line="240" w:lineRule="auto"/>
+              <w:ind w:firstLine="0"/>
+              <w:jc w:val="left"/>
+            </w:pPr>
+            <w:r>
+              <w:rPr>
+                <w:rFonts w:ascii="Times New Roman" w:hAnsi="Times New Roman"/>
+                <w:sz w:val="17"/>
+              </w:rPr>
+              <w:t xml:space="preserve">women</w:t>
+            </w:r>
+          </w:p>
+        </w:tc>
+        <w:tc>
+          <w:tcPr/>
+          <w:p>
+            <w:pPr>
+              <w:pStyle w:val="Compact"/>
+              <w:spacing w:before="20" w:after="20" w:line="240" w:lineRule="auto"/>
+              <w:ind w:firstLine="0"/>
+              <w:jc w:val="left"/>
+            </w:pPr>
+            <w:r>
+              <w:rPr>
+                <w:rFonts w:ascii="Times New Roman" w:hAnsi="Times New Roman"/>
+                <w:sz w:val="17"/>
+              </w:rPr>
+              <w:t xml:space="preserve">1.22</w:t>
+            </w:r>
+          </w:p>
+        </w:tc>
+        <w:tc>
+          <w:tcPr/>
+          <w:p>
+            <w:pPr>
+              <w:pStyle w:val="Compact"/>
+              <w:spacing w:before="20" w:after="20" w:line="240" w:lineRule="auto"/>
+              <w:ind w:firstLine="0"/>
+              <w:jc w:val="left"/>
+            </w:pPr>
+            <w:r>
+              <w:rPr>
+                <w:rFonts w:ascii="Times New Roman" w:hAnsi="Times New Roman"/>
+                <w:sz w:val="17"/>
+              </w:rPr>
+              <w:t xml:space="preserve">0.64</w:t>
+            </w:r>
+          </w:p>
+        </w:tc>
+        <w:tc>
+          <w:tcPr/>
+          <w:p>
+            <w:pPr>
+              <w:pStyle w:val="Compact"/>
+              <w:spacing w:before="20" w:after="20" w:line="240" w:lineRule="auto"/>
+              <w:ind w:firstLine="0"/>
+              <w:jc w:val="left"/>
+            </w:pPr>
+            <w:r>
+              <w:rPr>
+                <w:rFonts w:ascii="Times New Roman" w:hAnsi="Times New Roman"/>
+                <w:sz w:val="17"/>
+              </w:rPr>
+              <w:t xml:space="preserve">yes</w:t>
+            </w:r>
+          </w:p>
+        </w:tc>
+      </w:tr>
+      <w:tr>
+        <w:tc>
+          <w:tcPr/>
+          <w:p>
+            <w:pPr>
+              <w:pStyle w:val="Compact"/>
+              <w:spacing w:before="20" w:after="20" w:line="240" w:lineRule="auto"/>
+              <w:ind w:firstLine="0"/>
+              <w:jc w:val="left"/>
+            </w:pPr>
+            <w:r>
+              <w:rPr>
+                <w:rFonts w:ascii="Times New Roman" w:hAnsi="Times New Roman"/>
+                <w:sz w:val="17"/>
+              </w:rPr>
+              <w:t xml:space="preserve">gpt-5.6-terra</w:t>
+            </w:r>
+          </w:p>
+        </w:tc>
+        <w:tc>
+          <w:tcPr/>
+          <w:p>
+            <w:pPr>
+              <w:pStyle w:val="Compact"/>
+              <w:spacing w:before="20" w:after="20" w:line="240" w:lineRule="auto"/>
+              <w:ind w:firstLine="0"/>
+              <w:jc w:val="left"/>
+            </w:pPr>
+            <w:r>
+              <w:rPr>
+                <w:rFonts w:ascii="Times New Roman" w:hAnsi="Times New Roman"/>
+                <w:sz w:val="17"/>
+              </w:rPr>
+              <w:t xml:space="preserve">yes</w:t>
+            </w:r>
+          </w:p>
+        </w:tc>
+        <w:tc>
+          <w:tcPr/>
+          <w:p>
+            <w:pPr>
+              <w:pStyle w:val="Compact"/>
+              <w:spacing w:before="20" w:after="20" w:line="240" w:lineRule="auto"/>
+              <w:ind w:firstLine="0"/>
+              <w:jc w:val="left"/>
+            </w:pPr>
+            <w:r>
+              <w:rPr>
+                <w:rFonts w:ascii="Times New Roman" w:hAnsi="Times New Roman"/>
+                <w:sz w:val="17"/>
+              </w:rPr>
+              <w:t xml:space="preserve">men</w:t>
+            </w:r>
+          </w:p>
+        </w:tc>
+        <w:tc>
+          <w:tcPr/>
+          <w:p>
+            <w:pPr>
+              <w:pStyle w:val="Compact"/>
+              <w:spacing w:before="20" w:after="20" w:line="240" w:lineRule="auto"/>
+              <w:ind w:firstLine="0"/>
+              <w:jc w:val="left"/>
+            </w:pPr>
+            <w:r>
+              <w:rPr>
+                <w:rFonts w:ascii="Times New Roman" w:hAnsi="Times New Roman"/>
+                <w:sz w:val="17"/>
+              </w:rPr>
+              <w:t xml:space="preserve">0.98</w:t>
+            </w:r>
+          </w:p>
+        </w:tc>
+        <w:tc>
+          <w:tcPr/>
+          <w:p>
+            <w:pPr>
+              <w:pStyle w:val="Compact"/>
+              <w:spacing w:before="20" w:after="20" w:line="240" w:lineRule="auto"/>
+              <w:ind w:firstLine="0"/>
+              <w:jc w:val="left"/>
+            </w:pPr>
+            <w:r>
+              <w:rPr>
+                <w:rFonts w:ascii="Times New Roman" w:hAnsi="Times New Roman"/>
+                <w:sz w:val="17"/>
+              </w:rPr>
+              <w:t xml:space="preserve">1.95</w:t>
+            </w:r>
+          </w:p>
+        </w:tc>
+        <w:tc>
+          <w:tcPr/>
+          <w:p>
+            <w:pPr>
+              <w:pStyle w:val="Compact"/>
+              <w:spacing w:before="20" w:after="20" w:line="240" w:lineRule="auto"/>
+              <w:ind w:firstLine="0"/>
+              <w:jc w:val="left"/>
+            </w:pPr>
+            <w:r>
+              <w:rPr>
+                <w:rFonts w:ascii="Times New Roman" w:hAnsi="Times New Roman"/>
+                <w:sz w:val="17"/>
+              </w:rPr>
+              <w:t xml:space="preserve">yes</w:t>
+            </w:r>
+          </w:p>
+        </w:tc>
+      </w:tr>
+      <w:tr>
+        <w:tc>
+          <w:tcPr/>
+          <w:p>
+            <w:pPr>
+              <w:pStyle w:val="Compact"/>
+              <w:spacing w:before="20" w:after="20" w:line="240" w:lineRule="auto"/>
+              <w:ind w:firstLine="0"/>
+              <w:jc w:val="left"/>
+            </w:pPr>
+            <w:r>
+              <w:rPr>
+                <w:rFonts w:ascii="Times New Roman" w:hAnsi="Times New Roman"/>
+                <w:sz w:val="17"/>
+              </w:rPr>
+              <w:t xml:space="preserve">gpt-5.6-terra</w:t>
+            </w:r>
+          </w:p>
+        </w:tc>
+        <w:tc>
+          <w:tcPr/>
+          <w:p>
+            <w:pPr>
+              <w:pStyle w:val="Compact"/>
+              <w:spacing w:before="20" w:after="20" w:line="240" w:lineRule="auto"/>
+              <w:ind w:firstLine="0"/>
+              <w:jc w:val="left"/>
+            </w:pPr>
+            <w:r>
+              <w:rPr>
+                <w:rFonts w:ascii="Times New Roman" w:hAnsi="Times New Roman"/>
+                <w:sz w:val="17"/>
+              </w:rPr>
+              <w:t xml:space="preserve">yes</w:t>
+            </w:r>
+          </w:p>
+        </w:tc>
+        <w:tc>
+          <w:tcPr/>
+          <w:p>
+            <w:pPr>
+              <w:pStyle w:val="Compact"/>
+              <w:spacing w:before="20" w:after="20" w:line="240" w:lineRule="auto"/>
+              <w:ind w:firstLine="0"/>
+              <w:jc w:val="left"/>
+            </w:pPr>
+            <w:r>
+              <w:rPr>
+                <w:rFonts w:ascii="Times New Roman" w:hAnsi="Times New Roman"/>
+                <w:sz w:val="17"/>
+              </w:rPr>
+              <w:t xml:space="preserve">women</w:t>
+            </w:r>
+          </w:p>
+        </w:tc>
+        <w:tc>
+          <w:tcPr/>
+          <w:p>
+            <w:pPr>
+              <w:pStyle w:val="Compact"/>
+              <w:spacing w:before="20" w:after="20" w:line="240" w:lineRule="auto"/>
+              <w:ind w:firstLine="0"/>
+              <w:jc w:val="left"/>
+            </w:pPr>
+            <w:r>
+              <w:rPr>
+                <w:rFonts w:ascii="Times New Roman" w:hAnsi="Times New Roman"/>
+                <w:sz w:val="17"/>
+              </w:rPr>
+              <w:t xml:space="preserve">1.95</w:t>
+            </w:r>
+          </w:p>
+        </w:tc>
+        <w:tc>
+          <w:tcPr/>
+          <w:p>
+            <w:pPr>
+              <w:pStyle w:val="Compact"/>
+              <w:spacing w:before="20" w:after="20" w:line="240" w:lineRule="auto"/>
+              <w:ind w:firstLine="0"/>
+              <w:jc w:val="left"/>
+            </w:pPr>
+            <w:r>
+              <w:rPr>
+                <w:rFonts w:ascii="Times New Roman" w:hAnsi="Times New Roman"/>
+                <w:sz w:val="17"/>
+              </w:rPr>
+              <w:t xml:space="preserve">0.98</w:t>
+            </w:r>
+          </w:p>
+        </w:tc>
+        <w:tc>
+          <w:tcPr/>
+          <w:p>
+            <w:pPr>
+              <w:pStyle w:val="Compact"/>
+              <w:spacing w:before="20" w:after="20" w:line="240" w:lineRule="auto"/>
+              <w:ind w:firstLine="0"/>
+              <w:jc w:val="left"/>
+            </w:pPr>
+            <w:r>
+              <w:rPr>
+                <w:rFonts w:ascii="Times New Roman" w:hAnsi="Times New Roman"/>
+                <w:sz w:val="17"/>
+              </w:rPr>
+              <w:t xml:space="preserve">yes</w:t>
+            </w:r>
+          </w:p>
+        </w:tc>
+      </w:tr>
+    </w:tbl>
+    <w:p>
+      <w:pPr>
+        <w:pStyle w:val="BodyText"/>
+        <w:spacing w:line="240" w:lineRule="auto"/>
+        <w:ind w:firstLine="0"/>
+      </w:pPr>
+      <w:r>
+        <w:rPr>
+          <w:iCs/>
+          <w:i/>
+        </w:rPr>
+        <w:t xml:space="preserve">Table E2. Cases admitted by the acceptance gate (all visits). Ratio is simulated lift divided by measured lift.</w:t>
+      </w:r>
+    </w:p>
+    <w:tbl>
+      <w:tblPr>
+        <w:tblStyle w:val="Table"/>
+        <w:tblW w:type="pct" w:w="5000"/>
+        <w:tblLook w:firstRow="1" w:lastRow="0" w:firstColumn="0" w:lastColumn="0" w:noHBand="0" w:noVBand="0" w:val="0020"/>
+        <w:jc w:val="start"/>
+        <w:tblBorders>
+          <w:top w:val="single" w:sz="4" w:color="808080"/>
+          <w:bottom w:val="single" w:sz="4" w:color="808080"/>
+          <w:insideH w:val="single" w:sz="4" w:color="808080"/>
+        </w:tblBorders>
+      </w:tblPr>
+      <w:tblGrid>
+        <w:gridCol w:w="1131"/>
+        <w:gridCol w:w="1131"/>
+        <w:gridCol w:w="1131"/>
+        <w:gridCol w:w="1131"/>
+        <w:gridCol w:w="1131"/>
+        <w:gridCol w:w="1131"/>
+        <w:gridCol w:w="1131"/>
+      </w:tblGrid>
+      <w:tr>
+        <w:trPr>
+          <w:tblHeader w:val="true"/>
+        </w:trPr>
+        <w:tc>
+          <w:tcPr/>
+          <w:p>
+            <w:pPr>
+              <w:pStyle w:val="Compact"/>
+              <w:spacing w:before="20" w:after="20" w:line="240" w:lineRule="auto"/>
+              <w:ind w:firstLine="0"/>
+              <w:jc w:val="left"/>
+            </w:pPr>
+            <w:r>
+              <w:rPr>
+                <w:rFonts w:ascii="Times New Roman" w:hAnsi="Times New Roman"/>
+                <w:b/>
+                <w:sz w:val="17"/>
+              </w:rPr>
+              <w:t xml:space="preserve">Setting</w:t>
+            </w:r>
+          </w:p>
+        </w:tc>
+        <w:tc>
+          <w:tcPr/>
+          <w:p>
+            <w:pPr>
+              <w:pStyle w:val="Compact"/>
+              <w:spacing w:before="20" w:after="20" w:line="240" w:lineRule="auto"/>
+              <w:ind w:firstLine="0"/>
+              <w:jc w:val="left"/>
+            </w:pPr>
+            <w:r>
+              <w:rPr>
+                <w:rFonts w:ascii="Times New Roman" w:hAnsi="Times New Roman"/>
+                <w:b/>
+                <w:sz w:val="17"/>
+              </w:rPr>
+              <w:t xml:space="preserve">Design</w:t>
+            </w:r>
+          </w:p>
+        </w:tc>
+        <w:tc>
+          <w:tcPr/>
+          <w:p>
+            <w:pPr>
+              <w:pStyle w:val="Compact"/>
+              <w:spacing w:before="20" w:after="20" w:line="240" w:lineRule="auto"/>
+              <w:ind w:firstLine="0"/>
+              <w:jc w:val="left"/>
+            </w:pPr>
+            <w:r>
+              <w:rPr>
+                <w:rFonts w:ascii="Times New Roman" w:hAnsi="Times New Roman"/>
+                <w:b/>
+                <w:sz w:val="17"/>
+              </w:rPr>
+              <w:t xml:space="preserve">Cells</w:t>
+            </w:r>
+          </w:p>
+        </w:tc>
+        <w:tc>
+          <w:tcPr/>
+          <w:p>
+            <w:pPr>
+              <w:pStyle w:val="Compact"/>
+              <w:spacing w:before="20" w:after="20" w:line="240" w:lineRule="auto"/>
+              <w:ind w:firstLine="0"/>
+              <w:jc w:val="left"/>
+            </w:pPr>
+            <w:r>
+              <w:rPr>
+                <w:rFonts w:ascii="Times New Roman" w:hAnsi="Times New Roman"/>
+                <w:b/>
+                <w:sz w:val="17"/>
+              </w:rPr>
+              <w:t xml:space="preserve">Pass sign/mean check</w:t>
+            </w:r>
+          </w:p>
+        </w:tc>
+        <w:tc>
+          <w:tcPr/>
+          <w:p>
+            <w:pPr>
+              <w:pStyle w:val="Compact"/>
+              <w:spacing w:before="20" w:after="20" w:line="240" w:lineRule="auto"/>
+              <w:ind w:firstLine="0"/>
+              <w:jc w:val="left"/>
+            </w:pPr>
+            <w:r>
+              <w:rPr>
+                <w:rFonts w:ascii="Times New Roman" w:hAnsi="Times New Roman"/>
+                <w:b/>
+                <w:sz w:val="17"/>
+              </w:rPr>
+              <w:t xml:space="preserve">Pass history gate</w:t>
+            </w:r>
+          </w:p>
+        </w:tc>
+        <w:tc>
+          <w:tcPr/>
+          <w:p>
+            <w:pPr>
+              <w:pStyle w:val="Compact"/>
+              <w:spacing w:before="20" w:after="20" w:line="240" w:lineRule="auto"/>
+              <w:ind w:firstLine="0"/>
+              <w:jc w:val="left"/>
+            </w:pPr>
+            <w:r>
+              <w:rPr>
+                <w:rFonts w:ascii="Times New Roman" w:hAnsi="Times New Roman"/>
+                <w:b/>
+                <w:sz w:val="17"/>
+              </w:rPr>
+              <w:t xml:space="preserve">Wrong (all cells)</w:t>
+            </w:r>
+          </w:p>
+        </w:tc>
+        <w:tc>
+          <w:tcPr/>
+          <w:p>
+            <w:pPr>
+              <w:pStyle w:val="Compact"/>
+              <w:spacing w:before="20" w:after="20" w:line="240" w:lineRule="auto"/>
+              <w:ind w:firstLine="0"/>
+              <w:jc w:val="left"/>
+            </w:pPr>
+            <w:r>
+              <w:rPr>
+                <w:rFonts w:ascii="Times New Roman" w:hAnsi="Times New Roman"/>
+                <w:b/>
+                <w:sz w:val="17"/>
+              </w:rPr>
+              <w:t xml:space="preserve">Wrong among gate passes</w:t>
+            </w:r>
+          </w:p>
+        </w:tc>
+      </w:tr>
+      <w:tr>
+        <w:tc>
+          <w:tcPr/>
+          <w:p>
+            <w:pPr>
+              <w:pStyle w:val="Compact"/>
+              <w:spacing w:before="20" w:after="20" w:line="240" w:lineRule="auto"/>
+              <w:ind w:firstLine="0"/>
+              <w:jc w:val="left"/>
+            </w:pPr>
+            <w:r>
+              <w:rPr>
+                <w:rFonts w:ascii="Times New Roman" w:hAnsi="Times New Roman"/>
+                <w:sz w:val="17"/>
+              </w:rPr>
+              <w:t xml:space="preserve">Retail (mean 0.49)</w:t>
+            </w:r>
+          </w:p>
+        </w:tc>
+        <w:tc>
+          <w:tcPr/>
+          <w:p>
+            <w:pPr>
+              <w:pStyle w:val="Compact"/>
+              <w:spacing w:before="20" w:after="20" w:line="240" w:lineRule="auto"/>
+              <w:ind w:firstLine="0"/>
+              <w:jc w:val="left"/>
+            </w:pPr>
+            <w:r>
+              <w:rPr>
+                <w:rFonts w:ascii="Times New Roman" w:hAnsi="Times New Roman"/>
+                <w:sz w:val="17"/>
+              </w:rPr>
+              <w:t xml:space="preserve">A</w:t>
+            </w:r>
+          </w:p>
+        </w:tc>
+        <w:tc>
+          <w:tcPr/>
+          <w:p>
+            <w:pPr>
+              <w:pStyle w:val="Compact"/>
+              <w:spacing w:before="20" w:after="20" w:line="240" w:lineRule="auto"/>
+              <w:ind w:firstLine="0"/>
+              <w:jc w:val="left"/>
+            </w:pPr>
+            <w:r>
+              <w:rPr>
+                <w:rFonts w:ascii="Times New Roman" w:hAnsi="Times New Roman"/>
+                <w:sz w:val="17"/>
+              </w:rPr>
+              <w:t xml:space="preserve">12</w:t>
+            </w:r>
+          </w:p>
+        </w:tc>
+        <w:tc>
+          <w:tcPr/>
+          <w:p>
+            <w:pPr>
+              <w:pStyle w:val="Compact"/>
+              <w:spacing w:before="20" w:after="20" w:line="240" w:lineRule="auto"/>
+              <w:ind w:firstLine="0"/>
+              <w:jc w:val="left"/>
+            </w:pPr>
+            <w:r>
+              <w:rPr>
+                <w:rFonts w:ascii="Times New Roman" w:hAnsi="Times New Roman"/>
+                <w:sz w:val="17"/>
+              </w:rPr>
+              <w:t xml:space="preserve">2</w:t>
+            </w:r>
+          </w:p>
+        </w:tc>
+        <w:tc>
+          <w:tcPr/>
+          <w:p>
+            <w:pPr>
+              <w:pStyle w:val="Compact"/>
+              <w:spacing w:before="20" w:after="20" w:line="240" w:lineRule="auto"/>
+              <w:ind w:firstLine="0"/>
+              <w:jc w:val="left"/>
+            </w:pPr>
+            <w:r>
+              <w:rPr>
+                <w:rFonts w:ascii="Times New Roman" w:hAnsi="Times New Roman"/>
+                <w:sz w:val="17"/>
+              </w:rPr>
+              <w:t xml:space="preserve">0</w:t>
+            </w:r>
+          </w:p>
+        </w:tc>
+        <w:tc>
+          <w:tcPr/>
+          <w:p>
+            <w:pPr>
+              <w:pStyle w:val="Compact"/>
+              <w:spacing w:before="20" w:after="20" w:line="240" w:lineRule="auto"/>
+              <w:ind w:firstLine="0"/>
+              <w:jc w:val="left"/>
+            </w:pPr>
+            <w:r>
+              <w:rPr>
+                <w:rFonts w:ascii="Times New Roman" w:hAnsi="Times New Roman"/>
+                <w:sz w:val="17"/>
+              </w:rPr>
+              <w:t xml:space="preserve">1.00</w:t>
+            </w:r>
+          </w:p>
+        </w:tc>
+        <w:tc>
+          <w:tcPr/>
+          <w:p>
+            <w:pPr>
+              <w:pStyle w:val="Compact"/>
+              <w:spacing w:before="20" w:after="20" w:line="240" w:lineRule="auto"/>
+              <w:ind w:firstLine="0"/>
+              <w:jc w:val="left"/>
+            </w:pPr>
+            <w:r>
+              <w:rPr>
+                <w:rFonts w:ascii="Times New Roman" w:hAnsi="Times New Roman"/>
+                <w:sz w:val="17"/>
+              </w:rPr>
+              <w:t xml:space="preserve">n/a</w:t>
+            </w:r>
+          </w:p>
+        </w:tc>
+      </w:tr>
+      <w:tr>
+        <w:tc>
+          <w:tcPr/>
+          <w:p>
+            <w:pPr>
+              <w:pStyle w:val="Compact"/>
+              <w:spacing w:before="20" w:after="20" w:line="240" w:lineRule="auto"/>
+              <w:ind w:firstLine="0"/>
+              <w:jc w:val="left"/>
+            </w:pPr>
+            <w:r>
+              <w:rPr>
+                <w:rFonts w:ascii="Times New Roman" w:hAnsi="Times New Roman"/>
+                <w:sz w:val="17"/>
+              </w:rPr>
+              <w:t xml:space="preserve">Retail (mean 0.49)</w:t>
+            </w:r>
+          </w:p>
+        </w:tc>
+        <w:tc>
+          <w:tcPr/>
+          <w:p>
+            <w:pPr>
+              <w:pStyle w:val="Compact"/>
+              <w:spacing w:before="20" w:after="20" w:line="240" w:lineRule="auto"/>
+              <w:ind w:firstLine="0"/>
+              <w:jc w:val="left"/>
+            </w:pPr>
+            <w:r>
+              <w:rPr>
+                <w:rFonts w:ascii="Times New Roman" w:hAnsi="Times New Roman"/>
+                <w:sz w:val="17"/>
+              </w:rPr>
+              <w:t xml:space="preserve">B</w:t>
+            </w:r>
+          </w:p>
+        </w:tc>
+        <w:tc>
+          <w:tcPr/>
+          <w:p>
+            <w:pPr>
+              <w:pStyle w:val="Compact"/>
+              <w:spacing w:before="20" w:after="20" w:line="240" w:lineRule="auto"/>
+              <w:ind w:firstLine="0"/>
+              <w:jc w:val="left"/>
+            </w:pPr>
+            <w:r>
+              <w:rPr>
+                <w:rFonts w:ascii="Times New Roman" w:hAnsi="Times New Roman"/>
+                <w:sz w:val="17"/>
+              </w:rPr>
+              <w:t xml:space="preserve">15</w:t>
+            </w:r>
+          </w:p>
+        </w:tc>
+        <w:tc>
+          <w:tcPr/>
+          <w:p>
+            <w:pPr>
+              <w:pStyle w:val="Compact"/>
+              <w:spacing w:before="20" w:after="20" w:line="240" w:lineRule="auto"/>
+              <w:ind w:firstLine="0"/>
+              <w:jc w:val="left"/>
+            </w:pPr>
+            <w:r>
+              <w:rPr>
+                <w:rFonts w:ascii="Times New Roman" w:hAnsi="Times New Roman"/>
+                <w:sz w:val="17"/>
+              </w:rPr>
+              <w:t xml:space="preserve">3</w:t>
+            </w:r>
+          </w:p>
+        </w:tc>
+        <w:tc>
+          <w:tcPr/>
+          <w:p>
+            <w:pPr>
+              <w:pStyle w:val="Compact"/>
+              <w:spacing w:before="20" w:after="20" w:line="240" w:lineRule="auto"/>
+              <w:ind w:firstLine="0"/>
+              <w:jc w:val="left"/>
+            </w:pPr>
+            <w:r>
+              <w:rPr>
+                <w:rFonts w:ascii="Times New Roman" w:hAnsi="Times New Roman"/>
+                <w:sz w:val="17"/>
+              </w:rPr>
+              <w:t xml:space="preserve">0</w:t>
+            </w:r>
+          </w:p>
+        </w:tc>
+        <w:tc>
+          <w:tcPr/>
+          <w:p>
+            <w:pPr>
+              <w:pStyle w:val="Compact"/>
+              <w:spacing w:before="20" w:after="20" w:line="240" w:lineRule="auto"/>
+              <w:ind w:firstLine="0"/>
+              <w:jc w:val="left"/>
+            </w:pPr>
+            <w:r>
+              <w:rPr>
+                <w:rFonts w:ascii="Times New Roman" w:hAnsi="Times New Roman"/>
+                <w:sz w:val="17"/>
+              </w:rPr>
+              <w:t xml:space="preserve">1.00</w:t>
+            </w:r>
+          </w:p>
+        </w:tc>
+        <w:tc>
+          <w:tcPr/>
+          <w:p>
+            <w:pPr>
+              <w:pStyle w:val="Compact"/>
+              <w:spacing w:before="20" w:after="20" w:line="240" w:lineRule="auto"/>
+              <w:ind w:firstLine="0"/>
+              <w:jc w:val="left"/>
+            </w:pPr>
+            <w:r>
+              <w:rPr>
+                <w:rFonts w:ascii="Times New Roman" w:hAnsi="Times New Roman"/>
+                <w:sz w:val="17"/>
+              </w:rPr>
+              <w:t xml:space="preserve">n/a</w:t>
+            </w:r>
+          </w:p>
+        </w:tc>
+      </w:tr>
+      <w:tr>
+        <w:tc>
+          <w:tcPr/>
+          <w:p>
+            <w:pPr>
+              <w:pStyle w:val="Compact"/>
+              <w:spacing w:before="20" w:after="20" w:line="240" w:lineRule="auto"/>
+              <w:ind w:firstLine="0"/>
+              <w:jc w:val="left"/>
+            </w:pPr>
+            <w:r>
+              <w:rPr>
+                <w:rFonts w:ascii="Times New Roman" w:hAnsi="Times New Roman"/>
+                <w:sz w:val="17"/>
+              </w:rPr>
+              <w:t xml:space="preserve">Retail (mean 0.49)</w:t>
+            </w:r>
+          </w:p>
+        </w:tc>
+        <w:tc>
+          <w:tcPr/>
+          <w:p>
+            <w:pPr>
+              <w:pStyle w:val="Compact"/>
+              <w:spacing w:before="20" w:after="20" w:line="240" w:lineRule="auto"/>
+              <w:ind w:firstLine="0"/>
+              <w:jc w:val="left"/>
+            </w:pPr>
+            <w:r>
+              <w:rPr>
+                <w:rFonts w:ascii="Times New Roman" w:hAnsi="Times New Roman"/>
+                <w:sz w:val="17"/>
+              </w:rPr>
+              <w:t xml:space="preserve">C</w:t>
+            </w:r>
+          </w:p>
+        </w:tc>
+        <w:tc>
+          <w:tcPr/>
+          <w:p>
+            <w:pPr>
+              <w:pStyle w:val="Compact"/>
+              <w:spacing w:before="20" w:after="20" w:line="240" w:lineRule="auto"/>
+              <w:ind w:firstLine="0"/>
+              <w:jc w:val="left"/>
+            </w:pPr>
+            <w:r>
+              <w:rPr>
+                <w:rFonts w:ascii="Times New Roman" w:hAnsi="Times New Roman"/>
+                <w:sz w:val="17"/>
+              </w:rPr>
+              <w:t xml:space="preserve">16</w:t>
+            </w:r>
+          </w:p>
+        </w:tc>
+        <w:tc>
+          <w:tcPr/>
+          <w:p>
+            <w:pPr>
+              <w:pStyle w:val="Compact"/>
+              <w:spacing w:before="20" w:after="20" w:line="240" w:lineRule="auto"/>
+              <w:ind w:firstLine="0"/>
+              <w:jc w:val="left"/>
+            </w:pPr>
+            <w:r>
+              <w:rPr>
+                <w:rFonts w:ascii="Times New Roman" w:hAnsi="Times New Roman"/>
+                <w:sz w:val="17"/>
+              </w:rPr>
+              <w:t xml:space="preserve">12</w:t>
+            </w:r>
+          </w:p>
+        </w:tc>
+        <w:tc>
+          <w:tcPr/>
+          <w:p>
+            <w:pPr>
+              <w:pStyle w:val="Compact"/>
+              <w:spacing w:before="20" w:after="20" w:line="240" w:lineRule="auto"/>
+              <w:ind w:firstLine="0"/>
+              <w:jc w:val="left"/>
+            </w:pPr>
+            <w:r>
+              <w:rPr>
+                <w:rFonts w:ascii="Times New Roman" w:hAnsi="Times New Roman"/>
+                <w:sz w:val="17"/>
+              </w:rPr>
+              <w:t xml:space="preserve">1</w:t>
+            </w:r>
+          </w:p>
+        </w:tc>
+        <w:tc>
+          <w:tcPr/>
+          <w:p>
+            <w:pPr>
+              <w:pStyle w:val="Compact"/>
+              <w:spacing w:before="20" w:after="20" w:line="240" w:lineRule="auto"/>
+              <w:ind w:firstLine="0"/>
+              <w:jc w:val="left"/>
+            </w:pPr>
+            <w:r>
+              <w:rPr>
+                <w:rFonts w:ascii="Times New Roman" w:hAnsi="Times New Roman"/>
+                <w:sz w:val="17"/>
+              </w:rPr>
+              <w:t xml:space="preserve">1.00</w:t>
+            </w:r>
+          </w:p>
+        </w:tc>
+        <w:tc>
+          <w:tcPr/>
+          <w:p>
+            <w:pPr>
+              <w:pStyle w:val="Compact"/>
+              <w:spacing w:before="20" w:after="20" w:line="240" w:lineRule="auto"/>
+              <w:ind w:firstLine="0"/>
+              <w:jc w:val="left"/>
+            </w:pPr>
+            <w:r>
+              <w:rPr>
+                <w:rFonts w:ascii="Times New Roman" w:hAnsi="Times New Roman"/>
+                <w:sz w:val="17"/>
+              </w:rPr>
+              <w:t xml:space="preserve">1.00</w:t>
+            </w:r>
+          </w:p>
+        </w:tc>
+      </w:tr>
+      <w:tr>
+        <w:tc>
+          <w:tcPr/>
+          <w:p>
+            <w:pPr>
+              <w:pStyle w:val="Compact"/>
+              <w:spacing w:before="20" w:after="20" w:line="240" w:lineRule="auto"/>
+              <w:ind w:firstLine="0"/>
+              <w:jc w:val="left"/>
+            </w:pPr>
+            <w:r>
+              <w:rPr>
+                <w:rFonts w:ascii="Times New Roman" w:hAnsi="Times New Roman"/>
+                <w:sz w:val="17"/>
+              </w:rPr>
+              <w:t xml:space="preserve">Retail (mean 0.49)</w:t>
+            </w:r>
+          </w:p>
+        </w:tc>
+        <w:tc>
+          <w:tcPr/>
+          <w:p>
+            <w:pPr>
+              <w:pStyle w:val="Compact"/>
+              <w:spacing w:before="20" w:after="20" w:line="240" w:lineRule="auto"/>
+              <w:ind w:firstLine="0"/>
+              <w:jc w:val="left"/>
+            </w:pPr>
+            <w:r>
+              <w:rPr>
+                <w:rFonts w:ascii="Times New Roman" w:hAnsi="Times New Roman"/>
+                <w:sz w:val="17"/>
+              </w:rPr>
+              <w:t xml:space="preserve">D</w:t>
+            </w:r>
+          </w:p>
+        </w:tc>
+        <w:tc>
+          <w:tcPr/>
+          <w:p>
+            <w:pPr>
+              <w:pStyle w:val="Compact"/>
+              <w:spacing w:before="20" w:after="20" w:line="240" w:lineRule="auto"/>
+              <w:ind w:firstLine="0"/>
+              <w:jc w:val="left"/>
+            </w:pPr>
+            <w:r>
+              <w:rPr>
+                <w:rFonts w:ascii="Times New Roman" w:hAnsi="Times New Roman"/>
+                <w:sz w:val="17"/>
+              </w:rPr>
+              <w:t xml:space="preserve">16</w:t>
+            </w:r>
+          </w:p>
+        </w:tc>
+        <w:tc>
+          <w:tcPr/>
+          <w:p>
+            <w:pPr>
+              <w:pStyle w:val="Compact"/>
+              <w:spacing w:before="20" w:after="20" w:line="240" w:lineRule="auto"/>
+              <w:ind w:firstLine="0"/>
+              <w:jc w:val="left"/>
+            </w:pPr>
+            <w:r>
+              <w:rPr>
+                <w:rFonts w:ascii="Times New Roman" w:hAnsi="Times New Roman"/>
+                <w:sz w:val="17"/>
+              </w:rPr>
+              <w:t xml:space="preserve">15</w:t>
+            </w:r>
+          </w:p>
+        </w:tc>
+        <w:tc>
+          <w:tcPr/>
+          <w:p>
+            <w:pPr>
+              <w:pStyle w:val="Compact"/>
+              <w:spacing w:before="20" w:after="20" w:line="240" w:lineRule="auto"/>
+              <w:ind w:firstLine="0"/>
+              <w:jc w:val="left"/>
+            </w:pPr>
+            <w:r>
+              <w:rPr>
+                <w:rFonts w:ascii="Times New Roman" w:hAnsi="Times New Roman"/>
+                <w:sz w:val="17"/>
+              </w:rPr>
+              <w:t xml:space="preserve">8</w:t>
+            </w:r>
+          </w:p>
+        </w:tc>
+        <w:tc>
+          <w:tcPr/>
+          <w:p>
+            <w:pPr>
+              <w:pStyle w:val="Compact"/>
+              <w:spacing w:before="20" w:after="20" w:line="240" w:lineRule="auto"/>
+              <w:ind w:firstLine="0"/>
+              <w:jc w:val="left"/>
+            </w:pPr>
+            <w:r>
+              <w:rPr>
+                <w:rFonts w:ascii="Times New Roman" w:hAnsi="Times New Roman"/>
+                <w:sz w:val="17"/>
+              </w:rPr>
+              <w:t xml:space="preserve">0.06</w:t>
+            </w:r>
+          </w:p>
+        </w:tc>
+        <w:tc>
+          <w:tcPr/>
+          <w:p>
+            <w:pPr>
+              <w:pStyle w:val="Compact"/>
+              <w:spacing w:before="20" w:after="20" w:line="240" w:lineRule="auto"/>
+              <w:ind w:firstLine="0"/>
+              <w:jc w:val="left"/>
+            </w:pPr>
+            <w:r>
+              <w:rPr>
+                <w:rFonts w:ascii="Times New Roman" w:hAnsi="Times New Roman"/>
+                <w:sz w:val="17"/>
+              </w:rPr>
+              <w:t xml:space="preserve">0.00</w:t>
+            </w:r>
+          </w:p>
+        </w:tc>
+      </w:tr>
+      <w:tr>
+        <w:tc>
+          <w:tcPr/>
+          <w:p>
+            <w:pPr>
+              <w:pStyle w:val="Compact"/>
+              <w:spacing w:before="20" w:after="20" w:line="240" w:lineRule="auto"/>
+              <w:ind w:firstLine="0"/>
+              <w:jc w:val="left"/>
+            </w:pPr>
+            <w:r>
+              <w:rPr>
+                <w:rFonts w:ascii="Times New Roman" w:hAnsi="Times New Roman"/>
+                <w:sz w:val="17"/>
+              </w:rPr>
+              <w:t xml:space="preserve">Grocery (4.84)</w:t>
+            </w:r>
+          </w:p>
+        </w:tc>
+        <w:tc>
+          <w:tcPr/>
+          <w:p>
+            <w:pPr>
+              <w:pStyle w:val="Compact"/>
+              <w:spacing w:before="20" w:after="20" w:line="240" w:lineRule="auto"/>
+              <w:ind w:firstLine="0"/>
+              <w:jc w:val="left"/>
+            </w:pPr>
+            <w:r>
+              <w:rPr>
+                <w:rFonts w:ascii="Times New Roman" w:hAnsi="Times New Roman"/>
+                <w:sz w:val="17"/>
+              </w:rPr>
+              <w:t xml:space="preserve">A</w:t>
+            </w:r>
+          </w:p>
+        </w:tc>
+        <w:tc>
+          <w:tcPr/>
+          <w:p>
+            <w:pPr>
+              <w:pStyle w:val="Compact"/>
+              <w:spacing w:before="20" w:after="20" w:line="240" w:lineRule="auto"/>
+              <w:ind w:firstLine="0"/>
+              <w:jc w:val="left"/>
+            </w:pPr>
+            <w:r>
+              <w:rPr>
+                <w:rFonts w:ascii="Times New Roman" w:hAnsi="Times New Roman"/>
+                <w:sz w:val="17"/>
+              </w:rPr>
+              <w:t xml:space="preserve">16</w:t>
+            </w:r>
+          </w:p>
+        </w:tc>
+        <w:tc>
+          <w:tcPr/>
+          <w:p>
+            <w:pPr>
+              <w:pStyle w:val="Compact"/>
+              <w:spacing w:before="20" w:after="20" w:line="240" w:lineRule="auto"/>
+              <w:ind w:firstLine="0"/>
+              <w:jc w:val="left"/>
+            </w:pPr>
+            <w:r>
+              <w:rPr>
+                <w:rFonts w:ascii="Times New Roman" w:hAnsi="Times New Roman"/>
+                <w:sz w:val="17"/>
+              </w:rPr>
+              <w:t xml:space="preserve">8</w:t>
+            </w:r>
+          </w:p>
+        </w:tc>
+        <w:tc>
+          <w:tcPr/>
+          <w:p>
+            <w:pPr>
+              <w:pStyle w:val="Compact"/>
+              <w:spacing w:before="20" w:after="20" w:line="240" w:lineRule="auto"/>
+              <w:ind w:firstLine="0"/>
+              <w:jc w:val="left"/>
+            </w:pPr>
+            <w:r>
+              <w:rPr>
+                <w:rFonts w:ascii="Times New Roman" w:hAnsi="Times New Roman"/>
+                <w:sz w:val="17"/>
+              </w:rPr>
+              <w:t xml:space="preserve">0</w:t>
+            </w:r>
+          </w:p>
+        </w:tc>
+        <w:tc>
+          <w:tcPr/>
+          <w:p>
+            <w:pPr>
+              <w:pStyle w:val="Compact"/>
+              <w:spacing w:before="20" w:after="20" w:line="240" w:lineRule="auto"/>
+              <w:ind w:firstLine="0"/>
+              <w:jc w:val="left"/>
+            </w:pPr>
+            <w:r>
+              <w:rPr>
+                <w:rFonts w:ascii="Times New Roman" w:hAnsi="Times New Roman"/>
+                <w:sz w:val="17"/>
+              </w:rPr>
+              <w:t xml:space="preserve">1.00</w:t>
+            </w:r>
+          </w:p>
+        </w:tc>
+        <w:tc>
+          <w:tcPr/>
+          <w:p>
+            <w:pPr>
+              <w:pStyle w:val="Compact"/>
+              <w:spacing w:before="20" w:after="20" w:line="240" w:lineRule="auto"/>
+              <w:ind w:firstLine="0"/>
+              <w:jc w:val="left"/>
+            </w:pPr>
+            <w:r>
+              <w:rPr>
+                <w:rFonts w:ascii="Times New Roman" w:hAnsi="Times New Roman"/>
+                <w:sz w:val="17"/>
+              </w:rPr>
+              <w:t xml:space="preserve">n/a</w:t>
+            </w:r>
+          </w:p>
+        </w:tc>
+      </w:tr>
+      <w:tr>
+        <w:tc>
+          <w:tcPr/>
+          <w:p>
+            <w:pPr>
+              <w:pStyle w:val="Compact"/>
+              <w:spacing w:before="20" w:after="20" w:line="240" w:lineRule="auto"/>
+              <w:ind w:firstLine="0"/>
+              <w:jc w:val="left"/>
+            </w:pPr>
+            <w:r>
+              <w:rPr>
+                <w:rFonts w:ascii="Times New Roman" w:hAnsi="Times New Roman"/>
+                <w:sz w:val="17"/>
+              </w:rPr>
+              <w:t xml:space="preserve">Grocery (4.84)</w:t>
+            </w:r>
+          </w:p>
+        </w:tc>
+        <w:tc>
+          <w:tcPr/>
+          <w:p>
+            <w:pPr>
+              <w:pStyle w:val="Compact"/>
+              <w:spacing w:before="20" w:after="20" w:line="240" w:lineRule="auto"/>
+              <w:ind w:firstLine="0"/>
+              <w:jc w:val="left"/>
+            </w:pPr>
+            <w:r>
+              <w:rPr>
+                <w:rFonts w:ascii="Times New Roman" w:hAnsi="Times New Roman"/>
+                <w:sz w:val="17"/>
+              </w:rPr>
+              <w:t xml:space="preserve">B</w:t>
+            </w:r>
+          </w:p>
+        </w:tc>
+        <w:tc>
+          <w:tcPr/>
+          <w:p>
+            <w:pPr>
+              <w:pStyle w:val="Compact"/>
+              <w:spacing w:before="20" w:after="20" w:line="240" w:lineRule="auto"/>
+              <w:ind w:firstLine="0"/>
+              <w:jc w:val="left"/>
+            </w:pPr>
+            <w:r>
+              <w:rPr>
+                <w:rFonts w:ascii="Times New Roman" w:hAnsi="Times New Roman"/>
+                <w:sz w:val="17"/>
+              </w:rPr>
+              <w:t xml:space="preserve">16</w:t>
+            </w:r>
+          </w:p>
+        </w:tc>
+        <w:tc>
+          <w:tcPr/>
+          <w:p>
+            <w:pPr>
+              <w:pStyle w:val="Compact"/>
+              <w:spacing w:before="20" w:after="20" w:line="240" w:lineRule="auto"/>
+              <w:ind w:firstLine="0"/>
+              <w:jc w:val="left"/>
+            </w:pPr>
+            <w:r>
+              <w:rPr>
+                <w:rFonts w:ascii="Times New Roman" w:hAnsi="Times New Roman"/>
+                <w:sz w:val="17"/>
+              </w:rPr>
+              <w:t xml:space="preserve">3</w:t>
+            </w:r>
+          </w:p>
+        </w:tc>
+        <w:tc>
+          <w:tcPr/>
+          <w:p>
+            <w:pPr>
+              <w:pStyle w:val="Compact"/>
+              <w:spacing w:before="20" w:after="20" w:line="240" w:lineRule="auto"/>
+              <w:ind w:firstLine="0"/>
+              <w:jc w:val="left"/>
+            </w:pPr>
+            <w:r>
+              <w:rPr>
+                <w:rFonts w:ascii="Times New Roman" w:hAnsi="Times New Roman"/>
+                <w:sz w:val="17"/>
+              </w:rPr>
+              <w:t xml:space="preserve">0</w:t>
+            </w:r>
+          </w:p>
+        </w:tc>
+        <w:tc>
+          <w:tcPr/>
+          <w:p>
+            <w:pPr>
+              <w:pStyle w:val="Compact"/>
+              <w:spacing w:before="20" w:after="20" w:line="240" w:lineRule="auto"/>
+              <w:ind w:firstLine="0"/>
+              <w:jc w:val="left"/>
+            </w:pPr>
+            <w:r>
+              <w:rPr>
+                <w:rFonts w:ascii="Times New Roman" w:hAnsi="Times New Roman"/>
+                <w:sz w:val="17"/>
+              </w:rPr>
+              <w:t xml:space="preserve">1.00</w:t>
+            </w:r>
+          </w:p>
+        </w:tc>
+        <w:tc>
+          <w:tcPr/>
+          <w:p>
+            <w:pPr>
+              <w:pStyle w:val="Compact"/>
+              <w:spacing w:before="20" w:after="20" w:line="240" w:lineRule="auto"/>
+              <w:ind w:firstLine="0"/>
+              <w:jc w:val="left"/>
+            </w:pPr>
+            <w:r>
+              <w:rPr>
+                <w:rFonts w:ascii="Times New Roman" w:hAnsi="Times New Roman"/>
+                <w:sz w:val="17"/>
+              </w:rPr>
+              <w:t xml:space="preserve">n/a</w:t>
+            </w:r>
+          </w:p>
+        </w:tc>
+      </w:tr>
+      <w:tr>
+        <w:tc>
+          <w:tcPr/>
+          <w:p>
+            <w:pPr>
+              <w:pStyle w:val="Compact"/>
+              <w:spacing w:before="20" w:after="20" w:line="240" w:lineRule="auto"/>
+              <w:ind w:firstLine="0"/>
+              <w:jc w:val="left"/>
+            </w:pPr>
+            <w:r>
+              <w:rPr>
+                <w:rFonts w:ascii="Times New Roman" w:hAnsi="Times New Roman"/>
+                <w:sz w:val="17"/>
+              </w:rPr>
+              <w:t xml:space="preserve">Grocery (4.84)</w:t>
+            </w:r>
+          </w:p>
+        </w:tc>
+        <w:tc>
+          <w:tcPr/>
+          <w:p>
+            <w:pPr>
+              <w:pStyle w:val="Compact"/>
+              <w:spacing w:before="20" w:after="20" w:line="240" w:lineRule="auto"/>
+              <w:ind w:firstLine="0"/>
+              <w:jc w:val="left"/>
+            </w:pPr>
+            <w:r>
+              <w:rPr>
+                <w:rFonts w:ascii="Times New Roman" w:hAnsi="Times New Roman"/>
+                <w:sz w:val="17"/>
+              </w:rPr>
+              <w:t xml:space="preserve">C</w:t>
+            </w:r>
+          </w:p>
+        </w:tc>
+        <w:tc>
+          <w:tcPr/>
+          <w:p>
+            <w:pPr>
+              <w:pStyle w:val="Compact"/>
+              <w:spacing w:before="20" w:after="20" w:line="240" w:lineRule="auto"/>
+              <w:ind w:firstLine="0"/>
+              <w:jc w:val="left"/>
+            </w:pPr>
+            <w:r>
+              <w:rPr>
+                <w:rFonts w:ascii="Times New Roman" w:hAnsi="Times New Roman"/>
+                <w:sz w:val="17"/>
+              </w:rPr>
+              <w:t xml:space="preserve">16</w:t>
+            </w:r>
+          </w:p>
+        </w:tc>
+        <w:tc>
+          <w:tcPr/>
+          <w:p>
+            <w:pPr>
+              <w:pStyle w:val="Compact"/>
+              <w:spacing w:before="20" w:after="20" w:line="240" w:lineRule="auto"/>
+              <w:ind w:firstLine="0"/>
+              <w:jc w:val="left"/>
+            </w:pPr>
+            <w:r>
+              <w:rPr>
+                <w:rFonts w:ascii="Times New Roman" w:hAnsi="Times New Roman"/>
+                <w:sz w:val="17"/>
+              </w:rPr>
+              <w:t xml:space="preserve">14</w:t>
+            </w:r>
+          </w:p>
+        </w:tc>
+        <w:tc>
+          <w:tcPr/>
+          <w:p>
+            <w:pPr>
+              <w:pStyle w:val="Compact"/>
+              <w:spacing w:before="20" w:after="20" w:line="240" w:lineRule="auto"/>
+              <w:ind w:firstLine="0"/>
+              <w:jc w:val="left"/>
+            </w:pPr>
+            <w:r>
+              <w:rPr>
+                <w:rFonts w:ascii="Times New Roman" w:hAnsi="Times New Roman"/>
+                <w:sz w:val="17"/>
+              </w:rPr>
+              <w:t xml:space="preserve">1</w:t>
+            </w:r>
+          </w:p>
+        </w:tc>
+        <w:tc>
+          <w:tcPr/>
+          <w:p>
+            <w:pPr>
+              <w:pStyle w:val="Compact"/>
+              <w:spacing w:before="20" w:after="20" w:line="240" w:lineRule="auto"/>
+              <w:ind w:firstLine="0"/>
+              <w:jc w:val="left"/>
+            </w:pPr>
+            <w:r>
+              <w:rPr>
+                <w:rFonts w:ascii="Times New Roman" w:hAnsi="Times New Roman"/>
+                <w:sz w:val="17"/>
+              </w:rPr>
+              <w:t xml:space="preserve">0.56</w:t>
+            </w:r>
+          </w:p>
+        </w:tc>
+        <w:tc>
+          <w:tcPr/>
+          <w:p>
+            <w:pPr>
+              <w:pStyle w:val="Compact"/>
+              <w:spacing w:before="20" w:after="20" w:line="240" w:lineRule="auto"/>
+              <w:ind w:firstLine="0"/>
+              <w:jc w:val="left"/>
+            </w:pPr>
+            <w:r>
+              <w:rPr>
+                <w:rFonts w:ascii="Times New Roman" w:hAnsi="Times New Roman"/>
+                <w:sz w:val="17"/>
+              </w:rPr>
+              <w:t xml:space="preserve">0.00</w:t>
+            </w:r>
+          </w:p>
+        </w:tc>
+      </w:tr>
+      <w:tr>
+        <w:tc>
+          <w:tcPr/>
+          <w:p>
+            <w:pPr>
+              <w:pStyle w:val="Compact"/>
+              <w:spacing w:before="20" w:after="20" w:line="240" w:lineRule="auto"/>
+              <w:ind w:firstLine="0"/>
+              <w:jc w:val="left"/>
+            </w:pPr>
+            <w:r>
+              <w:rPr>
+                <w:rFonts w:ascii="Times New Roman" w:hAnsi="Times New Roman"/>
+                <w:sz w:val="17"/>
+              </w:rPr>
+              <w:t xml:space="preserve">Grocery (4.84)</w:t>
+            </w:r>
+          </w:p>
+        </w:tc>
+        <w:tc>
+          <w:tcPr/>
+          <w:p>
+            <w:pPr>
+              <w:pStyle w:val="Compact"/>
+              <w:spacing w:before="20" w:after="20" w:line="240" w:lineRule="auto"/>
+              <w:ind w:firstLine="0"/>
+              <w:jc w:val="left"/>
+            </w:pPr>
+            <w:r>
+              <w:rPr>
+                <w:rFonts w:ascii="Times New Roman" w:hAnsi="Times New Roman"/>
+                <w:sz w:val="17"/>
+              </w:rPr>
+              <w:t xml:space="preserve">D</w:t>
+            </w:r>
+          </w:p>
+        </w:tc>
+        <w:tc>
+          <w:tcPr/>
+          <w:p>
+            <w:pPr>
+              <w:pStyle w:val="Compact"/>
+              <w:spacing w:before="20" w:after="20" w:line="240" w:lineRule="auto"/>
+              <w:ind w:firstLine="0"/>
+              <w:jc w:val="left"/>
+            </w:pPr>
+            <w:r>
+              <w:rPr>
+                <w:rFonts w:ascii="Times New Roman" w:hAnsi="Times New Roman"/>
+                <w:sz w:val="17"/>
+              </w:rPr>
+              <w:t xml:space="preserve">16</w:t>
+            </w:r>
+          </w:p>
+        </w:tc>
+        <w:tc>
+          <w:tcPr/>
+          <w:p>
+            <w:pPr>
+              <w:pStyle w:val="Compact"/>
+              <w:spacing w:before="20" w:after="20" w:line="240" w:lineRule="auto"/>
+              <w:ind w:firstLine="0"/>
+              <w:jc w:val="left"/>
+            </w:pPr>
+            <w:r>
+              <w:rPr>
+                <w:rFonts w:ascii="Times New Roman" w:hAnsi="Times New Roman"/>
+                <w:sz w:val="17"/>
+              </w:rPr>
+              <w:t xml:space="preserve">14</w:t>
+            </w:r>
+          </w:p>
+        </w:tc>
+        <w:tc>
+          <w:tcPr/>
+          <w:p>
+            <w:pPr>
+              <w:pStyle w:val="Compact"/>
+              <w:spacing w:before="20" w:after="20" w:line="240" w:lineRule="auto"/>
+              <w:ind w:firstLine="0"/>
+              <w:jc w:val="left"/>
+            </w:pPr>
+            <w:r>
+              <w:rPr>
+                <w:rFonts w:ascii="Times New Roman" w:hAnsi="Times New Roman"/>
+                <w:sz w:val="17"/>
+              </w:rPr>
+              <w:t xml:space="preserve">6</w:t>
+            </w:r>
+          </w:p>
+        </w:tc>
+        <w:tc>
+          <w:tcPr/>
+          <w:p>
+            <w:pPr>
+              <w:pStyle w:val="Compact"/>
+              <w:spacing w:before="20" w:after="20" w:line="240" w:lineRule="auto"/>
+              <w:ind w:firstLine="0"/>
+              <w:jc w:val="left"/>
+            </w:pPr>
+            <w:r>
+              <w:rPr>
+                <w:rFonts w:ascii="Times New Roman" w:hAnsi="Times New Roman"/>
+                <w:sz w:val="17"/>
+              </w:rPr>
+              <w:t xml:space="preserve">0.00</w:t>
+            </w:r>
+          </w:p>
+        </w:tc>
+        <w:tc>
+          <w:tcPr/>
+          <w:p>
+            <w:pPr>
+              <w:pStyle w:val="Compact"/>
+              <w:spacing w:before="20" w:after="20" w:line="240" w:lineRule="auto"/>
+              <w:ind w:firstLine="0"/>
+              <w:jc w:val="left"/>
+            </w:pPr>
+            <w:r>
+              <w:rPr>
+                <w:rFonts w:ascii="Times New Roman" w:hAnsi="Times New Roman"/>
+                <w:sz w:val="17"/>
+              </w:rPr>
+              <w:t xml:space="preserve">0.00</w:t>
+            </w:r>
+          </w:p>
+        </w:tc>
+      </w:tr>
+      <w:tr>
+        <w:tc>
+          <w:tcPr/>
+          <w:p>
+            <w:pPr>
+              <w:pStyle w:val="Compact"/>
+              <w:spacing w:before="20" w:after="20" w:line="240" w:lineRule="auto"/>
+              <w:ind w:firstLine="0"/>
+              <w:jc w:val="left"/>
+            </w:pPr>
+            <w:r>
+              <w:rPr>
+                <w:rFonts w:ascii="Times New Roman" w:hAnsi="Times New Roman"/>
+                <w:sz w:val="17"/>
+              </w:rPr>
+              <w:t xml:space="preserve">Demographic households (7.83)</w:t>
+            </w:r>
+          </w:p>
+        </w:tc>
+        <w:tc>
+          <w:tcPr/>
+          <w:p>
+            <w:pPr>
+              <w:pStyle w:val="Compact"/>
+              <w:spacing w:before="20" w:after="20" w:line="240" w:lineRule="auto"/>
+              <w:ind w:firstLine="0"/>
+              <w:jc w:val="left"/>
+            </w:pPr>
+            <w:r>
+              <w:rPr>
+                <w:rFonts w:ascii="Times New Roman" w:hAnsi="Times New Roman"/>
+                <w:sz w:val="17"/>
+              </w:rPr>
+              <w:t xml:space="preserve">A</w:t>
+            </w:r>
+          </w:p>
+        </w:tc>
+        <w:tc>
+          <w:tcPr/>
+          <w:p>
+            <w:pPr>
+              <w:pStyle w:val="Compact"/>
+              <w:spacing w:before="20" w:after="20" w:line="240" w:lineRule="auto"/>
+              <w:ind w:firstLine="0"/>
+              <w:jc w:val="left"/>
+            </w:pPr>
+            <w:r>
+              <w:rPr>
+                <w:rFonts w:ascii="Times New Roman" w:hAnsi="Times New Roman"/>
+                <w:sz w:val="17"/>
+              </w:rPr>
+              <w:t xml:space="preserve">16</w:t>
+            </w:r>
+          </w:p>
+        </w:tc>
+        <w:tc>
+          <w:tcPr/>
+          <w:p>
+            <w:pPr>
+              <w:pStyle w:val="Compact"/>
+              <w:spacing w:before="20" w:after="20" w:line="240" w:lineRule="auto"/>
+              <w:ind w:firstLine="0"/>
+              <w:jc w:val="left"/>
+            </w:pPr>
+            <w:r>
+              <w:rPr>
+                <w:rFonts w:ascii="Times New Roman" w:hAnsi="Times New Roman"/>
+                <w:sz w:val="17"/>
+              </w:rPr>
+              <w:t xml:space="preserve">16</w:t>
+            </w:r>
+          </w:p>
+        </w:tc>
+        <w:tc>
+          <w:tcPr/>
+          <w:p>
+            <w:pPr>
+              <w:pStyle w:val="Compact"/>
+              <w:spacing w:before="20" w:after="20" w:line="240" w:lineRule="auto"/>
+              <w:ind w:firstLine="0"/>
+              <w:jc w:val="left"/>
+            </w:pPr>
+            <w:r>
+              <w:rPr>
+                <w:rFonts w:ascii="Times New Roman" w:hAnsi="Times New Roman"/>
+                <w:sz w:val="17"/>
+              </w:rPr>
+              <w:t xml:space="preserve">0</w:t>
+            </w:r>
+          </w:p>
+        </w:tc>
+        <w:tc>
+          <w:tcPr/>
+          <w:p>
+            <w:pPr>
+              <w:pStyle w:val="Compact"/>
+              <w:spacing w:before="20" w:after="20" w:line="240" w:lineRule="auto"/>
+              <w:ind w:firstLine="0"/>
+              <w:jc w:val="left"/>
+            </w:pPr>
+            <w:r>
+              <w:rPr>
+                <w:rFonts w:ascii="Times New Roman" w:hAnsi="Times New Roman"/>
+                <w:sz w:val="17"/>
+              </w:rPr>
+              <w:t xml:space="preserve">1.00</w:t>
+            </w:r>
+          </w:p>
+        </w:tc>
+        <w:tc>
+          <w:tcPr/>
+          <w:p>
+            <w:pPr>
+              <w:pStyle w:val="Compact"/>
+              <w:spacing w:before="20" w:after="20" w:line="240" w:lineRule="auto"/>
+              <w:ind w:firstLine="0"/>
+              <w:jc w:val="left"/>
+            </w:pPr>
+            <w:r>
+              <w:rPr>
+                <w:rFonts w:ascii="Times New Roman" w:hAnsi="Times New Roman"/>
+                <w:sz w:val="17"/>
+              </w:rPr>
+              <w:t xml:space="preserve">n/a</w:t>
+            </w:r>
+          </w:p>
+        </w:tc>
+      </w:tr>
+      <w:tr>
+        <w:tc>
+          <w:tcPr/>
+          <w:p>
+            <w:pPr>
+              <w:pStyle w:val="Compact"/>
+              <w:spacing w:before="20" w:after="20" w:line="240" w:lineRule="auto"/>
+              <w:ind w:firstLine="0"/>
+              <w:jc w:val="left"/>
+            </w:pPr>
+            <w:r>
+              <w:rPr>
+                <w:rFonts w:ascii="Times New Roman" w:hAnsi="Times New Roman"/>
+                <w:sz w:val="17"/>
+              </w:rPr>
+              <w:t xml:space="preserve">Demographic households (7.83)</w:t>
+            </w:r>
+          </w:p>
+        </w:tc>
+        <w:tc>
+          <w:tcPr/>
+          <w:p>
+            <w:pPr>
+              <w:pStyle w:val="Compact"/>
+              <w:spacing w:before="20" w:after="20" w:line="240" w:lineRule="auto"/>
+              <w:ind w:firstLine="0"/>
+              <w:jc w:val="left"/>
+            </w:pPr>
+            <w:r>
+              <w:rPr>
+                <w:rFonts w:ascii="Times New Roman" w:hAnsi="Times New Roman"/>
+                <w:sz w:val="17"/>
+              </w:rPr>
+              <w:t xml:space="preserve">B</w:t>
+            </w:r>
+          </w:p>
+        </w:tc>
+        <w:tc>
+          <w:tcPr/>
+          <w:p>
+            <w:pPr>
+              <w:pStyle w:val="Compact"/>
+              <w:spacing w:before="20" w:after="20" w:line="240" w:lineRule="auto"/>
+              <w:ind w:firstLine="0"/>
+              <w:jc w:val="left"/>
+            </w:pPr>
+            <w:r>
+              <w:rPr>
+                <w:rFonts w:ascii="Times New Roman" w:hAnsi="Times New Roman"/>
+                <w:sz w:val="17"/>
+              </w:rPr>
+              <w:t xml:space="preserve">16</w:t>
+            </w:r>
+          </w:p>
+        </w:tc>
+        <w:tc>
+          <w:tcPr/>
+          <w:p>
+            <w:pPr>
+              <w:pStyle w:val="Compact"/>
+              <w:spacing w:before="20" w:after="20" w:line="240" w:lineRule="auto"/>
+              <w:ind w:firstLine="0"/>
+              <w:jc w:val="left"/>
+            </w:pPr>
+            <w:r>
+              <w:rPr>
+                <w:rFonts w:ascii="Times New Roman" w:hAnsi="Times New Roman"/>
+                <w:sz w:val="17"/>
+              </w:rPr>
+              <w:t xml:space="preserve">14</w:t>
+            </w:r>
+          </w:p>
+        </w:tc>
+        <w:tc>
+          <w:tcPr/>
+          <w:p>
+            <w:pPr>
+              <w:pStyle w:val="Compact"/>
+              <w:spacing w:before="20" w:after="20" w:line="240" w:lineRule="auto"/>
+              <w:ind w:firstLine="0"/>
+              <w:jc w:val="left"/>
+            </w:pPr>
+            <w:r>
+              <w:rPr>
+                <w:rFonts w:ascii="Times New Roman" w:hAnsi="Times New Roman"/>
+                <w:sz w:val="17"/>
+              </w:rPr>
+              <w:t xml:space="preserve">0</w:t>
+            </w:r>
+          </w:p>
+        </w:tc>
+        <w:tc>
+          <w:tcPr/>
+          <w:p>
+            <w:pPr>
+              <w:pStyle w:val="Compact"/>
+              <w:spacing w:before="20" w:after="20" w:line="240" w:lineRule="auto"/>
+              <w:ind w:firstLine="0"/>
+              <w:jc w:val="left"/>
+            </w:pPr>
+            <w:r>
+              <w:rPr>
+                <w:rFonts w:ascii="Times New Roman" w:hAnsi="Times New Roman"/>
+                <w:sz w:val="17"/>
+              </w:rPr>
+              <w:t xml:space="preserve">1.00</w:t>
+            </w:r>
+          </w:p>
+        </w:tc>
+        <w:tc>
+          <w:tcPr/>
+          <w:p>
+            <w:pPr>
+              <w:pStyle w:val="Compact"/>
+              <w:spacing w:before="20" w:after="20" w:line="240" w:lineRule="auto"/>
+              <w:ind w:firstLine="0"/>
+              <w:jc w:val="left"/>
+            </w:pPr>
+            <w:r>
+              <w:rPr>
+                <w:rFonts w:ascii="Times New Roman" w:hAnsi="Times New Roman"/>
+                <w:sz w:val="17"/>
+              </w:rPr>
+              <w:t xml:space="preserve">n/a</w:t>
+            </w:r>
+          </w:p>
+        </w:tc>
+      </w:tr>
+      <w:tr>
+        <w:tc>
+          <w:tcPr/>
+          <w:p>
+            <w:pPr>
+              <w:pStyle w:val="Compact"/>
+              <w:spacing w:before="20" w:after="20" w:line="240" w:lineRule="auto"/>
+              <w:ind w:firstLine="0"/>
+              <w:jc w:val="left"/>
+            </w:pPr>
+            <w:r>
+              <w:rPr>
+                <w:rFonts w:ascii="Times New Roman" w:hAnsi="Times New Roman"/>
+                <w:sz w:val="17"/>
+              </w:rPr>
+              <w:t xml:space="preserve">Demographic households (7.83)</w:t>
+            </w:r>
+          </w:p>
+        </w:tc>
+        <w:tc>
+          <w:tcPr/>
+          <w:p>
+            <w:pPr>
+              <w:pStyle w:val="Compact"/>
+              <w:spacing w:before="20" w:after="20" w:line="240" w:lineRule="auto"/>
+              <w:ind w:firstLine="0"/>
+              <w:jc w:val="left"/>
+            </w:pPr>
+            <w:r>
+              <w:rPr>
+                <w:rFonts w:ascii="Times New Roman" w:hAnsi="Times New Roman"/>
+                <w:sz w:val="17"/>
+              </w:rPr>
+              <w:t xml:space="preserve">C</w:t>
+            </w:r>
+          </w:p>
+        </w:tc>
+        <w:tc>
+          <w:tcPr/>
+          <w:p>
+            <w:pPr>
+              <w:pStyle w:val="Compact"/>
+              <w:spacing w:before="20" w:after="20" w:line="240" w:lineRule="auto"/>
+              <w:ind w:firstLine="0"/>
+              <w:jc w:val="left"/>
+            </w:pPr>
+            <w:r>
+              <w:rPr>
+                <w:rFonts w:ascii="Times New Roman" w:hAnsi="Times New Roman"/>
+                <w:sz w:val="17"/>
+              </w:rPr>
+              <w:t xml:space="preserve">16</w:t>
+            </w:r>
+          </w:p>
+        </w:tc>
+        <w:tc>
+          <w:tcPr/>
+          <w:p>
+            <w:pPr>
+              <w:pStyle w:val="Compact"/>
+              <w:spacing w:before="20" w:after="20" w:line="240" w:lineRule="auto"/>
+              <w:ind w:firstLine="0"/>
+              <w:jc w:val="left"/>
+            </w:pPr>
+            <w:r>
+              <w:rPr>
+                <w:rFonts w:ascii="Times New Roman" w:hAnsi="Times New Roman"/>
+                <w:sz w:val="17"/>
+              </w:rPr>
+              <w:t xml:space="preserve">16</w:t>
+            </w:r>
+          </w:p>
+        </w:tc>
+        <w:tc>
+          <w:tcPr/>
+          <w:p>
+            <w:pPr>
+              <w:pStyle w:val="Compact"/>
+              <w:spacing w:before="20" w:after="20" w:line="240" w:lineRule="auto"/>
+              <w:ind w:firstLine="0"/>
+              <w:jc w:val="left"/>
+            </w:pPr>
+            <w:r>
+              <w:rPr>
+                <w:rFonts w:ascii="Times New Roman" w:hAnsi="Times New Roman"/>
+                <w:sz w:val="17"/>
+              </w:rPr>
+              <w:t xml:space="preserve">2</w:t>
+            </w:r>
+          </w:p>
+        </w:tc>
+        <w:tc>
+          <w:tcPr/>
+          <w:p>
+            <w:pPr>
+              <w:pStyle w:val="Compact"/>
+              <w:spacing w:before="20" w:after="20" w:line="240" w:lineRule="auto"/>
+              <w:ind w:firstLine="0"/>
+              <w:jc w:val="left"/>
+            </w:pPr>
+            <w:r>
+              <w:rPr>
+                <w:rFonts w:ascii="Times New Roman" w:hAnsi="Times New Roman"/>
+                <w:sz w:val="17"/>
+              </w:rPr>
+              <w:t xml:space="preserve">0.00</w:t>
+            </w:r>
+          </w:p>
+        </w:tc>
+        <w:tc>
+          <w:tcPr/>
+          <w:p>
+            <w:pPr>
+              <w:pStyle w:val="Compact"/>
+              <w:spacing w:before="20" w:after="20" w:line="240" w:lineRule="auto"/>
+              <w:ind w:firstLine="0"/>
+              <w:jc w:val="left"/>
+            </w:pPr>
+            <w:r>
+              <w:rPr>
+                <w:rFonts w:ascii="Times New Roman" w:hAnsi="Times New Roman"/>
+                <w:sz w:val="17"/>
+              </w:rPr>
+              <w:t xml:space="preserve">0.00</w:t>
+            </w:r>
+          </w:p>
+        </w:tc>
+      </w:tr>
+      <w:tr>
+        <w:tc>
+          <w:tcPr/>
+          <w:p>
+            <w:pPr>
+              <w:pStyle w:val="Compact"/>
+              <w:spacing w:before="20" w:after="20" w:line="240" w:lineRule="auto"/>
+              <w:ind w:firstLine="0"/>
+              <w:jc w:val="left"/>
+            </w:pPr>
+            <w:r>
+              <w:rPr>
+                <w:rFonts w:ascii="Times New Roman" w:hAnsi="Times New Roman"/>
+                <w:sz w:val="17"/>
+              </w:rPr>
+              <w:t xml:space="preserve">Demographic households (7.83)</w:t>
+            </w:r>
+          </w:p>
+        </w:tc>
+        <w:tc>
+          <w:tcPr/>
+          <w:p>
+            <w:pPr>
+              <w:pStyle w:val="Compact"/>
+              <w:spacing w:before="20" w:after="20" w:line="240" w:lineRule="auto"/>
+              <w:ind w:firstLine="0"/>
+              <w:jc w:val="left"/>
+            </w:pPr>
+            <w:r>
+              <w:rPr>
+                <w:rFonts w:ascii="Times New Roman" w:hAnsi="Times New Roman"/>
+                <w:sz w:val="17"/>
+              </w:rPr>
+              <w:t xml:space="preserve">D</w:t>
+            </w:r>
+          </w:p>
+        </w:tc>
+        <w:tc>
+          <w:tcPr/>
+          <w:p>
+            <w:pPr>
+              <w:pStyle w:val="Compact"/>
+              <w:spacing w:before="20" w:after="20" w:line="240" w:lineRule="auto"/>
+              <w:ind w:firstLine="0"/>
+              <w:jc w:val="left"/>
+            </w:pPr>
+            <w:r>
+              <w:rPr>
+                <w:rFonts w:ascii="Times New Roman" w:hAnsi="Times New Roman"/>
+                <w:sz w:val="17"/>
+              </w:rPr>
+              <w:t xml:space="preserve">16</w:t>
+            </w:r>
+          </w:p>
+        </w:tc>
+        <w:tc>
+          <w:tcPr/>
+          <w:p>
+            <w:pPr>
+              <w:pStyle w:val="Compact"/>
+              <w:spacing w:before="20" w:after="20" w:line="240" w:lineRule="auto"/>
+              <w:ind w:firstLine="0"/>
+              <w:jc w:val="left"/>
+            </w:pPr>
+            <w:r>
+              <w:rPr>
+                <w:rFonts w:ascii="Times New Roman" w:hAnsi="Times New Roman"/>
+                <w:sz w:val="17"/>
+              </w:rPr>
+              <w:t xml:space="preserve">16</w:t>
+            </w:r>
+          </w:p>
+        </w:tc>
+        <w:tc>
+          <w:tcPr/>
+          <w:p>
+            <w:pPr>
+              <w:pStyle w:val="Compact"/>
+              <w:spacing w:before="20" w:after="20" w:line="240" w:lineRule="auto"/>
+              <w:ind w:firstLine="0"/>
+              <w:jc w:val="left"/>
+            </w:pPr>
+            <w:r>
+              <w:rPr>
+                <w:rFonts w:ascii="Times New Roman" w:hAnsi="Times New Roman"/>
+                <w:sz w:val="17"/>
+              </w:rPr>
+              <w:t xml:space="preserve">0</w:t>
+            </w:r>
+          </w:p>
+        </w:tc>
+        <w:tc>
+          <w:tcPr/>
+          <w:p>
+            <w:pPr>
+              <w:pStyle w:val="Compact"/>
+              <w:spacing w:before="20" w:after="20" w:line="240" w:lineRule="auto"/>
+              <w:ind w:firstLine="0"/>
+              <w:jc w:val="left"/>
+            </w:pPr>
+            <w:r>
+              <w:rPr>
+                <w:rFonts w:ascii="Times New Roman" w:hAnsi="Times New Roman"/>
+                <w:sz w:val="17"/>
+              </w:rPr>
+              <w:t xml:space="preserve">0.00</w:t>
+            </w:r>
+          </w:p>
+        </w:tc>
+        <w:tc>
+          <w:tcPr/>
+          <w:p>
+            <w:pPr>
+              <w:pStyle w:val="Compact"/>
+              <w:spacing w:before="20" w:after="20" w:line="240" w:lineRule="auto"/>
+              <w:ind w:firstLine="0"/>
+              <w:jc w:val="left"/>
+            </w:pPr>
+            <w:r>
+              <w:rPr>
+                <w:rFonts w:ascii="Times New Roman" w:hAnsi="Times New Roman"/>
+                <w:sz w:val="17"/>
+              </w:rPr>
+              <w:t xml:space="preserve">n/a</w:t>
+            </w:r>
+          </w:p>
+        </w:tc>
+      </w:tr>
+    </w:tbl>
+    <w:p>
+      <w:pPr>
+        <w:pStyle w:val="BodyText"/>
+        <w:spacing w:line="240" w:lineRule="auto"/>
+        <w:ind w:firstLine="0"/>
+      </w:pPr>
+      <w:r>
+        <w:rPr>
+          <w:iCs/>
+          <w:i/>
+        </w:rPr>
+        <w:t xml:space="preserve">Table E3. Transaction backtest: held-out top-decile share error above 0.10, by setting and design. Cells with an undefined variance-to-mean ratio are excluded (187 of 192).</w:t>
+      </w:r>
+    </w:p>
+    <w:p>
+      <w:pPr>
+        <w:pStyle w:val="BodyText"/>
+      </w:pPr>
+      <w:r>
+        <w:t xml:space="preserve">The gate passes only designs that obtain the dispersion from outside the model (D) or from the described distribution (C). Because the hybrid design sets its dispersion from the reference, its low error rate under the gate is partly built in. The two-campaign structure of the email backtest implies that the 64 cases come from 32 configurations, so cases from the same configuration are not independent.</w:t>
+      </w:r>
+    </w:p>
+    <w:bookmarkEnd w:id="24"/>
     <w:sectPr>
       <w:footerReference w:type="default" r:id="rId9"/>
       <w:pgMar w:left="1440" w:right="1440" w:top="1440" w:bottom="1440"/>

--- a/llm-count-study/ISR_online_appendix.docx
+++ b/llm-count-study/ISR_online_appendix.docx
@@ -41953,6 +41953,964 @@
       </w:r>
     </w:p>
     <w:bookmarkEnd w:id="24"/>
+    <w:bookmarkStart w:id="25" w:name="appendix-f.-robustness-to-prompt-wording"/>
+    <w:p>
+      <w:pPr>
+        <w:pStyle w:val="Heading1"/>
+      </w:pPr>
+      <w:r>
+        <w:t xml:space="preserve">Appendix F. Robustness to Prompt Wording</w:t>
+      </w:r>
+    </w:p>
+    <w:p>
+      <w:pPr>
+        <w:pStyle w:val="FirstParagraph"/>
+      </w:pPr>
+      <w:r>
+        <w:t xml:space="preserve">Two rewordings of the prompt were run for four models (GPT-4o-mini, Llama-3.3-70B-Instruct, Claude Haiku 5.5, Claude Sonnet 5) with the plain and anchored variants, one seed, 200 customers per cell in the transaction settings (Online Retail II and Complete Journey) and 300 customers in the email experiment: a third-person wording that describes the customer in the third person, and a survey wording that asks the question as in a market-research questionnaire. Counts below are cells of the 16 per setting and wording (8 for design D, design C zero share, and the email statistics). Intervals are wider than in the main analysis because of the smaller samples.</w:t>
+      </w:r>
+    </w:p>
+    <w:tbl>
+      <w:tblPr>
+        <w:tblStyle w:val="Table"/>
+        <w:tblW w:type="pct" w:w="5000"/>
+        <w:tblLook w:firstRow="1" w:lastRow="0" w:firstColumn="0" w:lastColumn="0" w:noHBand="0" w:noVBand="0" w:val="0020"/>
+        <w:jc w:val="start"/>
+        <w:tblBorders>
+          <w:top w:val="single" w:sz="4" w:color="808080"/>
+          <w:bottom w:val="single" w:sz="4" w:color="808080"/>
+          <w:insideH w:val="single" w:sz="4" w:color="808080"/>
+        </w:tblBorders>
+      </w:tblPr>
+      <w:tblGrid>
+        <w:gridCol w:w="1584"/>
+        <w:gridCol w:w="1584"/>
+        <w:gridCol w:w="1584"/>
+        <w:gridCol w:w="1584"/>
+        <w:gridCol w:w="1584"/>
+      </w:tblGrid>
+      <w:tr>
+        <w:trPr>
+          <w:tblHeader w:val="true"/>
+        </w:trPr>
+        <w:tc>
+          <w:tcPr/>
+          <w:p>
+            <w:pPr>
+              <w:pStyle w:val="Compact"/>
+              <w:spacing w:before="20" w:after="20" w:line="240" w:lineRule="auto"/>
+              <w:ind w:firstLine="0"/>
+              <w:jc w:val="left"/>
+            </w:pPr>
+            <w:r>
+              <w:rPr>
+                <w:rFonts w:ascii="Times New Roman" w:hAnsi="Times New Roman"/>
+                <w:b/>
+                <w:sz w:val="17"/>
+              </w:rPr>
+              <w:t xml:space="preserve">Statistic</w:t>
+            </w:r>
+          </w:p>
+        </w:tc>
+        <w:tc>
+          <w:tcPr/>
+          <w:p>
+            <w:pPr>
+              <w:pStyle w:val="Compact"/>
+              <w:spacing w:before="20" w:after="20" w:line="240" w:lineRule="auto"/>
+              <w:ind w:firstLine="0"/>
+              <w:jc w:val="left"/>
+            </w:pPr>
+            <w:r>
+              <w:rPr>
+                <w:rFonts w:ascii="Times New Roman" w:hAnsi="Times New Roman"/>
+                <w:b/>
+                <w:sz w:val="17"/>
+              </w:rPr>
+              <w:t xml:space="preserve">Retail, third person</w:t>
+            </w:r>
+          </w:p>
+        </w:tc>
+        <w:tc>
+          <w:tcPr/>
+          <w:p>
+            <w:pPr>
+              <w:pStyle w:val="Compact"/>
+              <w:spacing w:before="20" w:after="20" w:line="240" w:lineRule="auto"/>
+              <w:ind w:firstLine="0"/>
+              <w:jc w:val="left"/>
+            </w:pPr>
+            <w:r>
+              <w:rPr>
+                <w:rFonts w:ascii="Times New Roman" w:hAnsi="Times New Roman"/>
+                <w:b/>
+                <w:sz w:val="17"/>
+              </w:rPr>
+              <w:t xml:space="preserve">Retail, survey</w:t>
+            </w:r>
+          </w:p>
+        </w:tc>
+        <w:tc>
+          <w:tcPr/>
+          <w:p>
+            <w:pPr>
+              <w:pStyle w:val="Compact"/>
+              <w:spacing w:before="20" w:after="20" w:line="240" w:lineRule="auto"/>
+              <w:ind w:firstLine="0"/>
+              <w:jc w:val="left"/>
+            </w:pPr>
+            <w:r>
+              <w:rPr>
+                <w:rFonts w:ascii="Times New Roman" w:hAnsi="Times New Roman"/>
+                <w:b/>
+                <w:sz w:val="17"/>
+              </w:rPr>
+              <w:t xml:space="preserve">Grocery, third person</w:t>
+            </w:r>
+          </w:p>
+        </w:tc>
+        <w:tc>
+          <w:tcPr/>
+          <w:p>
+            <w:pPr>
+              <w:pStyle w:val="Compact"/>
+              <w:spacing w:before="20" w:after="20" w:line="240" w:lineRule="auto"/>
+              <w:ind w:firstLine="0"/>
+              <w:jc w:val="left"/>
+            </w:pPr>
+            <w:r>
+              <w:rPr>
+                <w:rFonts w:ascii="Times New Roman" w:hAnsi="Times New Roman"/>
+                <w:b/>
+                <w:sz w:val="17"/>
+              </w:rPr>
+              <w:t xml:space="preserve">Grocery, survey</w:t>
+            </w:r>
+          </w:p>
+        </w:tc>
+      </w:tr>
+      <w:tr>
+        <w:tc>
+          <w:tcPr/>
+          <w:p>
+            <w:pPr>
+              <w:pStyle w:val="Compact"/>
+              <w:spacing w:before="20" w:after="20" w:line="240" w:lineRule="auto"/>
+              <w:ind w:firstLine="0"/>
+              <w:jc w:val="left"/>
+            </w:pPr>
+            <w:r>
+              <w:rPr>
+                <w:rFonts w:ascii="Times New Roman" w:hAnsi="Times New Roman"/>
+                <w:sz w:val="17"/>
+              </w:rPr>
+              <w:t xml:space="preserve">Designs A and B: variance-to-mean ratio below reference (defined cells)</w:t>
+            </w:r>
+          </w:p>
+        </w:tc>
+        <w:tc>
+          <w:tcPr/>
+          <w:p>
+            <w:pPr>
+              <w:pStyle w:val="Compact"/>
+              <w:spacing w:before="20" w:after="20" w:line="240" w:lineRule="auto"/>
+              <w:ind w:firstLine="0"/>
+              <w:jc w:val="left"/>
+            </w:pPr>
+            <w:r>
+              <w:rPr>
+                <w:rFonts w:ascii="Times New Roman" w:hAnsi="Times New Roman"/>
+                <w:sz w:val="17"/>
+              </w:rPr>
+              <w:t xml:space="preserve">14 of 14</w:t>
+            </w:r>
+          </w:p>
+        </w:tc>
+        <w:tc>
+          <w:tcPr/>
+          <w:p>
+            <w:pPr>
+              <w:pStyle w:val="Compact"/>
+              <w:spacing w:before="20" w:after="20" w:line="240" w:lineRule="auto"/>
+              <w:ind w:firstLine="0"/>
+              <w:jc w:val="left"/>
+            </w:pPr>
+            <w:r>
+              <w:rPr>
+                <w:rFonts w:ascii="Times New Roman" w:hAnsi="Times New Roman"/>
+                <w:sz w:val="17"/>
+              </w:rPr>
+              <w:t xml:space="preserve">13 of 14</w:t>
+            </w:r>
+          </w:p>
+        </w:tc>
+        <w:tc>
+          <w:tcPr/>
+          <w:p>
+            <w:pPr>
+              <w:pStyle w:val="Compact"/>
+              <w:spacing w:before="20" w:after="20" w:line="240" w:lineRule="auto"/>
+              <w:ind w:firstLine="0"/>
+              <w:jc w:val="left"/>
+            </w:pPr>
+            <w:r>
+              <w:rPr>
+                <w:rFonts w:ascii="Times New Roman" w:hAnsi="Times New Roman"/>
+                <w:sz w:val="17"/>
+              </w:rPr>
+              <w:t xml:space="preserve">16 of 16</w:t>
+            </w:r>
+          </w:p>
+        </w:tc>
+        <w:tc>
+          <w:tcPr/>
+          <w:p>
+            <w:pPr>
+              <w:pStyle w:val="Compact"/>
+              <w:spacing w:before="20" w:after="20" w:line="240" w:lineRule="auto"/>
+              <w:ind w:firstLine="0"/>
+              <w:jc w:val="left"/>
+            </w:pPr>
+            <w:r>
+              <w:rPr>
+                <w:rFonts w:ascii="Times New Roman" w:hAnsi="Times New Roman"/>
+                <w:sz w:val="17"/>
+              </w:rPr>
+              <w:t xml:space="preserve">15 of 16</w:t>
+            </w:r>
+          </w:p>
+        </w:tc>
+      </w:tr>
+      <w:tr>
+        <w:tc>
+          <w:tcPr/>
+          <w:p>
+            <w:pPr>
+              <w:pStyle w:val="Compact"/>
+              <w:spacing w:before="20" w:after="20" w:line="240" w:lineRule="auto"/>
+              <w:ind w:firstLine="0"/>
+              <w:jc w:val="left"/>
+            </w:pPr>
+            <w:r>
+              <w:rPr>
+                <w:rFonts w:ascii="Times New Roman" w:hAnsi="Times New Roman"/>
+                <w:sz w:val="17"/>
+              </w:rPr>
+              <w:t xml:space="preserve">Design D: variance-to-mean ratio interval contains reference</w:t>
+            </w:r>
+          </w:p>
+        </w:tc>
+        <w:tc>
+          <w:tcPr/>
+          <w:p>
+            <w:pPr>
+              <w:pStyle w:val="Compact"/>
+              <w:spacing w:before="20" w:after="20" w:line="240" w:lineRule="auto"/>
+              <w:ind w:firstLine="0"/>
+              <w:jc w:val="left"/>
+            </w:pPr>
+            <w:r>
+              <w:rPr>
+                <w:rFonts w:ascii="Times New Roman" w:hAnsi="Times New Roman"/>
+                <w:sz w:val="17"/>
+              </w:rPr>
+              <w:t xml:space="preserve">5 of 8</w:t>
+            </w:r>
+          </w:p>
+        </w:tc>
+        <w:tc>
+          <w:tcPr/>
+          <w:p>
+            <w:pPr>
+              <w:pStyle w:val="Compact"/>
+              <w:spacing w:before="20" w:after="20" w:line="240" w:lineRule="auto"/>
+              <w:ind w:firstLine="0"/>
+              <w:jc w:val="left"/>
+            </w:pPr>
+            <w:r>
+              <w:rPr>
+                <w:rFonts w:ascii="Times New Roman" w:hAnsi="Times New Roman"/>
+                <w:sz w:val="17"/>
+              </w:rPr>
+              <w:t xml:space="preserve">3 of 8</w:t>
+            </w:r>
+          </w:p>
+        </w:tc>
+        <w:tc>
+          <w:tcPr/>
+          <w:p>
+            <w:pPr>
+              <w:pStyle w:val="Compact"/>
+              <w:spacing w:before="20" w:after="20" w:line="240" w:lineRule="auto"/>
+              <w:ind w:firstLine="0"/>
+              <w:jc w:val="left"/>
+            </w:pPr>
+            <w:r>
+              <w:rPr>
+                <w:rFonts w:ascii="Times New Roman" w:hAnsi="Times New Roman"/>
+                <w:sz w:val="17"/>
+              </w:rPr>
+              <w:t xml:space="preserve">7 of 8</w:t>
+            </w:r>
+          </w:p>
+        </w:tc>
+        <w:tc>
+          <w:tcPr/>
+          <w:p>
+            <w:pPr>
+              <w:pStyle w:val="Compact"/>
+              <w:spacing w:before="20" w:after="20" w:line="240" w:lineRule="auto"/>
+              <w:ind w:firstLine="0"/>
+              <w:jc w:val="left"/>
+            </w:pPr>
+            <w:r>
+              <w:rPr>
+                <w:rFonts w:ascii="Times New Roman" w:hAnsi="Times New Roman"/>
+                <w:sz w:val="17"/>
+              </w:rPr>
+              <w:t xml:space="preserve">5 of 8</w:t>
+            </w:r>
+          </w:p>
+        </w:tc>
+      </w:tr>
+      <w:tr>
+        <w:tc>
+          <w:tcPr/>
+          <w:p>
+            <w:pPr>
+              <w:pStyle w:val="Compact"/>
+              <w:spacing w:before="20" w:after="20" w:line="240" w:lineRule="auto"/>
+              <w:ind w:firstLine="0"/>
+              <w:jc w:val="left"/>
+            </w:pPr>
+            <w:r>
+              <w:rPr>
+                <w:rFonts w:ascii="Times New Roman" w:hAnsi="Times New Roman"/>
+                <w:sz w:val="17"/>
+              </w:rPr>
+              <w:t xml:space="preserve">Design D: mean interval contains reference</w:t>
+            </w:r>
+          </w:p>
+        </w:tc>
+        <w:tc>
+          <w:tcPr/>
+          <w:p>
+            <w:pPr>
+              <w:pStyle w:val="Compact"/>
+              <w:spacing w:before="20" w:after="20" w:line="240" w:lineRule="auto"/>
+              <w:ind w:firstLine="0"/>
+              <w:jc w:val="left"/>
+            </w:pPr>
+            <w:r>
+              <w:rPr>
+                <w:rFonts w:ascii="Times New Roman" w:hAnsi="Times New Roman"/>
+                <w:sz w:val="17"/>
+              </w:rPr>
+              <w:t xml:space="preserve">4 of 8</w:t>
+            </w:r>
+          </w:p>
+        </w:tc>
+        <w:tc>
+          <w:tcPr/>
+          <w:p>
+            <w:pPr>
+              <w:pStyle w:val="Compact"/>
+              <w:spacing w:before="20" w:after="20" w:line="240" w:lineRule="auto"/>
+              <w:ind w:firstLine="0"/>
+              <w:jc w:val="left"/>
+            </w:pPr>
+            <w:r>
+              <w:rPr>
+                <w:rFonts w:ascii="Times New Roman" w:hAnsi="Times New Roman"/>
+                <w:sz w:val="17"/>
+              </w:rPr>
+              <w:t xml:space="preserve">4 of 8</w:t>
+            </w:r>
+          </w:p>
+        </w:tc>
+        <w:tc>
+          <w:tcPr/>
+          <w:p>
+            <w:pPr>
+              <w:pStyle w:val="Compact"/>
+              <w:spacing w:before="20" w:after="20" w:line="240" w:lineRule="auto"/>
+              <w:ind w:firstLine="0"/>
+              <w:jc w:val="left"/>
+            </w:pPr>
+            <w:r>
+              <w:rPr>
+                <w:rFonts w:ascii="Times New Roman" w:hAnsi="Times New Roman"/>
+                <w:sz w:val="17"/>
+              </w:rPr>
+              <w:t xml:space="preserve">6 of 8</w:t>
+            </w:r>
+          </w:p>
+        </w:tc>
+        <w:tc>
+          <w:tcPr/>
+          <w:p>
+            <w:pPr>
+              <w:pStyle w:val="Compact"/>
+              <w:spacing w:before="20" w:after="20" w:line="240" w:lineRule="auto"/>
+              <w:ind w:firstLine="0"/>
+              <w:jc w:val="left"/>
+            </w:pPr>
+            <w:r>
+              <w:rPr>
+                <w:rFonts w:ascii="Times New Roman" w:hAnsi="Times New Roman"/>
+                <w:sz w:val="17"/>
+              </w:rPr>
+              <w:t xml:space="preserve">5 of 8</w:t>
+            </w:r>
+          </w:p>
+        </w:tc>
+      </w:tr>
+      <w:tr>
+        <w:tc>
+          <w:tcPr/>
+          <w:p>
+            <w:pPr>
+              <w:pStyle w:val="Compact"/>
+              <w:spacing w:before="20" w:after="20" w:line="240" w:lineRule="auto"/>
+              <w:ind w:firstLine="0"/>
+              <w:jc w:val="left"/>
+            </w:pPr>
+            <w:r>
+              <w:rPr>
+                <w:rFonts w:ascii="Times New Roman" w:hAnsi="Times New Roman"/>
+                <w:sz w:val="17"/>
+              </w:rPr>
+              <w:t xml:space="preserve">Design C: zero share below reference</w:t>
+            </w:r>
+          </w:p>
+        </w:tc>
+        <w:tc>
+          <w:tcPr/>
+          <w:p>
+            <w:pPr>
+              <w:pStyle w:val="Compact"/>
+              <w:spacing w:before="20" w:after="20" w:line="240" w:lineRule="auto"/>
+              <w:ind w:firstLine="0"/>
+              <w:jc w:val="left"/>
+            </w:pPr>
+            <w:r>
+              <w:rPr>
+                <w:rFonts w:ascii="Times New Roman" w:hAnsi="Times New Roman"/>
+                <w:sz w:val="17"/>
+              </w:rPr>
+              <w:t xml:space="preserve">6 of 8</w:t>
+            </w:r>
+          </w:p>
+        </w:tc>
+        <w:tc>
+          <w:tcPr/>
+          <w:p>
+            <w:pPr>
+              <w:pStyle w:val="Compact"/>
+              <w:spacing w:before="20" w:after="20" w:line="240" w:lineRule="auto"/>
+              <w:ind w:firstLine="0"/>
+              <w:jc w:val="left"/>
+            </w:pPr>
+            <w:r>
+              <w:rPr>
+                <w:rFonts w:ascii="Times New Roman" w:hAnsi="Times New Roman"/>
+                <w:sz w:val="17"/>
+              </w:rPr>
+              <w:t xml:space="preserve">7 of 8</w:t>
+            </w:r>
+          </w:p>
+        </w:tc>
+        <w:tc>
+          <w:tcPr/>
+          <w:p>
+            <w:pPr>
+              <w:pStyle w:val="Compact"/>
+              <w:spacing w:before="20" w:after="20" w:line="240" w:lineRule="auto"/>
+              <w:ind w:firstLine="0"/>
+              <w:jc w:val="left"/>
+            </w:pPr>
+            <w:r>
+              <w:rPr>
+                <w:rFonts w:ascii="Times New Roman" w:hAnsi="Times New Roman"/>
+                <w:sz w:val="17"/>
+              </w:rPr>
+              <w:t xml:space="preserve">7 of 8</w:t>
+            </w:r>
+          </w:p>
+        </w:tc>
+        <w:tc>
+          <w:tcPr/>
+          <w:p>
+            <w:pPr>
+              <w:pStyle w:val="Compact"/>
+              <w:spacing w:before="20" w:after="20" w:line="240" w:lineRule="auto"/>
+              <w:ind w:firstLine="0"/>
+              <w:jc w:val="left"/>
+            </w:pPr>
+            <w:r>
+              <w:rPr>
+                <w:rFonts w:ascii="Times New Roman" w:hAnsi="Times New Roman"/>
+                <w:sz w:val="17"/>
+              </w:rPr>
+              <w:t xml:space="preserve">8 of 8</w:t>
+            </w:r>
+          </w:p>
+        </w:tc>
+      </w:tr>
+    </w:tbl>
+    <w:p>
+      <w:pPr>
+        <w:pStyle w:val="BodyText"/>
+        <w:spacing w:line="240" w:lineRule="auto"/>
+        <w:ind w:firstLine="0"/>
+      </w:pPr>
+      <w:r>
+        <w:rPr>
+          <w:iCs/>
+          <w:i/>
+        </w:rPr>
+        <w:t xml:space="preserve">Table F1. Transaction settings under two rewordings.</w:t>
+      </w:r>
+    </w:p>
+    <w:tbl>
+      <w:tblPr>
+        <w:tblStyle w:val="Table"/>
+        <w:tblW w:type="pct" w:w="5000"/>
+        <w:tblLook w:firstRow="1" w:lastRow="0" w:firstColumn="0" w:lastColumn="0" w:noHBand="0" w:noVBand="0" w:val="0020"/>
+        <w:jc w:val="start"/>
+        <w:tblBorders>
+          <w:top w:val="single" w:sz="4" w:color="808080"/>
+          <w:bottom w:val="single" w:sz="4" w:color="808080"/>
+          <w:insideH w:val="single" w:sz="4" w:color="808080"/>
+        </w:tblBorders>
+      </w:tblPr>
+      <w:tblGrid>
+        <w:gridCol w:w="2640"/>
+        <w:gridCol w:w="2640"/>
+        <w:gridCol w:w="2640"/>
+      </w:tblGrid>
+      <w:tr>
+        <w:trPr>
+          <w:tblHeader w:val="true"/>
+        </w:trPr>
+        <w:tc>
+          <w:tcPr/>
+          <w:p>
+            <w:pPr>
+              <w:pStyle w:val="Compact"/>
+              <w:spacing w:before="20" w:after="20" w:line="240" w:lineRule="auto"/>
+              <w:ind w:firstLine="0"/>
+              <w:jc w:val="left"/>
+            </w:pPr>
+            <w:r>
+              <w:rPr>
+                <w:rFonts w:ascii="Times New Roman" w:hAnsi="Times New Roman"/>
+                <w:b/>
+                <w:sz w:val="17"/>
+              </w:rPr>
+              <w:t xml:space="preserve">Statistic (probability design)</w:t>
+            </w:r>
+          </w:p>
+        </w:tc>
+        <w:tc>
+          <w:tcPr/>
+          <w:p>
+            <w:pPr>
+              <w:pStyle w:val="Compact"/>
+              <w:spacing w:before="20" w:after="20" w:line="240" w:lineRule="auto"/>
+              <w:ind w:firstLine="0"/>
+              <w:jc w:val="left"/>
+            </w:pPr>
+            <w:r>
+              <w:rPr>
+                <w:rFonts w:ascii="Times New Roman" w:hAnsi="Times New Roman"/>
+                <w:b/>
+                <w:sz w:val="17"/>
+              </w:rPr>
+              <w:t xml:space="preserve">Third person</w:t>
+            </w:r>
+          </w:p>
+        </w:tc>
+        <w:tc>
+          <w:tcPr/>
+          <w:p>
+            <w:pPr>
+              <w:pStyle w:val="Compact"/>
+              <w:spacing w:before="20" w:after="20" w:line="240" w:lineRule="auto"/>
+              <w:ind w:firstLine="0"/>
+              <w:jc w:val="left"/>
+            </w:pPr>
+            <w:r>
+              <w:rPr>
+                <w:rFonts w:ascii="Times New Roman" w:hAnsi="Times New Roman"/>
+                <w:b/>
+                <w:sz w:val="17"/>
+              </w:rPr>
+              <w:t xml:space="preserve">Survey</w:t>
+            </w:r>
+          </w:p>
+        </w:tc>
+      </w:tr>
+      <w:tr>
+        <w:tc>
+          <w:tcPr/>
+          <w:p>
+            <w:pPr>
+              <w:pStyle w:val="Compact"/>
+              <w:spacing w:before="20" w:after="20" w:line="240" w:lineRule="auto"/>
+              <w:ind w:firstLine="0"/>
+              <w:jc w:val="left"/>
+            </w:pPr>
+            <w:r>
+              <w:rPr>
+                <w:rFonts w:ascii="Times New Roman" w:hAnsi="Times New Roman"/>
+                <w:sz w:val="17"/>
+              </w:rPr>
+              <w:t xml:space="preserve">Both emails with positive visit lift</w:t>
+            </w:r>
+          </w:p>
+        </w:tc>
+        <w:tc>
+          <w:tcPr/>
+          <w:p>
+            <w:pPr>
+              <w:pStyle w:val="Compact"/>
+              <w:spacing w:before="20" w:after="20" w:line="240" w:lineRule="auto"/>
+              <w:ind w:firstLine="0"/>
+              <w:jc w:val="left"/>
+            </w:pPr>
+            <w:r>
+              <w:rPr>
+                <w:rFonts w:ascii="Times New Roman" w:hAnsi="Times New Roman"/>
+                <w:sz w:val="17"/>
+              </w:rPr>
+              <w:t xml:space="preserve">6 of 8</w:t>
+            </w:r>
+          </w:p>
+        </w:tc>
+        <w:tc>
+          <w:tcPr/>
+          <w:p>
+            <w:pPr>
+              <w:pStyle w:val="Compact"/>
+              <w:spacing w:before="20" w:after="20" w:line="240" w:lineRule="auto"/>
+              <w:ind w:firstLine="0"/>
+              <w:jc w:val="left"/>
+            </w:pPr>
+            <w:r>
+              <w:rPr>
+                <w:rFonts w:ascii="Times New Roman" w:hAnsi="Times New Roman"/>
+                <w:sz w:val="17"/>
+              </w:rPr>
+              <w:t xml:space="preserve">8 of 8</w:t>
+            </w:r>
+          </w:p>
+        </w:tc>
+      </w:tr>
+      <w:tr>
+        <w:tc>
+          <w:tcPr/>
+          <w:p>
+            <w:pPr>
+              <w:pStyle w:val="Compact"/>
+              <w:spacing w:before="20" w:after="20" w:line="240" w:lineRule="auto"/>
+              <w:ind w:firstLine="0"/>
+              <w:jc w:val="left"/>
+            </w:pPr>
+            <w:r>
+              <w:rPr>
+                <w:rFonts w:ascii="Times New Roman" w:hAnsi="Times New Roman"/>
+                <w:sz w:val="17"/>
+              </w:rPr>
+              <w:t xml:space="preserve">Both emails with positive purchase lift</w:t>
+            </w:r>
+          </w:p>
+        </w:tc>
+        <w:tc>
+          <w:tcPr/>
+          <w:p>
+            <w:pPr>
+              <w:pStyle w:val="Compact"/>
+              <w:spacing w:before="20" w:after="20" w:line="240" w:lineRule="auto"/>
+              <w:ind w:firstLine="0"/>
+              <w:jc w:val="left"/>
+            </w:pPr>
+            <w:r>
+              <w:rPr>
+                <w:rFonts w:ascii="Times New Roman" w:hAnsi="Times New Roman"/>
+                <w:sz w:val="17"/>
+              </w:rPr>
+              <w:t xml:space="preserve">7 of 8</w:t>
+            </w:r>
+          </w:p>
+        </w:tc>
+        <w:tc>
+          <w:tcPr/>
+          <w:p>
+            <w:pPr>
+              <w:pStyle w:val="Compact"/>
+              <w:spacing w:before="20" w:after="20" w:line="240" w:lineRule="auto"/>
+              <w:ind w:firstLine="0"/>
+              <w:jc w:val="left"/>
+            </w:pPr>
+            <w:r>
+              <w:rPr>
+                <w:rFonts w:ascii="Times New Roman" w:hAnsi="Times New Roman"/>
+                <w:sz w:val="17"/>
+              </w:rPr>
+              <w:t xml:space="preserve">8 of 8</w:t>
+            </w:r>
+          </w:p>
+        </w:tc>
+      </w:tr>
+      <w:tr>
+        <w:tc>
+          <w:tcPr/>
+          <w:p>
+            <w:pPr>
+              <w:pStyle w:val="Compact"/>
+              <w:spacing w:before="20" w:after="20" w:line="240" w:lineRule="auto"/>
+              <w:ind w:firstLine="0"/>
+              <w:jc w:val="left"/>
+            </w:pPr>
+            <w:r>
+              <w:rPr>
+                <w:rFonts w:ascii="Times New Roman" w:hAnsi="Times New Roman"/>
+                <w:sz w:val="17"/>
+              </w:rPr>
+              <w:t xml:space="preserve">Simulated visit lift within 0.5 to 2 times the real lift (men’s email)</w:t>
+            </w:r>
+          </w:p>
+        </w:tc>
+        <w:tc>
+          <w:tcPr/>
+          <w:p>
+            <w:pPr>
+              <w:pStyle w:val="Compact"/>
+              <w:spacing w:before="20" w:after="20" w:line="240" w:lineRule="auto"/>
+              <w:ind w:firstLine="0"/>
+              <w:jc w:val="left"/>
+            </w:pPr>
+            <w:r>
+              <w:rPr>
+                <w:rFonts w:ascii="Times New Roman" w:hAnsi="Times New Roman"/>
+                <w:sz w:val="17"/>
+              </w:rPr>
+              <w:t xml:space="preserve">6 of 8</w:t>
+            </w:r>
+          </w:p>
+        </w:tc>
+        <w:tc>
+          <w:tcPr/>
+          <w:p>
+            <w:pPr>
+              <w:pStyle w:val="Compact"/>
+              <w:spacing w:before="20" w:after="20" w:line="240" w:lineRule="auto"/>
+              <w:ind w:firstLine="0"/>
+              <w:jc w:val="left"/>
+            </w:pPr>
+            <w:r>
+              <w:rPr>
+                <w:rFonts w:ascii="Times New Roman" w:hAnsi="Times New Roman"/>
+                <w:sz w:val="17"/>
+              </w:rPr>
+              <w:t xml:space="preserve">4 of 8</w:t>
+            </w:r>
+          </w:p>
+        </w:tc>
+      </w:tr>
+      <w:tr>
+        <w:tc>
+          <w:tcPr/>
+          <w:p>
+            <w:pPr>
+              <w:pStyle w:val="Compact"/>
+              <w:spacing w:before="20" w:after="20" w:line="240" w:lineRule="auto"/>
+              <w:ind w:firstLine="0"/>
+              <w:jc w:val="left"/>
+            </w:pPr>
+            <w:r>
+              <w:rPr>
+                <w:rFonts w:ascii="Times New Roman" w:hAnsi="Times New Roman"/>
+                <w:sz w:val="17"/>
+              </w:rPr>
+              <w:t xml:space="preserve">Simulated purchase lift above twice the real lift</w:t>
+            </w:r>
+          </w:p>
+        </w:tc>
+        <w:tc>
+          <w:tcPr/>
+          <w:p>
+            <w:pPr>
+              <w:pStyle w:val="Compact"/>
+              <w:spacing w:before="20" w:after="20" w:line="240" w:lineRule="auto"/>
+              <w:ind w:firstLine="0"/>
+              <w:jc w:val="left"/>
+            </w:pPr>
+            <w:r>
+              <w:rPr>
+                <w:rFonts w:ascii="Times New Roman" w:hAnsi="Times New Roman"/>
+                <w:sz w:val="17"/>
+              </w:rPr>
+              <w:t xml:space="preserve">7 of 8</w:t>
+            </w:r>
+          </w:p>
+        </w:tc>
+        <w:tc>
+          <w:tcPr/>
+          <w:p>
+            <w:pPr>
+              <w:pStyle w:val="Compact"/>
+              <w:spacing w:before="20" w:after="20" w:line="240" w:lineRule="auto"/>
+              <w:ind w:firstLine="0"/>
+              <w:jc w:val="left"/>
+            </w:pPr>
+            <w:r>
+              <w:rPr>
+                <w:rFonts w:ascii="Times New Roman" w:hAnsi="Times New Roman"/>
+                <w:sz w:val="17"/>
+              </w:rPr>
+              <w:t xml:space="preserve">8 of 8</w:t>
+            </w:r>
+          </w:p>
+        </w:tc>
+      </w:tr>
+      <w:tr>
+        <w:tc>
+          <w:tcPr/>
+          <w:p>
+            <w:pPr>
+              <w:pStyle w:val="Compact"/>
+              <w:spacing w:before="20" w:after="20" w:line="240" w:lineRule="auto"/>
+              <w:ind w:firstLine="0"/>
+              <w:jc w:val="left"/>
+            </w:pPr>
+            <w:r>
+              <w:rPr>
+                <w:rFonts w:ascii="Times New Roman" w:hAnsi="Times New Roman"/>
+                <w:sz w:val="17"/>
+              </w:rPr>
+              <w:t xml:space="preserve">Median ratio of simulated to real purchase lift</w:t>
+            </w:r>
+          </w:p>
+        </w:tc>
+        <w:tc>
+          <w:tcPr/>
+          <w:p>
+            <w:pPr>
+              <w:pStyle w:val="Compact"/>
+              <w:spacing w:before="20" w:after="20" w:line="240" w:lineRule="auto"/>
+              <w:ind w:firstLine="0"/>
+              <w:jc w:val="left"/>
+            </w:pPr>
+            <w:r>
+              <w:rPr>
+                <w:rFonts w:ascii="Times New Roman" w:hAnsi="Times New Roman"/>
+                <w:sz w:val="17"/>
+              </w:rPr>
+              <w:t xml:space="preserve">6.1</w:t>
+            </w:r>
+          </w:p>
+        </w:tc>
+        <w:tc>
+          <w:tcPr/>
+          <w:p>
+            <w:pPr>
+              <w:pStyle w:val="Compact"/>
+              <w:spacing w:before="20" w:after="20" w:line="240" w:lineRule="auto"/>
+              <w:ind w:firstLine="0"/>
+              <w:jc w:val="left"/>
+            </w:pPr>
+            <w:r>
+              <w:rPr>
+                <w:rFonts w:ascii="Times New Roman" w:hAnsi="Times New Roman"/>
+                <w:sz w:val="17"/>
+              </w:rPr>
+              <w:t xml:space="preserve">17.6</w:t>
+            </w:r>
+          </w:p>
+        </w:tc>
+      </w:tr>
+      <w:tr>
+        <w:tc>
+          <w:tcPr/>
+          <w:p>
+            <w:pPr>
+              <w:pStyle w:val="Compact"/>
+              <w:spacing w:before="20" w:after="20" w:line="240" w:lineRule="auto"/>
+              <w:ind w:firstLine="0"/>
+              <w:jc w:val="left"/>
+            </w:pPr>
+            <w:r>
+              <w:rPr>
+                <w:rFonts w:ascii="Times New Roman" w:hAnsi="Times New Roman"/>
+                <w:sz w:val="17"/>
+              </w:rPr>
+              <w:t xml:space="preserve">Men’s email beating women’s email (visits and purchases, 16 pairs)</w:t>
+            </w:r>
+          </w:p>
+        </w:tc>
+        <w:tc>
+          <w:tcPr/>
+          <w:p>
+            <w:pPr>
+              <w:pStyle w:val="Compact"/>
+              <w:spacing w:before="20" w:after="20" w:line="240" w:lineRule="auto"/>
+              <w:ind w:firstLine="0"/>
+              <w:jc w:val="left"/>
+            </w:pPr>
+            <w:r>
+              <w:rPr>
+                <w:rFonts w:ascii="Times New Roman" w:hAnsi="Times New Roman"/>
+                <w:sz w:val="17"/>
+              </w:rPr>
+              <w:t xml:space="preserve">4 of 16</w:t>
+            </w:r>
+          </w:p>
+        </w:tc>
+        <w:tc>
+          <w:tcPr/>
+          <w:p>
+            <w:pPr>
+              <w:pStyle w:val="Compact"/>
+              <w:spacing w:before="20" w:after="20" w:line="240" w:lineRule="auto"/>
+              <w:ind w:firstLine="0"/>
+              <w:jc w:val="left"/>
+            </w:pPr>
+            <w:r>
+              <w:rPr>
+                <w:rFonts w:ascii="Times New Roman" w:hAnsi="Times New Roman"/>
+                <w:sz w:val="17"/>
+              </w:rPr>
+              <w:t xml:space="preserve">5 of 16</w:t>
+            </w:r>
+          </w:p>
+        </w:tc>
+      </w:tr>
+    </w:tbl>
+    <w:p>
+      <w:pPr>
+        <w:pStyle w:val="BodyText"/>
+        <w:spacing w:line="240" w:lineRule="auto"/>
+        <w:ind w:firstLine="0"/>
+      </w:pPr>
+      <w:r>
+        <w:rPr>
+          <w:iCs/>
+          <w:i/>
+        </w:rPr>
+        <w:t xml:space="preserve">Table F2. Email experiment under two rewordings (design C, elicited probabilities).</w:t>
+      </w:r>
+    </w:p>
+    <w:p>
+      <w:pPr>
+        <w:pStyle w:val="BodyText"/>
+      </w:pPr>
+      <w:r>
+        <w:t xml:space="preserve">Wording changes some outputs strongly. For Llama-3.3-70B with the anchored prompt, the simulated purchase lift in the probability design was 15.6 times the real lift in the third-person wording and 58.6 times in the survey wording, against 22.0 times in the original wording; for Haiku with the plain prompt, the visit lift was negative under the third-person wording and 0.2 times the real lift under the survey wording, against 0.9 times originally. GPT-4o-mini with the anchored prompt returned a lift of exactly zero for visits under the third-person wording because it returned the same probability under every arm. The conclusions of the main analysis are not specific to one wording, but the size of the errors is.</w:t>
+      </w:r>
+    </w:p>
+    <w:bookmarkEnd w:id="25"/>
     <w:sectPr>
       <w:footerReference w:type="default" r:id="rId9"/>
       <w:pgMar w:left="1440" w:right="1440" w:top="1440" w:bottom="1440"/>
